--- a/0022_vendor_dashboard/0022_vendor_dashboard.docx
+++ b/0022_vendor_dashboard/0022_vendor_dashboard.docx
@@ -7469,6 +7469,27 @@
         <w:rPr>
           <w:rStyle w:val="VerbatimChar"/>
         </w:rPr>
+        <w:t xml:space="preserve">vendor_follows</w:t>
+      </w:r>
+      <w:r>
+        <w:t xml:space="preserve"> </w:t>
+      </w:r>
+      <w:r>
+        <w:t xml:space="preserve">row inserted in the same transaction for the couple + existing vendor profile (per 0019 § Booking-implies-follow auto-insert).</w:t>
+      </w:r>
+      <w:r>
+        <w:t xml:space="preserve"> </w:t>
+      </w:r>
+      <w:r>
+        <w:t xml:space="preserve">-</w:t>
+      </w:r>
+      <w:r>
+        <w:t xml:space="preserve"> </w:t>
+      </w:r>
+      <w:r>
+        <w:rPr>
+          <w:rStyle w:val="VerbatimChar"/>
+        </w:rPr>
         <w:t xml:space="preserve">vendor_invites.status='claimed'</w:t>
       </w:r>
       <w:r>
@@ -7804,6 +7825,88 @@
           <w:rStyle w:val="VerbatimChar"/>
         </w:rPr>
         <w:t xml:space="preserve">'claimed'</w:t>
+      </w:r>
+    </w:p>
+    <w:p>
+      <w:pPr>
+        <w:pStyle w:val="Compact"/>
+        <w:numPr>
+          <w:ilvl w:val="1"/>
+          <w:numId w:val="1017"/>
+        </w:numPr>
+      </w:pPr>
+      <w:r>
+        <w:rPr>
+          <w:rStyle w:val="VerbatimChar"/>
+        </w:rPr>
+        <w:t xml:space="preserve">vendor_follows</w:t>
+      </w:r>
+      <w:r>
+        <w:t xml:space="preserve"> </w:t>
+      </w:r>
+      <w:r>
+        <w:t xml:space="preserve">← row inserted for the couple’s</w:t>
+      </w:r>
+      <w:r>
+        <w:t xml:space="preserve"> </w:t>
+      </w:r>
+      <w:r>
+        <w:rPr>
+          <w:rStyle w:val="VerbatimChar"/>
+        </w:rPr>
+        <w:t xml:space="preserve">user_id</w:t>
+      </w:r>
+      <w:r>
+        <w:t xml:space="preserve"> </w:t>
+      </w:r>
+      <w:r>
+        <w:t xml:space="preserve">+ new vendor’s</w:t>
+      </w:r>
+      <w:r>
+        <w:t xml:space="preserve"> </w:t>
+      </w:r>
+      <w:r>
+        <w:rPr>
+          <w:rStyle w:val="VerbatimChar"/>
+        </w:rPr>
+        <w:t xml:space="preserve">vendor_profile_id</w:t>
+      </w:r>
+      <w:r>
+        <w:t xml:space="preserve"> </w:t>
+      </w:r>
+      <w:r>
+        <w:t xml:space="preserve">(per</w:t>
+      </w:r>
+      <w:r>
+        <w:t xml:space="preserve"> </w:t>
+      </w:r>
+      <w:r>
+        <w:rPr>
+          <w:b/>
+          <w:bCs/>
+        </w:rPr>
+        <w:t xml:space="preserve">0019 § Booking-implies-follow auto-insert</w:t>
+      </w:r>
+      <w:r>
+        <w:t xml:space="preserve"> </w:t>
+      </w:r>
+      <w:r>
+        <w:t xml:space="preserve">— enables the couple’s</w:t>
+      </w:r>
+      <w:r>
+        <w:t xml:space="preserve"> </w:t>
+      </w:r>
+      <w:r>
+        <w:rPr>
+          <w:rStyle w:val="VerbatimChar"/>
+        </w:rPr>
+        <w:t xml:space="preserve">Message</w:t>
+      </w:r>
+      <w:r>
+        <w:t xml:space="preserve"> </w:t>
+      </w:r>
+      <w:r>
+        <w:t xml:space="preserve">button without a separate follow step)</w:t>
       </w:r>
     </w:p>
     <w:p>

--- a/0022_vendor_dashboard/0022_vendor_dashboard.docx
+++ b/0022_vendor_dashboard/0022_vendor_dashboard.docx
@@ -2,7 +2,7 @@
 <file path=word/document.xml><?xml version="1.0" encoding="utf-8"?>
 <w:document xmlns:w="http://schemas.openxmlformats.org/wordprocessingml/2006/main" xmlns:m="http://schemas.openxmlformats.org/officeDocument/2006/math" xmlns:r="http://schemas.openxmlformats.org/officeDocument/2006/relationships" xmlns:o="urn:schemas-microsoft-com:office:office" xmlns:v="urn:schemas-microsoft-com:vml" xmlns:w10="urn:schemas-microsoft-com:office:word" xmlns:a="http://schemas.openxmlformats.org/drawingml/2006/main" xmlns:pic="http://schemas.openxmlformats.org/drawingml/2006/picture" xmlns:wp="http://schemas.openxmlformats.org/drawingml/2006/wordprocessingDrawing">
   <w:body>
-    <w:bookmarkStart w:id="61" w:name="Xafe8a010b541a7ceb55337d04c0f7dc192e4d32"/>
+    <w:bookmarkStart w:id="72" w:name="Xafe8a010b541a7ceb55337d04c0f7dc192e4d32"/>
     <w:p>
       <w:pPr>
         <w:pStyle w:val="Heading1"/>
@@ -8730,6 +8730,526 @@
     </w:p>
     <w:p>
       <w:pPr>
+        <w:pStyle w:val="BlockText"/>
+      </w:pPr>
+      <w:r>
+        <w:rPr>
+          <w:b/>
+          <w:bCs/>
+        </w:rPr>
+        <w:t xml:space="preserve">⚠️ SUPERSEDED 2026-05-20 — see CLAUDE.md decision log</w:t>
+      </w:r>
+      <w:r>
+        <w:rPr>
+          <w:b/>
+          <w:bCs/>
+        </w:rPr>
+        <w:t xml:space="preserve"> </w:t>
+      </w:r>
+      <w:r>
+        <w:rPr>
+          <w:b/>
+          <w:bCs/>
+        </w:rPr>
+        <w:t xml:space="preserve">“Free/Pro/Max 3-tier vendor pricing locked”</w:t>
+      </w:r>
+      <w:r>
+        <w:rPr>
+          <w:b/>
+          <w:bCs/>
+        </w:rPr>
+        <w:t xml:space="preserve">.</w:t>
+      </w:r>
+    </w:p>
+    <w:p>
+      <w:pPr>
+        <w:pStyle w:val="BlockText"/>
+      </w:pPr>
+      <w:r>
+        <w:t xml:space="preserve">The single ₱499/wk Pro Weekly tier below is</w:t>
+      </w:r>
+      <w:r>
+        <w:t xml:space="preserve"> </w:t>
+      </w:r>
+      <w:r>
+        <w:rPr>
+          <w:b/>
+          <w:bCs/>
+        </w:rPr>
+        <w:t xml:space="preserve">replaced by a Free/Pro/Max 3-tier ladder</w:t>
+      </w:r>
+      <w:r>
+        <w:t xml:space="preserve"> </w:t>
+      </w:r>
+      <w:r>
+        <w:t xml:space="preserve">built around operating-model personas, NOT feature gating. The content below remains as historical context until a follow-on PR rewrites this section in full. The locked authoritative pricing is:</w:t>
+      </w:r>
+    </w:p>
+    <w:tbl>
+      <w:tblPr>
+        <w:tblStyle w:val="Table"/>
+        <w:tblW w:type="pct" w:w="5000"/>
+        <w:tblLayout w:type="fixed"/>
+        <w:tblLook w:firstRow="1" w:lastRow="0" w:firstColumn="0" w:lastColumn="0" w:noHBand="0" w:noVBand="0" w:val="0020"/>
+      </w:tblPr>
+      <w:tblGrid>
+        <w:gridCol w:w="1584"/>
+        <w:gridCol w:w="1584"/>
+        <w:gridCol w:w="1584"/>
+        <w:gridCol w:w="1584"/>
+        <w:gridCol w:w="1584"/>
+      </w:tblGrid>
+      <w:tr>
+        <w:trPr>
+          <w:tblHeader w:val="on"/>
+        </w:trPr>
+        <w:tc>
+          <w:tcPr/>
+          <w:p>
+            <w:pPr>
+              <w:pStyle w:val="Compact"/>
+            </w:pPr>
+            <w:r>
+              <w:t xml:space="preserve">Tier</w:t>
+            </w:r>
+          </w:p>
+        </w:tc>
+        <w:tc>
+          <w:tcPr/>
+          <w:p>
+            <w:pPr>
+              <w:pStyle w:val="Compact"/>
+            </w:pPr>
+            <w:r>
+              <w:t xml:space="preserve">Price</w:t>
+            </w:r>
+          </w:p>
+        </w:tc>
+        <w:tc>
+          <w:tcPr/>
+          <w:p>
+            <w:pPr>
+              <w:pStyle w:val="Compact"/>
+            </w:pPr>
+            <w:r>
+              <w:t xml:space="preserve">Persona</w:t>
+            </w:r>
+          </w:p>
+        </w:tc>
+        <w:tc>
+          <w:tcPr/>
+          <w:p>
+            <w:pPr>
+              <w:pStyle w:val="Compact"/>
+            </w:pPr>
+            <w:r>
+              <w:t xml:space="preserve">Mega-menu columns</w:t>
+            </w:r>
+          </w:p>
+        </w:tc>
+        <w:tc>
+          <w:tcPr/>
+          <w:p>
+            <w:pPr>
+              <w:pStyle w:val="Compact"/>
+            </w:pPr>
+            <w:r>
+              <w:t xml:space="preserve">Radius</w:t>
+            </w:r>
+          </w:p>
+        </w:tc>
+      </w:tr>
+      <w:tr>
+        <w:tc>
+          <w:tcPr/>
+          <w:p>
+            <w:pPr>
+              <w:pStyle w:val="Compact"/>
+            </w:pPr>
+            <w:r>
+              <w:rPr>
+                <w:b/>
+                <w:bCs/>
+              </w:rPr>
+              <w:t xml:space="preserve">Free</w:t>
+            </w:r>
+          </w:p>
+        </w:tc>
+        <w:tc>
+          <w:tcPr/>
+          <w:p>
+            <w:pPr>
+              <w:pStyle w:val="Compact"/>
+            </w:pPr>
+            <w:r>
+              <w:t xml:space="preserve">₱0</w:t>
+            </w:r>
+          </w:p>
+        </w:tc>
+        <w:tc>
+          <w:tcPr/>
+          <w:p>
+            <w:pPr>
+              <w:pStyle w:val="Compact"/>
+            </w:pPr>
+            <w:r>
+              <w:t xml:space="preserve">Solo operator</w:t>
+            </w:r>
+          </w:p>
+        </w:tc>
+        <w:tc>
+          <w:tcPr/>
+          <w:p>
+            <w:pPr>
+              <w:pStyle w:val="Compact"/>
+            </w:pPr>
+            <w:r>
+              <w:t xml:space="preserve">1</w:t>
+            </w:r>
+          </w:p>
+        </w:tc>
+        <w:tc>
+          <w:tcPr/>
+          <w:p>
+            <w:pPr>
+              <w:pStyle w:val="Compact"/>
+            </w:pPr>
+            <w:r>
+              <w:t xml:space="preserve">10 km</w:t>
+            </w:r>
+          </w:p>
+        </w:tc>
+      </w:tr>
+      <w:tr>
+        <w:tc>
+          <w:tcPr/>
+          <w:p>
+            <w:pPr>
+              <w:pStyle w:val="Compact"/>
+            </w:pPr>
+            <w:r>
+              <w:rPr>
+                <w:b/>
+                <w:bCs/>
+              </w:rPr>
+              <w:t xml:space="preserve">Pro</w:t>
+            </w:r>
+          </w:p>
+        </w:tc>
+        <w:tc>
+          <w:tcPr/>
+          <w:p>
+            <w:pPr>
+              <w:pStyle w:val="Compact"/>
+            </w:pPr>
+            <w:r>
+              <w:t xml:space="preserve">₱4,999/wk · ₱199,999/yr</w:t>
+            </w:r>
+          </w:p>
+        </w:tc>
+        <w:tc>
+          <w:tcPr/>
+          <w:p>
+            <w:pPr>
+              <w:pStyle w:val="Compact"/>
+            </w:pPr>
+            <w:r>
+              <w:t xml:space="preserve">Established mid-tier studio (2–5 person team · ₱500k–2M/mo revenue)</w:t>
+            </w:r>
+          </w:p>
+        </w:tc>
+        <w:tc>
+          <w:tcPr/>
+          <w:p>
+            <w:pPr>
+              <w:pStyle w:val="Compact"/>
+            </w:pPr>
+            <w:r>
+              <w:t xml:space="preserve">2–3</w:t>
+            </w:r>
+          </w:p>
+        </w:tc>
+        <w:tc>
+          <w:tcPr/>
+          <w:p>
+            <w:pPr>
+              <w:pStyle w:val="Compact"/>
+            </w:pPr>
+            <w:r>
+              <w:t xml:space="preserve">25 km</w:t>
+            </w:r>
+          </w:p>
+        </w:tc>
+      </w:tr>
+      <w:tr>
+        <w:tc>
+          <w:tcPr/>
+          <w:p>
+            <w:pPr>
+              <w:pStyle w:val="Compact"/>
+            </w:pPr>
+            <w:r>
+              <w:rPr>
+                <w:b/>
+                <w:bCs/>
+              </w:rPr>
+              <w:t xml:space="preserve">Max</w:t>
+            </w:r>
+          </w:p>
+        </w:tc>
+        <w:tc>
+          <w:tcPr/>
+          <w:p>
+            <w:pPr>
+              <w:pStyle w:val="Compact"/>
+            </w:pPr>
+            <w:r>
+              <w:t xml:space="preserve">₱24,999/wk · ₱999,999/yr</w:t>
+            </w:r>
+          </w:p>
+        </w:tc>
+        <w:tc>
+          <w:tcPr/>
+          <w:p>
+            <w:pPr>
+              <w:pStyle w:val="Compact"/>
+            </w:pPr>
+            <w:r>
+              <w:t xml:space="preserve">Production company (multi-department · ₱2M+/mo)</w:t>
+            </w:r>
+          </w:p>
+        </w:tc>
+        <w:tc>
+          <w:tcPr/>
+          <w:p>
+            <w:pPr>
+              <w:pStyle w:val="Compact"/>
+            </w:pPr>
+            <w:r>
+              <w:t xml:space="preserve">All 5</w:t>
+            </w:r>
+          </w:p>
+        </w:tc>
+        <w:tc>
+          <w:tcPr/>
+          <w:p>
+            <w:pPr>
+              <w:pStyle w:val="Compact"/>
+            </w:pPr>
+            <w:r>
+              <w:t xml:space="preserve">100 km</w:t>
+            </w:r>
+          </w:p>
+        </w:tc>
+      </w:tr>
+    </w:tbl>
+    <w:p>
+      <w:pPr>
+        <w:pStyle w:val="BlockText"/>
+      </w:pPr>
+      <w:r>
+        <w:t xml:space="preserve">Tier caps operate at the</w:t>
+      </w:r>
+      <w:r>
+        <w:t xml:space="preserve"> </w:t>
+      </w:r>
+      <w:r>
+        <w:rPr>
+          <w:b/>
+          <w:bCs/>
+        </w:rPr>
+        <w:t xml:space="preserve">mega-menu column level</w:t>
+      </w:r>
+      <w:r>
+        <w:t xml:space="preserve"> </w:t>
+      </w:r>
+      <w:r>
+        <w:t xml:space="preserve">(5 columns from</w:t>
+      </w:r>
+      <w:r>
+        <w:t xml:space="preserve"> </w:t>
+      </w:r>
+      <w:r>
+        <w:rPr>
+          <w:rStyle w:val="VerbatimChar"/>
+        </w:rPr>
+        <w:t xml:space="preserve">apps/web/lib/taxonomy.ts</w:t>
+      </w:r>
+      <w:r>
+        <w:t xml:space="preserve">), NOT at the 28-enum or 192-row level. All tiers get</w:t>
+      </w:r>
+      <w:r>
+        <w:t xml:space="preserve"> </w:t>
+      </w:r>
+      <w:r>
+        <w:rPr>
+          <w:b/>
+          <w:bCs/>
+        </w:rPr>
+        <w:t xml:space="preserve">unlimited bookings</w:t>
+      </w:r>
+      <w:r>
+        <w:t xml:space="preserve"> </w:t>
+      </w:r>
+      <w:r>
+        <w:t xml:space="preserve">(aligned with</w:t>
+      </w:r>
+      <w:r>
+        <w:t xml:space="preserve"> </w:t>
+      </w:r>
+      <w:r>
+        <w:t xml:space="preserve">“always helping”</w:t>
+      </w:r>
+      <w:r>
+        <w:t xml:space="preserve"> </w:t>
+      </w:r>
+      <w:r>
+        <w:t xml:space="preserve">principle + 5% Pay fee carries revenue).</w:t>
+      </w:r>
+    </w:p>
+    <w:p>
+      <w:pPr>
+        <w:pStyle w:val="BlockText"/>
+      </w:pPr>
+      <w:r>
+        <w:rPr>
+          <w:b/>
+          <w:bCs/>
+        </w:rPr>
+        <w:t xml:space="preserve">Launch promo locked 2026-05-20:</w:t>
+      </w:r>
+      <w:r>
+        <w:t xml:space="preserve"> </w:t>
+      </w:r>
+      <w:r>
+        <w:t xml:space="preserve">all new vendor accounts get</w:t>
+      </w:r>
+      <w:r>
+        <w:t xml:space="preserve"> </w:t>
+      </w:r>
+      <w:r>
+        <w:rPr>
+          <w:b/>
+          <w:bCs/>
+        </w:rPr>
+        <w:t xml:space="preserve">FREE Pro + 50km radius until Jan 30, 2027</w:t>
+      </w:r>
+      <w:r>
+        <w:t xml:space="preserve">. Founding-vendor lifetime locked rate ₱3,999/wk for vendors converting to paid Pro by sunset (20% off standard, lapse forfeits). Max tier announced + launches Jan 30, 2027 as a marketing event.</w:t>
+      </w:r>
+    </w:p>
+    <w:p>
+      <w:pPr>
+        <w:pStyle w:val="BlockText"/>
+      </w:pPr>
+      <w:r>
+        <w:rPr>
+          <w:b/>
+          <w:bCs/>
+        </w:rPr>
+        <w:t xml:space="preserve">Free for all tiers (not Pro-gated):</w:t>
+      </w:r>
+      <w:r>
+        <w:t xml:space="preserve"> </w:t>
+      </w:r>
+      <w:r>
+        <w:t xml:space="preserve">profile · marketplace listing · full reviews (5-dimension + text + photos) · file sharing in chat (per [[0019]]) · contract upload + dual e-sign (per V1 Gap Tier 1 #3) · calendar sync (Google/Apple) · push notifications · self-tag editorial claim (per [[0046]]) · Service Range Limiter (vendor-declared within tier cap).</w:t>
+      </w:r>
+    </w:p>
+    <w:p>
+      <w:pPr>
+        <w:pStyle w:val="BlockText"/>
+      </w:pPr>
+      <w:r>
+        <w:rPr>
+          <w:b/>
+          <w:bCs/>
+        </w:rPr>
+        <w:t xml:space="preserve">Add-ons above any tier</w:t>
+      </w:r>
+      <w:r>
+        <w:t xml:space="preserve"> </w:t>
+      </w:r>
+      <w:r>
+        <w:t xml:space="preserve">(separate purchases, gated by 1,000-vendor + 5,000-weekly-visit traffic threshold per CLAUDE.md 2026-05-20 row):</w:t>
+      </w:r>
+      <w:r>
+        <w:t xml:space="preserve"> </w:t>
+      </w:r>
+      <w:r>
+        <w:t xml:space="preserve">- Boosted Ads 25km/50km/100km/Nationwide — ₱4,999 / ₱9,999 / ₱14,999 / ₱19,999 per week</w:t>
+      </w:r>
+      <w:r>
+        <w:t xml:space="preserve"> </w:t>
+      </w:r>
+      <w:r>
+        <w:t xml:space="preserve">- Sponsored Boost Quarterly / Annual — ₱249,999 / ₱799,999</w:t>
+      </w:r>
+      <w:r>
+        <w:t xml:space="preserve"> </w:t>
+      </w:r>
+      <w:r>
+        <w:t xml:space="preserve">-</w:t>
+      </w:r>
+      <w:r>
+        <w:t xml:space="preserve"> </w:t>
+      </w:r>
+      <w:r>
+        <w:rPr>
+          <w:b/>
+          <w:bCs/>
+        </w:rPr>
+        <w:t xml:space="preserve">Profile Spotlight</w:t>
+      </w:r>
+      <w:r>
+        <w:rPr>
+          <w:b/>
+          <w:bCs/>
+        </w:rPr>
+        <w:t xml:space="preserve"> </w:t>
+      </w:r>
+      <w:r>
+        <w:rPr>
+          <w:b/>
+          <w:bCs/>
+        </w:rPr>
+        <w:t xml:space="preserve">“Merchant of the Week”</w:t>
+      </w:r>
+      <w:r>
+        <w:t xml:space="preserve"> </w:t>
+      </w:r>
+      <w:r>
+        <w:t xml:space="preserve">(3 weekly slots, Pro+Max only) — seasonal pricing tied to SEARCH season (NOT wedding execution): Peak ₱3,499/wk · Shoulder ₱2,499/wk · Off-peak ₱1,499/wk</w:t>
+      </w:r>
+      <w:r>
+        <w:t xml:space="preserve"> </w:t>
+      </w:r>
+      <w:r>
+        <w:t xml:space="preserve">- SMS pay-per-use ₱5/text OR packs (₱99/100, ₱499/600, ₱999/1,500)</w:t>
+      </w:r>
+      <w:r>
+        <w:t xml:space="preserve"> </w:t>
+      </w:r>
+      <w:r>
+        <w:t xml:space="preserve">- Extended Pins ₱49/wk each (Pro only; Max includes unlimited)</w:t>
+      </w:r>
+      <w:r>
+        <w:t xml:space="preserve"> </w:t>
+      </w:r>
+      <w:r>
+        <w:t xml:space="preserve">- Advanced Analytics ₱99/wk or ₱4,999/yr (Pro only; Max bundles)</w:t>
+      </w:r>
+    </w:p>
+    <w:p>
+      <w:pPr>
+        <w:pStyle w:val="BlockText"/>
+      </w:pPr>
+      <w:r>
+        <w:t xml:space="preserve">Full historical context preserved below for reference.</w:t>
+      </w:r>
+    </w:p>
+    <w:p>
+      <w:pPr>
         <w:pStyle w:val="FirstParagraph"/>
       </w:pPr>
       <w:r>
@@ -14460,13 +14980,230 @@
       </w:r>
     </w:p>
     <w:bookmarkEnd w:id="59"/>
-    <w:bookmarkStart w:id="60" w:name="companions-and-next-steps"/>
+    <w:bookmarkStart w:id="70" w:name="Xf8496184cc3da5533cc9c53e28eafe5ce2d77ec"/>
     <w:p>
       <w:pPr>
         <w:pStyle w:val="Heading2"/>
       </w:pPr>
       <w:r>
-        <w:t xml:space="preserve">9. Companions and next steps</w:t>
+        <w:t xml:space="preserve">11. Specialized Pro Tools subscription management (V1.x+ · locked 2026-05-22)</w:t>
+      </w:r>
+    </w:p>
+    <w:p>
+      <w:pPr>
+        <w:pStyle w:val="FirstParagraph"/>
+      </w:pPr>
+      <w:r>
+        <w:t xml:space="preserve">Cross-reference to the 3-layer vendor model locked in CLAUDE.md decision log (fifth 2026-05-22 row</w:t>
+      </w:r>
+      <w:r>
+        <w:t xml:space="preserve"> </w:t>
+      </w:r>
+      <w:r>
+        <w:t xml:space="preserve">“Specialized Pro Tools architecture locked”</w:t>
+      </w:r>
+      <w:r>
+        <w:t xml:space="preserve">). Vendors hold per-service Specialized Pro Tools subscriptions / render-pack credits on top of their universal Free / Pro / Max vendor tier (§ 3). The two tier systems are independent — a Free Vendor can subscribe to Professional Mood Board; a Pro Vendor can stay on Free Mood Board.</w:t>
+      </w:r>
+    </w:p>
+    <w:bookmarkStart w:id="60" w:name="pro-tools-surface-in-vendor-dashboard"/>
+    <w:p>
+      <w:pPr>
+        <w:pStyle w:val="Heading3"/>
+      </w:pPr>
+      <w:r>
+        <w:t xml:space="preserve">11.1 Pro Tools surface in vendor dashboard</w:t>
+      </w:r>
+    </w:p>
+    <w:p>
+      <w:pPr>
+        <w:pStyle w:val="FirstParagraph"/>
+      </w:pPr>
+      <w:r>
+        <w:t xml:space="preserve">New tab in the vendor dashboard top nav:</w:t>
+      </w:r>
+      <w:r>
+        <w:t xml:space="preserve"> </w:t>
+      </w:r>
+      <w:r>
+        <w:rPr>
+          <w:b/>
+          <w:bCs/>
+        </w:rPr>
+        <w:t xml:space="preserve">“Pro Tools”</w:t>
+      </w:r>
+      <w:r>
+        <w:t xml:space="preserve"> </w:t>
+      </w:r>
+      <w:r>
+        <w:t xml:space="preserve">(between Calendar and Settings). Renders the catalog of 14 Specialized Pro Tools available to the vendor based on their canonical_service registration:</w:t>
+      </w:r>
+    </w:p>
+    <w:tbl>
+      <w:tblPr>
+        <w:tblStyle w:val="Table"/>
+        <w:tblW w:type="pct" w:w="5000"/>
+        <w:tblLayout w:type="fixed"/>
+        <w:tblLook w:firstRow="1" w:lastRow="0" w:firstColumn="0" w:lastColumn="0" w:noHBand="0" w:noVBand="0" w:val="0020"/>
+      </w:tblPr>
+      <w:tblGrid>
+        <w:gridCol w:w="3960"/>
+        <w:gridCol w:w="3960"/>
+      </w:tblGrid>
+      <w:tr>
+        <w:trPr>
+          <w:tblHeader w:val="on"/>
+        </w:trPr>
+        <w:tc>
+          <w:tcPr/>
+          <w:p>
+            <w:pPr>
+              <w:pStyle w:val="Compact"/>
+            </w:pPr>
+            <w:r>
+              <w:t xml:space="preserve">State</w:t>
+            </w:r>
+          </w:p>
+        </w:tc>
+        <w:tc>
+          <w:tcPr/>
+          <w:p>
+            <w:pPr>
+              <w:pStyle w:val="Compact"/>
+            </w:pPr>
+            <w:r>
+              <w:t xml:space="preserve">UI treatment</w:t>
+            </w:r>
+          </w:p>
+        </w:tc>
+      </w:tr>
+      <w:tr>
+        <w:tc>
+          <w:tcPr/>
+          <w:p>
+            <w:pPr>
+              <w:pStyle w:val="Compact"/>
+            </w:pPr>
+            <w:r>
+              <w:t xml:space="preserve">Available to this vendor (matches their service category)</w:t>
+            </w:r>
+          </w:p>
+        </w:tc>
+        <w:tc>
+          <w:tcPr/>
+          <w:p>
+            <w:pPr>
+              <w:pStyle w:val="Compact"/>
+            </w:pPr>
+            <w:r>
+              <w:t xml:space="preserve">Active card with</w:t>
+            </w:r>
+            <w:r>
+              <w:t xml:space="preserve"> </w:t>
+            </w:r>
+            <w:r>
+              <w:t xml:space="preserve">“Subscribe”</w:t>
+            </w:r>
+            <w:r>
+              <w:t xml:space="preserve"> </w:t>
+            </w:r>
+            <w:r>
+              <w:t xml:space="preserve">CTA</w:t>
+            </w:r>
+          </w:p>
+        </w:tc>
+      </w:tr>
+      <w:tr>
+        <w:tc>
+          <w:tcPr/>
+          <w:p>
+            <w:pPr>
+              <w:pStyle w:val="Compact"/>
+            </w:pPr>
+            <w:r>
+              <w:t xml:space="preserve">Held by this vendor (subscription active OR pack credits &gt; 0)</w:t>
+            </w:r>
+          </w:p>
+        </w:tc>
+        <w:tc>
+          <w:tcPr/>
+          <w:p>
+            <w:pPr>
+              <w:pStyle w:val="Compact"/>
+            </w:pPr>
+            <w:r>
+              <w:t xml:space="preserve">Active card with</w:t>
+            </w:r>
+            <w:r>
+              <w:t xml:space="preserve"> </w:t>
+            </w:r>
+            <w:r>
+              <w:t xml:space="preserve">“Manage”</w:t>
+            </w:r>
+            <w:r>
+              <w:t xml:space="preserve"> </w:t>
+            </w:r>
+            <w:r>
+              <w:t xml:space="preserve">CTA + balance indicator</w:t>
+            </w:r>
+          </w:p>
+        </w:tc>
+      </w:tr>
+      <w:tr>
+        <w:tc>
+          <w:tcPr/>
+          <w:p>
+            <w:pPr>
+              <w:pStyle w:val="Compact"/>
+            </w:pPr>
+            <w:r>
+              <w:t xml:space="preserve">Not applicable (vendor’s service category doesn’t match)</w:t>
+            </w:r>
+          </w:p>
+        </w:tc>
+        <w:tc>
+          <w:tcPr/>
+          <w:p>
+            <w:pPr>
+              <w:pStyle w:val="Compact"/>
+            </w:pPr>
+            <w:r>
+              <w:t xml:space="preserve">Hidden</w:t>
+            </w:r>
+          </w:p>
+        </w:tc>
+      </w:tr>
+    </w:tbl>
+    <w:bookmarkEnd w:id="60"/>
+    <w:bookmarkStart w:id="65" w:name="X0f5563068e15eede94caf427dadf7009cc6ae86"/>
+    <w:p>
+      <w:pPr>
+        <w:pStyle w:val="Heading3"/>
+      </w:pPr>
+      <w:r>
+        <w:t xml:space="preserve">11.2 Professional Mood Board (the V1.1 first launch)</w:t>
+      </w:r>
+    </w:p>
+    <w:p>
+      <w:pPr>
+        <w:pStyle w:val="FirstParagraph"/>
+      </w:pPr>
+      <w:r>
+        <w:t xml:space="preserve">Surfaces per the</w:t>
+      </w:r>
+      <w:r>
+        <w:t xml:space="preserve"> </w:t>
+      </w:r>
+      <w:hyperlink r:id="rId61">
+        <w:r>
+          <w:rPr>
+            <w:rStyle w:val="Hyperlink"/>
+          </w:rPr>
+          <w:t xml:space="preserve">0010 Professional Mood Board pricing model</w:t>
+        </w:r>
+      </w:hyperlink>
+      <w:r>
+        <w:t xml:space="preserve">: pay-per-render packs (₱199 single · ₱8,999 / 50-pack · ₱24,999 / 150-pack) · NO subscription · no activation gate. Vendor dashboard UI:</w:t>
       </w:r>
     </w:p>
     <w:p>
@@ -14479,15 +15216,25 @@
       </w:pPr>
       <w:r>
         <w:rPr>
-          <w:rStyle w:val="VerbatimChar"/>
-        </w:rPr>
-        <w:t xml:space="preserve">0022_vendor_dashboard.html</w:t>
-      </w:r>
-      <w:r>
-        <w:t xml:space="preserve"> </w:t>
-      </w:r>
-      <w:r>
-        <w:t xml:space="preserve">— interactive 6-surface walkthrough.</w:t>
+          <w:b/>
+          <w:bCs/>
+        </w:rPr>
+        <w:t xml:space="preserve">Render credit balance</w:t>
+      </w:r>
+      <w:r>
+        <w:t xml:space="preserve"> </w:t>
+      </w:r>
+      <w:r>
+        <w:t xml:space="preserve">displayed prominently (e.g.,</w:t>
+      </w:r>
+      <w:r>
+        <w:t xml:space="preserve"> </w:t>
+      </w:r>
+      <w:r>
+        <w:t xml:space="preserve">“37 renders remaining”</w:t>
+      </w:r>
+      <w:r>
+        <w:t xml:space="preserve">).</w:t>
       </w:r>
     </w:p>
     <w:p>
@@ -14500,15 +15247,33 @@
       </w:pPr>
       <w:r>
         <w:rPr>
-          <w:rStyle w:val="VerbatimChar"/>
-        </w:rPr>
-        <w:t xml:space="preserve">0022_vendor_dashboard.docx</w:t>
-      </w:r>
-      <w:r>
-        <w:t xml:space="preserve"> </w:t>
-      </w:r>
-      <w:r>
-        <w:t xml:space="preserve">— stakeholder mirror.</w:t>
+          <w:b/>
+          <w:bCs/>
+        </w:rPr>
+        <w:t xml:space="preserve">Buy renders</w:t>
+      </w:r>
+      <w:r>
+        <w:t xml:space="preserve"> </w:t>
+      </w:r>
+      <w:r>
+        <w:t xml:space="preserve">CTA → modal with the 3-pack ladder + purchase via</w:t>
+      </w:r>
+      <w:r>
+        <w:t xml:space="preserve"> </w:t>
+      </w:r>
+      <w:hyperlink r:id="rId62">
+        <w:r>
+          <w:rPr>
+            <w:rStyle w:val="Hyperlink"/>
+          </w:rPr>
+          <w:t xml:space="preserve">0034 cart</w:t>
+        </w:r>
+      </w:hyperlink>
+      <w:r>
+        <w:t xml:space="preserve"> </w:t>
+      </w:r>
+      <w:r>
+        <w:t xml:space="preserve">flow.</w:t>
       </w:r>
     </w:p>
     <w:p>
@@ -14520,23 +15285,17 @@
         </w:numPr>
       </w:pPr>
       <w:r>
-        <w:t xml:space="preserve">Iteration</w:t>
-      </w:r>
-      <w:r>
-        <w:t xml:space="preserve"> </w:t>
-      </w:r>
-      <w:r>
-        <w:rPr>
-          <w:b/>
-          <w:bCs/>
-        </w:rPr>
-        <w:t xml:space="preserve">0023</w:t>
-      </w:r>
-      <w:r>
-        <w:t xml:space="preserve"> </w:t>
-      </w:r>
-      <w:r>
-        <w:t xml:space="preserve">(drafted) — Admin Console — Setnayan operations dashboard for verification, payments, disputes, internal accounts, Team Pool, two-admin approval queue.</w:t>
+        <w:rPr>
+          <w:b/>
+          <w:bCs/>
+        </w:rPr>
+        <w:t xml:space="preserve">Render history</w:t>
+      </w:r>
+      <w:r>
+        <w:t xml:space="preserve"> </w:t>
+      </w:r>
+      <w:r>
+        <w:t xml:space="preserve">— list of past compositions, which couple/event they were generated for, palette snapshot, regenerate CTA.</w:t>
       </w:r>
     </w:p>
     <w:p>
@@ -14548,6 +15307,1067 @@
         </w:numPr>
       </w:pPr>
       <w:r>
+        <w:rPr>
+          <w:b/>
+          <w:bCs/>
+        </w:rPr>
+        <w:t xml:space="preserve">Compose new scene</w:t>
+      </w:r>
+      <w:r>
+        <w:t xml:space="preserve"> </w:t>
+      </w:r>
+      <w:r>
+        <w:t xml:space="preserve">CTA — opens the Composite Scene generator UI per</w:t>
+      </w:r>
+      <w:r>
+        <w:t xml:space="preserve"> </w:t>
+      </w:r>
+      <w:hyperlink r:id="rId63">
+        <w:r>
+          <w:rPr>
+            <w:rStyle w:val="Hyperlink"/>
+          </w:rPr>
+          <w:t xml:space="preserve">0010 § Composite Scene architecture (Path C)</w:t>
+        </w:r>
+      </w:hyperlink>
+      <w:r>
+        <w:t xml:space="preserve">.</w:t>
+      </w:r>
+    </w:p>
+    <w:p>
+      <w:pPr>
+        <w:pStyle w:val="FirstParagraph"/>
+      </w:pPr>
+      <w:r>
+        <w:t xml:space="preserve">When a stylist holds render credits, the</w:t>
+      </w:r>
+      <w:r>
+        <w:t xml:space="preserve"> </w:t>
+      </w:r>
+      <w:hyperlink r:id="rId64">
+        <w:r>
+          <w:rPr>
+            <w:rStyle w:val="Hyperlink"/>
+          </w:rPr>
+          <w:t xml:space="preserve">Stylist marketplace</w:t>
+        </w:r>
+      </w:hyperlink>
+      <w:r>
+        <w:t xml:space="preserve"> </w:t>
+      </w:r>
+      <w:r>
+        <w:t xml:space="preserve">renders a</w:t>
+      </w:r>
+      <w:r>
+        <w:t xml:space="preserve"> </w:t>
+      </w:r>
+      <w:r>
+        <w:t xml:space="preserve">“Professional Mood Board enabled”</w:t>
+      </w:r>
+      <w:r>
+        <w:t xml:space="preserve"> </w:t>
+      </w:r>
+      <w:r>
+        <w:t xml:space="preserve">badge on the stylist’s card — signals to couples that this stylist can generate AI-composited scene visualizations of their wedding (per host access pattern from the 2026-05-22 lock — hosts reach renders by hiring a stylist who holds Mood Board credits).</w:t>
+      </w:r>
+    </w:p>
+    <w:bookmarkEnd w:id="65"/>
+    <w:bookmarkStart w:id="67" w:name="Xb73185af4a5b9c4edc2296f9ca6509a210167dc"/>
+    <w:p>
+      <w:pPr>
+        <w:pStyle w:val="Heading3"/>
+      </w:pPr>
+      <w:r>
+        <w:t xml:space="preserve">11.3 Other 13 Specialized Pro Tools (placeholder pricing)</w:t>
+      </w:r>
+    </w:p>
+    <w:tbl>
+      <w:tblPr>
+        <w:tblStyle w:val="Table"/>
+        <w:tblW w:type="pct" w:w="5000"/>
+        <w:tblLayout w:type="fixed"/>
+        <w:tblLook w:firstRow="1" w:lastRow="0" w:firstColumn="0" w:lastColumn="0" w:noHBand="0" w:noVBand="0" w:val="0020"/>
+      </w:tblPr>
+      <w:tblGrid>
+        <w:gridCol w:w="1980"/>
+        <w:gridCol w:w="1980"/>
+        <w:gridCol w:w="1980"/>
+        <w:gridCol w:w="1980"/>
+      </w:tblGrid>
+      <w:tr>
+        <w:trPr>
+          <w:tblHeader w:val="on"/>
+        </w:trPr>
+        <w:tc>
+          <w:tcPr/>
+          <w:p>
+            <w:pPr>
+              <w:pStyle w:val="Compact"/>
+            </w:pPr>
+            <w:r>
+              <w:t xml:space="preserve">SKU</w:t>
+            </w:r>
+          </w:p>
+        </w:tc>
+        <w:tc>
+          <w:tcPr/>
+          <w:p>
+            <w:pPr>
+              <w:pStyle w:val="Compact"/>
+            </w:pPr>
+            <w:r>
+              <w:t xml:space="preserve">Cost shape</w:t>
+            </w:r>
+          </w:p>
+        </w:tc>
+        <w:tc>
+          <w:tcPr/>
+          <w:p>
+            <w:pPr>
+              <w:pStyle w:val="Compact"/>
+            </w:pPr>
+            <w:r>
+              <w:t xml:space="preserve">Vendor service category</w:t>
+            </w:r>
+          </w:p>
+        </w:tc>
+        <w:tc>
+          <w:tcPr/>
+          <w:p>
+            <w:pPr>
+              <w:pStyle w:val="Compact"/>
+            </w:pPr>
+            <w:r>
+              <w:t xml:space="preserve">Placeholder price</w:t>
+            </w:r>
+          </w:p>
+        </w:tc>
+      </w:tr>
+      <w:tr>
+        <w:tc>
+          <w:tcPr/>
+          <w:p>
+            <w:pPr>
+              <w:pStyle w:val="Compact"/>
+            </w:pPr>
+            <w:r>
+              <w:t xml:space="preserve">Professional Coordination</w:t>
+            </w:r>
+          </w:p>
+        </w:tc>
+        <w:tc>
+          <w:tcPr/>
+          <w:p>
+            <w:pPr>
+              <w:pStyle w:val="Compact"/>
+            </w:pPr>
+            <w:r>
+              <w:t xml:space="preserve">Pure code</w:t>
+            </w:r>
+          </w:p>
+        </w:tc>
+        <w:tc>
+          <w:tcPr/>
+          <w:p>
+            <w:pPr>
+              <w:pStyle w:val="Compact"/>
+            </w:pPr>
+            <w:r>
+              <w:rPr>
+                <w:rStyle w:val="VerbatimChar"/>
+              </w:rPr>
+              <w:t xml:space="preserve">wedding_coordination</w:t>
+            </w:r>
+          </w:p>
+        </w:tc>
+        <w:tc>
+          <w:tcPr/>
+          <w:p>
+            <w:pPr>
+              <w:pStyle w:val="Compact"/>
+            </w:pPr>
+            <w:r>
+              <w:t xml:space="preserve">₱888/wk</w:t>
+            </w:r>
+          </w:p>
+        </w:tc>
+      </w:tr>
+      <w:tr>
+        <w:tc>
+          <w:tcPr/>
+          <w:p>
+            <w:pPr>
+              <w:pStyle w:val="Compact"/>
+            </w:pPr>
+            <w:r>
+              <w:t xml:space="preserve">Professional Catering</w:t>
+            </w:r>
+          </w:p>
+        </w:tc>
+        <w:tc>
+          <w:tcPr/>
+          <w:p>
+            <w:pPr>
+              <w:pStyle w:val="Compact"/>
+            </w:pPr>
+            <w:r>
+              <w:t xml:space="preserve">Pure code</w:t>
+            </w:r>
+          </w:p>
+        </w:tc>
+        <w:tc>
+          <w:tcPr/>
+          <w:p>
+            <w:pPr>
+              <w:pStyle w:val="Compact"/>
+            </w:pPr>
+            <w:r>
+              <w:rPr>
+                <w:rStyle w:val="VerbatimChar"/>
+              </w:rPr>
+              <w:t xml:space="preserve">catering</w:t>
+            </w:r>
+          </w:p>
+        </w:tc>
+        <w:tc>
+          <w:tcPr/>
+          <w:p>
+            <w:pPr>
+              <w:pStyle w:val="Compact"/>
+            </w:pPr>
+            <w:r>
+              <w:t xml:space="preserve">₱888/wk</w:t>
+            </w:r>
+          </w:p>
+        </w:tc>
+      </w:tr>
+      <w:tr>
+        <w:tc>
+          <w:tcPr/>
+          <w:p>
+            <w:pPr>
+              <w:pStyle w:val="Compact"/>
+            </w:pPr>
+            <w:r>
+              <w:t xml:space="preserve">Professional HMUA</w:t>
+            </w:r>
+          </w:p>
+        </w:tc>
+        <w:tc>
+          <w:tcPr/>
+          <w:p>
+            <w:pPr>
+              <w:pStyle w:val="Compact"/>
+            </w:pPr>
+            <w:r>
+              <w:t xml:space="preserve">Pure code</w:t>
+            </w:r>
+          </w:p>
+        </w:tc>
+        <w:tc>
+          <w:tcPr/>
+          <w:p>
+            <w:pPr>
+              <w:pStyle w:val="Compact"/>
+            </w:pPr>
+            <w:r>
+              <w:rPr>
+                <w:rStyle w:val="VerbatimChar"/>
+              </w:rPr>
+              <w:t xml:space="preserve">hmua</w:t>
+            </w:r>
+          </w:p>
+        </w:tc>
+        <w:tc>
+          <w:tcPr/>
+          <w:p>
+            <w:pPr>
+              <w:pStyle w:val="Compact"/>
+            </w:pPr>
+            <w:r>
+              <w:t xml:space="preserve">₱888/wk</w:t>
+            </w:r>
+          </w:p>
+        </w:tc>
+      </w:tr>
+      <w:tr>
+        <w:tc>
+          <w:tcPr/>
+          <w:p>
+            <w:pPr>
+              <w:pStyle w:val="Compact"/>
+            </w:pPr>
+            <w:r>
+              <w:t xml:space="preserve">Professional Music DJ/Emcee/Host</w:t>
+            </w:r>
+          </w:p>
+        </w:tc>
+        <w:tc>
+          <w:tcPr/>
+          <w:p>
+            <w:pPr>
+              <w:pStyle w:val="Compact"/>
+            </w:pPr>
+            <w:r>
+              <w:t xml:space="preserve">Pure code</w:t>
+            </w:r>
+          </w:p>
+        </w:tc>
+        <w:tc>
+          <w:tcPr/>
+          <w:p>
+            <w:pPr>
+              <w:pStyle w:val="Compact"/>
+            </w:pPr>
+            <w:r>
+              <w:rPr>
+                <w:rStyle w:val="VerbatimChar"/>
+              </w:rPr>
+              <w:t xml:space="preserve">dj_emcee_host</w:t>
+            </w:r>
+          </w:p>
+        </w:tc>
+        <w:tc>
+          <w:tcPr/>
+          <w:p>
+            <w:pPr>
+              <w:pStyle w:val="Compact"/>
+            </w:pPr>
+            <w:r>
+              <w:t xml:space="preserve">₱888/wk</w:t>
+            </w:r>
+          </w:p>
+        </w:tc>
+      </w:tr>
+      <w:tr>
+        <w:tc>
+          <w:tcPr/>
+          <w:p>
+            <w:pPr>
+              <w:pStyle w:val="Compact"/>
+            </w:pPr>
+            <w:r>
+              <w:t xml:space="preserve">Professional Live Band</w:t>
+            </w:r>
+          </w:p>
+        </w:tc>
+        <w:tc>
+          <w:tcPr/>
+          <w:p>
+            <w:pPr>
+              <w:pStyle w:val="Compact"/>
+            </w:pPr>
+            <w:r>
+              <w:t xml:space="preserve">Pure code</w:t>
+            </w:r>
+          </w:p>
+        </w:tc>
+        <w:tc>
+          <w:tcPr/>
+          <w:p>
+            <w:pPr>
+              <w:pStyle w:val="Compact"/>
+            </w:pPr>
+            <w:r>
+              <w:rPr>
+                <w:rStyle w:val="VerbatimChar"/>
+              </w:rPr>
+              <w:t xml:space="preserve">band_live_music</w:t>
+            </w:r>
+          </w:p>
+        </w:tc>
+        <w:tc>
+          <w:tcPr/>
+          <w:p>
+            <w:pPr>
+              <w:pStyle w:val="Compact"/>
+            </w:pPr>
+            <w:r>
+              <w:t xml:space="preserve">₱888/wk</w:t>
+            </w:r>
+          </w:p>
+        </w:tc>
+      </w:tr>
+      <w:tr>
+        <w:tc>
+          <w:tcPr/>
+          <w:p>
+            <w:pPr>
+              <w:pStyle w:val="Compact"/>
+            </w:pPr>
+            <w:r>
+              <w:t xml:space="preserve">Professional Cake/Desserts</w:t>
+            </w:r>
+          </w:p>
+        </w:tc>
+        <w:tc>
+          <w:tcPr/>
+          <w:p>
+            <w:pPr>
+              <w:pStyle w:val="Compact"/>
+            </w:pPr>
+            <w:r>
+              <w:t xml:space="preserve">Pure code</w:t>
+            </w:r>
+          </w:p>
+        </w:tc>
+        <w:tc>
+          <w:tcPr/>
+          <w:p>
+            <w:pPr>
+              <w:pStyle w:val="Compact"/>
+            </w:pPr>
+            <w:r>
+              <w:rPr>
+                <w:rStyle w:val="VerbatimChar"/>
+              </w:rPr>
+              <w:t xml:space="preserve">cake_desserts</w:t>
+            </w:r>
+          </w:p>
+        </w:tc>
+        <w:tc>
+          <w:tcPr/>
+          <w:p>
+            <w:pPr>
+              <w:pStyle w:val="Compact"/>
+            </w:pPr>
+            <w:r>
+              <w:t xml:space="preserve">₱888/wk</w:t>
+            </w:r>
+          </w:p>
+        </w:tc>
+      </w:tr>
+      <w:tr>
+        <w:tc>
+          <w:tcPr/>
+          <w:p>
+            <w:pPr>
+              <w:pStyle w:val="Compact"/>
+            </w:pPr>
+            <w:r>
+              <w:t xml:space="preserve">Professional Sound/Lighting</w:t>
+            </w:r>
+          </w:p>
+        </w:tc>
+        <w:tc>
+          <w:tcPr/>
+          <w:p>
+            <w:pPr>
+              <w:pStyle w:val="Compact"/>
+            </w:pPr>
+            <w:r>
+              <w:t xml:space="preserve">Pure code</w:t>
+            </w:r>
+          </w:p>
+        </w:tc>
+        <w:tc>
+          <w:tcPr/>
+          <w:p>
+            <w:pPr>
+              <w:pStyle w:val="Compact"/>
+            </w:pPr>
+            <w:r>
+              <w:rPr>
+                <w:rStyle w:val="VerbatimChar"/>
+              </w:rPr>
+              <w:t xml:space="preserve">lights_sound</w:t>
+            </w:r>
+          </w:p>
+        </w:tc>
+        <w:tc>
+          <w:tcPr/>
+          <w:p>
+            <w:pPr>
+              <w:pStyle w:val="Compact"/>
+            </w:pPr>
+            <w:r>
+              <w:t xml:space="preserve">₱888/wk</w:t>
+            </w:r>
+          </w:p>
+        </w:tc>
+      </w:tr>
+      <w:tr>
+        <w:tc>
+          <w:tcPr/>
+          <w:p>
+            <w:pPr>
+              <w:pStyle w:val="Compact"/>
+            </w:pPr>
+            <w:r>
+              <w:t xml:space="preserve">Professional Rings/Officiant/Transport/Booth</w:t>
+            </w:r>
+          </w:p>
+        </w:tc>
+        <w:tc>
+          <w:tcPr/>
+          <w:p>
+            <w:pPr>
+              <w:pStyle w:val="Compact"/>
+            </w:pPr>
+            <w:r>
+              <w:t xml:space="preserve">Pure code</w:t>
+            </w:r>
+          </w:p>
+        </w:tc>
+        <w:tc>
+          <w:tcPr/>
+          <w:p>
+            <w:pPr>
+              <w:pStyle w:val="Compact"/>
+            </w:pPr>
+            <w:r>
+              <w:t xml:space="preserve">various</w:t>
+            </w:r>
+          </w:p>
+        </w:tc>
+        <w:tc>
+          <w:tcPr/>
+          <w:p>
+            <w:pPr>
+              <w:pStyle w:val="Compact"/>
+            </w:pPr>
+            <w:r>
+              <w:t xml:space="preserve">₱888/wk</w:t>
+            </w:r>
+          </w:p>
+        </w:tc>
+      </w:tr>
+      <w:tr>
+        <w:tc>
+          <w:tcPr/>
+          <w:p>
+            <w:pPr>
+              <w:pStyle w:val="Compact"/>
+            </w:pPr>
+            <w:r>
+              <w:t xml:space="preserve">Professional Photo Tools</w:t>
+            </w:r>
+          </w:p>
+        </w:tc>
+        <w:tc>
+          <w:tcPr/>
+          <w:p>
+            <w:pPr>
+              <w:pStyle w:val="Compact"/>
+            </w:pPr>
+            <w:r>
+              <w:t xml:space="preserve">Hybrid</w:t>
+            </w:r>
+          </w:p>
+        </w:tc>
+        <w:tc>
+          <w:tcPr/>
+          <w:p>
+            <w:pPr>
+              <w:pStyle w:val="Compact"/>
+            </w:pPr>
+            <w:r>
+              <w:rPr>
+                <w:rStyle w:val="VerbatimChar"/>
+              </w:rPr>
+              <w:t xml:space="preserve">photographer</w:t>
+            </w:r>
+          </w:p>
+        </w:tc>
+        <w:tc>
+          <w:tcPr/>
+          <w:p>
+            <w:pPr>
+              <w:pStyle w:val="Compact"/>
+            </w:pPr>
+            <w:r>
+              <w:t xml:space="preserve">₱888/wk</w:t>
+            </w:r>
+          </w:p>
+        </w:tc>
+      </w:tr>
+      <w:tr>
+        <w:tc>
+          <w:tcPr/>
+          <w:p>
+            <w:pPr>
+              <w:pStyle w:val="Compact"/>
+            </w:pPr>
+            <w:r>
+              <w:t xml:space="preserve">Professional Video Tools</w:t>
+            </w:r>
+          </w:p>
+        </w:tc>
+        <w:tc>
+          <w:tcPr/>
+          <w:p>
+            <w:pPr>
+              <w:pStyle w:val="Compact"/>
+            </w:pPr>
+            <w:r>
+              <w:t xml:space="preserve">AI</w:t>
+            </w:r>
+          </w:p>
+        </w:tc>
+        <w:tc>
+          <w:tcPr/>
+          <w:p>
+            <w:pPr>
+              <w:pStyle w:val="Compact"/>
+            </w:pPr>
+            <w:r>
+              <w:rPr>
+                <w:rStyle w:val="VerbatimChar"/>
+              </w:rPr>
+              <w:t xml:space="preserve">videographer</w:t>
+            </w:r>
+          </w:p>
+        </w:tc>
+        <w:tc>
+          <w:tcPr/>
+          <w:p>
+            <w:pPr>
+              <w:pStyle w:val="Compact"/>
+            </w:pPr>
+            <w:r>
+              <w:t xml:space="preserve">₱888/wk</w:t>
+            </w:r>
+          </w:p>
+        </w:tc>
+      </w:tr>
+      <w:tr>
+        <w:tc>
+          <w:tcPr/>
+          <w:p>
+            <w:pPr>
+              <w:pStyle w:val="Compact"/>
+            </w:pPr>
+            <w:r>
+              <w:t xml:space="preserve">Professional Florist</w:t>
+            </w:r>
+          </w:p>
+        </w:tc>
+        <w:tc>
+          <w:tcPr/>
+          <w:p>
+            <w:pPr>
+              <w:pStyle w:val="Compact"/>
+            </w:pPr>
+            <w:r>
+              <w:t xml:space="preserve">AI</w:t>
+            </w:r>
+          </w:p>
+        </w:tc>
+        <w:tc>
+          <w:tcPr/>
+          <w:p>
+            <w:pPr>
+              <w:pStyle w:val="Compact"/>
+            </w:pPr>
+            <w:r>
+              <w:rPr>
+                <w:rStyle w:val="VerbatimChar"/>
+              </w:rPr>
+              <w:t xml:space="preserve">florist</w:t>
+            </w:r>
+          </w:p>
+        </w:tc>
+        <w:tc>
+          <w:tcPr/>
+          <w:p>
+            <w:pPr>
+              <w:pStyle w:val="Compact"/>
+            </w:pPr>
+            <w:r>
+              <w:t xml:space="preserve">₱888/wk</w:t>
+            </w:r>
+          </w:p>
+        </w:tc>
+      </w:tr>
+      <w:tr>
+        <w:tc>
+          <w:tcPr/>
+          <w:p>
+            <w:pPr>
+              <w:pStyle w:val="Compact"/>
+            </w:pPr>
+            <w:r>
+              <w:t xml:space="preserve">Professional Stationery</w:t>
+            </w:r>
+          </w:p>
+        </w:tc>
+        <w:tc>
+          <w:tcPr/>
+          <w:p>
+            <w:pPr>
+              <w:pStyle w:val="Compact"/>
+            </w:pPr>
+            <w:r>
+              <w:t xml:space="preserve">AI</w:t>
+            </w:r>
+          </w:p>
+        </w:tc>
+        <w:tc>
+          <w:tcPr/>
+          <w:p>
+            <w:pPr>
+              <w:pStyle w:val="Compact"/>
+            </w:pPr>
+            <w:r>
+              <w:rPr>
+                <w:rStyle w:val="VerbatimChar"/>
+              </w:rPr>
+              <w:t xml:space="preserve">invitation_print</w:t>
+            </w:r>
+            <w:r>
+              <w:t xml:space="preserve"> </w:t>
+            </w:r>
+            <w:r>
+              <w:t xml:space="preserve">/</w:t>
+            </w:r>
+            <w:r>
+              <w:t xml:space="preserve"> </w:t>
+            </w:r>
+            <w:r>
+              <w:rPr>
+                <w:rStyle w:val="VerbatimChar"/>
+              </w:rPr>
+              <w:t xml:space="preserve">stationery_signage</w:t>
+            </w:r>
+          </w:p>
+        </w:tc>
+        <w:tc>
+          <w:tcPr/>
+          <w:p>
+            <w:pPr>
+              <w:pStyle w:val="Compact"/>
+            </w:pPr>
+            <w:r>
+              <w:t xml:space="preserve">₱888/wk</w:t>
+            </w:r>
+          </w:p>
+        </w:tc>
+      </w:tr>
+      <w:tr>
+        <w:tc>
+          <w:tcPr/>
+          <w:p>
+            <w:pPr>
+              <w:pStyle w:val="Compact"/>
+            </w:pPr>
+            <w:r>
+              <w:t xml:space="preserve">Professional Attire</w:t>
+            </w:r>
+          </w:p>
+        </w:tc>
+        <w:tc>
+          <w:tcPr/>
+          <w:p>
+            <w:pPr>
+              <w:pStyle w:val="Compact"/>
+            </w:pPr>
+            <w:r>
+              <w:t xml:space="preserve">AI</w:t>
+            </w:r>
+          </w:p>
+        </w:tc>
+        <w:tc>
+          <w:tcPr/>
+          <w:p>
+            <w:pPr>
+              <w:pStyle w:val="Compact"/>
+            </w:pPr>
+            <w:r>
+              <w:rPr>
+                <w:rStyle w:val="VerbatimChar"/>
+              </w:rPr>
+              <w:t xml:space="preserve">bridal_gown</w:t>
+            </w:r>
+            <w:r>
+              <w:t xml:space="preserve"> </w:t>
+            </w:r>
+            <w:r>
+              <w:t xml:space="preserve">/</w:t>
+            </w:r>
+            <w:r>
+              <w:t xml:space="preserve"> </w:t>
+            </w:r>
+            <w:r>
+              <w:rPr>
+                <w:rStyle w:val="VerbatimChar"/>
+              </w:rPr>
+              <w:t xml:space="preserve">groom_suit</w:t>
+            </w:r>
+            <w:r>
+              <w:t xml:space="preserve"> </w:t>
+            </w:r>
+            <w:r>
+              <w:t xml:space="preserve">/</w:t>
+            </w:r>
+            <w:r>
+              <w:t xml:space="preserve"> </w:t>
+            </w:r>
+            <w:r>
+              <w:rPr>
+                <w:rStyle w:val="VerbatimChar"/>
+              </w:rPr>
+              <w:t xml:space="preserve">entourage_attire</w:t>
+            </w:r>
+          </w:p>
+        </w:tc>
+        <w:tc>
+          <w:tcPr/>
+          <w:p>
+            <w:pPr>
+              <w:pStyle w:val="Compact"/>
+            </w:pPr>
+            <w:r>
+              <w:t xml:space="preserve">₱888/wk</w:t>
+            </w:r>
+          </w:p>
+        </w:tc>
+      </w:tr>
+    </w:tbl>
+    <w:p>
+      <w:pPr>
+        <w:pStyle w:val="BodyText"/>
+      </w:pPr>
+      <w:r>
+        <w:t xml:space="preserve">The ₱888/wk pricing is a deliberate non-charm placeholder (real production prices end in -1 per</w:t>
+      </w:r>
+      <w:r>
+        <w:t xml:space="preserve"> </w:t>
+      </w:r>
+      <w:hyperlink r:id="rId66">
+        <w:r>
+          <w:rPr>
+            <w:rStyle w:val="Hyperlink"/>
+          </w:rPr>
+          <w:t xml:space="preserve">COWORK.md line 75</w:t>
+        </w:r>
+      </w:hyperlink>
+      <w:r>
+        <w:t xml:space="preserve">) so all 13 SKUs are visually flagged as</w:t>
+      </w:r>
+      <w:r>
+        <w:t xml:space="preserve"> </w:t>
+      </w:r>
+      <w:r>
+        <w:t xml:space="preserve">“refine before launch”</w:t>
+      </w:r>
+      <w:r>
+        <w:t xml:space="preserve"> </w:t>
+      </w:r>
+      <w:r>
+        <w:t xml:space="preserve">in the pricing sheet. Final pricing TBD per SKU — pure-code SKUs likely settle in ₱499-₱999/wk range, AI SKUs in ₱1,999-₱2,999/wk range with bundled allowance + overage packs.</w:t>
+      </w:r>
+    </w:p>
+    <w:bookmarkEnd w:id="67"/>
+    <w:bookmarkStart w:id="69" w:name="engineering-pending"/>
+    <w:p>
+      <w:pPr>
+        <w:pStyle w:val="Heading3"/>
+      </w:pPr>
+      <w:r>
+        <w:t xml:space="preserve">11.4 Engineering pending</w:t>
+      </w:r>
+    </w:p>
+    <w:p>
+      <w:pPr>
+        <w:pStyle w:val="Compact"/>
+        <w:numPr>
+          <w:ilvl w:val="0"/>
+          <w:numId w:val="1030"/>
+        </w:numPr>
+      </w:pPr>
+      <w:r>
+        <w:t xml:space="preserve">Vendor dashboard</w:t>
+      </w:r>
+      <w:r>
+        <w:t xml:space="preserve"> </w:t>
+      </w:r>
+      <w:r>
+        <w:t xml:space="preserve">“Pro Tools”</w:t>
+      </w:r>
+      <w:r>
+        <w:t xml:space="preserve"> </w:t>
+      </w:r>
+      <w:r>
+        <w:t xml:space="preserve">tab UI</w:t>
+      </w:r>
+    </w:p>
+    <w:p>
+      <w:pPr>
+        <w:pStyle w:val="Compact"/>
+        <w:numPr>
+          <w:ilvl w:val="0"/>
+          <w:numId w:val="1030"/>
+        </w:numPr>
+      </w:pPr>
+      <w:r>
+        <w:t xml:space="preserve">Per-SKU subscription state + render-pack credit tracking on the</w:t>
+      </w:r>
+      <w:r>
+        <w:t xml:space="preserve"> </w:t>
+      </w:r>
+      <w:r>
+        <w:rPr>
+          <w:rStyle w:val="VerbatimChar"/>
+        </w:rPr>
+        <w:t xml:space="preserve">vendors</w:t>
+      </w:r>
+      <w:r>
+        <w:t xml:space="preserve"> </w:t>
+      </w:r>
+      <w:r>
+        <w:t xml:space="preserve">table</w:t>
+      </w:r>
+    </w:p>
+    <w:p>
+      <w:pPr>
+        <w:pStyle w:val="Compact"/>
+        <w:numPr>
+          <w:ilvl w:val="0"/>
+          <w:numId w:val="1030"/>
+        </w:numPr>
+      </w:pPr>
+      <w:r>
+        <w:t xml:space="preserve">Render-pack purchase flow integration with</w:t>
+      </w:r>
+      <w:r>
+        <w:t xml:space="preserve"> </w:t>
+      </w:r>
+      <w:hyperlink r:id="rId62">
+        <w:r>
+          <w:rPr>
+            <w:rStyle w:val="Hyperlink"/>
+          </w:rPr>
+          <w:t xml:space="preserve">0034 cart</w:t>
+        </w:r>
+      </w:hyperlink>
+    </w:p>
+    <w:p>
+      <w:pPr>
+        <w:pStyle w:val="Compact"/>
+        <w:numPr>
+          <w:ilvl w:val="0"/>
+          <w:numId w:val="1030"/>
+        </w:numPr>
+      </w:pPr>
+      <w:r>
+        <w:t xml:space="preserve">Composite Scene generator UI for stylists with active Mood Board credits</w:t>
+      </w:r>
+    </w:p>
+    <w:p>
+      <w:pPr>
+        <w:pStyle w:val="Compact"/>
+        <w:numPr>
+          <w:ilvl w:val="0"/>
+          <w:numId w:val="1030"/>
+        </w:numPr>
+      </w:pPr>
+      <w:r>
+        <w:t xml:space="preserve">Marketplace badge surface for</w:t>
+      </w:r>
+      <w:r>
+        <w:t xml:space="preserve"> </w:t>
+      </w:r>
+      <w:r>
+        <w:t xml:space="preserve">“Professional Mood Board enabled”</w:t>
+      </w:r>
+      <w:r>
+        <w:t xml:space="preserve"> </w:t>
+      </w:r>
+      <w:r>
+        <w:t xml:space="preserve">stylists</w:t>
+      </w:r>
+    </w:p>
+    <w:p>
+      <w:pPr>
+        <w:pStyle w:val="FirstParagraph"/>
+      </w:pPr>
+      <w:r>
+        <w:t xml:space="preserve">Gated on V1 pilot completion + V1.1 marketplace launch sequence per</w:t>
+      </w:r>
+      <w:r>
+        <w:t xml:space="preserve"> </w:t>
+      </w:r>
+      <w:hyperlink r:id="rId68">
+        <w:r>
+          <w:rPr>
+            <w:rStyle w:val="Hyperlink"/>
+          </w:rPr>
+          <w:t xml:space="preserve">project_setnayan_pilot_timeline</w:t>
+        </w:r>
+      </w:hyperlink>
+      <w:r>
+        <w:t xml:space="preserve">.</w:t>
+      </w:r>
+    </w:p>
+    <w:p>
+      <w:r>
+        <w:pict>
+          <v:rect style="width:0;height:1.5pt" o:hralign="center" o:hrstd="t" o:hr="t"/>
+        </w:pict>
+      </w:r>
+    </w:p>
+    <w:bookmarkEnd w:id="69"/>
+    <w:bookmarkEnd w:id="70"/>
+    <w:bookmarkStart w:id="71" w:name="companions-and-next-steps"/>
+    <w:p>
+      <w:pPr>
+        <w:pStyle w:val="Heading2"/>
+      </w:pPr>
+      <w:r>
+        <w:t xml:space="preserve">9. Companions and next steps</w:t>
+      </w:r>
+    </w:p>
+    <w:p>
+      <w:pPr>
+        <w:pStyle w:val="Compact"/>
+        <w:numPr>
+          <w:ilvl w:val="0"/>
+          <w:numId w:val="1031"/>
+        </w:numPr>
+      </w:pPr>
+      <w:r>
+        <w:rPr>
+          <w:rStyle w:val="VerbatimChar"/>
+        </w:rPr>
+        <w:t xml:space="preserve">0022_vendor_dashboard.html</w:t>
+      </w:r>
+      <w:r>
+        <w:t xml:space="preserve"> </w:t>
+      </w:r>
+      <w:r>
+        <w:t xml:space="preserve">— interactive 6-surface walkthrough.</w:t>
+      </w:r>
+    </w:p>
+    <w:p>
+      <w:pPr>
+        <w:pStyle w:val="Compact"/>
+        <w:numPr>
+          <w:ilvl w:val="0"/>
+          <w:numId w:val="1031"/>
+        </w:numPr>
+      </w:pPr>
+      <w:r>
+        <w:rPr>
+          <w:rStyle w:val="VerbatimChar"/>
+        </w:rPr>
+        <w:t xml:space="preserve">0022_vendor_dashboard.docx</w:t>
+      </w:r>
+      <w:r>
+        <w:t xml:space="preserve"> </w:t>
+      </w:r>
+      <w:r>
+        <w:t xml:space="preserve">— stakeholder mirror.</w:t>
+      </w:r>
+    </w:p>
+    <w:p>
+      <w:pPr>
+        <w:pStyle w:val="Compact"/>
+        <w:numPr>
+          <w:ilvl w:val="0"/>
+          <w:numId w:val="1031"/>
+        </w:numPr>
+      </w:pPr>
+      <w:r>
         <w:t xml:space="preserve">Iteration</w:t>
       </w:r>
       <w:r>
@@ -14558,6 +16378,34 @@
           <w:b/>
           <w:bCs/>
         </w:rPr>
+        <w:t xml:space="preserve">0023</w:t>
+      </w:r>
+      <w:r>
+        <w:t xml:space="preserve"> </w:t>
+      </w:r>
+      <w:r>
+        <w:t xml:space="preserve">(drafted) — Admin Console — Setnayan operations dashboard for verification, payments, disputes, internal accounts, Team Pool, two-admin approval queue.</w:t>
+      </w:r>
+    </w:p>
+    <w:p>
+      <w:pPr>
+        <w:pStyle w:val="Compact"/>
+        <w:numPr>
+          <w:ilvl w:val="0"/>
+          <w:numId w:val="1031"/>
+        </w:numPr>
+      </w:pPr>
+      <w:r>
+        <w:t xml:space="preserve">Iteration</w:t>
+      </w:r>
+      <w:r>
+        <w:t xml:space="preserve"> </w:t>
+      </w:r>
+      <w:r>
+        <w:rPr>
+          <w:b/>
+          <w:bCs/>
+        </w:rPr>
         <w:t xml:space="preserve">0024</w:t>
       </w:r>
       <w:r>
@@ -14567,8 +16415,8 @@
         <w:t xml:space="preserve">(drafted) — Save-the-Date Maker — 30 head-turning templates, customer uploads 3-8 video clips, render in 3 formats, ₱49 per render.</w:t>
       </w:r>
     </w:p>
-    <w:bookmarkEnd w:id="60"/>
-    <w:bookmarkEnd w:id="61"/>
+    <w:bookmarkEnd w:id="71"/>
+    <w:bookmarkEnd w:id="72"/>
     <w:sectPr>
       <w:footnotePr>
         <w:numRestart w:val="eachSect"/>
@@ -15117,6 +16965,12 @@
     <w:abstractNumId w:val="991"/>
   </w:num>
   <w:num w:numId="1029">
+    <w:abstractNumId w:val="991"/>
+  </w:num>
+  <w:num w:numId="1030">
+    <w:abstractNumId w:val="991"/>
+  </w:num>
+  <w:num w:numId="1031">
     <w:abstractNumId w:val="991"/>
   </w:num>
 </w:numbering>

--- a/0022_vendor_dashboard/0022_vendor_dashboard.docx
+++ b/0022_vendor_dashboard/0022_vendor_dashboard.docx
@@ -2,7 +2,7 @@
 <file path=word/document.xml><?xml version="1.0" encoding="utf-8"?>
 <w:document xmlns:w="http://schemas.openxmlformats.org/wordprocessingml/2006/main" xmlns:m="http://schemas.openxmlformats.org/officeDocument/2006/math" xmlns:r="http://schemas.openxmlformats.org/officeDocument/2006/relationships" xmlns:o="urn:schemas-microsoft-com:office:office" xmlns:v="urn:schemas-microsoft-com:vml" xmlns:w10="urn:schemas-microsoft-com:office:word" xmlns:a="http://schemas.openxmlformats.org/drawingml/2006/main" xmlns:pic="http://schemas.openxmlformats.org/drawingml/2006/picture" xmlns:wp="http://schemas.openxmlformats.org/drawingml/2006/wordprocessingDrawing">
   <w:body>
-    <w:bookmarkStart w:id="72" w:name="Xafe8a010b541a7ceb55337d04c0f7dc192e4d32"/>
+    <w:bookmarkStart w:id="73" w:name="Xafe8a010b541a7ceb55337d04c0f7dc192e4d32"/>
     <w:p>
       <w:pPr>
         <w:pStyle w:val="Heading1"/>
@@ -597,7 +597,7 @@
       </w:r>
     </w:p>
     <w:bookmarkEnd w:id="9"/>
-    <w:bookmarkStart w:id="25" w:name="vendor-data-model-v1"/>
+    <w:bookmarkStart w:id="26" w:name="vendor-data-model-v1"/>
     <w:p>
       <w:pPr>
         <w:pStyle w:val="Heading2"/>
@@ -606,7 +606,7 @@
         <w:t xml:space="preserve">2. Vendor data model (V1)</w:t>
       </w:r>
     </w:p>
-    <w:bookmarkStart w:id="10" w:name="the-vendor-record"/>
+    <w:bookmarkStart w:id="11" w:name="the-vendor-record"/>
     <w:p>
       <w:pPr>
         <w:pStyle w:val="Heading3"/>
@@ -725,8 +725,141 @@
         <w:t xml:space="preserve">)</w:t>
       </w:r>
     </w:p>
-    <w:bookmarkEnd w:id="10"/>
-    <w:bookmarkStart w:id="11" w:name="X8d34b562cb7a18caead06239fdd7333b3d74310"/>
+    <w:p>
+      <w:pPr>
+        <w:pStyle w:val="FirstParagraph"/>
+      </w:pPr>
+      <w:r>
+        <w:rPr>
+          <w:rStyle w:val="VerbatimChar"/>
+          <w:b/>
+          <w:bCs/>
+        </w:rPr>
+        <w:t xml:space="preserve">digital_services</w:t>
+      </w:r>
+      <w:r>
+        <w:rPr>
+          <w:b/>
+          <w:bCs/>
+        </w:rPr>
+        <w:t xml:space="preserve"> </w:t>
+      </w:r>
+      <w:r>
+        <w:rPr>
+          <w:b/>
+          <w:bCs/>
+        </w:rPr>
+        <w:t xml:space="preserve">is a registrable category (2026-06-03).</w:t>
+      </w:r>
+      <w:r>
+        <w:t xml:space="preserve"> </w:t>
+      </w:r>
+      <w:r>
+        <w:rPr>
+          <w:rStyle w:val="VerbatimChar"/>
+        </w:rPr>
+        <w:t xml:space="preserve">service_category_primary</w:t>
+      </w:r>
+      <w:r>
+        <w:t xml:space="preserve"> </w:t>
+      </w:r>
+      <w:r>
+        <w:t xml:space="preserve">/</w:t>
+      </w:r>
+      <w:r>
+        <w:t xml:space="preserve"> </w:t>
+      </w:r>
+      <w:r>
+        <w:rPr>
+          <w:rStyle w:val="VerbatimChar"/>
+        </w:rPr>
+        <w:t xml:space="preserve">service_category_secondary[]</w:t>
+      </w:r>
+      <w:r>
+        <w:t xml:space="preserve"> </w:t>
+      </w:r>
+      <w:r>
+        <w:t xml:space="preserve">draw from the marketplace taxonomy, which now includes the</w:t>
+      </w:r>
+      <w:r>
+        <w:t xml:space="preserve"> </w:t>
+      </w:r>
+      <w:r>
+        <w:rPr>
+          <w:b/>
+          <w:bCs/>
+        </w:rPr>
+        <w:t xml:space="preserve">Design › Digital Services</w:t>
+      </w:r>
+      <w:r>
+        <w:t xml:space="preserve"> </w:t>
+      </w:r>
+      <w:r>
+        <w:t xml:space="preserve">child. A 3rd-party digital vendor (freelance monogram designer · wedding-website builder · LED-content studio) can register under it — it is a</w:t>
+      </w:r>
+      <w:r>
+        <w:t xml:space="preserve"> </w:t>
+      </w:r>
+      <w:r>
+        <w:rPr>
+          <w:b/>
+          <w:bCs/>
+        </w:rPr>
+        <w:t xml:space="preserve">generic, vendor-listable</w:t>
+      </w:r>
+      <w:r>
+        <w:t xml:space="preserve"> </w:t>
+      </w:r>
+      <w:r>
+        <w:t xml:space="preserve">category, not a Setnayan-only shelf; the 5 Setnayan services (Pakanta · Animated Monogram · Pro Website · Live Venue Photo Wall · Pailaw) surface as options inside the same tile. Canonical key</w:t>
+      </w:r>
+      <w:r>
+        <w:t xml:space="preserve"> </w:t>
+      </w:r>
+      <w:r>
+        <w:rPr>
+          <w:rStyle w:val="VerbatimChar"/>
+        </w:rPr>
+        <w:t xml:space="preserve">digital_services</w:t>
+      </w:r>
+      <w:r>
+        <w:t xml:space="preserve"> </w:t>
+      </w:r>
+      <w:r>
+        <w:t xml:space="preserve">added to the</w:t>
+      </w:r>
+      <w:r>
+        <w:t xml:space="preserve"> </w:t>
+      </w:r>
+      <w:r>
+        <w:rPr>
+          <w:rStyle w:val="VerbatimChar"/>
+        </w:rPr>
+        <w:t xml:space="preserve">0006</w:t>
+      </w:r>
+      <w:r>
+        <w:t xml:space="preserve"> </w:t>
+      </w:r>
+      <w:r>
+        <w:t xml:space="preserve">enum. See</w:t>
+      </w:r>
+      <w:r>
+        <w:t xml:space="preserve"> </w:t>
+      </w:r>
+      <w:hyperlink r:id="rId10">
+        <w:r>
+          <w:rPr>
+            <w:rStyle w:val="Hyperlink"/>
+          </w:rPr>
+          <w:t xml:space="preserve">Digital_Services_Cross_Surface_Map_2026-06-03.md</w:t>
+        </w:r>
+      </w:hyperlink>
+      <w:r>
+        <w:t xml:space="preserve">.</w:t>
+      </w:r>
+    </w:p>
+    <w:bookmarkEnd w:id="11"/>
+    <w:bookmarkStart w:id="12" w:name="X8d34b562cb7a18caead06239fdd7333b3d74310"/>
     <w:p>
       <w:pPr>
         <w:pStyle w:val="Heading3"/>
@@ -1489,8 +1622,8 @@
         <w:t xml:space="preserve">The vendor’s logo is the customer’s primary visual handle on the vendor across every Setnayan surface. Per § 3.10 of the Vendor Agreement and the 0019 chat identity masking rule, the customer never sees the individual sender’s profile photo on vendor-side messages — they see the logo. A vendor without a logo would leave the customer staring at a default avatar placeholder on every chat bubble, which (a) breaks brand consistency, (b) downgrades the vendor’s perceived professionalism, (c) is visually indistinguishable from a vendor who hasn’t been verified yet. Making logo upload mandatory at registration removes that failure mode.</w:t>
       </w:r>
     </w:p>
-    <w:bookmarkEnd w:id="11"/>
-    <w:bookmarkStart w:id="12" w:name="a-vendor-proposed-custom-categories"/>
+    <w:bookmarkEnd w:id="12"/>
+    <w:bookmarkStart w:id="13" w:name="a-vendor-proposed-custom-categories"/>
     <w:p>
       <w:pPr>
         <w:pStyle w:val="Heading3"/>
@@ -1741,8 +1874,8 @@
         </w:pict>
       </w:r>
     </w:p>
-    <w:bookmarkEnd w:id="12"/>
-    <w:bookmarkStart w:id="13" w:name="X1e5fb8635d4b072a084140d01688799cea83193"/>
+    <w:bookmarkEnd w:id="13"/>
+    <w:bookmarkStart w:id="14" w:name="X1e5fb8635d4b072a084140d01688799cea83193"/>
     <w:p>
       <w:pPr>
         <w:pStyle w:val="Heading3"/>
@@ -2324,8 +2457,8 @@
         </w:pict>
       </w:r>
     </w:p>
-    <w:bookmarkEnd w:id="13"/>
-    <w:bookmarkStart w:id="14" w:name="X67338651e33aa3a1b824f9e9f9f4bfb5957f65b"/>
+    <w:bookmarkEnd w:id="14"/>
+    <w:bookmarkStart w:id="15" w:name="X67338651e33aa3a1b824f9e9f9f4bfb5957f65b"/>
     <w:p>
       <w:pPr>
         <w:pStyle w:val="Heading3"/>
@@ -2425,8 +2558,8 @@
         <w:t xml:space="preserve">Multi-service vendors hold multiple rows. Each service has its own calendar (per Pro feature).</w:t>
       </w:r>
     </w:p>
-    <w:bookmarkEnd w:id="14"/>
-    <w:bookmarkStart w:id="15" w:name="Xfdfeb7bdf03cafa258f6cc5505d5a10efa7f64a"/>
+    <w:bookmarkEnd w:id="15"/>
+    <w:bookmarkStart w:id="16" w:name="Xfdfeb7bdf03cafa258f6cc5505d5a10efa7f64a"/>
     <w:p>
       <w:pPr>
         <w:pStyle w:val="Heading3"/>
@@ -2666,8 +2799,8 @@
         <w:t xml:space="preserve">as the meal count, ensuring crew aren’t under-quoted.</w:t>
       </w:r>
     </w:p>
-    <w:bookmarkEnd w:id="15"/>
-    <w:bookmarkStart w:id="16" w:name="calendar-mechanism"/>
+    <w:bookmarkEnd w:id="16"/>
+    <w:bookmarkStart w:id="17" w:name="calendar-mechanism"/>
     <w:p>
       <w:pPr>
         <w:pStyle w:val="Heading3"/>
@@ -2773,8 +2906,8 @@
         <w:t xml:space="preserve">, that date is unavailable on the matching service’s calendar (and on the master calendar). Booked dates show as colored blocks.</w:t>
       </w:r>
     </w:p>
-    <w:bookmarkEnd w:id="16"/>
-    <w:bookmarkStart w:id="17" w:name="X2abe0e7566c2d189ebe32ad785e528614e0782d"/>
+    <w:bookmarkEnd w:id="17"/>
+    <w:bookmarkStart w:id="18" w:name="X2abe0e7566c2d189ebe32ad785e528614e0782d"/>
     <w:p>
       <w:pPr>
         <w:pStyle w:val="Heading3"/>
@@ -4300,8 +4433,8 @@
         <w:t xml:space="preserve">defaults. Full-day legacy blocks remain valid (00:00-23:59 timestamps already snap to the 30-minute boundary). No data loss.</w:t>
       </w:r>
     </w:p>
-    <w:bookmarkEnd w:id="17"/>
-    <w:bookmarkStart w:id="18" w:name="Xc64ec5b83d6f800ba3460b05c8199abc119a009"/>
+    <w:bookmarkEnd w:id="18"/>
+    <w:bookmarkStart w:id="19" w:name="Xc64ec5b83d6f800ba3460b05c8199abc119a009"/>
     <w:p>
       <w:pPr>
         <w:pStyle w:val="Heading3"/>
@@ -4625,8 +4758,8 @@
         <w:t xml:space="preserve">) — vendor success drives platform revenue via Setnayan Pay 5%, so the helper layer stays free regardless of vendor tier.</w:t>
       </w:r>
     </w:p>
-    <w:bookmarkEnd w:id="18"/>
-    <w:bookmarkStart w:id="19" w:name="Xea9a063694c648920608c10e66074f6be9303cb"/>
+    <w:bookmarkEnd w:id="19"/>
+    <w:bookmarkStart w:id="20" w:name="Xea9a063694c648920608c10e66074f6be9303cb"/>
     <w:p>
       <w:pPr>
         <w:pStyle w:val="Heading3"/>
@@ -4905,8 +5038,8 @@
         <w:t xml:space="preserve">Strong driver of Pro Weekly adoption among coordinators specifically.</w:t>
       </w:r>
     </w:p>
-    <w:bookmarkEnd w:id="19"/>
-    <w:bookmarkStart w:id="20" w:name="client-pipeline"/>
+    <w:bookmarkEnd w:id="20"/>
+    <w:bookmarkStart w:id="21" w:name="client-pipeline"/>
     <w:p>
       <w:pPr>
         <w:pStyle w:val="Heading3"/>
@@ -5219,8 +5352,8 @@
         <w:t xml:space="preserve">(held without commitment).</w:t>
       </w:r>
     </w:p>
-    <w:bookmarkEnd w:id="20"/>
-    <w:bookmarkStart w:id="21" w:name="X5dfb33718669374e28d405c08d389b96829b5cb"/>
+    <w:bookmarkEnd w:id="21"/>
+    <w:bookmarkStart w:id="22" w:name="X5dfb33718669374e28d405c08d389b96829b5cb"/>
     <w:p>
       <w:pPr>
         <w:pStyle w:val="Heading3"/>
@@ -5646,8 +5779,8 @@
         <w:t xml:space="preserve">). The toggle-ON path is for ops visibility — the vendor admin wants to see total bookings including their own team for capacity planning or internal review. The dual display means there’s never a hidden gap between what the vendor sees in their backend and what the public sees.</w:t>
       </w:r>
     </w:p>
-    <w:bookmarkEnd w:id="21"/>
-    <w:bookmarkStart w:id="22" w:name="plan-proposal-builder"/>
+    <w:bookmarkEnd w:id="22"/>
+    <w:bookmarkStart w:id="23" w:name="plan-proposal-builder"/>
     <w:p>
       <w:pPr>
         <w:pStyle w:val="Heading3"/>
@@ -5732,8 +5865,8 @@
         <w:t xml:space="preserve">.</w:t>
       </w:r>
     </w:p>
-    <w:bookmarkEnd w:id="22"/>
-    <w:bookmarkStart w:id="23" w:name="team-agents"/>
+    <w:bookmarkEnd w:id="23"/>
+    <w:bookmarkStart w:id="24" w:name="team-agents"/>
     <w:p>
       <w:pPr>
         <w:pStyle w:val="Heading3"/>
@@ -5872,8 +6005,8 @@
         <w:t xml:space="preserve">lets owners scope agents to specific services.</w:t>
       </w:r>
     </w:p>
-    <w:bookmarkEnd w:id="23"/>
-    <w:bookmarkStart w:id="24" w:name="X69bff61527b7b7cb6732986d8f06757b984f51d"/>
+    <w:bookmarkEnd w:id="24"/>
+    <w:bookmarkStart w:id="25" w:name="X69bff61527b7b7cb6732986d8f06757b984f51d"/>
     <w:p>
       <w:pPr>
         <w:pStyle w:val="Heading3"/>
@@ -6541,9 +6674,9 @@
         </w:pict>
       </w:r>
     </w:p>
-    <w:bookmarkEnd w:id="24"/>
     <w:bookmarkEnd w:id="25"/>
-    <w:bookmarkStart w:id="33" w:name="Xddc7d004c6c855567596430458a41822a41c218"/>
+    <w:bookmarkEnd w:id="26"/>
+    <w:bookmarkStart w:id="34" w:name="Xddc7d004c6c855567596430458a41822a41c218"/>
     <w:p>
       <w:pPr>
         <w:pStyle w:val="Heading2"/>
@@ -6605,7 +6738,7 @@
         <w:t xml:space="preserve">This section covers only the vendor-side public claim landing page and the post-signup auto-link logic.</w:t>
       </w:r>
     </w:p>
-    <w:bookmarkStart w:id="26" w:name="route"/>
+    <w:bookmarkStart w:id="27" w:name="route"/>
     <w:p>
       <w:pPr>
         <w:pStyle w:val="Heading3"/>
@@ -6736,8 +6869,8 @@
         <w:t xml:space="preserve">The token is an unguessable URL-safe nonce (~32 chars) generated when the couple sends the invite. There is no rate-limit or guess protection beyond the token’s entropy — the volume of brute-force attempts required to enumerate one valid token is computationally infeasible.</w:t>
       </w:r>
     </w:p>
-    <w:bookmarkEnd w:id="26"/>
-    <w:bookmarkStart w:id="27" w:name="page-surface-default-branch-new-vendor"/>
+    <w:bookmarkEnd w:id="27"/>
+    <w:bookmarkStart w:id="28" w:name="page-surface-default-branch-new-vendor"/>
     <w:p>
       <w:pPr>
         <w:pStyle w:val="Heading3"/>
@@ -7278,8 +7411,8 @@
         <w:t xml:space="preserve">Per the 0006 rules, the couple may re-invite the same email immediately.</w:t>
       </w:r>
     </w:p>
-    <w:bookmarkEnd w:id="27"/>
-    <w:bookmarkStart w:id="28" w:name="X7176b4fd0df554abcbb682bc7af1abbbc977dec"/>
+    <w:bookmarkEnd w:id="28"/>
+    <w:bookmarkStart w:id="29" w:name="X7176b4fd0df554abcbb682bc7af1abbbc977dec"/>
     <w:p>
       <w:pPr>
         <w:pStyle w:val="Heading3"/>
@@ -7580,8 +7713,8 @@
         <w:t xml:space="preserve">-driven account creation happens on this branch — the existing vendor row stays as-is.</w:t>
       </w:r>
     </w:p>
-    <w:bookmarkEnd w:id="28"/>
-    <w:bookmarkStart w:id="29" w:name="Xfc9b6d86eaf7b0200b3a204cdf5337284f4c30c"/>
+    <w:bookmarkEnd w:id="29"/>
+    <w:bookmarkStart w:id="30" w:name="Xfc9b6d86eaf7b0200b3a204cdf5337284f4c30c"/>
     <w:p>
       <w:pPr>
         <w:pStyle w:val="Heading3"/>
@@ -7959,8 +8092,8 @@
         <w:t xml:space="preserve">negotiated state — package, inclusions, milestones, meetings, contracts — that the couple had entered while the vendor was off-platform.</w:t>
       </w:r>
     </w:p>
-    <w:bookmarkEnd w:id="29"/>
-    <w:bookmarkStart w:id="30" w:name="failure-modes"/>
+    <w:bookmarkEnd w:id="30"/>
+    <w:bookmarkStart w:id="31" w:name="failure-modes"/>
     <w:p>
       <w:pPr>
         <w:pStyle w:val="Heading3"/>
@@ -8385,8 +8518,8 @@
         </w:tc>
       </w:tr>
     </w:tbl>
-    <w:bookmarkEnd w:id="30"/>
-    <w:bookmarkStart w:id="31" w:name="verification-payout-and-pro-implications"/>
+    <w:bookmarkEnd w:id="31"/>
+    <w:bookmarkStart w:id="32" w:name="verification-payout-and-pro-implications"/>
     <w:p>
       <w:pPr>
         <w:pStyle w:val="Heading3"/>
@@ -8466,8 +8599,8 @@
         <w:t xml:space="preserve">row for audit / attribution but does not change any verification, payout, or marketplace status.</w:t>
       </w:r>
     </w:p>
-    <w:bookmarkEnd w:id="31"/>
-    <w:bookmarkStart w:id="32" w:name="email-template-transactional"/>
+    <w:bookmarkEnd w:id="32"/>
+    <w:bookmarkStart w:id="33" w:name="email-template-transactional"/>
     <w:p>
       <w:pPr>
         <w:pStyle w:val="Heading3"/>
@@ -8717,9 +8850,9 @@
         </w:pict>
       </w:r>
     </w:p>
-    <w:bookmarkEnd w:id="32"/>
     <w:bookmarkEnd w:id="33"/>
-    <w:bookmarkStart w:id="34" w:name="pro-subscription-locked-weekly-model"/>
+    <w:bookmarkEnd w:id="34"/>
+    <w:bookmarkStart w:id="35" w:name="pro-subscription-locked-weekly-model"/>
     <w:p>
       <w:pPr>
         <w:pStyle w:val="Heading2"/>
@@ -9535,8 +9668,8 @@
         </w:pict>
       </w:r>
     </w:p>
-    <w:bookmarkEnd w:id="34"/>
-    <w:bookmarkStart w:id="35" w:name="Xd264a0affc7446f6f13635fd6f92c1be79733e8"/>
+    <w:bookmarkEnd w:id="35"/>
+    <w:bookmarkStart w:id="36" w:name="Xd264a0affc7446f6f13635fd6f92c1be79733e8"/>
     <w:p>
       <w:pPr>
         <w:pStyle w:val="Heading2"/>
@@ -9694,8 +9827,8 @@
         </w:pict>
       </w:r>
     </w:p>
-    <w:bookmarkEnd w:id="35"/>
-    <w:bookmarkStart w:id="36" w:name="Xb383536f5b215e1a6ea0ed0d0dc60c966910700"/>
+    <w:bookmarkEnd w:id="36"/>
+    <w:bookmarkStart w:id="37" w:name="Xb383536f5b215e1a6ea0ed0d0dc60c966910700"/>
     <w:p>
       <w:pPr>
         <w:pStyle w:val="Heading2"/>
@@ -9760,8 +9893,8 @@
         </w:pict>
       </w:r>
     </w:p>
-    <w:bookmarkEnd w:id="36"/>
-    <w:bookmarkStart w:id="37" w:name="X3f446e683ec15c093c98e88e17c08a7b828fea9"/>
+    <w:bookmarkEnd w:id="37"/>
+    <w:bookmarkStart w:id="38" w:name="X3f446e683ec15c093c98e88e17c08a7b828fea9"/>
     <w:p>
       <w:pPr>
         <w:pStyle w:val="Heading2"/>
@@ -10025,8 +10158,8 @@
         <w:t xml:space="preserve">}</w:t>
       </w:r>
     </w:p>
-    <w:bookmarkEnd w:id="37"/>
-    <w:bookmarkStart w:id="38" w:name="b.-calendar-mobile-view-rules"/>
+    <w:bookmarkEnd w:id="38"/>
+    <w:bookmarkStart w:id="39" w:name="b.-calendar-mobile-view-rules"/>
     <w:p>
       <w:pPr>
         <w:pStyle w:val="Heading2"/>
@@ -10106,8 +10239,8 @@
         </w:pict>
       </w:r>
     </w:p>
-    <w:bookmarkEnd w:id="38"/>
-    <w:bookmarkStart w:id="39" w:name="c.-agent-attribution-on-every-booking"/>
+    <w:bookmarkEnd w:id="39"/>
+    <w:bookmarkStart w:id="40" w:name="c.-agent-attribution-on-every-booking"/>
     <w:p>
       <w:pPr>
         <w:pStyle w:val="Heading2"/>
@@ -10156,8 +10289,8 @@
         </w:pict>
       </w:r>
     </w:p>
-    <w:bookmarkEnd w:id="39"/>
-    <w:bookmarkStart w:id="40" w:name="Xd00bb0f48f5b67697e3de3e187d14fc62b542b1"/>
+    <w:bookmarkEnd w:id="40"/>
+    <w:bookmarkStart w:id="41" w:name="Xd00bb0f48f5b67697e3de3e187d14fc62b542b1"/>
     <w:p>
       <w:pPr>
         <w:pStyle w:val="Heading2"/>
@@ -10636,8 +10769,8 @@
         </w:pict>
       </w:r>
     </w:p>
-    <w:bookmarkEnd w:id="40"/>
-    <w:bookmarkStart w:id="43" w:name="Xc0c3b0e677f2ed9419f7b0e5b27d1cc843fdb54"/>
+    <w:bookmarkEnd w:id="41"/>
+    <w:bookmarkStart w:id="44" w:name="Xc0c3b0e677f2ed9419f7b0e5b27d1cc843fdb54"/>
     <w:p>
       <w:pPr>
         <w:pStyle w:val="Heading2"/>
@@ -10667,7 +10800,7 @@
         <w:t xml:space="preserve">, replacing the original single ₱1,499/week Sponsored Boost SKU:</w:t>
       </w:r>
     </w:p>
-    <w:bookmarkStart w:id="41" w:name="Xe66d5c482ebf934dae7d85a9ee422e743771e77"/>
+    <w:bookmarkStart w:id="42" w:name="Xe66d5c482ebf934dae7d85a9ee422e743771e77"/>
     <w:p>
       <w:pPr>
         <w:pStyle w:val="Heading3"/>
@@ -10957,8 +11090,8 @@
         <w:t xml:space="preserve">Auto-renews weekly unless paused</w:t>
       </w:r>
     </w:p>
-    <w:bookmarkEnd w:id="41"/>
-    <w:bookmarkStart w:id="42" w:name="X5f0451bb277dc320be359cc30db29e809d514c3"/>
+    <w:bookmarkEnd w:id="42"/>
+    <w:bookmarkStart w:id="43" w:name="X5f0451bb277dc320be359cc30db29e809d514c3"/>
     <w:p>
       <w:pPr>
         <w:pStyle w:val="Heading3"/>
@@ -11761,9 +11894,9 @@
         </w:pict>
       </w:r>
     </w:p>
-    <w:bookmarkEnd w:id="42"/>
     <w:bookmarkEnd w:id="43"/>
-    <w:bookmarkStart w:id="51" w:name="Xf4bbeca8e88d1500fb06239bf3eb045107d3add"/>
+    <w:bookmarkEnd w:id="44"/>
+    <w:bookmarkStart w:id="52" w:name="Xf4bbeca8e88d1500fb06239bf3eb045107d3add"/>
     <w:p>
       <w:pPr>
         <w:pStyle w:val="Heading2"/>
@@ -11780,7 +11913,7 @@
         <w:t xml:space="preserve">Two rules govern how money actually moves between couple and vendor.</w:t>
       </w:r>
     </w:p>
-    <w:bookmarkStart w:id="44" w:name="X837dc5b9e7509b11347cbac77e02e40543febdb"/>
+    <w:bookmarkStart w:id="45" w:name="X837dc5b9e7509b11347cbac77e02e40543febdb"/>
     <w:p>
       <w:pPr>
         <w:pStyle w:val="Heading3"/>
@@ -11889,8 +12022,8 @@
         <w:t xml:space="preserve">After the contract is signed, the final price is locked. Changing it requires both parties to re-sign a new contract.</w:t>
       </w:r>
     </w:p>
-    <w:bookmarkEnd w:id="44"/>
-    <w:bookmarkStart w:id="45" w:name="Xef2810129e611adab9988c95d02d7a704d51aff"/>
+    <w:bookmarkEnd w:id="45"/>
+    <w:bookmarkStart w:id="46" w:name="Xef2810129e611adab9988c95d02d7a704d51aff"/>
     <w:p>
       <w:pPr>
         <w:pStyle w:val="Heading3"/>
@@ -12388,8 +12521,8 @@
         <w:t xml:space="preserve">Logged in admin audit trail. Tracks the informal claim cases that will inform the V1.5 Guarantee pricing + reserve sizing.</w:t>
       </w:r>
     </w:p>
-    <w:bookmarkEnd w:id="45"/>
-    <w:bookmarkStart w:id="46" w:name="X9bff8c867ca220d7013c060f0a349b47d67e289"/>
+    <w:bookmarkEnd w:id="46"/>
+    <w:bookmarkStart w:id="47" w:name="X9bff8c867ca220d7013c060f0a349b47d67e289"/>
     <w:p>
       <w:pPr>
         <w:pStyle w:val="Heading3"/>
@@ -12566,8 +12699,8 @@
         <w:t xml:space="preserve">Covers (i) PH VAT ≈ 0.5% effective, (ii) gateway fees ~2.5%, (iii) reconciliation + customer-support cost ~1%, (iv) Guarantee reserve fund (set aside for breach payouts) ~1%. High enough to support actual refunds without bleeding margin; low enough that couples view the protection as cheap insurance on a high-stakes purchase.</w:t>
       </w:r>
     </w:p>
-    <w:bookmarkEnd w:id="46"/>
-    <w:bookmarkStart w:id="47" w:name="Xe06dd885216d0192e2c4405ba1078917fd9419a"/>
+    <w:bookmarkEnd w:id="47"/>
+    <w:bookmarkStart w:id="48" w:name="Xe06dd885216d0192e2c4405ba1078917fd9419a"/>
     <w:p>
       <w:pPr>
         <w:pStyle w:val="Heading3"/>
@@ -12613,8 +12746,8 @@
         <w:t xml:space="preserve">for the active model.</w:t>
       </w:r>
     </w:p>
-    <w:bookmarkEnd w:id="47"/>
-    <w:bookmarkStart w:id="48" w:name="rule-5-force-majeure-carve-out"/>
+    <w:bookmarkEnd w:id="48"/>
+    <w:bookmarkStart w:id="49" w:name="rule-5-force-majeure-carve-out"/>
     <w:p>
       <w:pPr>
         <w:pStyle w:val="Heading3"/>
@@ -12687,8 +12820,8 @@
         <w:t xml:space="preserve">triggers the reliability deduction.</w:t>
       </w:r>
     </w:p>
-    <w:bookmarkEnd w:id="48"/>
-    <w:bookmarkStart w:id="49" w:name="X012ec0c1835c3dea7c5659c8b0e192acc5bdcc4"/>
+    <w:bookmarkEnd w:id="49"/>
+    <w:bookmarkStart w:id="50" w:name="X012ec0c1835c3dea7c5659c8b0e192acc5bdcc4"/>
     <w:p>
       <w:pPr>
         <w:pStyle w:val="Heading3"/>
@@ -12974,8 +13107,8 @@
         <w:t xml:space="preserve">Couple-only review on the stage progression: if the vendor self-reported stage 4 but didn't actually arrive, the couple raises a dispute and Setnayan mediation rolls the stage back. The combination of vendor self-report + couple review + Setnayan mediation gives objective evidence to settle refund claims.</w:t>
       </w:r>
     </w:p>
-    <w:bookmarkEnd w:id="49"/>
-    <w:bookmarkStart w:id="50" w:name="X14578abca22c4841673dcf744884409fc14ebd2"/>
+    <w:bookmarkEnd w:id="50"/>
+    <w:bookmarkStart w:id="51" w:name="X14578abca22c4841673dcf744884409fc14ebd2"/>
     <w:p>
       <w:pPr>
         <w:pStyle w:val="Heading3"/>
@@ -13233,9 +13366,9 @@
         </w:pict>
       </w:r>
     </w:p>
-    <w:bookmarkEnd w:id="50"/>
     <w:bookmarkEnd w:id="51"/>
-    <w:bookmarkStart w:id="56" w:name="X1b81a714177968d602bdf43250e8089c3eea797"/>
+    <w:bookmarkEnd w:id="52"/>
+    <w:bookmarkStart w:id="57" w:name="X1b81a714177968d602bdf43250e8089c3eea797"/>
     <w:p>
       <w:pPr>
         <w:pStyle w:val="Heading2"/>
@@ -13252,7 +13385,7 @@
         <w:t xml:space="preserve">Three distinct ways vendors plug into Setnayan, each with a different revenue model:</w:t>
       </w:r>
     </w:p>
-    <w:bookmarkStart w:id="52" w:name="Xe93e0425e0d9039b085542792f470cebb0e7ec6"/>
+    <w:bookmarkStart w:id="53" w:name="Xe93e0425e0d9039b085542792f470cebb0e7ec6"/>
     <w:p>
       <w:pPr>
         <w:pStyle w:val="Heading3"/>
@@ -13466,8 +13599,8 @@
         <w:t xml:space="preserve">)</w:t>
       </w:r>
     </w:p>
-    <w:bookmarkEnd w:id="52"/>
-    <w:bookmarkStart w:id="53" w:name="Xaf931c5630169b86805193ceb03e7edd47a219a"/>
+    <w:bookmarkEnd w:id="53"/>
+    <w:bookmarkStart w:id="54" w:name="Xaf931c5630169b86805193ceb03e7edd47a219a"/>
     <w:p>
       <w:pPr>
         <w:pStyle w:val="Heading3"/>
@@ -13798,8 +13931,8 @@
         <w:t xml:space="preserve">)</w:t>
       </w:r>
     </w:p>
-    <w:bookmarkEnd w:id="53"/>
-    <w:bookmarkStart w:id="54" w:name="c.-pro-included-benefits"/>
+    <w:bookmarkEnd w:id="54"/>
+    <w:bookmarkStart w:id="55" w:name="c.-pro-included-benefits"/>
     <w:p>
       <w:pPr>
         <w:pStyle w:val="Heading3"/>
@@ -13889,8 +14022,8 @@
         <w:t xml:space="preserve">- Plus future inclusions as Pro evolves</w:t>
       </w:r>
     </w:p>
-    <w:bookmarkEnd w:id="54"/>
-    <w:bookmarkStart w:id="55" w:name="cross-category-summary"/>
+    <w:bookmarkEnd w:id="55"/>
+    <w:bookmarkStart w:id="56" w:name="cross-category-summary"/>
     <w:p>
       <w:pPr>
         <w:pStyle w:val="Heading3"/>
@@ -14127,9 +14260,9 @@
         </w:pict>
       </w:r>
     </w:p>
-    <w:bookmarkEnd w:id="55"/>
     <w:bookmarkEnd w:id="56"/>
-    <w:bookmarkStart w:id="57" w:name="Xd46906442edde2cd81d2d61acd1b1b7e0e9cea7"/>
+    <w:bookmarkEnd w:id="57"/>
+    <w:bookmarkStart w:id="58" w:name="Xd46906442edde2cd81d2d61acd1b1b7e0e9cea7"/>
     <w:p>
       <w:pPr>
         <w:pStyle w:val="Heading2"/>
@@ -14283,8 +14416,8 @@
         </w:pict>
       </w:r>
     </w:p>
-    <w:bookmarkEnd w:id="57"/>
-    <w:bookmarkStart w:id="58" w:name="cross-iteration-handoffs"/>
+    <w:bookmarkEnd w:id="58"/>
+    <w:bookmarkStart w:id="59" w:name="cross-iteration-handoffs"/>
     <w:p>
       <w:pPr>
         <w:pStyle w:val="Heading2"/>
@@ -14425,8 +14558,8 @@
         </w:pict>
       </w:r>
     </w:p>
-    <w:bookmarkEnd w:id="58"/>
-    <w:bookmarkStart w:id="59" w:name="Xd4881637e7acba4a4ba0743ec8ee3c62da9c61c"/>
+    <w:bookmarkEnd w:id="59"/>
+    <w:bookmarkStart w:id="60" w:name="Xd4881637e7acba4a4ba0743ec8ee3c62da9c61c"/>
     <w:p>
       <w:pPr>
         <w:pStyle w:val="Heading2"/>
@@ -14979,8 +15112,8 @@
         </w:pict>
       </w:r>
     </w:p>
-    <w:bookmarkEnd w:id="59"/>
-    <w:bookmarkStart w:id="70" w:name="Xf8496184cc3da5533cc9c53e28eafe5ce2d77ec"/>
+    <w:bookmarkEnd w:id="60"/>
+    <w:bookmarkStart w:id="71" w:name="Xf8496184cc3da5533cc9c53e28eafe5ce2d77ec"/>
     <w:p>
       <w:pPr>
         <w:pStyle w:val="Heading2"/>
@@ -15006,7 +15139,7 @@
         <w:t xml:space="preserve">). Vendors hold per-service Specialized Pro Tools subscriptions / render-pack credits on top of their universal Free / Pro / Max vendor tier (§ 3). The two tier systems are independent — a Free Vendor can subscribe to Professional Mood Board; a Pro Vendor can stay on Free Mood Board.</w:t>
       </w:r>
     </w:p>
-    <w:bookmarkStart w:id="60" w:name="pro-tools-surface-in-vendor-dashboard"/>
+    <w:bookmarkStart w:id="61" w:name="pro-tools-surface-in-vendor-dashboard"/>
     <w:p>
       <w:pPr>
         <w:pStyle w:val="Heading3"/>
@@ -15174,8 +15307,8 @@
         </w:tc>
       </w:tr>
     </w:tbl>
-    <w:bookmarkEnd w:id="60"/>
-    <w:bookmarkStart w:id="65" w:name="X0f5563068e15eede94caf427dadf7009cc6ae86"/>
+    <w:bookmarkEnd w:id="61"/>
+    <w:bookmarkStart w:id="66" w:name="X0f5563068e15eede94caf427dadf7009cc6ae86"/>
     <w:p>
       <w:pPr>
         <w:pStyle w:val="Heading3"/>
@@ -15194,7 +15327,7 @@
       <w:r>
         <w:t xml:space="preserve"> </w:t>
       </w:r>
-      <w:hyperlink r:id="rId61">
+      <w:hyperlink r:id="rId62">
         <w:r>
           <w:rPr>
             <w:rStyle w:val="Hyperlink"/>
@@ -15261,7 +15394,7 @@
       <w:r>
         <w:t xml:space="preserve"> </w:t>
       </w:r>
-      <w:hyperlink r:id="rId62">
+      <w:hyperlink r:id="rId63">
         <w:r>
           <w:rPr>
             <w:rStyle w:val="Hyperlink"/>
@@ -15322,7 +15455,7 @@
       <w:r>
         <w:t xml:space="preserve"> </w:t>
       </w:r>
-      <w:hyperlink r:id="rId63">
+      <w:hyperlink r:id="rId64">
         <w:r>
           <w:rPr>
             <w:rStyle w:val="Hyperlink"/>
@@ -15344,7 +15477,7 @@
       <w:r>
         <w:t xml:space="preserve"> </w:t>
       </w:r>
-      <w:hyperlink r:id="rId64">
+      <w:hyperlink r:id="rId65">
         <w:r>
           <w:rPr>
             <w:rStyle w:val="Hyperlink"/>
@@ -15371,8 +15504,8 @@
         <w:t xml:space="preserve">badge on the stylist’s card — signals to couples that this stylist can generate AI-composited scene visualizations of their wedding (per host access pattern from the 2026-05-22 lock — hosts reach renders by hiring a stylist who holds Mood Board credits).</w:t>
       </w:r>
     </w:p>
-    <w:bookmarkEnd w:id="65"/>
-    <w:bookmarkStart w:id="67" w:name="Xb73185af4a5b9c4edc2296f9ca6509a210167dc"/>
+    <w:bookmarkEnd w:id="66"/>
+    <w:bookmarkStart w:id="68" w:name="Xb73185af4a5b9c4edc2296f9ca6509a210167dc"/>
     <w:p>
       <w:pPr>
         <w:pStyle w:val="Heading3"/>
@@ -16133,7 +16266,7 @@
       <w:r>
         <w:t xml:space="preserve"> </w:t>
       </w:r>
-      <w:hyperlink r:id="rId66">
+      <w:hyperlink r:id="rId67">
         <w:r>
           <w:rPr>
             <w:rStyle w:val="Hyperlink"/>
@@ -16157,8 +16290,8 @@
         <w:t xml:space="preserve">in the pricing sheet. Final pricing TBD per SKU — pure-code SKUs likely settle in ₱499-₱999/wk range, AI SKUs in ₱1,999-₱2,999/wk range with bundled allowance + overage packs.</w:t>
       </w:r>
     </w:p>
-    <w:bookmarkEnd w:id="67"/>
-    <w:bookmarkStart w:id="69" w:name="engineering-pending"/>
+    <w:bookmarkEnd w:id="68"/>
+    <w:bookmarkStart w:id="70" w:name="engineering-pending"/>
     <w:p>
       <w:pPr>
         <w:pStyle w:val="Heading3"/>
@@ -16232,7 +16365,7 @@
       <w:r>
         <w:t xml:space="preserve"> </w:t>
       </w:r>
-      <w:hyperlink r:id="rId62">
+      <w:hyperlink r:id="rId63">
         <w:r>
           <w:rPr>
             <w:rStyle w:val="Hyperlink"/>
@@ -16287,7 +16420,7 @@
       <w:r>
         <w:t xml:space="preserve"> </w:t>
       </w:r>
-      <w:hyperlink r:id="rId68">
+      <w:hyperlink r:id="rId69">
         <w:r>
           <w:rPr>
             <w:rStyle w:val="Hyperlink"/>
@@ -16306,9 +16439,9 @@
         </w:pict>
       </w:r>
     </w:p>
-    <w:bookmarkEnd w:id="69"/>
     <w:bookmarkEnd w:id="70"/>
-    <w:bookmarkStart w:id="71" w:name="companions-and-next-steps"/>
+    <w:bookmarkEnd w:id="71"/>
+    <w:bookmarkStart w:id="72" w:name="companions-and-next-steps"/>
     <w:p>
       <w:pPr>
         <w:pStyle w:val="Heading2"/>
@@ -16415,8 +16548,8 @@
         <w:t xml:space="preserve">(drafted) — Save-the-Date Maker — 30 head-turning templates, customer uploads 3-8 video clips, render in 3 formats, ₱49 per render.</w:t>
       </w:r>
     </w:p>
-    <w:bookmarkEnd w:id="71"/>
     <w:bookmarkEnd w:id="72"/>
+    <w:bookmarkEnd w:id="73"/>
     <w:sectPr>
       <w:footnotePr>
         <w:numRestart w:val="eachSect"/>

--- a/0022_vendor_dashboard/0022_vendor_dashboard.docx
+++ b/0022_vendor_dashboard/0022_vendor_dashboard.docx
@@ -2,7 +2,7 @@
 <file path=word/document.xml><?xml version="1.0" encoding="utf-8"?>
 <w:document xmlns:w="http://schemas.openxmlformats.org/wordprocessingml/2006/main" xmlns:m="http://schemas.openxmlformats.org/officeDocument/2006/math" xmlns:r="http://schemas.openxmlformats.org/officeDocument/2006/relationships" xmlns:o="urn:schemas-microsoft-com:office:office" xmlns:v="urn:schemas-microsoft-com:vml" xmlns:w10="urn:schemas-microsoft-com:office:word" xmlns:a="http://schemas.openxmlformats.org/drawingml/2006/main" xmlns:pic="http://schemas.openxmlformats.org/drawingml/2006/picture" xmlns:wp="http://schemas.openxmlformats.org/drawingml/2006/wordprocessingDrawing">
   <w:body>
-    <w:bookmarkStart w:id="73" w:name="Xafe8a010b541a7ceb55337d04c0f7dc192e4d32"/>
+    <w:bookmarkStart w:id="74" w:name="Xafe8a010b541a7ceb55337d04c0f7dc192e4d32"/>
     <w:p>
       <w:pPr>
         <w:pStyle w:val="Heading1"/>
@@ -597,7 +597,7 @@
       </w:r>
     </w:p>
     <w:bookmarkEnd w:id="9"/>
-    <w:bookmarkStart w:id="26" w:name="vendor-data-model-v1"/>
+    <w:bookmarkStart w:id="27" w:name="vendor-data-model-v1"/>
     <w:p>
       <w:pPr>
         <w:pStyle w:val="Heading2"/>
@@ -1623,13 +1623,13 @@
       </w:r>
     </w:p>
     <w:bookmarkEnd w:id="12"/>
-    <w:bookmarkStart w:id="13" w:name="a-vendor-proposed-custom-categories"/>
+    <w:bookmarkStart w:id="14" w:name="X15aaa645a2422f164c02aea834ca23e8a95916d"/>
     <w:p>
       <w:pPr>
         <w:pStyle w:val="Heading3"/>
       </w:pPr>
       <w:r>
-        <w:t xml:space="preserve">2.1a Vendor-proposed custom categories</w:t>
+        <w:t xml:space="preserve">2.1a Vendor-proposed custom categories &amp; details</w:t>
       </w:r>
     </w:p>
     <w:p>
@@ -1637,40 +1637,37 @@
         <w:pStyle w:val="FirstParagraph"/>
       </w:pPr>
       <w:r>
-        <w:t xml:space="preserve">Vendors aren’t locked into the 28 canonical wedding service categories. If their offering doesn’t fit (e.g.,</w:t>
-      </w:r>
-      <w:r>
-        <w:t xml:space="preserve"> </w:t>
-      </w:r>
-      <w:r>
-        <w:t xml:space="preserve">“Heirloom photo restoration,”</w:t>
-      </w:r>
-      <w:r>
-        <w:t xml:space="preserve"> </w:t>
-      </w:r>
-      <w:r>
-        <w:t xml:space="preserve">“Filipino-Catholic ceremony coordination,”</w:t>
-      </w:r>
-      <w:r>
-        <w:t xml:space="preserve"> </w:t>
-      </w:r>
-      <w:r>
-        <w:t xml:space="preserve">“Bespoke barong tailoring”</w:t>
-      </w:r>
-      <w:r>
-        <w:t xml:space="preserve">), they propose a custom category from the service editor.</w:t>
-      </w:r>
-    </w:p>
-    <w:p>
-      <w:pPr>
-        <w:pStyle w:val="BodyText"/>
-      </w:pPr>
-      <w:r>
-        <w:rPr>
-          <w:b/>
-          <w:bCs/>
-        </w:rPr>
-        <w:t xml:space="preserve">Flow:</w:t>
+        <w:t xml:space="preserve">Vendors aren’t locked into the marketplace taxonomy (the</w:t>
+      </w:r>
+      <w:r>
+        <w:t xml:space="preserve"> </w:t>
+      </w:r>
+      <w:r>
+        <w:rPr>
+          <w:b/>
+          <w:bCs/>
+        </w:rPr>
+        <w:t xml:space="preserve">10-parent / ~53-tile</w:t>
+      </w:r>
+      <w:r>
+        <w:t xml:space="preserve"> </w:t>
+      </w:r>
+      <w:r>
+        <w:t xml:space="preserve">shrunk model — see</w:t>
+      </w:r>
+      <w:r>
+        <w:t xml:space="preserve"> </w:t>
+      </w:r>
+      <w:hyperlink r:id="rId13">
+        <w:r>
+          <w:rPr>
+            <w:rStyle w:val="Hyperlink"/>
+          </w:rPr>
+          <w:t xml:space="preserve">Vendor_Taxonomy_Shrink_2026-05-30.md</w:t>
+        </w:r>
+      </w:hyperlink>
+      <w:r>
+        <w:t xml:space="preserve">). If their offering doesn’t fit, they request a new node from the service editor at one of two grains:</w:t>
       </w:r>
     </w:p>
     <w:p>
@@ -1682,17 +1679,23 @@
         </w:numPr>
       </w:pPr>
       <w:r>
-        <w:rPr>
-          <w:b/>
-          <w:bCs/>
-        </w:rPr>
-        <w:t xml:space="preserve">Publish today as private label.</w:t>
-      </w:r>
-      <w:r>
-        <w:t xml:space="preserve"> </w:t>
-      </w:r>
-      <w:r>
-        <w:t xml:space="preserve">New category is saved on the vendor’s services immediately. It’s visible to couples viewing that vendor’s page but doesn’t appear in the marketplace’s category-filter dropdown yet.</w:t>
+        <w:t xml:space="preserve">a new</w:t>
+      </w:r>
+      <w:r>
+        <w:t xml:space="preserve"> </w:t>
+      </w:r>
+      <w:r>
+        <w:rPr>
+          <w:b/>
+          <w:bCs/>
+        </w:rPr>
+        <w:t xml:space="preserve">category / child-tile</w:t>
+      </w:r>
+      <w:r>
+        <w:t xml:space="preserve"> </w:t>
+      </w:r>
+      <w:r>
+        <w:t xml:space="preserve">— a whole shopping decision with no existing tile (rare); or</w:t>
       </w:r>
     </w:p>
     <w:p>
@@ -1704,17 +1707,59 @@
         </w:numPr>
       </w:pPr>
       <w:r>
-        <w:rPr>
-          <w:b/>
-          <w:bCs/>
-        </w:rPr>
-        <w:t xml:space="preserve">Admin review (3 business days).</w:t>
-      </w:r>
-      <w:r>
-        <w:t xml:space="preserve"> </w:t>
-      </w:r>
-      <w:r>
-        <w:t xml:space="preserve">Setnayan Team checks: is this duplicated? does the naming fit the taxonomy? is it scoped sensibly?</w:t>
+        <w:t xml:space="preserve">a new</w:t>
+      </w:r>
+      <w:r>
+        <w:t xml:space="preserve"> </w:t>
+      </w:r>
+      <w:r>
+        <w:rPr>
+          <w:b/>
+          <w:bCs/>
+        </w:rPr>
+        <w:t xml:space="preserve">detail / facet</w:t>
+      </w:r>
+      <w:r>
+        <w:t xml:space="preserve"> </w:t>
+      </w:r>
+      <w:r>
+        <w:t xml:space="preserve">within an existing tile — a refinement (e.g. a new shoot-type under Photo &amp; Video, a new booth type) — the common case post-shrink.</w:t>
+      </w:r>
+    </w:p>
+    <w:p>
+      <w:pPr>
+        <w:pStyle w:val="FirstParagraph"/>
+      </w:pPr>
+      <w:r>
+        <w:t xml:space="preserve">(New</w:t>
+      </w:r>
+      <w:r>
+        <w:t xml:space="preserve"> </w:t>
+      </w:r>
+      <w:r>
+        <w:rPr>
+          <w:b/>
+          <w:bCs/>
+        </w:rPr>
+        <w:t xml:space="preserve">parent families</w:t>
+      </w:r>
+      <w:r>
+        <w:t xml:space="preserve"> </w:t>
+      </w:r>
+      <w:r>
+        <w:t xml:space="preserve">— the 10 top-level groups — are owner-level structural calls, not vendor-requestable.)</w:t>
+      </w:r>
+    </w:p>
+    <w:p>
+      <w:pPr>
+        <w:pStyle w:val="BodyText"/>
+      </w:pPr>
+      <w:r>
+        <w:rPr>
+          <w:b/>
+          <w:bCs/>
+        </w:rPr>
+        <w:t xml:space="preserve">Flow:</w:t>
       </w:r>
     </w:p>
     <w:p>
@@ -1722,7 +1767,7 @@
         <w:pStyle w:val="Compact"/>
         <w:numPr>
           <w:ilvl w:val="0"/>
-          <w:numId w:val="1004"/>
+          <w:numId w:val="1005"/>
         </w:numPr>
       </w:pPr>
       <w:r>
@@ -1730,25 +1775,13 @@
           <w:b/>
           <w:bCs/>
         </w:rPr>
-        <w:t xml:space="preserve">Outcome A — promoted to global.</w:t>
-      </w:r>
-      <w:r>
-        <w:t xml:space="preserve"> </w:t>
-      </w:r>
-      <w:r>
-        <w:t xml:space="preserve">Category enters the canonical taxonomy. Other vendors can opt into it. The proposing vendor keeps the</w:t>
-      </w:r>
-      <w:r>
-        <w:t xml:space="preserve"> </w:t>
-      </w:r>
-      <w:r>
-        <w:t xml:space="preserve">“first vendor”</w:t>
-      </w:r>
-      <w:r>
-        <w:t xml:space="preserve"> </w:t>
-      </w:r>
-      <w:r>
-        <w:t xml:space="preserve">credit.</w:t>
+        <w:t xml:space="preserve">Publish today as private label.</w:t>
+      </w:r>
+      <w:r>
+        <w:t xml:space="preserve"> </w:t>
+      </w:r>
+      <w:r>
+        <w:t xml:space="preserve">The node is saved on the vendor’s services immediately — visible to couples viewing that vendor’s page, but not yet in the marketplace’s category-filter dropdown / facet list.</w:t>
       </w:r>
     </w:p>
     <w:p>
@@ -1756,7 +1789,7 @@
         <w:pStyle w:val="Compact"/>
         <w:numPr>
           <w:ilvl w:val="0"/>
-          <w:numId w:val="1004"/>
+          <w:numId w:val="1005"/>
         </w:numPr>
       </w:pPr>
       <w:r>
@@ -1764,13 +1797,251 @@
           <w:b/>
           <w:bCs/>
         </w:rPr>
-        <w:t xml:space="preserve">Outcome B — kept private.</w:t>
-      </w:r>
-      <w:r>
-        <w:t xml:space="preserve"> </w:t>
-      </w:r>
-      <w:r>
-        <w:t xml:space="preserve">Category remains a private label scoped to the proposing vendor’s record. They keep using it; it doesn’t appear in marketplace filters.</w:t>
+        <w:t xml:space="preserve">Admin review (3 business days)</w:t>
+      </w:r>
+      <w:r>
+        <w:t xml:space="preserve"> </w:t>
+      </w:r>
+      <w:r>
+        <w:t xml:space="preserve">— routed to the 0023 §3.2c</w:t>
+      </w:r>
+      <w:r>
+        <w:t xml:space="preserve"> </w:t>
+      </w:r>
+      <w:r>
+        <w:rPr>
+          <w:i/>
+          <w:iCs/>
+        </w:rPr>
+        <w:t xml:space="preserve">Custom category &amp; detail review</w:t>
+      </w:r>
+      <w:r>
+        <w:t xml:space="preserve"> </w:t>
+      </w:r>
+      <w:r>
+        <w:t xml:space="preserve">queue, which answers</w:t>
+      </w:r>
+      <w:r>
+        <w:t xml:space="preserve"> </w:t>
+      </w:r>
+      <w:r>
+        <w:rPr>
+          <w:i/>
+          <w:iCs/>
+        </w:rPr>
+        <w:t xml:space="preserve">“does this already exist in our taxonomy?”</w:t>
+      </w:r>
+      <w:r>
+        <w:t xml:space="preserve"> </w:t>
+      </w:r>
+      <w:r>
+        <w:t xml:space="preserve">(duplication · naming fit · scope).</w:t>
+      </w:r>
+    </w:p>
+    <w:p>
+      <w:pPr>
+        <w:pStyle w:val="Compact"/>
+        <w:numPr>
+          <w:ilvl w:val="0"/>
+          <w:numId w:val="1005"/>
+        </w:numPr>
+      </w:pPr>
+      <w:r>
+        <w:rPr>
+          <w:b/>
+          <w:bCs/>
+        </w:rPr>
+        <w:t xml:space="preserve">Four outcomes:</w:t>
+      </w:r>
+    </w:p>
+    <w:p>
+      <w:pPr>
+        <w:pStyle w:val="Compact"/>
+        <w:numPr>
+          <w:ilvl w:val="1"/>
+          <w:numId w:val="1006"/>
+        </w:numPr>
+      </w:pPr>
+      <w:r>
+        <w:rPr>
+          <w:b/>
+          <w:bCs/>
+        </w:rPr>
+        <w:t xml:space="preserve">Map to existing</w:t>
+      </w:r>
+      <w:r>
+        <w:t xml:space="preserve"> </w:t>
+      </w:r>
+      <w:r>
+        <w:t xml:space="preserve">—</w:t>
+      </w:r>
+      <w:r>
+        <w:t xml:space="preserve"> </w:t>
+      </w:r>
+      <w:r>
+        <w:t xml:space="preserve">“your</w:t>
+      </w:r>
+      <w:r>
+        <w:t xml:space="preserve"> </w:t>
+      </w:r>
+      <w:r>
+        <w:rPr>
+          <w:i/>
+          <w:iCs/>
+        </w:rPr>
+        <w:t xml:space="preserve">X</w:t>
+      </w:r>
+      <w:r>
+        <w:t xml:space="preserve"> </w:t>
+      </w:r>
+      <w:r>
+        <w:t xml:space="preserve">is our existing</w:t>
+      </w:r>
+      <w:r>
+        <w:t xml:space="preserve"> </w:t>
+      </w:r>
+      <w:r>
+        <w:rPr>
+          <w:i/>
+          <w:iCs/>
+        </w:rPr>
+        <w:t xml:space="preserve">Y</w:t>
+      </w:r>
+      <w:r>
+        <w:t xml:space="preserve">”</w:t>
+      </w:r>
+      <w:r>
+        <w:t xml:space="preserve">: the vendor’s service is</w:t>
+      </w:r>
+      <w:r>
+        <w:t xml:space="preserve"> </w:t>
+      </w:r>
+      <w:r>
+        <w:rPr>
+          <w:b/>
+          <w:bCs/>
+        </w:rPr>
+        <w:t xml:space="preserve">re-pointed onto the matched canonical</w:t>
+      </w:r>
+      <w:r>
+        <w:t xml:space="preserve">; the private-label row is retired (</w:t>
+      </w:r>
+      <w:r>
+        <w:rPr>
+          <w:rStyle w:val="VerbatimChar"/>
+        </w:rPr>
+        <w:t xml:space="preserve">scope='merged'</w:t>
+      </w:r>
+      <w:r>
+        <w:t xml:space="preserve">,</w:t>
+      </w:r>
+      <w:r>
+        <w:t xml:space="preserve"> </w:t>
+      </w:r>
+      <w:r>
+        <w:rPr>
+          <w:rStyle w:val="VerbatimChar"/>
+        </w:rPr>
+        <w:t xml:space="preserve">merged_into_category_id</w:t>
+      </w:r>
+      <w:r>
+        <w:t xml:space="preserve"> </w:t>
+      </w:r>
+      <w:r>
+        <w:t xml:space="preserve">set) and the vendor is notified. No new node created.</w:t>
+      </w:r>
+    </w:p>
+    <w:p>
+      <w:pPr>
+        <w:pStyle w:val="Compact"/>
+        <w:numPr>
+          <w:ilvl w:val="1"/>
+          <w:numId w:val="1006"/>
+        </w:numPr>
+      </w:pPr>
+      <w:r>
+        <w:rPr>
+          <w:b/>
+          <w:bCs/>
+        </w:rPr>
+        <w:t xml:space="preserve">Promote to global</w:t>
+      </w:r>
+      <w:r>
+        <w:t xml:space="preserve"> </w:t>
+      </w:r>
+      <w:r>
+        <w:t xml:space="preserve">— genuinely new: the node enters the canonical taxonomy, the proposing vendor keeps the</w:t>
+      </w:r>
+      <w:r>
+        <w:t xml:space="preserve"> </w:t>
+      </w:r>
+      <w:r>
+        <w:rPr>
+          <w:b/>
+          <w:bCs/>
+        </w:rPr>
+        <w:t xml:space="preserve">“first-vendor”</w:t>
+      </w:r>
+      <w:r>
+        <w:rPr>
+          <w:b/>
+          <w:bCs/>
+        </w:rPr>
+        <w:t xml:space="preserve"> </w:t>
+      </w:r>
+      <w:r>
+        <w:rPr>
+          <w:b/>
+          <w:bCs/>
+        </w:rPr>
+        <w:t xml:space="preserve">credit</w:t>
+      </w:r>
+      <w:r>
+        <w:t xml:space="preserve">, and it auto-appears in the onboarding picker, couple browse, and filters.</w:t>
+      </w:r>
+    </w:p>
+    <w:p>
+      <w:pPr>
+        <w:pStyle w:val="Compact"/>
+        <w:numPr>
+          <w:ilvl w:val="1"/>
+          <w:numId w:val="1006"/>
+        </w:numPr>
+      </w:pPr>
+      <w:r>
+        <w:rPr>
+          <w:b/>
+          <w:bCs/>
+        </w:rPr>
+        <w:t xml:space="preserve">Keep private</w:t>
+      </w:r>
+      <w:r>
+        <w:t xml:space="preserve"> </w:t>
+      </w:r>
+      <w:r>
+        <w:t xml:space="preserve">— valid but niche: remains scoped to the proposing vendor’s record.</w:t>
+      </w:r>
+    </w:p>
+    <w:p>
+      <w:pPr>
+        <w:pStyle w:val="Compact"/>
+        <w:numPr>
+          <w:ilvl w:val="1"/>
+          <w:numId w:val="1006"/>
+        </w:numPr>
+      </w:pPr>
+      <w:r>
+        <w:rPr>
+          <w:b/>
+          <w:bCs/>
+        </w:rPr>
+        <w:t xml:space="preserve">Reject</w:t>
+      </w:r>
+      <w:r>
+        <w:t xml:space="preserve"> </w:t>
+      </w:r>
+      <w:r>
+        <w:t xml:space="preserve">— mis-scoped, with reason.</w:t>
       </w:r>
     </w:p>
     <w:p>
@@ -1811,7 +2082,7 @@
         <w:rPr>
           <w:rStyle w:val="VerbatimChar"/>
         </w:rPr>
-        <w:t xml:space="preserve">  scope enum('canonical','private'),</w:t>
+        <w:t xml:space="preserve">  scope enum('canonical','private','merged'),</w:t>
       </w:r>
       <w:r>
         <w:br/>
@@ -1820,6 +2091,15 @@
         <w:rPr>
           <w:rStyle w:val="VerbatimChar"/>
         </w:rPr>
+        <w:t xml:space="preserve">  merged_into_category_id?,            -- set when scope='merged'; points at the canonical it mapped to</w:t>
+      </w:r>
+      <w:r>
+        <w:br/>
+      </w:r>
+      <w:r>
+        <w:rPr>
+          <w:rStyle w:val="VerbatimChar"/>
+        </w:rPr>
         <w:t xml:space="preserve">  proposed_by_vendor_id?, proposed_at?,</w:t>
       </w:r>
       <w:r>
@@ -1853,6 +2133,114 @@
     <w:p>
       <w:pPr>
         <w:pStyle w:val="FirstParagraph"/>
+      </w:pPr>
+      <w:r>
+        <w:t xml:space="preserve">On a</w:t>
+      </w:r>
+      <w:r>
+        <w:t xml:space="preserve"> </w:t>
+      </w:r>
+      <w:r>
+        <w:rPr>
+          <w:b/>
+          <w:bCs/>
+        </w:rPr>
+        <w:t xml:space="preserve">map-to-existing</w:t>
+      </w:r>
+      <w:r>
+        <w:t xml:space="preserve"> </w:t>
+      </w:r>
+      <w:r>
+        <w:t xml:space="preserve">outcome,</w:t>
+      </w:r>
+      <w:r>
+        <w:t xml:space="preserve"> </w:t>
+      </w:r>
+      <w:r>
+        <w:rPr>
+          <w:rStyle w:val="VerbatimChar"/>
+        </w:rPr>
+        <w:t xml:space="preserve">vendor_services.service_category</w:t>
+      </w:r>
+      <w:r>
+        <w:t xml:space="preserve"> </w:t>
+      </w:r>
+      <w:r>
+        <w:t xml:space="preserve">(or, for detail-grain requests, the facet attribute payload) re-points from the private-label to the matched canonical. The</w:t>
+      </w:r>
+      <w:r>
+        <w:t xml:space="preserve"> </w:t>
+      </w:r>
+      <w:r>
+        <w:rPr>
+          <w:rStyle w:val="VerbatimChar"/>
+        </w:rPr>
+        <w:t xml:space="preserve">merged_into_category_id</w:t>
+      </w:r>
+      <w:r>
+        <w:t xml:space="preserve"> </w:t>
+      </w:r>
+      <w:r>
+        <w:t xml:space="preserve">count is a</w:t>
+      </w:r>
+      <w:r>
+        <w:t xml:space="preserve"> </w:t>
+      </w:r>
+      <w:r>
+        <w:rPr>
+          <w:b/>
+          <w:bCs/>
+        </w:rPr>
+        <w:t xml:space="preserve">demand signal</w:t>
+      </w:r>
+      <w:r>
+        <w:t xml:space="preserve"> </w:t>
+      </w:r>
+      <w:r>
+        <w:t xml:space="preserve">— when many vendors are mapped</w:t>
+      </w:r>
+      <w:r>
+        <w:t xml:space="preserve"> </w:t>
+      </w:r>
+      <w:r>
+        <w:rPr>
+          <w:i/>
+          <w:iCs/>
+        </w:rPr>
+        <w:t xml:space="preserve">X→Y</w:t>
+      </w:r>
+      <w:r>
+        <w:t xml:space="preserve">, that’s the trigger that</w:t>
+      </w:r>
+      <w:r>
+        <w:t xml:space="preserve"> </w:t>
+      </w:r>
+      <w:r>
+        <w:rPr>
+          <w:i/>
+          <w:iCs/>
+        </w:rPr>
+        <w:t xml:space="preserve">X</w:t>
+      </w:r>
+      <w:r>
+        <w:t xml:space="preserve"> </w:t>
+      </w:r>
+      <w:r>
+        <w:t xml:space="preserve">has earned its own node (demand-driven, admin-gated expansion). See DECISION_LOG 2026-06-03</w:t>
+      </w:r>
+      <w:r>
+        <w:t xml:space="preserve"> </w:t>
+      </w:r>
+      <w:r>
+        <w:t xml:space="preserve">“🌳 Admin-gated expandable taxonomy”</w:t>
+      </w:r>
+      <w:r>
+        <w:t xml:space="preserve">.</w:t>
+      </w:r>
+    </w:p>
+    <w:p>
+      <w:pPr>
+        <w:pStyle w:val="BodyText"/>
       </w:pPr>
       <w:r>
         <w:t xml:space="preserve">Matches the existing admin curation workflow (CLAUDE.md 2026-05-XX:</w:t>
@@ -1874,8 +2262,8 @@
         </w:pict>
       </w:r>
     </w:p>
-    <w:bookmarkEnd w:id="13"/>
-    <w:bookmarkStart w:id="14" w:name="X1e5fb8635d4b072a084140d01688799cea83193"/>
+    <w:bookmarkEnd w:id="14"/>
+    <w:bookmarkStart w:id="15" w:name="X1e5fb8635d4b072a084140d01688799cea83193"/>
     <w:p>
       <w:pPr>
         <w:pStyle w:val="Heading3"/>
@@ -2457,8 +2845,8 @@
         </w:pict>
       </w:r>
     </w:p>
-    <w:bookmarkEnd w:id="14"/>
-    <w:bookmarkStart w:id="15" w:name="X67338651e33aa3a1b824f9e9f9f4bfb5957f65b"/>
+    <w:bookmarkEnd w:id="15"/>
+    <w:bookmarkStart w:id="16" w:name="X67338651e33aa3a1b824f9e9f9f4bfb5957f65b"/>
     <w:p>
       <w:pPr>
         <w:pStyle w:val="Heading3"/>
@@ -2558,8 +2946,292 @@
         <w:t xml:space="preserve">Multi-service vendors hold multiple rows. Each service has its own calendar (per Pro feature).</w:t>
       </w:r>
     </w:p>
-    <w:bookmarkEnd w:id="15"/>
-    <w:bookmarkStart w:id="16" w:name="Xfdfeb7bdf03cafa258f6cc5505d5a10efa7f64a"/>
+    <w:p>
+      <w:pPr>
+        <w:pStyle w:val="BodyText"/>
+      </w:pPr>
+      <w:r>
+        <w:rPr>
+          <w:b/>
+          <w:bCs/>
+        </w:rPr>
+        <w:t xml:space="preserve">Setnayan’s own in-app services use this same object (clarified 2026-06-03).</w:t>
+      </w:r>
+      <w:r>
+        <w:t xml:space="preserve"> </w:t>
+      </w:r>
+      <w:r>
+        <w:t xml:space="preserve">Setnayan’s first-party services (Papic · Panood · Pakanta · Patiktok · Pailaw · Animated Monogram · Pro Website · …) are</w:t>
+      </w:r>
+      <w:r>
+        <w:t xml:space="preserve"> </w:t>
+      </w:r>
+      <w:r>
+        <w:rPr>
+          <w:b/>
+          <w:bCs/>
+        </w:rPr>
+        <w:t xml:space="preserve">listings on the Setnayan first-party vendor account</w:t>
+      </w:r>
+      <w:r>
+        <w:t xml:space="preserve">, priced through this exact template — that account, run by the Setnayan team via this dashboard,</w:t>
+      </w:r>
+      <w:r>
+        <w:t xml:space="preserve"> </w:t>
+      </w:r>
+      <w:r>
+        <w:rPr>
+          <w:b/>
+          <w:bCs/>
+        </w:rPr>
+        <w:t xml:space="preserve">is</w:t>
+      </w:r>
+      <w:r>
+        <w:t xml:space="preserve"> </w:t>
+      </w:r>
+      <w:r>
+        <w:t xml:space="preserve">the</w:t>
+      </w:r>
+      <w:r>
+        <w:t xml:space="preserve"> </w:t>
+      </w:r>
+      <w:r>
+        <w:t xml:space="preserve">“admin control”</w:t>
+      </w:r>
+      <w:r>
+        <w:t xml:space="preserve"> </w:t>
+      </w:r>
+      <w:r>
+        <w:t xml:space="preserve">the owner means (</w:t>
+      </w:r>
+      <w:r>
+        <w:rPr>
+          <w:i/>
+          <w:iCs/>
+        </w:rPr>
+        <w:t xml:space="preserve">“controlled by our admin account”</w:t>
+      </w:r>
+      <w:r>
+        <w:t xml:space="preserve">).</w:t>
+      </w:r>
+      <w:r>
+        <w:t xml:space="preserve"> </w:t>
+      </w:r>
+      <w:r>
+        <w:rPr>
+          <w:rStyle w:val="VerbatimChar"/>
+        </w:rPr>
+        <w:t xml:space="preserve">pricing_model</w:t>
+      </w:r>
+      <w:r>
+        <w:t xml:space="preserve">/</w:t>
+      </w:r>
+      <w:r>
+        <w:rPr>
+          <w:rStyle w:val="VerbatimChar"/>
+        </w:rPr>
+        <w:t xml:space="preserve">per_pax_tiers_json</w:t>
+      </w:r>
+      <w:r>
+        <w:t xml:space="preserve">/</w:t>
+      </w:r>
+      <w:r>
+        <w:rPr>
+          <w:rStyle w:val="VerbatimChar"/>
+        </w:rPr>
+        <w:t xml:space="preserve">min_pax</w:t>
+      </w:r>
+      <w:r>
+        <w:t xml:space="preserve">/</w:t>
+      </w:r>
+      <w:r>
+        <w:rPr>
+          <w:rStyle w:val="VerbatimChar"/>
+        </w:rPr>
+        <w:t xml:space="preserve">max_pax</w:t>
+      </w:r>
+      <w:r>
+        <w:t xml:space="preserve"> </w:t>
+      </w:r>
+      <w:r>
+        <w:t xml:space="preserve">carry</w:t>
+      </w:r>
+      <w:r>
+        <w:t xml:space="preserve"> </w:t>
+      </w:r>
+      <w:r>
+        <w:rPr>
+          <w:b/>
+          <w:bCs/>
+        </w:rPr>
+        <w:t xml:space="preserve">per-pax</w:t>
+      </w:r>
+      <w:r>
+        <w:t xml:space="preserve"> </w:t>
+      </w:r>
+      <w:r>
+        <w:t xml:space="preserve">(the 2026-06-01</w:t>
+      </w:r>
+      <w:r>
+        <w:t xml:space="preserve"> </w:t>
+      </w:r>
+      <w:r>
+        <w:rPr>
+          <w:b/>
+          <w:bCs/>
+        </w:rPr>
+        <w:t xml:space="preserve">100-pax floor + per-50 increment</w:t>
+      </w:r>
+      <w:r>
+        <w:t xml:space="preserve"> </w:t>
+      </w:r>
+      <w:r>
+        <w:t xml:space="preserve">=</w:t>
+      </w:r>
+      <w:r>
+        <w:t xml:space="preserve"> </w:t>
+      </w:r>
+      <w:r>
+        <w:rPr>
+          <w:rStyle w:val="VerbatimChar"/>
+        </w:rPr>
+        <w:t xml:space="preserve">min_pax = 100</w:t>
+      </w:r>
+      <w:r>
+        <w:t xml:space="preserve"> </w:t>
+      </w:r>
+      <w:r>
+        <w:t xml:space="preserve">+ 50-step tiers,</w:t>
+      </w:r>
+      <w:r>
+        <w:t xml:space="preserve"> </w:t>
+      </w:r>
+      <w:r>
+        <w:rPr>
+          <w:b/>
+          <w:bCs/>
+        </w:rPr>
+        <w:t xml:space="preserve">no new columns</w:t>
+      </w:r>
+      <w:r>
+        <w:t xml:space="preserve">); the Universal Service Template’s BASIC</w:t>
+      </w:r>
+      <w:r>
+        <w:t xml:space="preserve"> </w:t>
+      </w:r>
+      <w:r>
+        <w:rPr>
+          <w:i/>
+          <w:iCs/>
+        </w:rPr>
+        <w:t xml:space="preserve">Time</w:t>
+      </w:r>
+      <w:r>
+        <w:t xml:space="preserve"> </w:t>
+      </w:r>
+      <w:r>
+        <w:t xml:space="preserve">coverage +</w:t>
+      </w:r>
+      <w:r>
+        <w:t xml:space="preserve"> </w:t>
+      </w:r>
+      <w:r>
+        <w:rPr>
+          <w:rStyle w:val="VerbatimChar"/>
+        </w:rPr>
+        <w:t xml:space="preserve">price_unit</w:t>
+      </w:r>
+      <w:r>
+        <w:t xml:space="preserve"> </w:t>
+      </w:r>
+      <w:r>
+        <w:t xml:space="preserve">+ FEES line items carry</w:t>
+      </w:r>
+      <w:r>
+        <w:t xml:space="preserve"> </w:t>
+      </w:r>
+      <w:r>
+        <w:rPr>
+          <w:b/>
+          <w:bCs/>
+        </w:rPr>
+        <w:t xml:space="preserve">per-hour / per-event</w:t>
+      </w:r>
+      <w:r>
+        <w:t xml:space="preserve"> </w:t>
+      </w:r>
+      <w:r>
+        <w:t xml:space="preserve">and</w:t>
+      </w:r>
+      <w:r>
+        <w:t xml:space="preserve"> </w:t>
+      </w:r>
+      <w:r>
+        <w:rPr>
+          <w:b/>
+          <w:bCs/>
+        </w:rPr>
+        <w:t xml:space="preserve">added costs</w:t>
+      </w:r>
+      <w:r>
+        <w:t xml:space="preserve">;</w:t>
+      </w:r>
+      <w:r>
+        <w:t xml:space="preserve"> </w:t>
+      </w:r>
+      <w:r>
+        <w:rPr>
+          <w:rStyle w:val="VerbatimChar"/>
+        </w:rPr>
+        <w:t xml:space="preserve">inclusions_md</w:t>
+      </w:r>
+      <w:r>
+        <w:t xml:space="preserve"> </w:t>
+      </w:r>
+      <w:r>
+        <w:t xml:space="preserve">/ INCLUSIONS carry</w:t>
+      </w:r>
+      <w:r>
+        <w:t xml:space="preserve"> </w:t>
+      </w:r>
+      <w:r>
+        <w:rPr>
+          <w:b/>
+          <w:bCs/>
+        </w:rPr>
+        <w:t xml:space="preserve">inclusions</w:t>
+      </w:r>
+      <w:r>
+        <w:t xml:space="preserve">. There is</w:t>
+      </w:r>
+      <w:r>
+        <w:t xml:space="preserve"> </w:t>
+      </w:r>
+      <w:r>
+        <w:rPr>
+          <w:b/>
+          <w:bCs/>
+        </w:rPr>
+        <w:t xml:space="preserve">no separate admin SKU-catalog pricing editor</w:t>
+      </w:r>
+      <w:r>
+        <w:t xml:space="preserve"> </w:t>
+      </w:r>
+      <w:r>
+        <w:t xml:space="preserve">for these — see DECISION_LOG 2026-06-03</w:t>
+      </w:r>
+      <w:r>
+        <w:t xml:space="preserve"> </w:t>
+      </w:r>
+      <w:r>
+        <w:t xml:space="preserve">“🧾 In-app services pricing IS the vendor template”</w:t>
+      </w:r>
+      <w:r>
+        <w:t xml:space="preserve">.</w:t>
+      </w:r>
+    </w:p>
+    <w:bookmarkEnd w:id="16"/>
+    <w:bookmarkStart w:id="17" w:name="Xfdfeb7bdf03cafa258f6cc5505d5a10efa7f64a"/>
     <w:p>
       <w:pPr>
         <w:pStyle w:val="Heading3"/>
@@ -2669,1355 +3341,6 @@
       </w:pPr>
       <w:r>
         <w:t xml:space="preserve">The service editor surfaces three controls:</w:t>
-      </w:r>
-    </w:p>
-    <w:p>
-      <w:pPr>
-        <w:pStyle w:val="Compact"/>
-        <w:numPr>
-          <w:ilvl w:val="0"/>
-          <w:numId w:val="1005"/>
-        </w:numPr>
-      </w:pPr>
-      <w:r>
-        <w:rPr>
-          <w:b/>
-          <w:bCs/>
-        </w:rPr>
-        <w:t xml:space="preserve">“How many of your team will be on-site?”</w:t>
-      </w:r>
-      <w:r>
-        <w:t xml:space="preserve"> </w:t>
-      </w:r>
-      <w:r>
-        <w:t xml:space="preserve">— numeric stepper (1, 2, 3, …) bound to</w:t>
-      </w:r>
-      <w:r>
-        <w:t xml:space="preserve"> </w:t>
-      </w:r>
-      <w:r>
-        <w:rPr>
-          <w:rStyle w:val="VerbatimChar"/>
-        </w:rPr>
-        <w:t xml:space="preserve">crew_size</w:t>
-      </w:r>
-    </w:p>
-    <w:p>
-      <w:pPr>
-        <w:pStyle w:val="Compact"/>
-        <w:numPr>
-          <w:ilvl w:val="0"/>
-          <w:numId w:val="1005"/>
-        </w:numPr>
-      </w:pPr>
-      <w:r>
-        <w:rPr>
-          <w:b/>
-          <w:bCs/>
-        </w:rPr>
-        <w:t xml:space="preserve">“Crew meals needed?”</w:t>
-      </w:r>
-      <w:r>
-        <w:t xml:space="preserve"> </w:t>
-      </w:r>
-      <w:r>
-        <w:t xml:space="preserve">— toggle (default ON) bound to</w:t>
-      </w:r>
-      <w:r>
-        <w:t xml:space="preserve"> </w:t>
-      </w:r>
-      <w:r>
-        <w:rPr>
-          <w:rStyle w:val="VerbatimChar"/>
-        </w:rPr>
-        <w:t xml:space="preserve">crew_meal_required</w:t>
-      </w:r>
-    </w:p>
-    <w:p>
-      <w:pPr>
-        <w:pStyle w:val="Compact"/>
-        <w:numPr>
-          <w:ilvl w:val="0"/>
-          <w:numId w:val="1005"/>
-        </w:numPr>
-      </w:pPr>
-      <w:r>
-        <w:rPr>
-          <w:b/>
-          <w:bCs/>
-        </w:rPr>
-        <w:t xml:space="preserve">Live preview:</w:t>
-      </w:r>
-      <w:r>
-        <w:t xml:space="preserve"> </w:t>
-      </w:r>
-      <w:r>
-        <w:t xml:space="preserve">“This service adds 3 to the couple’s crew meal count for their catering quote.”</w:t>
-      </w:r>
-      <w:r>
-        <w:t xml:space="preserve"> </w:t>
-      </w:r>
-      <w:r>
-        <w:t xml:space="preserve">— updates as the stepper changes</w:t>
-      </w:r>
-    </w:p>
-    <w:p>
-      <w:pPr>
-        <w:pStyle w:val="FirstParagraph"/>
-      </w:pPr>
-      <w:r>
-        <w:t xml:space="preserve">When the customer books this service,</w:t>
-      </w:r>
-      <w:r>
-        <w:t xml:space="preserve"> </w:t>
-      </w:r>
-      <w:r>
-        <w:rPr>
-          <w:rStyle w:val="VerbatimChar"/>
-        </w:rPr>
-        <w:t xml:space="preserve">crew_size</w:t>
-      </w:r>
-      <w:r>
-        <w:t xml:space="preserve"> </w:t>
-      </w:r>
-      <w:r>
-        <w:t xml:space="preserve">propagates into the couple’s 0007 Budget crew meal aggregation automatically. The catering vendor’s quote then receives</w:t>
-      </w:r>
-      <w:r>
-        <w:t xml:space="preserve"> </w:t>
-      </w:r>
-      <w:r>
-        <w:rPr>
-          <w:rStyle w:val="VerbatimChar"/>
-        </w:rPr>
-        <w:t xml:space="preserve">total_pax + Σ(crew_size where crew_meal_required = TRUE)</w:t>
-      </w:r>
-      <w:r>
-        <w:t xml:space="preserve"> </w:t>
-      </w:r>
-      <w:r>
-        <w:t xml:space="preserve">as the meal count, ensuring crew aren’t under-quoted.</w:t>
-      </w:r>
-    </w:p>
-    <w:bookmarkEnd w:id="16"/>
-    <w:bookmarkStart w:id="17" w:name="calendar-mechanism"/>
-    <w:p>
-      <w:pPr>
-        <w:pStyle w:val="Heading3"/>
-      </w:pPr>
-      <w:r>
-        <w:t xml:space="preserve">2.3 Calendar mechanism</w:t>
-      </w:r>
-    </w:p>
-    <w:p>
-      <w:pPr>
-        <w:pStyle w:val="SourceCode"/>
-      </w:pPr>
-      <w:r>
-        <w:rPr>
-          <w:rStyle w:val="VerbatimChar"/>
-        </w:rPr>
-        <w:t xml:space="preserve">vendor_calendar_blocks(block_id, vendor_id, service_id?, blocked_at, blocked_until,</w:t>
-      </w:r>
-      <w:r>
-        <w:br/>
-      </w:r>
-      <w:r>
-        <w:rPr>
-          <w:rStyle w:val="VerbatimChar"/>
-        </w:rPr>
-        <w:t xml:space="preserve">                       reason, block_label, block_source, is_private, created_at)</w:t>
-      </w:r>
-      <w:r>
-        <w:br/>
-      </w:r>
-      <w:r>
-        <w:rPr>
-          <w:rStyle w:val="VerbatimChar"/>
-        </w:rPr>
-        <w:t xml:space="preserve">vendor_bookings(booking_id, vendor_id, service_id, event_id, couple_user_id,</w:t>
-      </w:r>
-      <w:r>
-        <w:br/>
-      </w:r>
-      <w:r>
-        <w:rPr>
-          <w:rStyle w:val="VerbatimChar"/>
-        </w:rPr>
-        <w:t xml:space="preserve">                status enum('inquiry','proposal_sent','accepted','active','completed','cancelled'),</w:t>
-      </w:r>
-      <w:r>
-        <w:br/>
-      </w:r>
-      <w:r>
-        <w:rPr>
-          <w:rStyle w:val="VerbatimChar"/>
-        </w:rPr>
-        <w:t xml:space="preserve">                booking_date, package_name, total_php, paid_php, created_at)</w:t>
-      </w:r>
-    </w:p>
-    <w:p>
-      <w:pPr>
-        <w:pStyle w:val="FirstParagraph"/>
-      </w:pPr>
-      <w:r>
-        <w:t xml:space="preserve">When</w:t>
-      </w:r>
-      <w:r>
-        <w:t xml:space="preserve"> </w:t>
-      </w:r>
-      <w:r>
-        <w:rPr>
-          <w:rStyle w:val="VerbatimChar"/>
-        </w:rPr>
-        <w:t xml:space="preserve">vendor_bookings.status</w:t>
-      </w:r>
-      <w:r>
-        <w:t xml:space="preserve"> </w:t>
-      </w:r>
-      <w:r>
-        <w:t xml:space="preserve">is</w:t>
-      </w:r>
-      <w:r>
-        <w:t xml:space="preserve"> </w:t>
-      </w:r>
-      <w:r>
-        <w:rPr>
-          <w:rStyle w:val="VerbatimChar"/>
-        </w:rPr>
-        <w:t xml:space="preserve">accepted</w:t>
-      </w:r>
-      <w:r>
-        <w:t xml:space="preserve"> </w:t>
-      </w:r>
-      <w:r>
-        <w:t xml:space="preserve">or</w:t>
-      </w:r>
-      <w:r>
-        <w:t xml:space="preserve"> </w:t>
-      </w:r>
-      <w:r>
-        <w:rPr>
-          <w:rStyle w:val="VerbatimChar"/>
-        </w:rPr>
-        <w:t xml:space="preserve">active</w:t>
-      </w:r>
-      <w:r>
-        <w:t xml:space="preserve">, that date is unavailable on the matching service’s calendar (and on the master calendar). Booked dates show as colored blocks.</w:t>
-      </w:r>
-    </w:p>
-    <w:bookmarkEnd w:id="17"/>
-    <w:bookmarkStart w:id="18" w:name="X2abe0e7566c2d189ebe32ad785e528614e0782d"/>
-    <w:p>
-      <w:pPr>
-        <w:pStyle w:val="Heading3"/>
-      </w:pPr>
-      <w:r>
-        <w:t xml:space="preserve">2.3a Intra-day calendar blocks (locked 2026-05-18)</w:t>
-      </w:r>
-    </w:p>
-    <w:p>
-      <w:pPr>
-        <w:pStyle w:val="FirstParagraph"/>
-      </w:pPr>
-      <w:r>
-        <w:t xml:space="preserve">Previously the vendor calendar was full-day granularity (a date was either available or blocked).</w:t>
-      </w:r>
-      <w:r>
-        <w:t xml:space="preserve"> </w:t>
-      </w:r>
-      <w:r>
-        <w:rPr>
-          <w:b/>
-          <w:bCs/>
-        </w:rPr>
-        <w:t xml:space="preserve">2026-05-18 unlocks intra-day blocks at 30-minute granularity</w:t>
-      </w:r>
-      <w:r>
-        <w:t xml:space="preserve"> </w:t>
-      </w:r>
-      <w:r>
-        <w:t xml:space="preserve">— vendors can now block partial days for off-platform commitments, personal time, or already-scheduled external work, freeing the rest of the day to remain bookable through Setnayan.</w:t>
-      </w:r>
-    </w:p>
-    <w:p>
-      <w:pPr>
-        <w:pStyle w:val="BodyText"/>
-      </w:pPr>
-      <w:r>
-        <w:rPr>
-          <w:b/>
-          <w:bCs/>
-        </w:rPr>
-        <w:t xml:space="preserve">Schema columns added to</w:t>
-      </w:r>
-      <w:r>
-        <w:rPr>
-          <w:b/>
-          <w:bCs/>
-        </w:rPr>
-        <w:t xml:space="preserve"> </w:t>
-      </w:r>
-      <w:r>
-        <w:rPr>
-          <w:rStyle w:val="VerbatimChar"/>
-          <w:b/>
-          <w:bCs/>
-        </w:rPr>
-        <w:t xml:space="preserve">vendor_calendar_blocks</w:t>
-      </w:r>
-      <w:r>
-        <w:rPr>
-          <w:b/>
-          <w:bCs/>
-        </w:rPr>
-        <w:t xml:space="preserve">:</w:t>
-      </w:r>
-    </w:p>
-    <w:p>
-      <w:pPr>
-        <w:pStyle w:val="SourceCode"/>
-      </w:pPr>
-      <w:r>
-        <w:rPr>
-          <w:rStyle w:val="CommentTok"/>
-        </w:rPr>
-        <w:t xml:space="preserve">-- Existing columns</w:t>
-      </w:r>
-      <w:r>
-        <w:br/>
-      </w:r>
-      <w:r>
-        <w:rPr>
-          <w:rStyle w:val="NormalTok"/>
-        </w:rPr>
-        <w:t xml:space="preserve">block_id        UUID </w:t>
-      </w:r>
-      <w:r>
-        <w:rPr>
-          <w:rStyle w:val="KeywordTok"/>
-        </w:rPr>
-        <w:t xml:space="preserve">PRIMARY</w:t>
-      </w:r>
-      <w:r>
-        <w:rPr>
-          <w:rStyle w:val="NormalTok"/>
-        </w:rPr>
-        <w:t xml:space="preserve"> </w:t>
-      </w:r>
-      <w:r>
-        <w:rPr>
-          <w:rStyle w:val="KeywordTok"/>
-        </w:rPr>
-        <w:t xml:space="preserve">KEY</w:t>
-      </w:r>
-      <w:r>
-        <w:rPr>
-          <w:rStyle w:val="NormalTok"/>
-        </w:rPr>
-        <w:t xml:space="preserve"> </w:t>
-      </w:r>
-      <w:r>
-        <w:rPr>
-          <w:rStyle w:val="KeywordTok"/>
-        </w:rPr>
-        <w:t xml:space="preserve">DEFAULT</w:t>
-      </w:r>
-      <w:r>
-        <w:rPr>
-          <w:rStyle w:val="NormalTok"/>
-        </w:rPr>
-        <w:t xml:space="preserve"> gen_random_uuid(),</w:t>
-      </w:r>
-      <w:r>
-        <w:br/>
-      </w:r>
-      <w:r>
-        <w:rPr>
-          <w:rStyle w:val="NormalTok"/>
-        </w:rPr>
-        <w:t xml:space="preserve">vendor_id       UUID </w:t>
-      </w:r>
-      <w:r>
-        <w:rPr>
-          <w:rStyle w:val="KeywordTok"/>
-        </w:rPr>
-        <w:t xml:space="preserve">NOT</w:t>
-      </w:r>
-      <w:r>
-        <w:rPr>
-          <w:rStyle w:val="NormalTok"/>
-        </w:rPr>
-        <w:t xml:space="preserve"> </w:t>
-      </w:r>
-      <w:r>
-        <w:rPr>
-          <w:rStyle w:val="KeywordTok"/>
-        </w:rPr>
-        <w:t xml:space="preserve">NULL</w:t>
-      </w:r>
-      <w:r>
-        <w:rPr>
-          <w:rStyle w:val="NormalTok"/>
-        </w:rPr>
-        <w:t xml:space="preserve"> </w:t>
-      </w:r>
-      <w:r>
-        <w:rPr>
-          <w:rStyle w:val="KeywordTok"/>
-        </w:rPr>
-        <w:t xml:space="preserve">REFERENCES</w:t>
-      </w:r>
-      <w:r>
-        <w:rPr>
-          <w:rStyle w:val="NormalTok"/>
-        </w:rPr>
-        <w:t xml:space="preserve"> vendors(vendor_id) </w:t>
-      </w:r>
-      <w:r>
-        <w:rPr>
-          <w:rStyle w:val="KeywordTok"/>
-        </w:rPr>
-        <w:t xml:space="preserve">ON</w:t>
-      </w:r>
-      <w:r>
-        <w:rPr>
-          <w:rStyle w:val="NormalTok"/>
-        </w:rPr>
-        <w:t xml:space="preserve"> </w:t>
-      </w:r>
-      <w:r>
-        <w:rPr>
-          <w:rStyle w:val="KeywordTok"/>
-        </w:rPr>
-        <w:t xml:space="preserve">DELETE</w:t>
-      </w:r>
-      <w:r>
-        <w:rPr>
-          <w:rStyle w:val="NormalTok"/>
-        </w:rPr>
-        <w:t xml:space="preserve"> </w:t>
-      </w:r>
-      <w:r>
-        <w:rPr>
-          <w:rStyle w:val="KeywordTok"/>
-        </w:rPr>
-        <w:t xml:space="preserve">CASCADE</w:t>
-      </w:r>
-      <w:r>
-        <w:rPr>
-          <w:rStyle w:val="NormalTok"/>
-        </w:rPr>
-        <w:t xml:space="preserve">,</w:t>
-      </w:r>
-      <w:r>
-        <w:br/>
-      </w:r>
-      <w:r>
-        <w:rPr>
-          <w:rStyle w:val="NormalTok"/>
-        </w:rPr>
-        <w:t xml:space="preserve">service_id      UUID </w:t>
-      </w:r>
-      <w:r>
-        <w:rPr>
-          <w:rStyle w:val="KeywordTok"/>
-        </w:rPr>
-        <w:t xml:space="preserve">REFERENCES</w:t>
-      </w:r>
-      <w:r>
-        <w:rPr>
-          <w:rStyle w:val="NormalTok"/>
-        </w:rPr>
-        <w:t xml:space="preserve"> vendor_services(service_id),</w:t>
-      </w:r>
-      <w:r>
-        <w:br/>
-      </w:r>
-      <w:r>
-        <w:rPr>
-          <w:rStyle w:val="NormalTok"/>
-        </w:rPr>
-        <w:t xml:space="preserve">blocked_at      TIMESTAMPTZ </w:t>
-      </w:r>
-      <w:r>
-        <w:rPr>
-          <w:rStyle w:val="KeywordTok"/>
-        </w:rPr>
-        <w:t xml:space="preserve">NOT</w:t>
-      </w:r>
-      <w:r>
-        <w:rPr>
-          <w:rStyle w:val="NormalTok"/>
-        </w:rPr>
-        <w:t xml:space="preserve"> </w:t>
-      </w:r>
-      <w:r>
-        <w:rPr>
-          <w:rStyle w:val="KeywordTok"/>
-        </w:rPr>
-        <w:t xml:space="preserve">NULL</w:t>
-      </w:r>
-      <w:r>
-        <w:rPr>
-          <w:rStyle w:val="NormalTok"/>
-        </w:rPr>
-        <w:t xml:space="preserve">,    </w:t>
-      </w:r>
-      <w:r>
-        <w:rPr>
-          <w:rStyle w:val="CommentTok"/>
-        </w:rPr>
-        <w:t xml:space="preserve">-- start (full-day blocks: 00:00 in vendor's TZ)</w:t>
-      </w:r>
-      <w:r>
-        <w:br/>
-      </w:r>
-      <w:r>
-        <w:rPr>
-          <w:rStyle w:val="NormalTok"/>
-        </w:rPr>
-        <w:t xml:space="preserve">blocked_until   TIMESTAMPTZ </w:t>
-      </w:r>
-      <w:r>
-        <w:rPr>
-          <w:rStyle w:val="KeywordTok"/>
-        </w:rPr>
-        <w:t xml:space="preserve">NOT</w:t>
-      </w:r>
-      <w:r>
-        <w:rPr>
-          <w:rStyle w:val="NormalTok"/>
-        </w:rPr>
-        <w:t xml:space="preserve"> </w:t>
-      </w:r>
-      <w:r>
-        <w:rPr>
-          <w:rStyle w:val="KeywordTok"/>
-        </w:rPr>
-        <w:t xml:space="preserve">NULL</w:t>
-      </w:r>
-      <w:r>
-        <w:rPr>
-          <w:rStyle w:val="NormalTok"/>
-        </w:rPr>
-        <w:t xml:space="preserve">,    </w:t>
-      </w:r>
-      <w:r>
-        <w:rPr>
-          <w:rStyle w:val="CommentTok"/>
-        </w:rPr>
-        <w:t xml:space="preserve">-- end   (full-day blocks: 23:59 in vendor's TZ)</w:t>
-      </w:r>
-      <w:r>
-        <w:br/>
-      </w:r>
-      <w:r>
-        <w:rPr>
-          <w:rStyle w:val="NormalTok"/>
-        </w:rPr>
-        <w:t xml:space="preserve">reason          TEXT,                     </w:t>
-      </w:r>
-      <w:r>
-        <w:rPr>
-          <w:rStyle w:val="CommentTok"/>
-        </w:rPr>
-        <w:t xml:space="preserve">-- legacy short reason (kept for backwards-compat)</w:t>
-      </w:r>
-      <w:r>
-        <w:br/>
-      </w:r>
-      <w:r>
-        <w:br/>
-      </w:r>
-      <w:r>
-        <w:rPr>
-          <w:rStyle w:val="CommentTok"/>
-        </w:rPr>
-        <w:t xml:space="preserve">-- New columns (2026-05-18)</w:t>
-      </w:r>
-      <w:r>
-        <w:br/>
-      </w:r>
-      <w:r>
-        <w:rPr>
-          <w:rStyle w:val="NormalTok"/>
-        </w:rPr>
-        <w:t xml:space="preserve">block_label     TEXT </w:t>
-      </w:r>
-      <w:r>
-        <w:rPr>
-          <w:rStyle w:val="KeywordTok"/>
-        </w:rPr>
-        <w:t xml:space="preserve">NOT</w:t>
-      </w:r>
-      <w:r>
-        <w:rPr>
-          <w:rStyle w:val="NormalTok"/>
-        </w:rPr>
-        <w:t xml:space="preserve"> </w:t>
-      </w:r>
-      <w:r>
-        <w:rPr>
-          <w:rStyle w:val="KeywordTok"/>
-        </w:rPr>
-        <w:t xml:space="preserve">NULL</w:t>
-      </w:r>
-      <w:r>
-        <w:rPr>
-          <w:rStyle w:val="NormalTok"/>
-        </w:rPr>
-        <w:t xml:space="preserve">,            </w:t>
-      </w:r>
-      <w:r>
-        <w:rPr>
-          <w:rStyle w:val="CommentTok"/>
-        </w:rPr>
-        <w:t xml:space="preserve">-- vendor-defined private label</w:t>
-      </w:r>
-      <w:r>
-        <w:br/>
-      </w:r>
-      <w:r>
-        <w:rPr>
-          <w:rStyle w:val="NormalTok"/>
-        </w:rPr>
-        <w:t xml:space="preserve">                                          </w:t>
-      </w:r>
-      <w:r>
-        <w:rPr>
-          <w:rStyle w:val="CommentTok"/>
-        </w:rPr>
-        <w:t xml:space="preserve">-- e.g., "Off-platform shoot", "Personal day"</w:t>
-      </w:r>
-      <w:r>
-        <w:br/>
-      </w:r>
-      <w:r>
-        <w:rPr>
-          <w:rStyle w:val="NormalTok"/>
-        </w:rPr>
-        <w:t xml:space="preserve">block_source    TEXT </w:t>
-      </w:r>
-      <w:r>
-        <w:rPr>
-          <w:rStyle w:val="KeywordTok"/>
-        </w:rPr>
-        <w:t xml:space="preserve">NOT</w:t>
-      </w:r>
-      <w:r>
-        <w:rPr>
-          <w:rStyle w:val="NormalTok"/>
-        </w:rPr>
-        <w:t xml:space="preserve"> </w:t>
-      </w:r>
-      <w:r>
-        <w:rPr>
-          <w:rStyle w:val="KeywordTok"/>
-        </w:rPr>
-        <w:t xml:space="preserve">NULL</w:t>
-      </w:r>
-      <w:r>
-        <w:rPr>
-          <w:rStyle w:val="NormalTok"/>
-        </w:rPr>
-        <w:t xml:space="preserve"> </w:t>
-      </w:r>
-      <w:r>
-        <w:rPr>
-          <w:rStyle w:val="KeywordTok"/>
-        </w:rPr>
-        <w:t xml:space="preserve">DEFAULT</w:t>
-      </w:r>
-      <w:r>
-        <w:rPr>
-          <w:rStyle w:val="NormalTok"/>
-        </w:rPr>
-        <w:t xml:space="preserve"> </w:t>
-      </w:r>
-      <w:r>
-        <w:rPr>
-          <w:rStyle w:val="StringTok"/>
-        </w:rPr>
-        <w:t xml:space="preserve">'manual'</w:t>
-      </w:r>
-      <w:r>
-        <w:br/>
-      </w:r>
-      <w:r>
-        <w:rPr>
-          <w:rStyle w:val="NormalTok"/>
-        </w:rPr>
-        <w:t xml:space="preserve">                  </w:t>
-      </w:r>
-      <w:r>
-        <w:rPr>
-          <w:rStyle w:val="KeywordTok"/>
-        </w:rPr>
-        <w:t xml:space="preserve">CHECK</w:t>
-      </w:r>
-      <w:r>
-        <w:rPr>
-          <w:rStyle w:val="NormalTok"/>
-        </w:rPr>
-        <w:t xml:space="preserve"> (block_source </w:t>
-      </w:r>
-      <w:r>
-        <w:rPr>
-          <w:rStyle w:val="KeywordTok"/>
-        </w:rPr>
-        <w:t xml:space="preserve">IN</w:t>
-      </w:r>
-      <w:r>
-        <w:rPr>
-          <w:rStyle w:val="NormalTok"/>
-        </w:rPr>
-        <w:t xml:space="preserve"> (</w:t>
-      </w:r>
-      <w:r>
-        <w:rPr>
-          <w:rStyle w:val="StringTok"/>
-        </w:rPr>
-        <w:t xml:space="preserve">'manual'</w:t>
-      </w:r>
-      <w:r>
-        <w:rPr>
-          <w:rStyle w:val="NormalTok"/>
-        </w:rPr>
-        <w:t xml:space="preserve">,</w:t>
-      </w:r>
-      <w:r>
-        <w:rPr>
-          <w:rStyle w:val="StringTok"/>
-        </w:rPr>
-        <w:t xml:space="preserve">'setnayan_booking'</w:t>
-      </w:r>
-      <w:r>
-        <w:rPr>
-          <w:rStyle w:val="NormalTok"/>
-        </w:rPr>
-        <w:t xml:space="preserve">,</w:t>
-      </w:r>
-      <w:r>
-        <w:rPr>
-          <w:rStyle w:val="StringTok"/>
-        </w:rPr>
-        <w:t xml:space="preserve">'synced_calendar'</w:t>
-      </w:r>
-      <w:r>
-        <w:rPr>
-          <w:rStyle w:val="NormalTok"/>
-        </w:rPr>
-        <w:t xml:space="preserve">)),</w:t>
-      </w:r>
-      <w:r>
-        <w:br/>
-      </w:r>
-      <w:r>
-        <w:rPr>
-          <w:rStyle w:val="NormalTok"/>
-        </w:rPr>
-        <w:t xml:space="preserve">is_private      </w:t>
-      </w:r>
-      <w:r>
-        <w:rPr>
-          <w:rStyle w:val="DataTypeTok"/>
-        </w:rPr>
-        <w:t xml:space="preserve">BOOLEAN</w:t>
-      </w:r>
-      <w:r>
-        <w:rPr>
-          <w:rStyle w:val="NormalTok"/>
-        </w:rPr>
-        <w:t xml:space="preserve"> </w:t>
-      </w:r>
-      <w:r>
-        <w:rPr>
-          <w:rStyle w:val="KeywordTok"/>
-        </w:rPr>
-        <w:t xml:space="preserve">NOT</w:t>
-      </w:r>
-      <w:r>
-        <w:rPr>
-          <w:rStyle w:val="NormalTok"/>
-        </w:rPr>
-        <w:t xml:space="preserve"> </w:t>
-      </w:r>
-      <w:r>
-        <w:rPr>
-          <w:rStyle w:val="KeywordTok"/>
-        </w:rPr>
-        <w:t xml:space="preserve">NULL</w:t>
-      </w:r>
-      <w:r>
-        <w:rPr>
-          <w:rStyle w:val="NormalTok"/>
-        </w:rPr>
-        <w:t xml:space="preserve"> </w:t>
-      </w:r>
-      <w:r>
-        <w:rPr>
-          <w:rStyle w:val="KeywordTok"/>
-        </w:rPr>
-        <w:t xml:space="preserve">DEFAULT</w:t>
-      </w:r>
-      <w:r>
-        <w:rPr>
-          <w:rStyle w:val="NormalTok"/>
-        </w:rPr>
-        <w:t xml:space="preserve"> </w:t>
-      </w:r>
-      <w:r>
-        <w:rPr>
-          <w:rStyle w:val="KeywordTok"/>
-        </w:rPr>
-        <w:t xml:space="preserve">TRUE</w:t>
-      </w:r>
-      <w:r>
-        <w:rPr>
-          <w:rStyle w:val="NormalTok"/>
-        </w:rPr>
-        <w:t xml:space="preserve">,  </w:t>
-      </w:r>
-      <w:r>
-        <w:rPr>
-          <w:rStyle w:val="CommentTok"/>
-        </w:rPr>
-        <w:t xml:space="preserve">-- couples see "Unavailable" only when TRUE</w:t>
-      </w:r>
-      <w:r>
-        <w:br/>
-      </w:r>
-      <w:r>
-        <w:rPr>
-          <w:rStyle w:val="NormalTok"/>
-        </w:rPr>
-        <w:t xml:space="preserve">created_at      TIMESTAMPTZ </w:t>
-      </w:r>
-      <w:r>
-        <w:rPr>
-          <w:rStyle w:val="KeywordTok"/>
-        </w:rPr>
-        <w:t xml:space="preserve">NOT</w:t>
-      </w:r>
-      <w:r>
-        <w:rPr>
-          <w:rStyle w:val="NormalTok"/>
-        </w:rPr>
-        <w:t xml:space="preserve"> </w:t>
-      </w:r>
-      <w:r>
-        <w:rPr>
-          <w:rStyle w:val="KeywordTok"/>
-        </w:rPr>
-        <w:t xml:space="preserve">NULL</w:t>
-      </w:r>
-      <w:r>
-        <w:rPr>
-          <w:rStyle w:val="NormalTok"/>
-        </w:rPr>
-        <w:t xml:space="preserve"> </w:t>
-      </w:r>
-      <w:r>
-        <w:rPr>
-          <w:rStyle w:val="KeywordTok"/>
-        </w:rPr>
-        <w:t xml:space="preserve">DEFAULT</w:t>
-      </w:r>
-      <w:r>
-        <w:rPr>
-          <w:rStyle w:val="NormalTok"/>
-        </w:rPr>
-        <w:t xml:space="preserve"> NOW(),</w:t>
-      </w:r>
-      <w:r>
-        <w:br/>
-      </w:r>
-      <w:r>
-        <w:br/>
-      </w:r>
-      <w:r>
-        <w:rPr>
-          <w:rStyle w:val="KeywordTok"/>
-        </w:rPr>
-        <w:t xml:space="preserve">CHECK</w:t>
-      </w:r>
-      <w:r>
-        <w:rPr>
-          <w:rStyle w:val="NormalTok"/>
-        </w:rPr>
-        <w:t xml:space="preserve"> (blocked_until </w:t>
-      </w:r>
-      <w:r>
-        <w:rPr>
-          <w:rStyle w:val="OperatorTok"/>
-        </w:rPr>
-        <w:t xml:space="preserve">&gt;</w:t>
-      </w:r>
-      <w:r>
-        <w:rPr>
-          <w:rStyle w:val="NormalTok"/>
-        </w:rPr>
-        <w:t xml:space="preserve"> blocked_at),</w:t>
-      </w:r>
-      <w:r>
-        <w:br/>
-      </w:r>
-      <w:r>
-        <w:rPr>
-          <w:rStyle w:val="KeywordTok"/>
-        </w:rPr>
-        <w:t xml:space="preserve">CHECK</w:t>
-      </w:r>
-      <w:r>
-        <w:rPr>
-          <w:rStyle w:val="NormalTok"/>
-        </w:rPr>
-        <w:t xml:space="preserve"> (</w:t>
-      </w:r>
-      <w:r>
-        <w:rPr>
-          <w:rStyle w:val="FunctionTok"/>
-        </w:rPr>
-        <w:t xml:space="preserve">EXTRACT</w:t>
-      </w:r>
-      <w:r>
-        <w:rPr>
-          <w:rStyle w:val="NormalTok"/>
-        </w:rPr>
-        <w:t xml:space="preserve">(</w:t>
-      </w:r>
-      <w:r>
-        <w:rPr>
-          <w:rStyle w:val="KeywordTok"/>
-        </w:rPr>
-        <w:t xml:space="preserve">MINUTE</w:t>
-      </w:r>
-      <w:r>
-        <w:rPr>
-          <w:rStyle w:val="NormalTok"/>
-        </w:rPr>
-        <w:t xml:space="preserve"> </w:t>
-      </w:r>
-      <w:r>
-        <w:rPr>
-          <w:rStyle w:val="KeywordTok"/>
-        </w:rPr>
-        <w:t xml:space="preserve">FROM</w:t>
-      </w:r>
-      <w:r>
-        <w:rPr>
-          <w:rStyle w:val="NormalTok"/>
-        </w:rPr>
-        <w:t xml:space="preserve"> blocked_at) </w:t>
-      </w:r>
-      <w:r>
-        <w:rPr>
-          <w:rStyle w:val="KeywordTok"/>
-        </w:rPr>
-        <w:t xml:space="preserve">IN</w:t>
-      </w:r>
-      <w:r>
-        <w:rPr>
-          <w:rStyle w:val="NormalTok"/>
-        </w:rPr>
-        <w:t xml:space="preserve"> (</w:t>
-      </w:r>
-      <w:r>
-        <w:rPr>
-          <w:rStyle w:val="DecValTok"/>
-        </w:rPr>
-        <w:t xml:space="preserve">0</w:t>
-      </w:r>
-      <w:r>
-        <w:rPr>
-          <w:rStyle w:val="NormalTok"/>
-        </w:rPr>
-        <w:t xml:space="preserve">, </w:t>
-      </w:r>
-      <w:r>
-        <w:rPr>
-          <w:rStyle w:val="DecValTok"/>
-        </w:rPr>
-        <w:t xml:space="preserve">30</w:t>
-      </w:r>
-      <w:r>
-        <w:rPr>
-          <w:rStyle w:val="NormalTok"/>
-        </w:rPr>
-        <w:t xml:space="preserve">) </w:t>
-      </w:r>
-      <w:r>
-        <w:rPr>
-          <w:rStyle w:val="KeywordTok"/>
-        </w:rPr>
-        <w:t xml:space="preserve">AND</w:t>
-      </w:r>
-      <w:r>
-        <w:rPr>
-          <w:rStyle w:val="NormalTok"/>
-        </w:rPr>
-        <w:t xml:space="preserve"> </w:t>
-      </w:r>
-      <w:r>
-        <w:rPr>
-          <w:rStyle w:val="FunctionTok"/>
-        </w:rPr>
-        <w:t xml:space="preserve">EXTRACT</w:t>
-      </w:r>
-      <w:r>
-        <w:rPr>
-          <w:rStyle w:val="NormalTok"/>
-        </w:rPr>
-        <w:t xml:space="preserve">(</w:t>
-      </w:r>
-      <w:r>
-        <w:rPr>
-          <w:rStyle w:val="KeywordTok"/>
-        </w:rPr>
-        <w:t xml:space="preserve">MINUTE</w:t>
-      </w:r>
-      <w:r>
-        <w:rPr>
-          <w:rStyle w:val="NormalTok"/>
-        </w:rPr>
-        <w:t xml:space="preserve"> </w:t>
-      </w:r>
-      <w:r>
-        <w:rPr>
-          <w:rStyle w:val="KeywordTok"/>
-        </w:rPr>
-        <w:t xml:space="preserve">FROM</w:t>
-      </w:r>
-      <w:r>
-        <w:rPr>
-          <w:rStyle w:val="NormalTok"/>
-        </w:rPr>
-        <w:t xml:space="preserve"> blocked_until) </w:t>
-      </w:r>
-      <w:r>
-        <w:rPr>
-          <w:rStyle w:val="KeywordTok"/>
-        </w:rPr>
-        <w:t xml:space="preserve">IN</w:t>
-      </w:r>
-      <w:r>
-        <w:rPr>
-          <w:rStyle w:val="NormalTok"/>
-        </w:rPr>
-        <w:t xml:space="preserve"> (</w:t>
-      </w:r>
-      <w:r>
-        <w:rPr>
-          <w:rStyle w:val="DecValTok"/>
-        </w:rPr>
-        <w:t xml:space="preserve">0</w:t>
-      </w:r>
-      <w:r>
-        <w:rPr>
-          <w:rStyle w:val="NormalTok"/>
-        </w:rPr>
-        <w:t xml:space="preserve">, </w:t>
-      </w:r>
-      <w:r>
-        <w:rPr>
-          <w:rStyle w:val="DecValTok"/>
-        </w:rPr>
-        <w:t xml:space="preserve">30</w:t>
-      </w:r>
-      <w:r>
-        <w:rPr>
-          <w:rStyle w:val="NormalTok"/>
-        </w:rPr>
-        <w:t xml:space="preserve">))</w:t>
-      </w:r>
-      <w:r>
-        <w:br/>
-      </w:r>
-      <w:r>
-        <w:rPr>
-          <w:rStyle w:val="NormalTok"/>
-        </w:rPr>
-        <w:t xml:space="preserve">  </w:t>
-      </w:r>
-      <w:r>
-        <w:rPr>
-          <w:rStyle w:val="CommentTok"/>
-        </w:rPr>
-        <w:t xml:space="preserve">-- 30-minute granularity enforced at write time</w:t>
-      </w:r>
-    </w:p>
-    <w:p>
-      <w:pPr>
-        <w:pStyle w:val="FirstParagraph"/>
-      </w:pPr>
-      <w:r>
-        <w:rPr>
-          <w:b/>
-          <w:bCs/>
-        </w:rPr>
-        <w:t xml:space="preserve">Granularity rule.</w:t>
-      </w:r>
-      <w:r>
-        <w:t xml:space="preserve"> </w:t>
-      </w:r>
-      <w:r>
-        <w:t xml:space="preserve">Block start + end timestamps must align to the 30-minute boundary (</w:t>
-      </w:r>
-      <w:r>
-        <w:rPr>
-          <w:rStyle w:val="VerbatimChar"/>
-        </w:rPr>
-        <w:t xml:space="preserve">:00</w:t>
-      </w:r>
-      <w:r>
-        <w:t xml:space="preserve"> </w:t>
-      </w:r>
-      <w:r>
-        <w:t xml:space="preserve">or</w:t>
-      </w:r>
-      <w:r>
-        <w:t xml:space="preserve"> </w:t>
-      </w:r>
-      <w:r>
-        <w:rPr>
-          <w:rStyle w:val="VerbatimChar"/>
-        </w:rPr>
-        <w:t xml:space="preserve">:30</w:t>
-      </w:r>
-      <w:r>
-        <w:t xml:space="preserve">). A 9:30am-12:00pm block is valid; a 9:37am-11:53am block is not. The UI snaps to 30-minute increments automatically.</w:t>
-      </w:r>
-    </w:p>
-    <w:p>
-      <w:pPr>
-        <w:pStyle w:val="BodyText"/>
-      </w:pPr>
-      <w:r>
-        <w:rPr>
-          <w:b/>
-          <w:bCs/>
-        </w:rPr>
-        <w:t xml:space="preserve">Block sources (auto-populated):</w:t>
-      </w:r>
-    </w:p>
-    <w:p>
-      <w:pPr>
-        <w:pStyle w:val="Compact"/>
-        <w:numPr>
-          <w:ilvl w:val="0"/>
-          <w:numId w:val="1006"/>
-        </w:numPr>
-      </w:pPr>
-      <w:r>
-        <w:rPr>
-          <w:rStyle w:val="VerbatimChar"/>
-          <w:b/>
-          <w:bCs/>
-        </w:rPr>
-        <w:t xml:space="preserve">manual</w:t>
-      </w:r>
-      <w:r>
-        <w:t xml:space="preserve"> </w:t>
-      </w:r>
-      <w:r>
-        <w:t xml:space="preserve">— vendor-created via the</w:t>
-      </w:r>
-      <w:r>
-        <w:t xml:space="preserve"> </w:t>
-      </w:r>
-      <w:r>
-        <w:t xml:space="preserve">“Add Block”</w:t>
-      </w:r>
-      <w:r>
-        <w:t xml:space="preserve"> </w:t>
-      </w:r>
-      <w:r>
-        <w:t xml:space="preserve">modal in the Calendar surface. These carry vendor-defined labels (</w:t>
-      </w:r>
-      <w:r>
-        <w:t xml:space="preserve">“Off-platform shoot — Cebu”</w:t>
-      </w:r>
-      <w:r>
-        <w:t xml:space="preserve">,</w:t>
-      </w:r>
-      <w:r>
-        <w:t xml:space="preserve"> </w:t>
-      </w:r>
-      <w:r>
-        <w:t xml:space="preserve">“Doctor’s appointment”</w:t>
-      </w:r>
-      <w:r>
-        <w:t xml:space="preserve">,</w:t>
-      </w:r>
-      <w:r>
-        <w:t xml:space="preserve"> </w:t>
-      </w:r>
-      <w:r>
-        <w:t xml:space="preserve">“Vacation”</w:t>
-      </w:r>
-      <w:r>
-        <w:t xml:space="preserve">).</w:t>
-      </w:r>
-    </w:p>
-    <w:p>
-      <w:pPr>
-        <w:pStyle w:val="Compact"/>
-        <w:numPr>
-          <w:ilvl w:val="0"/>
-          <w:numId w:val="1006"/>
-        </w:numPr>
-      </w:pPr>
-      <w:r>
-        <w:rPr>
-          <w:rStyle w:val="VerbatimChar"/>
-          <w:b/>
-          <w:bCs/>
-        </w:rPr>
-        <w:t xml:space="preserve">setnayan_booking</w:t>
-      </w:r>
-      <w:r>
-        <w:t xml:space="preserve"> </w:t>
-      </w:r>
-      <w:r>
-        <w:t xml:space="preserve">— auto-populated by trigger when a</w:t>
-      </w:r>
-      <w:r>
-        <w:t xml:space="preserve"> </w:t>
-      </w:r>
-      <w:r>
-        <w:rPr>
-          <w:rStyle w:val="VerbatimChar"/>
-        </w:rPr>
-        <w:t xml:space="preserve">vendor_bookings.status</w:t>
-      </w:r>
-      <w:r>
-        <w:t xml:space="preserve"> </w:t>
-      </w:r>
-      <w:r>
-        <w:t xml:space="preserve">transitions to</w:t>
-      </w:r>
-      <w:r>
-        <w:t xml:space="preserve"> </w:t>
-      </w:r>
-      <w:r>
-        <w:rPr>
-          <w:rStyle w:val="VerbatimChar"/>
-        </w:rPr>
-        <w:t xml:space="preserve">accepted</w:t>
-      </w:r>
-      <w:r>
-        <w:t xml:space="preserve"> </w:t>
-      </w:r>
-      <w:r>
-        <w:t xml:space="preserve">or</w:t>
-      </w:r>
-      <w:r>
-        <w:t xml:space="preserve"> </w:t>
-      </w:r>
-      <w:r>
-        <w:rPr>
-          <w:rStyle w:val="VerbatimChar"/>
-        </w:rPr>
-        <w:t xml:space="preserve">active</w:t>
-      </w:r>
-      <w:r>
-        <w:t xml:space="preserve">. Block runs</w:t>
-      </w:r>
-      <w:r>
-        <w:t xml:space="preserve"> </w:t>
-      </w:r>
-      <w:r>
-        <w:rPr>
-          <w:rStyle w:val="VerbatimChar"/>
-        </w:rPr>
-        <w:t xml:space="preserve">event_start_time → event_end_time</w:t>
-      </w:r>
-      <w:r>
-        <w:t xml:space="preserve"> </w:t>
-      </w:r>
-      <w:r>
-        <w:t xml:space="preserve">(or full-day for legacy bookings without time). Label defaults to</w:t>
-      </w:r>
-      <w:r>
-        <w:t xml:space="preserve"> </w:t>
-      </w:r>
-      <w:r>
-        <w:rPr>
-          <w:rStyle w:val="VerbatimChar"/>
-        </w:rPr>
-        <w:t xml:space="preserve">{couple_names} · {service_name}</w:t>
-      </w:r>
-      <w:r>
-        <w:t xml:space="preserve">. Always</w:t>
-      </w:r>
-      <w:r>
-        <w:t xml:space="preserve"> </w:t>
-      </w:r>
-      <w:r>
-        <w:rPr>
-          <w:rStyle w:val="VerbatimChar"/>
-        </w:rPr>
-        <w:t xml:space="preserve">is_private = FALSE</w:t>
-      </w:r>
-      <w:r>
-        <w:t xml:space="preserve"> </w:t>
-      </w:r>
-      <w:r>
-        <w:t xml:space="preserve">(couples see</w:t>
-      </w:r>
-      <w:r>
-        <w:t xml:space="preserve"> </w:t>
-      </w:r>
-      <w:r>
-        <w:t xml:space="preserve">“Booked — {date}”</w:t>
-      </w:r>
-      <w:r>
-        <w:t xml:space="preserve">); other couples browsing see</w:t>
-      </w:r>
-      <w:r>
-        <w:t xml:space="preserve"> </w:t>
-      </w:r>
-      <w:r>
-        <w:t xml:space="preserve">“Unavailable”</w:t>
-      </w:r>
-      <w:r>
-        <w:t xml:space="preserve">.</w:t>
-      </w:r>
-    </w:p>
-    <w:p>
-      <w:pPr>
-        <w:pStyle w:val="Compact"/>
-        <w:numPr>
-          <w:ilvl w:val="0"/>
-          <w:numId w:val="1006"/>
-        </w:numPr>
-      </w:pPr>
-      <w:r>
-        <w:rPr>
-          <w:rStyle w:val="VerbatimChar"/>
-          <w:b/>
-          <w:bCs/>
-        </w:rPr>
-        <w:t xml:space="preserve">synced_calendar</w:t>
-      </w:r>
-      <w:r>
-        <w:t xml:space="preserve"> </w:t>
-      </w:r>
-      <w:r>
-        <w:t xml:space="preserve">— V1.5+ Google Calendar / iCloud sync. Reserved schema column.</w:t>
-      </w:r>
-    </w:p>
-    <w:p>
-      <w:pPr>
-        <w:pStyle w:val="FirstParagraph"/>
-      </w:pPr>
-      <w:r>
-        <w:rPr>
-          <w:b/>
-          <w:bCs/>
-        </w:rPr>
-        <w:t xml:space="preserve">Privacy model:</w:t>
       </w:r>
     </w:p>
     <w:p>
@@ -4029,34 +3352,26 @@
         </w:numPr>
       </w:pPr>
       <w:r>
-        <w:t xml:space="preserve">Default</w:t>
-      </w:r>
-      <w:r>
-        <w:t xml:space="preserve"> </w:t>
-      </w:r>
-      <w:r>
-        <w:rPr>
-          <w:rStyle w:val="VerbatimChar"/>
-        </w:rPr>
-        <w:t xml:space="preserve">is_private = TRUE</w:t>
-      </w:r>
-      <w:r>
-        <w:t xml:space="preserve"> </w:t>
-      </w:r>
-      <w:r>
-        <w:t xml:space="preserve">— couples browsing the vendor see</w:t>
-      </w:r>
-      <w:r>
-        <w:t xml:space="preserve"> </w:t>
-      </w:r>
-      <w:r>
-        <w:t xml:space="preserve">“Unavailable”</w:t>
-      </w:r>
-      <w:r>
-        <w:t xml:space="preserve"> </w:t>
-      </w:r>
-      <w:r>
-        <w:t xml:space="preserve">for that window, no label visible.</w:t>
+        <w:rPr>
+          <w:b/>
+          <w:bCs/>
+        </w:rPr>
+        <w:t xml:space="preserve">“How many of your team will be on-site?”</w:t>
+      </w:r>
+      <w:r>
+        <w:t xml:space="preserve"> </w:t>
+      </w:r>
+      <w:r>
+        <w:t xml:space="preserve">— numeric stepper (1, 2, 3, …) bound to</w:t>
+      </w:r>
+      <w:r>
+        <w:t xml:space="preserve"> </w:t>
+      </w:r>
+      <w:r>
+        <w:rPr>
+          <w:rStyle w:val="VerbatimChar"/>
+        </w:rPr>
+        <w:t xml:space="preserve">crew_size</w:t>
       </w:r>
     </w:p>
     <w:p>
@@ -4068,16 +3383,26 @@
         </w:numPr>
       </w:pPr>
       <w:r>
-        <w:t xml:space="preserve">Vendor can opt to expose specific block labels (toggle in the Add Block modal). Useful when vendor wants to signal capacity transparency (</w:t>
-      </w:r>
-      <w:r>
-        <w:t xml:space="preserve">“Booked: large wedding · 200 guests”</w:t>
-      </w:r>
-      <w:r>
-        <w:t xml:space="preserve"> </w:t>
-      </w:r>
-      <w:r>
-        <w:t xml:space="preserve">might reassure a future couple looking at a Saturday).</w:t>
+        <w:rPr>
+          <w:b/>
+          <w:bCs/>
+        </w:rPr>
+        <w:t xml:space="preserve">“Crew meals needed?”</w:t>
+      </w:r>
+      <w:r>
+        <w:t xml:space="preserve"> </w:t>
+      </w:r>
+      <w:r>
+        <w:t xml:space="preserve">— toggle (default ON) bound to</w:t>
+      </w:r>
+      <w:r>
+        <w:t xml:space="preserve"> </w:t>
+      </w:r>
+      <w:r>
+        <w:rPr>
+          <w:rStyle w:val="VerbatimChar"/>
+        </w:rPr>
+        <w:t xml:space="preserve">crew_meal_required</w:t>
       </w:r>
     </w:p>
     <w:p>
@@ -4089,22 +3414,23 @@
         </w:numPr>
       </w:pPr>
       <w:r>
-        <w:t xml:space="preserve">Setnayan-booking source blocks default to</w:t>
-      </w:r>
-      <w:r>
-        <w:t xml:space="preserve"> </w:t>
-      </w:r>
-      <w:r>
-        <w:rPr>
-          <w:rStyle w:val="VerbatimChar"/>
-        </w:rPr>
-        <w:t xml:space="preserve">is_private = FALSE</w:t>
-      </w:r>
-      <w:r>
-        <w:t xml:space="preserve"> </w:t>
-      </w:r>
-      <w:r>
-        <w:t xml:space="preserve">— both parties already know about the booking.</w:t>
+        <w:rPr>
+          <w:b/>
+          <w:bCs/>
+        </w:rPr>
+        <w:t xml:space="preserve">Live preview:</w:t>
+      </w:r>
+      <w:r>
+        <w:t xml:space="preserve"> </w:t>
+      </w:r>
+      <w:r>
+        <w:t xml:space="preserve">“This service adds 3 to the couple’s crew meal count for their catering quote.”</w:t>
+      </w:r>
+      <w:r>
+        <w:t xml:space="preserve"> </w:t>
+      </w:r>
+      <w:r>
+        <w:t xml:space="preserve">— updates as the stepper changes</w:t>
       </w:r>
     </w:p>
     <w:p>
@@ -4112,11 +3438,1039 @@
         <w:pStyle w:val="FirstParagraph"/>
       </w:pPr>
       <w:r>
-        <w:rPr>
-          <w:b/>
-          <w:bCs/>
-        </w:rPr>
-        <w:t xml:space="preserve">UI in the Calendar surface:</w:t>
+        <w:t xml:space="preserve">When the customer books this service,</w:t>
+      </w:r>
+      <w:r>
+        <w:t xml:space="preserve"> </w:t>
+      </w:r>
+      <w:r>
+        <w:rPr>
+          <w:rStyle w:val="VerbatimChar"/>
+        </w:rPr>
+        <w:t xml:space="preserve">crew_size</w:t>
+      </w:r>
+      <w:r>
+        <w:t xml:space="preserve"> </w:t>
+      </w:r>
+      <w:r>
+        <w:t xml:space="preserve">propagates into the couple’s 0007 Budget crew meal aggregation automatically. The catering vendor’s quote then receives</w:t>
+      </w:r>
+      <w:r>
+        <w:t xml:space="preserve"> </w:t>
+      </w:r>
+      <w:r>
+        <w:rPr>
+          <w:rStyle w:val="VerbatimChar"/>
+        </w:rPr>
+        <w:t xml:space="preserve">total_pax + Σ(crew_size where crew_meal_required = TRUE)</w:t>
+      </w:r>
+      <w:r>
+        <w:t xml:space="preserve"> </w:t>
+      </w:r>
+      <w:r>
+        <w:t xml:space="preserve">as the meal count, ensuring crew aren’t under-quoted.</w:t>
+      </w:r>
+    </w:p>
+    <w:bookmarkEnd w:id="17"/>
+    <w:bookmarkStart w:id="18" w:name="calendar-mechanism"/>
+    <w:p>
+      <w:pPr>
+        <w:pStyle w:val="Heading3"/>
+      </w:pPr>
+      <w:r>
+        <w:t xml:space="preserve">2.3 Calendar mechanism</w:t>
+      </w:r>
+    </w:p>
+    <w:p>
+      <w:pPr>
+        <w:pStyle w:val="SourceCode"/>
+      </w:pPr>
+      <w:r>
+        <w:rPr>
+          <w:rStyle w:val="VerbatimChar"/>
+        </w:rPr>
+        <w:t xml:space="preserve">vendor_calendar_blocks(block_id, vendor_id, service_id?, blocked_at, blocked_until,</w:t>
+      </w:r>
+      <w:r>
+        <w:br/>
+      </w:r>
+      <w:r>
+        <w:rPr>
+          <w:rStyle w:val="VerbatimChar"/>
+        </w:rPr>
+        <w:t xml:space="preserve">                       reason, block_label, block_source, is_private, created_at)</w:t>
+      </w:r>
+      <w:r>
+        <w:br/>
+      </w:r>
+      <w:r>
+        <w:rPr>
+          <w:rStyle w:val="VerbatimChar"/>
+        </w:rPr>
+        <w:t xml:space="preserve">vendor_bookings(booking_id, vendor_id, service_id, event_id, couple_user_id,</w:t>
+      </w:r>
+      <w:r>
+        <w:br/>
+      </w:r>
+      <w:r>
+        <w:rPr>
+          <w:rStyle w:val="VerbatimChar"/>
+        </w:rPr>
+        <w:t xml:space="preserve">                status enum('inquiry','proposal_sent','accepted','active','completed','cancelled'),</w:t>
+      </w:r>
+      <w:r>
+        <w:br/>
+      </w:r>
+      <w:r>
+        <w:rPr>
+          <w:rStyle w:val="VerbatimChar"/>
+        </w:rPr>
+        <w:t xml:space="preserve">                booking_date, package_name, total_php, paid_php, created_at)</w:t>
+      </w:r>
+    </w:p>
+    <w:p>
+      <w:pPr>
+        <w:pStyle w:val="FirstParagraph"/>
+      </w:pPr>
+      <w:r>
+        <w:t xml:space="preserve">When</w:t>
+      </w:r>
+      <w:r>
+        <w:t xml:space="preserve"> </w:t>
+      </w:r>
+      <w:r>
+        <w:rPr>
+          <w:rStyle w:val="VerbatimChar"/>
+        </w:rPr>
+        <w:t xml:space="preserve">vendor_bookings.status</w:t>
+      </w:r>
+      <w:r>
+        <w:t xml:space="preserve"> </w:t>
+      </w:r>
+      <w:r>
+        <w:t xml:space="preserve">is</w:t>
+      </w:r>
+      <w:r>
+        <w:t xml:space="preserve"> </w:t>
+      </w:r>
+      <w:r>
+        <w:rPr>
+          <w:rStyle w:val="VerbatimChar"/>
+        </w:rPr>
+        <w:t xml:space="preserve">accepted</w:t>
+      </w:r>
+      <w:r>
+        <w:t xml:space="preserve"> </w:t>
+      </w:r>
+      <w:r>
+        <w:t xml:space="preserve">or</w:t>
+      </w:r>
+      <w:r>
+        <w:t xml:space="preserve"> </w:t>
+      </w:r>
+      <w:r>
+        <w:rPr>
+          <w:rStyle w:val="VerbatimChar"/>
+        </w:rPr>
+        <w:t xml:space="preserve">active</w:t>
+      </w:r>
+      <w:r>
+        <w:t xml:space="preserve">, that date is unavailable on the matching service’s calendar (and on the master calendar). Booked dates show as colored blocks.</w:t>
+      </w:r>
+    </w:p>
+    <w:bookmarkEnd w:id="18"/>
+    <w:bookmarkStart w:id="19" w:name="X2abe0e7566c2d189ebe32ad785e528614e0782d"/>
+    <w:p>
+      <w:pPr>
+        <w:pStyle w:val="Heading3"/>
+      </w:pPr>
+      <w:r>
+        <w:t xml:space="preserve">2.3a Intra-day calendar blocks (locked 2026-05-18)</w:t>
+      </w:r>
+    </w:p>
+    <w:p>
+      <w:pPr>
+        <w:pStyle w:val="FirstParagraph"/>
+      </w:pPr>
+      <w:r>
+        <w:t xml:space="preserve">Previously the vendor calendar was full-day granularity (a date was either available or blocked).</w:t>
+      </w:r>
+      <w:r>
+        <w:t xml:space="preserve"> </w:t>
+      </w:r>
+      <w:r>
+        <w:rPr>
+          <w:b/>
+          <w:bCs/>
+        </w:rPr>
+        <w:t xml:space="preserve">2026-05-18 unlocks intra-day blocks at 30-minute granularity</w:t>
+      </w:r>
+      <w:r>
+        <w:t xml:space="preserve"> </w:t>
+      </w:r>
+      <w:r>
+        <w:t xml:space="preserve">— vendors can now block partial days for off-platform commitments, personal time, or already-scheduled external work, freeing the rest of the day to remain bookable through Setnayan.</w:t>
+      </w:r>
+    </w:p>
+    <w:p>
+      <w:pPr>
+        <w:pStyle w:val="BodyText"/>
+      </w:pPr>
+      <w:r>
+        <w:rPr>
+          <w:b/>
+          <w:bCs/>
+        </w:rPr>
+        <w:t xml:space="preserve">Schema columns added to</w:t>
+      </w:r>
+      <w:r>
+        <w:rPr>
+          <w:b/>
+          <w:bCs/>
+        </w:rPr>
+        <w:t xml:space="preserve"> </w:t>
+      </w:r>
+      <w:r>
+        <w:rPr>
+          <w:rStyle w:val="VerbatimChar"/>
+          <w:b/>
+          <w:bCs/>
+        </w:rPr>
+        <w:t xml:space="preserve">vendor_calendar_blocks</w:t>
+      </w:r>
+      <w:r>
+        <w:rPr>
+          <w:b/>
+          <w:bCs/>
+        </w:rPr>
+        <w:t xml:space="preserve">:</w:t>
+      </w:r>
+    </w:p>
+    <w:p>
+      <w:pPr>
+        <w:pStyle w:val="SourceCode"/>
+      </w:pPr>
+      <w:r>
+        <w:rPr>
+          <w:rStyle w:val="CommentTok"/>
+        </w:rPr>
+        <w:t xml:space="preserve">-- Existing columns</w:t>
+      </w:r>
+      <w:r>
+        <w:br/>
+      </w:r>
+      <w:r>
+        <w:rPr>
+          <w:rStyle w:val="NormalTok"/>
+        </w:rPr>
+        <w:t xml:space="preserve">block_id        UUID </w:t>
+      </w:r>
+      <w:r>
+        <w:rPr>
+          <w:rStyle w:val="KeywordTok"/>
+        </w:rPr>
+        <w:t xml:space="preserve">PRIMARY</w:t>
+      </w:r>
+      <w:r>
+        <w:rPr>
+          <w:rStyle w:val="NormalTok"/>
+        </w:rPr>
+        <w:t xml:space="preserve"> </w:t>
+      </w:r>
+      <w:r>
+        <w:rPr>
+          <w:rStyle w:val="KeywordTok"/>
+        </w:rPr>
+        <w:t xml:space="preserve">KEY</w:t>
+      </w:r>
+      <w:r>
+        <w:rPr>
+          <w:rStyle w:val="NormalTok"/>
+        </w:rPr>
+        <w:t xml:space="preserve"> </w:t>
+      </w:r>
+      <w:r>
+        <w:rPr>
+          <w:rStyle w:val="KeywordTok"/>
+        </w:rPr>
+        <w:t xml:space="preserve">DEFAULT</w:t>
+      </w:r>
+      <w:r>
+        <w:rPr>
+          <w:rStyle w:val="NormalTok"/>
+        </w:rPr>
+        <w:t xml:space="preserve"> gen_random_uuid(),</w:t>
+      </w:r>
+      <w:r>
+        <w:br/>
+      </w:r>
+      <w:r>
+        <w:rPr>
+          <w:rStyle w:val="NormalTok"/>
+        </w:rPr>
+        <w:t xml:space="preserve">vendor_id       UUID </w:t>
+      </w:r>
+      <w:r>
+        <w:rPr>
+          <w:rStyle w:val="KeywordTok"/>
+        </w:rPr>
+        <w:t xml:space="preserve">NOT</w:t>
+      </w:r>
+      <w:r>
+        <w:rPr>
+          <w:rStyle w:val="NormalTok"/>
+        </w:rPr>
+        <w:t xml:space="preserve"> </w:t>
+      </w:r>
+      <w:r>
+        <w:rPr>
+          <w:rStyle w:val="KeywordTok"/>
+        </w:rPr>
+        <w:t xml:space="preserve">NULL</w:t>
+      </w:r>
+      <w:r>
+        <w:rPr>
+          <w:rStyle w:val="NormalTok"/>
+        </w:rPr>
+        <w:t xml:space="preserve"> </w:t>
+      </w:r>
+      <w:r>
+        <w:rPr>
+          <w:rStyle w:val="KeywordTok"/>
+        </w:rPr>
+        <w:t xml:space="preserve">REFERENCES</w:t>
+      </w:r>
+      <w:r>
+        <w:rPr>
+          <w:rStyle w:val="NormalTok"/>
+        </w:rPr>
+        <w:t xml:space="preserve"> vendors(vendor_id) </w:t>
+      </w:r>
+      <w:r>
+        <w:rPr>
+          <w:rStyle w:val="KeywordTok"/>
+        </w:rPr>
+        <w:t xml:space="preserve">ON</w:t>
+      </w:r>
+      <w:r>
+        <w:rPr>
+          <w:rStyle w:val="NormalTok"/>
+        </w:rPr>
+        <w:t xml:space="preserve"> </w:t>
+      </w:r>
+      <w:r>
+        <w:rPr>
+          <w:rStyle w:val="KeywordTok"/>
+        </w:rPr>
+        <w:t xml:space="preserve">DELETE</w:t>
+      </w:r>
+      <w:r>
+        <w:rPr>
+          <w:rStyle w:val="NormalTok"/>
+        </w:rPr>
+        <w:t xml:space="preserve"> </w:t>
+      </w:r>
+      <w:r>
+        <w:rPr>
+          <w:rStyle w:val="KeywordTok"/>
+        </w:rPr>
+        <w:t xml:space="preserve">CASCADE</w:t>
+      </w:r>
+      <w:r>
+        <w:rPr>
+          <w:rStyle w:val="NormalTok"/>
+        </w:rPr>
+        <w:t xml:space="preserve">,</w:t>
+      </w:r>
+      <w:r>
+        <w:br/>
+      </w:r>
+      <w:r>
+        <w:rPr>
+          <w:rStyle w:val="NormalTok"/>
+        </w:rPr>
+        <w:t xml:space="preserve">service_id      UUID </w:t>
+      </w:r>
+      <w:r>
+        <w:rPr>
+          <w:rStyle w:val="KeywordTok"/>
+        </w:rPr>
+        <w:t xml:space="preserve">REFERENCES</w:t>
+      </w:r>
+      <w:r>
+        <w:rPr>
+          <w:rStyle w:val="NormalTok"/>
+        </w:rPr>
+        <w:t xml:space="preserve"> vendor_services(service_id),</w:t>
+      </w:r>
+      <w:r>
+        <w:br/>
+      </w:r>
+      <w:r>
+        <w:rPr>
+          <w:rStyle w:val="NormalTok"/>
+        </w:rPr>
+        <w:t xml:space="preserve">blocked_at      TIMESTAMPTZ </w:t>
+      </w:r>
+      <w:r>
+        <w:rPr>
+          <w:rStyle w:val="KeywordTok"/>
+        </w:rPr>
+        <w:t xml:space="preserve">NOT</w:t>
+      </w:r>
+      <w:r>
+        <w:rPr>
+          <w:rStyle w:val="NormalTok"/>
+        </w:rPr>
+        <w:t xml:space="preserve"> </w:t>
+      </w:r>
+      <w:r>
+        <w:rPr>
+          <w:rStyle w:val="KeywordTok"/>
+        </w:rPr>
+        <w:t xml:space="preserve">NULL</w:t>
+      </w:r>
+      <w:r>
+        <w:rPr>
+          <w:rStyle w:val="NormalTok"/>
+        </w:rPr>
+        <w:t xml:space="preserve">,    </w:t>
+      </w:r>
+      <w:r>
+        <w:rPr>
+          <w:rStyle w:val="CommentTok"/>
+        </w:rPr>
+        <w:t xml:space="preserve">-- start (full-day blocks: 00:00 in vendor's TZ)</w:t>
+      </w:r>
+      <w:r>
+        <w:br/>
+      </w:r>
+      <w:r>
+        <w:rPr>
+          <w:rStyle w:val="NormalTok"/>
+        </w:rPr>
+        <w:t xml:space="preserve">blocked_until   TIMESTAMPTZ </w:t>
+      </w:r>
+      <w:r>
+        <w:rPr>
+          <w:rStyle w:val="KeywordTok"/>
+        </w:rPr>
+        <w:t xml:space="preserve">NOT</w:t>
+      </w:r>
+      <w:r>
+        <w:rPr>
+          <w:rStyle w:val="NormalTok"/>
+        </w:rPr>
+        <w:t xml:space="preserve"> </w:t>
+      </w:r>
+      <w:r>
+        <w:rPr>
+          <w:rStyle w:val="KeywordTok"/>
+        </w:rPr>
+        <w:t xml:space="preserve">NULL</w:t>
+      </w:r>
+      <w:r>
+        <w:rPr>
+          <w:rStyle w:val="NormalTok"/>
+        </w:rPr>
+        <w:t xml:space="preserve">,    </w:t>
+      </w:r>
+      <w:r>
+        <w:rPr>
+          <w:rStyle w:val="CommentTok"/>
+        </w:rPr>
+        <w:t xml:space="preserve">-- end   (full-day blocks: 23:59 in vendor's TZ)</w:t>
+      </w:r>
+      <w:r>
+        <w:br/>
+      </w:r>
+      <w:r>
+        <w:rPr>
+          <w:rStyle w:val="NormalTok"/>
+        </w:rPr>
+        <w:t xml:space="preserve">reason          TEXT,                     </w:t>
+      </w:r>
+      <w:r>
+        <w:rPr>
+          <w:rStyle w:val="CommentTok"/>
+        </w:rPr>
+        <w:t xml:space="preserve">-- legacy short reason (kept for backwards-compat)</w:t>
+      </w:r>
+      <w:r>
+        <w:br/>
+      </w:r>
+      <w:r>
+        <w:br/>
+      </w:r>
+      <w:r>
+        <w:rPr>
+          <w:rStyle w:val="CommentTok"/>
+        </w:rPr>
+        <w:t xml:space="preserve">-- New columns (2026-05-18)</w:t>
+      </w:r>
+      <w:r>
+        <w:br/>
+      </w:r>
+      <w:r>
+        <w:rPr>
+          <w:rStyle w:val="NormalTok"/>
+        </w:rPr>
+        <w:t xml:space="preserve">block_label     TEXT </w:t>
+      </w:r>
+      <w:r>
+        <w:rPr>
+          <w:rStyle w:val="KeywordTok"/>
+        </w:rPr>
+        <w:t xml:space="preserve">NOT</w:t>
+      </w:r>
+      <w:r>
+        <w:rPr>
+          <w:rStyle w:val="NormalTok"/>
+        </w:rPr>
+        <w:t xml:space="preserve"> </w:t>
+      </w:r>
+      <w:r>
+        <w:rPr>
+          <w:rStyle w:val="KeywordTok"/>
+        </w:rPr>
+        <w:t xml:space="preserve">NULL</w:t>
+      </w:r>
+      <w:r>
+        <w:rPr>
+          <w:rStyle w:val="NormalTok"/>
+        </w:rPr>
+        <w:t xml:space="preserve">,            </w:t>
+      </w:r>
+      <w:r>
+        <w:rPr>
+          <w:rStyle w:val="CommentTok"/>
+        </w:rPr>
+        <w:t xml:space="preserve">-- vendor-defined private label</w:t>
+      </w:r>
+      <w:r>
+        <w:br/>
+      </w:r>
+      <w:r>
+        <w:rPr>
+          <w:rStyle w:val="NormalTok"/>
+        </w:rPr>
+        <w:t xml:space="preserve">                                          </w:t>
+      </w:r>
+      <w:r>
+        <w:rPr>
+          <w:rStyle w:val="CommentTok"/>
+        </w:rPr>
+        <w:t xml:space="preserve">-- e.g., "Off-platform shoot", "Personal day"</w:t>
+      </w:r>
+      <w:r>
+        <w:br/>
+      </w:r>
+      <w:r>
+        <w:rPr>
+          <w:rStyle w:val="NormalTok"/>
+        </w:rPr>
+        <w:t xml:space="preserve">block_source    TEXT </w:t>
+      </w:r>
+      <w:r>
+        <w:rPr>
+          <w:rStyle w:val="KeywordTok"/>
+        </w:rPr>
+        <w:t xml:space="preserve">NOT</w:t>
+      </w:r>
+      <w:r>
+        <w:rPr>
+          <w:rStyle w:val="NormalTok"/>
+        </w:rPr>
+        <w:t xml:space="preserve"> </w:t>
+      </w:r>
+      <w:r>
+        <w:rPr>
+          <w:rStyle w:val="KeywordTok"/>
+        </w:rPr>
+        <w:t xml:space="preserve">NULL</w:t>
+      </w:r>
+      <w:r>
+        <w:rPr>
+          <w:rStyle w:val="NormalTok"/>
+        </w:rPr>
+        <w:t xml:space="preserve"> </w:t>
+      </w:r>
+      <w:r>
+        <w:rPr>
+          <w:rStyle w:val="KeywordTok"/>
+        </w:rPr>
+        <w:t xml:space="preserve">DEFAULT</w:t>
+      </w:r>
+      <w:r>
+        <w:rPr>
+          <w:rStyle w:val="NormalTok"/>
+        </w:rPr>
+        <w:t xml:space="preserve"> </w:t>
+      </w:r>
+      <w:r>
+        <w:rPr>
+          <w:rStyle w:val="StringTok"/>
+        </w:rPr>
+        <w:t xml:space="preserve">'manual'</w:t>
+      </w:r>
+      <w:r>
+        <w:br/>
+      </w:r>
+      <w:r>
+        <w:rPr>
+          <w:rStyle w:val="NormalTok"/>
+        </w:rPr>
+        <w:t xml:space="preserve">                  </w:t>
+      </w:r>
+      <w:r>
+        <w:rPr>
+          <w:rStyle w:val="KeywordTok"/>
+        </w:rPr>
+        <w:t xml:space="preserve">CHECK</w:t>
+      </w:r>
+      <w:r>
+        <w:rPr>
+          <w:rStyle w:val="NormalTok"/>
+        </w:rPr>
+        <w:t xml:space="preserve"> (block_source </w:t>
+      </w:r>
+      <w:r>
+        <w:rPr>
+          <w:rStyle w:val="KeywordTok"/>
+        </w:rPr>
+        <w:t xml:space="preserve">IN</w:t>
+      </w:r>
+      <w:r>
+        <w:rPr>
+          <w:rStyle w:val="NormalTok"/>
+        </w:rPr>
+        <w:t xml:space="preserve"> (</w:t>
+      </w:r>
+      <w:r>
+        <w:rPr>
+          <w:rStyle w:val="StringTok"/>
+        </w:rPr>
+        <w:t xml:space="preserve">'manual'</w:t>
+      </w:r>
+      <w:r>
+        <w:rPr>
+          <w:rStyle w:val="NormalTok"/>
+        </w:rPr>
+        <w:t xml:space="preserve">,</w:t>
+      </w:r>
+      <w:r>
+        <w:rPr>
+          <w:rStyle w:val="StringTok"/>
+        </w:rPr>
+        <w:t xml:space="preserve">'setnayan_booking'</w:t>
+      </w:r>
+      <w:r>
+        <w:rPr>
+          <w:rStyle w:val="NormalTok"/>
+        </w:rPr>
+        <w:t xml:space="preserve">,</w:t>
+      </w:r>
+      <w:r>
+        <w:rPr>
+          <w:rStyle w:val="StringTok"/>
+        </w:rPr>
+        <w:t xml:space="preserve">'synced_calendar'</w:t>
+      </w:r>
+      <w:r>
+        <w:rPr>
+          <w:rStyle w:val="NormalTok"/>
+        </w:rPr>
+        <w:t xml:space="preserve">)),</w:t>
+      </w:r>
+      <w:r>
+        <w:br/>
+      </w:r>
+      <w:r>
+        <w:rPr>
+          <w:rStyle w:val="NormalTok"/>
+        </w:rPr>
+        <w:t xml:space="preserve">is_private      </w:t>
+      </w:r>
+      <w:r>
+        <w:rPr>
+          <w:rStyle w:val="DataTypeTok"/>
+        </w:rPr>
+        <w:t xml:space="preserve">BOOLEAN</w:t>
+      </w:r>
+      <w:r>
+        <w:rPr>
+          <w:rStyle w:val="NormalTok"/>
+        </w:rPr>
+        <w:t xml:space="preserve"> </w:t>
+      </w:r>
+      <w:r>
+        <w:rPr>
+          <w:rStyle w:val="KeywordTok"/>
+        </w:rPr>
+        <w:t xml:space="preserve">NOT</w:t>
+      </w:r>
+      <w:r>
+        <w:rPr>
+          <w:rStyle w:val="NormalTok"/>
+        </w:rPr>
+        <w:t xml:space="preserve"> </w:t>
+      </w:r>
+      <w:r>
+        <w:rPr>
+          <w:rStyle w:val="KeywordTok"/>
+        </w:rPr>
+        <w:t xml:space="preserve">NULL</w:t>
+      </w:r>
+      <w:r>
+        <w:rPr>
+          <w:rStyle w:val="NormalTok"/>
+        </w:rPr>
+        <w:t xml:space="preserve"> </w:t>
+      </w:r>
+      <w:r>
+        <w:rPr>
+          <w:rStyle w:val="KeywordTok"/>
+        </w:rPr>
+        <w:t xml:space="preserve">DEFAULT</w:t>
+      </w:r>
+      <w:r>
+        <w:rPr>
+          <w:rStyle w:val="NormalTok"/>
+        </w:rPr>
+        <w:t xml:space="preserve"> </w:t>
+      </w:r>
+      <w:r>
+        <w:rPr>
+          <w:rStyle w:val="KeywordTok"/>
+        </w:rPr>
+        <w:t xml:space="preserve">TRUE</w:t>
+      </w:r>
+      <w:r>
+        <w:rPr>
+          <w:rStyle w:val="NormalTok"/>
+        </w:rPr>
+        <w:t xml:space="preserve">,  </w:t>
+      </w:r>
+      <w:r>
+        <w:rPr>
+          <w:rStyle w:val="CommentTok"/>
+        </w:rPr>
+        <w:t xml:space="preserve">-- couples see "Unavailable" only when TRUE</w:t>
+      </w:r>
+      <w:r>
+        <w:br/>
+      </w:r>
+      <w:r>
+        <w:rPr>
+          <w:rStyle w:val="NormalTok"/>
+        </w:rPr>
+        <w:t xml:space="preserve">created_at      TIMESTAMPTZ </w:t>
+      </w:r>
+      <w:r>
+        <w:rPr>
+          <w:rStyle w:val="KeywordTok"/>
+        </w:rPr>
+        <w:t xml:space="preserve">NOT</w:t>
+      </w:r>
+      <w:r>
+        <w:rPr>
+          <w:rStyle w:val="NormalTok"/>
+        </w:rPr>
+        <w:t xml:space="preserve"> </w:t>
+      </w:r>
+      <w:r>
+        <w:rPr>
+          <w:rStyle w:val="KeywordTok"/>
+        </w:rPr>
+        <w:t xml:space="preserve">NULL</w:t>
+      </w:r>
+      <w:r>
+        <w:rPr>
+          <w:rStyle w:val="NormalTok"/>
+        </w:rPr>
+        <w:t xml:space="preserve"> </w:t>
+      </w:r>
+      <w:r>
+        <w:rPr>
+          <w:rStyle w:val="KeywordTok"/>
+        </w:rPr>
+        <w:t xml:space="preserve">DEFAULT</w:t>
+      </w:r>
+      <w:r>
+        <w:rPr>
+          <w:rStyle w:val="NormalTok"/>
+        </w:rPr>
+        <w:t xml:space="preserve"> NOW(),</w:t>
+      </w:r>
+      <w:r>
+        <w:br/>
+      </w:r>
+      <w:r>
+        <w:br/>
+      </w:r>
+      <w:r>
+        <w:rPr>
+          <w:rStyle w:val="KeywordTok"/>
+        </w:rPr>
+        <w:t xml:space="preserve">CHECK</w:t>
+      </w:r>
+      <w:r>
+        <w:rPr>
+          <w:rStyle w:val="NormalTok"/>
+        </w:rPr>
+        <w:t xml:space="preserve"> (blocked_until </w:t>
+      </w:r>
+      <w:r>
+        <w:rPr>
+          <w:rStyle w:val="OperatorTok"/>
+        </w:rPr>
+        <w:t xml:space="preserve">&gt;</w:t>
+      </w:r>
+      <w:r>
+        <w:rPr>
+          <w:rStyle w:val="NormalTok"/>
+        </w:rPr>
+        <w:t xml:space="preserve"> blocked_at),</w:t>
+      </w:r>
+      <w:r>
+        <w:br/>
+      </w:r>
+      <w:r>
+        <w:rPr>
+          <w:rStyle w:val="KeywordTok"/>
+        </w:rPr>
+        <w:t xml:space="preserve">CHECK</w:t>
+      </w:r>
+      <w:r>
+        <w:rPr>
+          <w:rStyle w:val="NormalTok"/>
+        </w:rPr>
+        <w:t xml:space="preserve"> (</w:t>
+      </w:r>
+      <w:r>
+        <w:rPr>
+          <w:rStyle w:val="FunctionTok"/>
+        </w:rPr>
+        <w:t xml:space="preserve">EXTRACT</w:t>
+      </w:r>
+      <w:r>
+        <w:rPr>
+          <w:rStyle w:val="NormalTok"/>
+        </w:rPr>
+        <w:t xml:space="preserve">(</w:t>
+      </w:r>
+      <w:r>
+        <w:rPr>
+          <w:rStyle w:val="KeywordTok"/>
+        </w:rPr>
+        <w:t xml:space="preserve">MINUTE</w:t>
+      </w:r>
+      <w:r>
+        <w:rPr>
+          <w:rStyle w:val="NormalTok"/>
+        </w:rPr>
+        <w:t xml:space="preserve"> </w:t>
+      </w:r>
+      <w:r>
+        <w:rPr>
+          <w:rStyle w:val="KeywordTok"/>
+        </w:rPr>
+        <w:t xml:space="preserve">FROM</w:t>
+      </w:r>
+      <w:r>
+        <w:rPr>
+          <w:rStyle w:val="NormalTok"/>
+        </w:rPr>
+        <w:t xml:space="preserve"> blocked_at) </w:t>
+      </w:r>
+      <w:r>
+        <w:rPr>
+          <w:rStyle w:val="KeywordTok"/>
+        </w:rPr>
+        <w:t xml:space="preserve">IN</w:t>
+      </w:r>
+      <w:r>
+        <w:rPr>
+          <w:rStyle w:val="NormalTok"/>
+        </w:rPr>
+        <w:t xml:space="preserve"> (</w:t>
+      </w:r>
+      <w:r>
+        <w:rPr>
+          <w:rStyle w:val="DecValTok"/>
+        </w:rPr>
+        <w:t xml:space="preserve">0</w:t>
+      </w:r>
+      <w:r>
+        <w:rPr>
+          <w:rStyle w:val="NormalTok"/>
+        </w:rPr>
+        <w:t xml:space="preserve">, </w:t>
+      </w:r>
+      <w:r>
+        <w:rPr>
+          <w:rStyle w:val="DecValTok"/>
+        </w:rPr>
+        <w:t xml:space="preserve">30</w:t>
+      </w:r>
+      <w:r>
+        <w:rPr>
+          <w:rStyle w:val="NormalTok"/>
+        </w:rPr>
+        <w:t xml:space="preserve">) </w:t>
+      </w:r>
+      <w:r>
+        <w:rPr>
+          <w:rStyle w:val="KeywordTok"/>
+        </w:rPr>
+        <w:t xml:space="preserve">AND</w:t>
+      </w:r>
+      <w:r>
+        <w:rPr>
+          <w:rStyle w:val="NormalTok"/>
+        </w:rPr>
+        <w:t xml:space="preserve"> </w:t>
+      </w:r>
+      <w:r>
+        <w:rPr>
+          <w:rStyle w:val="FunctionTok"/>
+        </w:rPr>
+        <w:t xml:space="preserve">EXTRACT</w:t>
+      </w:r>
+      <w:r>
+        <w:rPr>
+          <w:rStyle w:val="NormalTok"/>
+        </w:rPr>
+        <w:t xml:space="preserve">(</w:t>
+      </w:r>
+      <w:r>
+        <w:rPr>
+          <w:rStyle w:val="KeywordTok"/>
+        </w:rPr>
+        <w:t xml:space="preserve">MINUTE</w:t>
+      </w:r>
+      <w:r>
+        <w:rPr>
+          <w:rStyle w:val="NormalTok"/>
+        </w:rPr>
+        <w:t xml:space="preserve"> </w:t>
+      </w:r>
+      <w:r>
+        <w:rPr>
+          <w:rStyle w:val="KeywordTok"/>
+        </w:rPr>
+        <w:t xml:space="preserve">FROM</w:t>
+      </w:r>
+      <w:r>
+        <w:rPr>
+          <w:rStyle w:val="NormalTok"/>
+        </w:rPr>
+        <w:t xml:space="preserve"> blocked_until) </w:t>
+      </w:r>
+      <w:r>
+        <w:rPr>
+          <w:rStyle w:val="KeywordTok"/>
+        </w:rPr>
+        <w:t xml:space="preserve">IN</w:t>
+      </w:r>
+      <w:r>
+        <w:rPr>
+          <w:rStyle w:val="NormalTok"/>
+        </w:rPr>
+        <w:t xml:space="preserve"> (</w:t>
+      </w:r>
+      <w:r>
+        <w:rPr>
+          <w:rStyle w:val="DecValTok"/>
+        </w:rPr>
+        <w:t xml:space="preserve">0</w:t>
+      </w:r>
+      <w:r>
+        <w:rPr>
+          <w:rStyle w:val="NormalTok"/>
+        </w:rPr>
+        <w:t xml:space="preserve">, </w:t>
+      </w:r>
+      <w:r>
+        <w:rPr>
+          <w:rStyle w:val="DecValTok"/>
+        </w:rPr>
+        <w:t xml:space="preserve">30</w:t>
+      </w:r>
+      <w:r>
+        <w:rPr>
+          <w:rStyle w:val="NormalTok"/>
+        </w:rPr>
+        <w:t xml:space="preserve">))</w:t>
+      </w:r>
+      <w:r>
+        <w:br/>
+      </w:r>
+      <w:r>
+        <w:rPr>
+          <w:rStyle w:val="NormalTok"/>
+        </w:rPr>
+        <w:t xml:space="preserve">  </w:t>
+      </w:r>
+      <w:r>
+        <w:rPr>
+          <w:rStyle w:val="CommentTok"/>
+        </w:rPr>
+        <w:t xml:space="preserve">-- 30-minute granularity enforced at write time</w:t>
+      </w:r>
+    </w:p>
+    <w:p>
+      <w:pPr>
+        <w:pStyle w:val="FirstParagraph"/>
+      </w:pPr>
+      <w:r>
+        <w:rPr>
+          <w:b/>
+          <w:bCs/>
+        </w:rPr>
+        <w:t xml:space="preserve">Granularity rule.</w:t>
+      </w:r>
+      <w:r>
+        <w:t xml:space="preserve"> </w:t>
+      </w:r>
+      <w:r>
+        <w:t xml:space="preserve">Block start + end timestamps must align to the 30-minute boundary (</w:t>
+      </w:r>
+      <w:r>
+        <w:rPr>
+          <w:rStyle w:val="VerbatimChar"/>
+        </w:rPr>
+        <w:t xml:space="preserve">:00</w:t>
+      </w:r>
+      <w:r>
+        <w:t xml:space="preserve"> </w:t>
+      </w:r>
+      <w:r>
+        <w:t xml:space="preserve">or</w:t>
+      </w:r>
+      <w:r>
+        <w:t xml:space="preserve"> </w:t>
+      </w:r>
+      <w:r>
+        <w:rPr>
+          <w:rStyle w:val="VerbatimChar"/>
+        </w:rPr>
+        <w:t xml:space="preserve">:30</w:t>
+      </w:r>
+      <w:r>
+        <w:t xml:space="preserve">). A 9:30am-12:00pm block is valid; a 9:37am-11:53am block is not. The UI snaps to 30-minute increments automatically.</w:t>
+      </w:r>
+    </w:p>
+    <w:p>
+      <w:pPr>
+        <w:pStyle w:val="BodyText"/>
+      </w:pPr>
+      <w:r>
+        <w:rPr>
+          <w:b/>
+          <w:bCs/>
+        </w:rPr>
+        <w:t xml:space="preserve">Block sources (auto-populated):</w:t>
       </w:r>
     </w:p>
     <w:p>
@@ -4128,63 +4482,10 @@
         </w:numPr>
       </w:pPr>
       <w:r>
-        <w:t xml:space="preserve">Calendar grid renders blocks visually with colored bars at the time range.</w:t>
-      </w:r>
-      <w:r>
-        <w:t xml:space="preserve"> </w:t>
-      </w:r>
-      <w:r>
-        <w:rPr>
-          <w:b/>
-          <w:bCs/>
-        </w:rPr>
-        <w:t xml:space="preserve">Color coding:</w:t>
-      </w:r>
-    </w:p>
-    <w:p>
-      <w:pPr>
-        <w:pStyle w:val="Compact"/>
-        <w:numPr>
-          <w:ilvl w:val="1"/>
-          <w:numId w:val="1009"/>
-        </w:numPr>
-      </w:pPr>
-      <w:r>
-        <w:t xml:space="preserve">Setnayan-blue:</w:t>
-      </w:r>
-      <w:r>
-        <w:t xml:space="preserve"> </w:t>
-      </w:r>
-      <w:r>
-        <w:rPr>
-          <w:rStyle w:val="VerbatimChar"/>
-        </w:rPr>
-        <w:t xml:space="preserve">setnayan_booking</w:t>
-      </w:r>
-      <w:r>
-        <w:t xml:space="preserve"> </w:t>
-      </w:r>
-      <w:r>
-        <w:t xml:space="preserve">source</w:t>
-      </w:r>
-    </w:p>
-    <w:p>
-      <w:pPr>
-        <w:pStyle w:val="Compact"/>
-        <w:numPr>
-          <w:ilvl w:val="1"/>
-          <w:numId w:val="1009"/>
-        </w:numPr>
-      </w:pPr>
-      <w:r>
-        <w:t xml:space="preserve">Vendor-grey:</w:t>
-      </w:r>
-      <w:r>
-        <w:t xml:space="preserve"> </w:t>
-      </w:r>
-      <w:r>
-        <w:rPr>
-          <w:rStyle w:val="VerbatimChar"/>
+        <w:rPr>
+          <w:rStyle w:val="VerbatimChar"/>
+          <w:b/>
+          <w:bCs/>
         </w:rPr>
         <w:t xml:space="preserve">manual</w:t>
       </w:r>
@@ -4192,34 +4493,43 @@
         <w:t xml:space="preserve"> </w:t>
       </w:r>
       <w:r>
-        <w:t xml:space="preserve">source</w:t>
-      </w:r>
-    </w:p>
-    <w:p>
-      <w:pPr>
-        <w:pStyle w:val="Compact"/>
-        <w:numPr>
-          <w:ilvl w:val="1"/>
-          <w:numId w:val="1009"/>
-        </w:numPr>
-      </w:pPr>
-      <w:r>
-        <w:t xml:space="preserve">Calendar-purple:</w:t>
-      </w:r>
-      <w:r>
-        <w:t xml:space="preserve"> </w:t>
-      </w:r>
-      <w:r>
-        <w:rPr>
-          <w:rStyle w:val="VerbatimChar"/>
-        </w:rPr>
-        <w:t xml:space="preserve">synced_calendar</w:t>
-      </w:r>
-      <w:r>
-        <w:t xml:space="preserve"> </w:t>
-      </w:r>
-      <w:r>
-        <w:t xml:space="preserve">source (V1.5+)</w:t>
+        <w:t xml:space="preserve">— vendor-created via the</w:t>
+      </w:r>
+      <w:r>
+        <w:t xml:space="preserve"> </w:t>
+      </w:r>
+      <w:r>
+        <w:t xml:space="preserve">“Add Block”</w:t>
+      </w:r>
+      <w:r>
+        <w:t xml:space="preserve"> </w:t>
+      </w:r>
+      <w:r>
+        <w:t xml:space="preserve">modal in the Calendar surface. These carry vendor-defined labels (</w:t>
+      </w:r>
+      <w:r>
+        <w:t xml:space="preserve">“Off-platform shoot — Cebu”</w:t>
+      </w:r>
+      <w:r>
+        <w:t xml:space="preserve">,</w:t>
+      </w:r>
+      <w:r>
+        <w:t xml:space="preserve"> </w:t>
+      </w:r>
+      <w:r>
+        <w:t xml:space="preserve">“Doctor’s appointment”</w:t>
+      </w:r>
+      <w:r>
+        <w:t xml:space="preserve">,</w:t>
+      </w:r>
+      <w:r>
+        <w:t xml:space="preserve"> </w:t>
+      </w:r>
+      <w:r>
+        <w:t xml:space="preserve">“Vacation”</w:t>
+      </w:r>
+      <w:r>
+        <w:t xml:space="preserve">).</w:t>
       </w:r>
     </w:p>
     <w:p>
@@ -4231,13 +4541,120 @@
         </w:numPr>
       </w:pPr>
       <w:r>
-        <w:t xml:space="preserve">“Add Block”</w:t>
-      </w:r>
-      <w:r>
-        <w:t xml:space="preserve"> </w:t>
-      </w:r>
-      <w:r>
-        <w:t xml:space="preserve">button → modal with start datetime (rounded to :00/:30) + end datetime + label + privacy toggle. Multi-day blocks supported.</w:t>
+        <w:rPr>
+          <w:rStyle w:val="VerbatimChar"/>
+          <w:b/>
+          <w:bCs/>
+        </w:rPr>
+        <w:t xml:space="preserve">setnayan_booking</w:t>
+      </w:r>
+      <w:r>
+        <w:t xml:space="preserve"> </w:t>
+      </w:r>
+      <w:r>
+        <w:t xml:space="preserve">— auto-populated by trigger when a</w:t>
+      </w:r>
+      <w:r>
+        <w:t xml:space="preserve"> </w:t>
+      </w:r>
+      <w:r>
+        <w:rPr>
+          <w:rStyle w:val="VerbatimChar"/>
+        </w:rPr>
+        <w:t xml:space="preserve">vendor_bookings.status</w:t>
+      </w:r>
+      <w:r>
+        <w:t xml:space="preserve"> </w:t>
+      </w:r>
+      <w:r>
+        <w:t xml:space="preserve">transitions to</w:t>
+      </w:r>
+      <w:r>
+        <w:t xml:space="preserve"> </w:t>
+      </w:r>
+      <w:r>
+        <w:rPr>
+          <w:rStyle w:val="VerbatimChar"/>
+        </w:rPr>
+        <w:t xml:space="preserve">accepted</w:t>
+      </w:r>
+      <w:r>
+        <w:t xml:space="preserve"> </w:t>
+      </w:r>
+      <w:r>
+        <w:t xml:space="preserve">or</w:t>
+      </w:r>
+      <w:r>
+        <w:t xml:space="preserve"> </w:t>
+      </w:r>
+      <w:r>
+        <w:rPr>
+          <w:rStyle w:val="VerbatimChar"/>
+        </w:rPr>
+        <w:t xml:space="preserve">active</w:t>
+      </w:r>
+      <w:r>
+        <w:t xml:space="preserve">. Block runs</w:t>
+      </w:r>
+      <w:r>
+        <w:t xml:space="preserve"> </w:t>
+      </w:r>
+      <w:r>
+        <w:rPr>
+          <w:rStyle w:val="VerbatimChar"/>
+        </w:rPr>
+        <w:t xml:space="preserve">event_start_time → event_end_time</w:t>
+      </w:r>
+      <w:r>
+        <w:t xml:space="preserve"> </w:t>
+      </w:r>
+      <w:r>
+        <w:t xml:space="preserve">(or full-day for legacy bookings without time). Label defaults to</w:t>
+      </w:r>
+      <w:r>
+        <w:t xml:space="preserve"> </w:t>
+      </w:r>
+      <w:r>
+        <w:rPr>
+          <w:rStyle w:val="VerbatimChar"/>
+        </w:rPr>
+        <w:t xml:space="preserve">{couple_names} · {service_name}</w:t>
+      </w:r>
+      <w:r>
+        <w:t xml:space="preserve">. Always</w:t>
+      </w:r>
+      <w:r>
+        <w:t xml:space="preserve"> </w:t>
+      </w:r>
+      <w:r>
+        <w:rPr>
+          <w:rStyle w:val="VerbatimChar"/>
+        </w:rPr>
+        <w:t xml:space="preserve">is_private = FALSE</w:t>
+      </w:r>
+      <w:r>
+        <w:t xml:space="preserve"> </w:t>
+      </w:r>
+      <w:r>
+        <w:t xml:space="preserve">(couples see</w:t>
+      </w:r>
+      <w:r>
+        <w:t xml:space="preserve"> </w:t>
+      </w:r>
+      <w:r>
+        <w:t xml:space="preserve">“Booked — {date}”</w:t>
+      </w:r>
+      <w:r>
+        <w:t xml:space="preserve">); other couples browsing see</w:t>
+      </w:r>
+      <w:r>
+        <w:t xml:space="preserve"> </w:t>
+      </w:r>
+      <w:r>
+        <w:t xml:space="preserve">“Unavailable”</w:t>
+      </w:r>
+      <w:r>
+        <w:t xml:space="preserve">.</w:t>
       </w:r>
     </w:p>
     <w:p>
@@ -4249,7 +4666,30 @@
         </w:numPr>
       </w:pPr>
       <w:r>
-        <w:t xml:space="preserve">Existing blocks: click to edit label / time / privacy or delete.</w:t>
+        <w:rPr>
+          <w:rStyle w:val="VerbatimChar"/>
+          <w:b/>
+          <w:bCs/>
+        </w:rPr>
+        <w:t xml:space="preserve">synced_calendar</w:t>
+      </w:r>
+      <w:r>
+        <w:t xml:space="preserve"> </w:t>
+      </w:r>
+      <w:r>
+        <w:t xml:space="preserve">— V1.5+ Google Calendar / iCloud sync. Reserved schema column.</w:t>
+      </w:r>
+    </w:p>
+    <w:p>
+      <w:pPr>
+        <w:pStyle w:val="FirstParagraph"/>
+      </w:pPr>
+      <w:r>
+        <w:rPr>
+          <w:b/>
+          <w:bCs/>
+        </w:rPr>
+        <w:t xml:space="preserve">Privacy model:</w:t>
       </w:r>
     </w:p>
     <w:p>
@@ -4257,11 +4697,86 @@
         <w:pStyle w:val="Compact"/>
         <w:numPr>
           <w:ilvl w:val="0"/>
-          <w:numId w:val="1008"/>
+          <w:numId w:val="1009"/>
         </w:numPr>
       </w:pPr>
       <w:r>
-        <w:t xml:space="preserve">Mobile view: vertical day-by-day strip with time-range chips per block.</w:t>
+        <w:t xml:space="preserve">Default</w:t>
+      </w:r>
+      <w:r>
+        <w:t xml:space="preserve"> </w:t>
+      </w:r>
+      <w:r>
+        <w:rPr>
+          <w:rStyle w:val="VerbatimChar"/>
+        </w:rPr>
+        <w:t xml:space="preserve">is_private = TRUE</w:t>
+      </w:r>
+      <w:r>
+        <w:t xml:space="preserve"> </w:t>
+      </w:r>
+      <w:r>
+        <w:t xml:space="preserve">— couples browsing the vendor see</w:t>
+      </w:r>
+      <w:r>
+        <w:t xml:space="preserve"> </w:t>
+      </w:r>
+      <w:r>
+        <w:t xml:space="preserve">“Unavailable”</w:t>
+      </w:r>
+      <w:r>
+        <w:t xml:space="preserve"> </w:t>
+      </w:r>
+      <w:r>
+        <w:t xml:space="preserve">for that window, no label visible.</w:t>
+      </w:r>
+    </w:p>
+    <w:p>
+      <w:pPr>
+        <w:pStyle w:val="Compact"/>
+        <w:numPr>
+          <w:ilvl w:val="0"/>
+          <w:numId w:val="1009"/>
+        </w:numPr>
+      </w:pPr>
+      <w:r>
+        <w:t xml:space="preserve">Vendor can opt to expose specific block labels (toggle in the Add Block modal). Useful when vendor wants to signal capacity transparency (</w:t>
+      </w:r>
+      <w:r>
+        <w:t xml:space="preserve">“Booked: large wedding · 200 guests”</w:t>
+      </w:r>
+      <w:r>
+        <w:t xml:space="preserve"> </w:t>
+      </w:r>
+      <w:r>
+        <w:t xml:space="preserve">might reassure a future couple looking at a Saturday).</w:t>
+      </w:r>
+    </w:p>
+    <w:p>
+      <w:pPr>
+        <w:pStyle w:val="Compact"/>
+        <w:numPr>
+          <w:ilvl w:val="0"/>
+          <w:numId w:val="1009"/>
+        </w:numPr>
+      </w:pPr>
+      <w:r>
+        <w:t xml:space="preserve">Setnayan-booking source blocks default to</w:t>
+      </w:r>
+      <w:r>
+        <w:t xml:space="preserve"> </w:t>
+      </w:r>
+      <w:r>
+        <w:rPr>
+          <w:rStyle w:val="VerbatimChar"/>
+        </w:rPr>
+        <w:t xml:space="preserve">is_private = FALSE</w:t>
+      </w:r>
+      <w:r>
+        <w:t xml:space="preserve"> </w:t>
+      </w:r>
+      <w:r>
+        <w:t xml:space="preserve">— both parties already know about the booking.</w:t>
       </w:r>
     </w:p>
     <w:p>
@@ -4273,7 +4788,7 @@
           <w:b/>
           <w:bCs/>
         </w:rPr>
-        <w:t xml:space="preserve">Couple-side rendering (downstream effect on 0006 marketplace + 0016 § 0b wizard):</w:t>
+        <w:t xml:space="preserve">UI in the Calendar surface:</w:t>
       </w:r>
     </w:p>
     <w:p>
@@ -4285,7 +4800,98 @@
         </w:numPr>
       </w:pPr>
       <w:r>
-        <w:t xml:space="preserve">Vendor search excludes vendors with blocks overlapping the couple’s selected wedding date (full-day block check; intra-day is only relevant once the couple has selected a specific ceremony/reception time).</w:t>
+        <w:t xml:space="preserve">Calendar grid renders blocks visually with colored bars at the time range.</w:t>
+      </w:r>
+      <w:r>
+        <w:t xml:space="preserve"> </w:t>
+      </w:r>
+      <w:r>
+        <w:rPr>
+          <w:b/>
+          <w:bCs/>
+        </w:rPr>
+        <w:t xml:space="preserve">Color coding:</w:t>
+      </w:r>
+    </w:p>
+    <w:p>
+      <w:pPr>
+        <w:pStyle w:val="Compact"/>
+        <w:numPr>
+          <w:ilvl w:val="1"/>
+          <w:numId w:val="1011"/>
+        </w:numPr>
+      </w:pPr>
+      <w:r>
+        <w:t xml:space="preserve">Setnayan-blue:</w:t>
+      </w:r>
+      <w:r>
+        <w:t xml:space="preserve"> </w:t>
+      </w:r>
+      <w:r>
+        <w:rPr>
+          <w:rStyle w:val="VerbatimChar"/>
+        </w:rPr>
+        <w:t xml:space="preserve">setnayan_booking</w:t>
+      </w:r>
+      <w:r>
+        <w:t xml:space="preserve"> </w:t>
+      </w:r>
+      <w:r>
+        <w:t xml:space="preserve">source</w:t>
+      </w:r>
+    </w:p>
+    <w:p>
+      <w:pPr>
+        <w:pStyle w:val="Compact"/>
+        <w:numPr>
+          <w:ilvl w:val="1"/>
+          <w:numId w:val="1011"/>
+        </w:numPr>
+      </w:pPr>
+      <w:r>
+        <w:t xml:space="preserve">Vendor-grey:</w:t>
+      </w:r>
+      <w:r>
+        <w:t xml:space="preserve"> </w:t>
+      </w:r>
+      <w:r>
+        <w:rPr>
+          <w:rStyle w:val="VerbatimChar"/>
+        </w:rPr>
+        <w:t xml:space="preserve">manual</w:t>
+      </w:r>
+      <w:r>
+        <w:t xml:space="preserve"> </w:t>
+      </w:r>
+      <w:r>
+        <w:t xml:space="preserve">source</w:t>
+      </w:r>
+    </w:p>
+    <w:p>
+      <w:pPr>
+        <w:pStyle w:val="Compact"/>
+        <w:numPr>
+          <w:ilvl w:val="1"/>
+          <w:numId w:val="1011"/>
+        </w:numPr>
+      </w:pPr>
+      <w:r>
+        <w:t xml:space="preserve">Calendar-purple:</w:t>
+      </w:r>
+      <w:r>
+        <w:t xml:space="preserve"> </w:t>
+      </w:r>
+      <w:r>
+        <w:rPr>
+          <w:rStyle w:val="VerbatimChar"/>
+        </w:rPr>
+        <w:t xml:space="preserve">synced_calendar</w:t>
+      </w:r>
+      <w:r>
+        <w:t xml:space="preserve"> </w:t>
+      </w:r>
+      <w:r>
+        <w:t xml:space="preserve">source (V1.5+)</w:t>
       </w:r>
     </w:p>
     <w:p>
@@ -4297,19 +4903,13 @@
         </w:numPr>
       </w:pPr>
       <w:r>
-        <w:t xml:space="preserve">Vendor detail pages show greyed-out</w:t>
-      </w:r>
-      <w:r>
-        <w:t xml:space="preserve"> </w:t>
-      </w:r>
-      <w:r>
-        <w:t xml:space="preserve">“Unavailable”</w:t>
-      </w:r>
-      <w:r>
-        <w:t xml:space="preserve"> </w:t>
-      </w:r>
-      <w:r>
-        <w:t xml:space="preserve">windows in the calendar preview; private blocks show only the time range without label.</w:t>
+        <w:t xml:space="preserve">“Add Block”</w:t>
+      </w:r>
+      <w:r>
+        <w:t xml:space="preserve"> </w:t>
+      </w:r>
+      <w:r>
+        <w:t xml:space="preserve">button → modal with start datetime (rounded to :00/:30) + end datetime + label + privacy toggle. Multi-day blocks supported.</w:t>
       </w:r>
     </w:p>
     <w:p>
@@ -4321,17 +4921,7 @@
         </w:numPr>
       </w:pPr>
       <w:r>
-        <w:t xml:space="preserve">Inquiry/booking form errors if couple selects a blocked time:</w:t>
-      </w:r>
-      <w:r>
-        <w:t xml:space="preserve"> </w:t>
-      </w:r>
-      <w:r>
-        <w:rPr>
-          <w:i/>
-          <w:iCs/>
-        </w:rPr>
-        <w:t xml:space="preserve">“This vendor isn’t available during your selected time.”</w:t>
+        <w:t xml:space="preserve">Existing blocks: click to edit label / time / privacy or delete.</w:t>
       </w:r>
     </w:p>
     <w:p>
@@ -4343,6 +4933,88 @@
         </w:numPr>
       </w:pPr>
       <w:r>
+        <w:t xml:space="preserve">Mobile view: vertical day-by-day strip with time-range chips per block.</w:t>
+      </w:r>
+    </w:p>
+    <w:p>
+      <w:pPr>
+        <w:pStyle w:val="FirstParagraph"/>
+      </w:pPr>
+      <w:r>
+        <w:rPr>
+          <w:b/>
+          <w:bCs/>
+        </w:rPr>
+        <w:t xml:space="preserve">Couple-side rendering (downstream effect on 0006 marketplace + 0016 § 0b wizard):</w:t>
+      </w:r>
+    </w:p>
+    <w:p>
+      <w:pPr>
+        <w:pStyle w:val="Compact"/>
+        <w:numPr>
+          <w:ilvl w:val="0"/>
+          <w:numId w:val="1012"/>
+        </w:numPr>
+      </w:pPr>
+      <w:r>
+        <w:t xml:space="preserve">Vendor search excludes vendors with blocks overlapping the couple’s selected wedding date (full-day block check; intra-day is only relevant once the couple has selected a specific ceremony/reception time).</w:t>
+      </w:r>
+    </w:p>
+    <w:p>
+      <w:pPr>
+        <w:pStyle w:val="Compact"/>
+        <w:numPr>
+          <w:ilvl w:val="0"/>
+          <w:numId w:val="1012"/>
+        </w:numPr>
+      </w:pPr>
+      <w:r>
+        <w:t xml:space="preserve">Vendor detail pages show greyed-out</w:t>
+      </w:r>
+      <w:r>
+        <w:t xml:space="preserve"> </w:t>
+      </w:r>
+      <w:r>
+        <w:t xml:space="preserve">“Unavailable”</w:t>
+      </w:r>
+      <w:r>
+        <w:t xml:space="preserve"> </w:t>
+      </w:r>
+      <w:r>
+        <w:t xml:space="preserve">windows in the calendar preview; private blocks show only the time range without label.</w:t>
+      </w:r>
+    </w:p>
+    <w:p>
+      <w:pPr>
+        <w:pStyle w:val="Compact"/>
+        <w:numPr>
+          <w:ilvl w:val="0"/>
+          <w:numId w:val="1012"/>
+        </w:numPr>
+      </w:pPr>
+      <w:r>
+        <w:t xml:space="preserve">Inquiry/booking form errors if couple selects a blocked time:</w:t>
+      </w:r>
+      <w:r>
+        <w:t xml:space="preserve"> </w:t>
+      </w:r>
+      <w:r>
+        <w:rPr>
+          <w:i/>
+          <w:iCs/>
+        </w:rPr>
+        <w:t xml:space="preserve">“This vendor isn’t available during your selected time.”</w:t>
+      </w:r>
+    </w:p>
+    <w:p>
+      <w:pPr>
+        <w:pStyle w:val="Compact"/>
+        <w:numPr>
+          <w:ilvl w:val="0"/>
+          <w:numId w:val="1012"/>
+        </w:numPr>
+      </w:pPr>
+      <w:r>
         <w:t xml:space="preserve">The Concierge wizard’s recommendation logic queries</w:t>
       </w:r>
       <w:r>
@@ -4433,8 +5105,8 @@
         <w:t xml:space="preserve">defaults. Full-day legacy blocks remain valid (00:00-23:59 timestamps already snap to the 30-minute boundary). No data loss.</w:t>
       </w:r>
     </w:p>
-    <w:bookmarkEnd w:id="18"/>
-    <w:bookmarkStart w:id="19" w:name="Xc64ec5b83d6f800ba3460b05c8199abc119a009"/>
+    <w:bookmarkEnd w:id="19"/>
+    <w:bookmarkStart w:id="20" w:name="Xc64ec5b83d6f800ba3460b05c8199abc119a009"/>
     <w:p>
       <w:pPr>
         <w:pStyle w:val="Heading3"/>
@@ -4758,8 +5430,8 @@
         <w:t xml:space="preserve">) — vendor success drives platform revenue via Setnayan Pay 5%, so the helper layer stays free regardless of vendor tier.</w:t>
       </w:r>
     </w:p>
-    <w:bookmarkEnd w:id="19"/>
-    <w:bookmarkStart w:id="20" w:name="Xea9a063694c648920608c10e66074f6be9303cb"/>
+    <w:bookmarkEnd w:id="20"/>
+    <w:bookmarkStart w:id="21" w:name="Xea9a063694c648920608c10e66074f6be9303cb"/>
     <w:p>
       <w:pPr>
         <w:pStyle w:val="Heading3"/>
@@ -5038,8 +5710,8 @@
         <w:t xml:space="preserve">Strong driver of Pro Weekly adoption among coordinators specifically.</w:t>
       </w:r>
     </w:p>
-    <w:bookmarkEnd w:id="20"/>
-    <w:bookmarkStart w:id="21" w:name="client-pipeline"/>
+    <w:bookmarkEnd w:id="21"/>
+    <w:bookmarkStart w:id="22" w:name="client-pipeline"/>
     <w:p>
       <w:pPr>
         <w:pStyle w:val="Heading3"/>
@@ -5352,8 +6024,8 @@
         <w:t xml:space="preserve">(held without commitment).</w:t>
       </w:r>
     </w:p>
-    <w:bookmarkEnd w:id="21"/>
-    <w:bookmarkStart w:id="22" w:name="X5dfb33718669374e28d405c08d389b96829b5cb"/>
+    <w:bookmarkEnd w:id="22"/>
+    <w:bookmarkStart w:id="23" w:name="X5dfb33718669374e28d405c08d389b96829b5cb"/>
     <w:p>
       <w:pPr>
         <w:pStyle w:val="Heading3"/>
@@ -5779,8 +6451,8 @@
         <w:t xml:space="preserve">). The toggle-ON path is for ops visibility — the vendor admin wants to see total bookings including their own team for capacity planning or internal review. The dual display means there’s never a hidden gap between what the vendor sees in their backend and what the public sees.</w:t>
       </w:r>
     </w:p>
-    <w:bookmarkEnd w:id="22"/>
-    <w:bookmarkStart w:id="23" w:name="plan-proposal-builder"/>
+    <w:bookmarkEnd w:id="23"/>
+    <w:bookmarkStart w:id="24" w:name="plan-proposal-builder"/>
     <w:p>
       <w:pPr>
         <w:pStyle w:val="Heading3"/>
@@ -5865,8 +6537,8 @@
         <w:t xml:space="preserve">.</w:t>
       </w:r>
     </w:p>
-    <w:bookmarkEnd w:id="23"/>
-    <w:bookmarkStart w:id="24" w:name="team-agents"/>
+    <w:bookmarkEnd w:id="24"/>
+    <w:bookmarkStart w:id="25" w:name="team-agents"/>
     <w:p>
       <w:pPr>
         <w:pStyle w:val="Heading3"/>
@@ -6005,8 +6677,8 @@
         <w:t xml:space="preserve">lets owners scope agents to specific services.</w:t>
       </w:r>
     </w:p>
-    <w:bookmarkEnd w:id="24"/>
-    <w:bookmarkStart w:id="25" w:name="X69bff61527b7b7cb6732986d8f06757b984f51d"/>
+    <w:bookmarkEnd w:id="25"/>
+    <w:bookmarkStart w:id="26" w:name="X69bff61527b7b7cb6732986d8f06757b984f51d"/>
     <w:p>
       <w:pPr>
         <w:pStyle w:val="Heading3"/>
@@ -6053,7 +6725,7 @@
         <w:pStyle w:val="Compact"/>
         <w:numPr>
           <w:ilvl w:val="0"/>
-          <w:numId w:val="1011"/>
+          <w:numId w:val="1013"/>
         </w:numPr>
       </w:pPr>
       <w:r>
@@ -6083,7 +6755,7 @@
         <w:pStyle w:val="Compact"/>
         <w:numPr>
           <w:ilvl w:val="0"/>
-          <w:numId w:val="1011"/>
+          <w:numId w:val="1013"/>
         </w:numPr>
       </w:pPr>
       <w:r>
@@ -6105,7 +6777,7 @@
         <w:pStyle w:val="Compact"/>
         <w:numPr>
           <w:ilvl w:val="1"/>
-          <w:numId w:val="1012"/>
+          <w:numId w:val="1014"/>
         </w:numPr>
       </w:pPr>
       <w:r>
@@ -6127,7 +6799,7 @@
         <w:pStyle w:val="Compact"/>
         <w:numPr>
           <w:ilvl w:val="1"/>
-          <w:numId w:val="1012"/>
+          <w:numId w:val="1014"/>
         </w:numPr>
       </w:pPr>
       <w:r>
@@ -6149,7 +6821,7 @@
         <w:pStyle w:val="Compact"/>
         <w:numPr>
           <w:ilvl w:val="1"/>
-          <w:numId w:val="1012"/>
+          <w:numId w:val="1014"/>
         </w:numPr>
       </w:pPr>
       <w:r>
@@ -6171,7 +6843,7 @@
         <w:pStyle w:val="Compact"/>
         <w:numPr>
           <w:ilvl w:val="1"/>
-          <w:numId w:val="1012"/>
+          <w:numId w:val="1014"/>
         </w:numPr>
       </w:pPr>
       <w:r>
@@ -6193,7 +6865,7 @@
         <w:pStyle w:val="Compact"/>
         <w:numPr>
           <w:ilvl w:val="0"/>
-          <w:numId w:val="1011"/>
+          <w:numId w:val="1013"/>
         </w:numPr>
       </w:pPr>
       <w:r>
@@ -6224,7 +6896,7 @@
         <w:pStyle w:val="Compact"/>
         <w:numPr>
           <w:ilvl w:val="0"/>
-          <w:numId w:val="1011"/>
+          <w:numId w:val="1013"/>
         </w:numPr>
       </w:pPr>
       <w:r>
@@ -6236,7 +6908,7 @@
         <w:pStyle w:val="Compact"/>
         <w:numPr>
           <w:ilvl w:val="0"/>
-          <w:numId w:val="1011"/>
+          <w:numId w:val="1013"/>
         </w:numPr>
       </w:pPr>
       <w:r>
@@ -6248,7 +6920,7 @@
         <w:pStyle w:val="Compact"/>
         <w:numPr>
           <w:ilvl w:val="0"/>
-          <w:numId w:val="1011"/>
+          <w:numId w:val="1013"/>
         </w:numPr>
       </w:pPr>
       <w:r>
@@ -6674,9 +7346,9 @@
         </w:pict>
       </w:r>
     </w:p>
-    <w:bookmarkEnd w:id="25"/>
     <w:bookmarkEnd w:id="26"/>
-    <w:bookmarkStart w:id="34" w:name="Xddc7d004c6c855567596430458a41822a41c218"/>
+    <w:bookmarkEnd w:id="27"/>
+    <w:bookmarkStart w:id="35" w:name="Xddc7d004c6c855567596430458a41822a41c218"/>
     <w:p>
       <w:pPr>
         <w:pStyle w:val="Heading2"/>
@@ -6738,7 +7410,7 @@
         <w:t xml:space="preserve">This section covers only the vendor-side public claim landing page and the post-signup auto-link logic.</w:t>
       </w:r>
     </w:p>
-    <w:bookmarkStart w:id="27" w:name="route"/>
+    <w:bookmarkStart w:id="28" w:name="route"/>
     <w:p>
       <w:pPr>
         <w:pStyle w:val="Heading3"/>
@@ -6869,8 +7541,8 @@
         <w:t xml:space="preserve">The token is an unguessable URL-safe nonce (~32 chars) generated when the couple sends the invite. There is no rate-limit or guess protection beyond the token’s entropy — the volume of brute-force attempts required to enumerate one valid token is computationally infeasible.</w:t>
       </w:r>
     </w:p>
-    <w:bookmarkEnd w:id="27"/>
-    <w:bookmarkStart w:id="28" w:name="page-surface-default-branch-new-vendor"/>
+    <w:bookmarkEnd w:id="28"/>
+    <w:bookmarkStart w:id="29" w:name="page-surface-default-branch-new-vendor"/>
     <w:p>
       <w:pPr>
         <w:pStyle w:val="Heading3"/>
@@ -7209,7 +7881,7 @@
         <w:pStyle w:val="Compact"/>
         <w:numPr>
           <w:ilvl w:val="0"/>
-          <w:numId w:val="1013"/>
+          <w:numId w:val="1015"/>
         </w:numPr>
       </w:pPr>
       <w:r>
@@ -7231,7 +7903,7 @@
         <w:pStyle w:val="Compact"/>
         <w:numPr>
           <w:ilvl w:val="1"/>
-          <w:numId w:val="1014"/>
+          <w:numId w:val="1016"/>
         </w:numPr>
       </w:pPr>
       <w:r>
@@ -7252,7 +7924,7 @@
         <w:pStyle w:val="Compact"/>
         <w:numPr>
           <w:ilvl w:val="1"/>
-          <w:numId w:val="1014"/>
+          <w:numId w:val="1016"/>
         </w:numPr>
       </w:pPr>
       <w:r>
@@ -7279,7 +7951,7 @@
         <w:pStyle w:val="Compact"/>
         <w:numPr>
           <w:ilvl w:val="1"/>
-          <w:numId w:val="1014"/>
+          <w:numId w:val="1016"/>
         </w:numPr>
       </w:pPr>
       <w:r>
@@ -7306,7 +7978,7 @@
         <w:pStyle w:val="Compact"/>
         <w:numPr>
           <w:ilvl w:val="0"/>
-          <w:numId w:val="1013"/>
+          <w:numId w:val="1015"/>
         </w:numPr>
       </w:pPr>
       <w:r>
@@ -7337,477 +8009,6 @@
       </w:r>
       <w:r>
         <w:t xml:space="preserve">On confirm:</w:t>
-      </w:r>
-    </w:p>
-    <w:p>
-      <w:pPr>
-        <w:pStyle w:val="Compact"/>
-        <w:numPr>
-          <w:ilvl w:val="1"/>
-          <w:numId w:val="1015"/>
-        </w:numPr>
-      </w:pPr>
-      <w:r>
-        <w:rPr>
-          <w:rStyle w:val="VerbatimChar"/>
-        </w:rPr>
-        <w:t xml:space="preserve">vendor_invites.status='declined'</w:t>
-      </w:r>
-      <w:r>
-        <w:t xml:space="preserve">,</w:t>
-      </w:r>
-      <w:r>
-        <w:t xml:space="preserve"> </w:t>
-      </w:r>
-      <w:r>
-        <w:rPr>
-          <w:rStyle w:val="VerbatimChar"/>
-        </w:rPr>
-        <w:t xml:space="preserve">vendor_invites.declined_at=now()</w:t>
-      </w:r>
-    </w:p>
-    <w:p>
-      <w:pPr>
-        <w:pStyle w:val="Compact"/>
-        <w:numPr>
-          <w:ilvl w:val="1"/>
-          <w:numId w:val="1015"/>
-        </w:numPr>
-      </w:pPr>
-      <w:r>
-        <w:t xml:space="preserve">Couple’s relationship row pill flips to</w:t>
-      </w:r>
-      <w:r>
-        <w:t xml:space="preserve"> </w:t>
-      </w:r>
-      <w:r>
-        <w:rPr>
-          <w:rStyle w:val="VerbatimChar"/>
-        </w:rPr>
-        <w:t xml:space="preserve">Declined the invite</w:t>
-      </w:r>
-    </w:p>
-    <w:p>
-      <w:pPr>
-        <w:pStyle w:val="Compact"/>
-        <w:numPr>
-          <w:ilvl w:val="1"/>
-          <w:numId w:val="1015"/>
-        </w:numPr>
-      </w:pPr>
-      <w:r>
-        <w:t xml:space="preserve">No vendor account is created</w:t>
-      </w:r>
-    </w:p>
-    <w:p>
-      <w:pPr>
-        <w:pStyle w:val="Compact"/>
-        <w:numPr>
-          <w:ilvl w:val="1"/>
-          <w:numId w:val="1015"/>
-        </w:numPr>
-      </w:pPr>
-      <w:r>
-        <w:t xml:space="preserve">Per the 0006 rules, the couple may re-invite the same email immediately.</w:t>
-      </w:r>
-    </w:p>
-    <w:bookmarkEnd w:id="28"/>
-    <w:bookmarkStart w:id="29" w:name="X7176b4fd0df554abcbb682bc7af1abbbc977dec"/>
-    <w:p>
-      <w:pPr>
-        <w:pStyle w:val="Heading3"/>
-      </w:pPr>
-      <w:r>
-        <w:t xml:space="preserve">Page surface (Already-have-an-account branch)</w:t>
-      </w:r>
-    </w:p>
-    <w:p>
-      <w:pPr>
-        <w:pStyle w:val="FirstParagraph"/>
-      </w:pPr>
-      <w:r>
-        <w:t xml:space="preserve">When the email on the invite matches an existing</w:t>
-      </w:r>
-      <w:r>
-        <w:t xml:space="preserve"> </w:t>
-      </w:r>
-      <w:r>
-        <w:rPr>
-          <w:rStyle w:val="VerbatimChar"/>
-        </w:rPr>
-        <w:t xml:space="preserve">users.email</w:t>
-      </w:r>
-      <w:r>
-        <w:t xml:space="preserve"> </w:t>
-      </w:r>
-      <w:r>
-        <w:t xml:space="preserve">who owns a</w:t>
-      </w:r>
-      <w:r>
-        <w:t xml:space="preserve"> </w:t>
-      </w:r>
-      <w:r>
-        <w:rPr>
-          <w:rStyle w:val="VerbatimChar"/>
-        </w:rPr>
-        <w:t xml:space="preserve">vendors</w:t>
-      </w:r>
-      <w:r>
-        <w:t xml:space="preserve"> </w:t>
-      </w:r>
-      <w:r>
-        <w:t xml:space="preserve">row, the claim page surface changes:</w:t>
-      </w:r>
-    </w:p>
-    <w:p>
-      <w:pPr>
-        <w:pStyle w:val="BodyText"/>
-      </w:pPr>
-      <w:r>
-        <w:rPr>
-          <w:b/>
-          <w:bCs/>
-        </w:rPr>
-        <w:t xml:space="preserve">Hero block.</w:t>
-      </w:r>
-      <w:r>
-        <w:t xml:space="preserve"> </w:t>
-      </w:r>
-      <w:r>
-        <w:t xml:space="preserve">-</w:t>
-      </w:r>
-      <w:r>
-        <w:t xml:space="preserve"> </w:t>
-      </w:r>
-      <w:r>
-        <w:t xml:space="preserve">“You’re already on Setnayan as</w:t>
-      </w:r>
-      <w:r>
-        <w:t xml:space="preserve"> </w:t>
-      </w:r>
-      <w:r>
-        <w:rPr>
-          <w:b/>
-          <w:bCs/>
-        </w:rPr>
-        <w:t xml:space="preserve">{Existing Business Name}</w:t>
-      </w:r>
-      <w:r>
-        <w:t xml:space="preserve">.”</w:t>
-      </w:r>
-      <w:r>
-        <w:t xml:space="preserve"> </w:t>
-      </w:r>
-      <w:r>
-        <w:t xml:space="preserve">- Sub:</w:t>
-      </w:r>
-      <w:r>
-        <w:t xml:space="preserve"> </w:t>
-      </w:r>
-      <w:r>
-        <w:t xml:space="preserve">“</w:t>
-      </w:r>
-      <w:r>
-        <w:rPr>
-          <w:b/>
-          <w:bCs/>
-        </w:rPr>
-        <w:t xml:space="preserve">{Couple display name}</w:t>
-      </w:r>
-      <w:r>
-        <w:t xml:space="preserve"> </w:t>
-      </w:r>
-      <w:r>
-        <w:t xml:space="preserve">wants to connect their wedding ({event_date}) to your existing profile.”</w:t>
-      </w:r>
-    </w:p>
-    <w:p>
-      <w:pPr>
-        <w:pStyle w:val="BodyText"/>
-      </w:pPr>
-      <w:r>
-        <w:rPr>
-          <w:b/>
-          <w:bCs/>
-        </w:rPr>
-        <w:t xml:space="preserve">Single CTA: Sign in &amp; connect</w:t>
-      </w:r>
-      <w:r>
-        <w:t xml:space="preserve"> </w:t>
-      </w:r>
-      <w:r>
-        <w:t xml:space="preserve">→ standard sign-in flow with</w:t>
-      </w:r>
-      <w:r>
-        <w:t xml:space="preserve"> </w:t>
-      </w:r>
-      <w:r>
-        <w:rPr>
-          <w:rStyle w:val="VerbatimChar"/>
-        </w:rPr>
-        <w:t xml:space="preserve">claim_token</w:t>
-      </w:r>
-      <w:r>
-        <w:t xml:space="preserve"> </w:t>
-      </w:r>
-      <w:r>
-        <w:t xml:space="preserve">carried through. On successful sign-in:</w:t>
-      </w:r>
-      <w:r>
-        <w:t xml:space="preserve"> </w:t>
-      </w:r>
-      <w:r>
-        <w:t xml:space="preserve">- The existing</w:t>
-      </w:r>
-      <w:r>
-        <w:t xml:space="preserve"> </w:t>
-      </w:r>
-      <w:r>
-        <w:rPr>
-          <w:rStyle w:val="VerbatimChar"/>
-        </w:rPr>
-        <w:t xml:space="preserve">vendor_id</w:t>
-      </w:r>
-      <w:r>
-        <w:t xml:space="preserve"> </w:t>
-      </w:r>
-      <w:r>
-        <w:t xml:space="preserve">is written to</w:t>
-      </w:r>
-      <w:r>
-        <w:t xml:space="preserve"> </w:t>
-      </w:r>
-      <w:r>
-        <w:rPr>
-          <w:rStyle w:val="VerbatimChar"/>
-        </w:rPr>
-        <w:t xml:space="preserve">event_vendor_relationships.marketplace_vendor_id</w:t>
-      </w:r>
-      <w:r>
-        <w:t xml:space="preserve"> </w:t>
-      </w:r>
-      <w:r>
-        <w:t xml:space="preserve">for the originating relationship.</w:t>
-      </w:r>
-      <w:r>
-        <w:t xml:space="preserve"> </w:t>
-      </w:r>
-      <w:r>
-        <w:t xml:space="preserve">-</w:t>
-      </w:r>
-      <w:r>
-        <w:t xml:space="preserve"> </w:t>
-      </w:r>
-      <w:r>
-        <w:rPr>
-          <w:rStyle w:val="VerbatimChar"/>
-        </w:rPr>
-        <w:t xml:space="preserve">vendor_follows</w:t>
-      </w:r>
-      <w:r>
-        <w:t xml:space="preserve"> </w:t>
-      </w:r>
-      <w:r>
-        <w:t xml:space="preserve">row inserted in the same transaction for the couple + existing vendor profile (per 0019 § Booking-implies-follow auto-insert).</w:t>
-      </w:r>
-      <w:r>
-        <w:t xml:space="preserve"> </w:t>
-      </w:r>
-      <w:r>
-        <w:t xml:space="preserve">-</w:t>
-      </w:r>
-      <w:r>
-        <w:t xml:space="preserve"> </w:t>
-      </w:r>
-      <w:r>
-        <w:rPr>
-          <w:rStyle w:val="VerbatimChar"/>
-        </w:rPr>
-        <w:t xml:space="preserve">vendor_invites.status='claimed'</w:t>
-      </w:r>
-      <w:r>
-        <w:t xml:space="preserve">,</w:t>
-      </w:r>
-      <w:r>
-        <w:t xml:space="preserve"> </w:t>
-      </w:r>
-      <w:r>
-        <w:rPr>
-          <w:rStyle w:val="VerbatimChar"/>
-        </w:rPr>
-        <w:t xml:space="preserve">vendor_invites.claimed_vendor_id</w:t>
-      </w:r>
-      <w:r>
-        <w:t xml:space="preserve"> </w:t>
-      </w:r>
-      <w:r>
-        <w:t xml:space="preserve">= existing vendor_id,</w:t>
-      </w:r>
-      <w:r>
-        <w:t xml:space="preserve"> </w:t>
-      </w:r>
-      <w:r>
-        <w:rPr>
-          <w:rStyle w:val="VerbatimChar"/>
-        </w:rPr>
-        <w:t xml:space="preserve">vendor_invites.claimed_at = now()</w:t>
-      </w:r>
-      <w:r>
-        <w:t xml:space="preserve">,</w:t>
-      </w:r>
-      <w:r>
-        <w:t xml:space="preserve"> </w:t>
-      </w:r>
-      <w:r>
-        <w:rPr>
-          <w:rStyle w:val="VerbatimChar"/>
-        </w:rPr>
-        <w:t xml:space="preserve">vendor_invites.claimed_by_user_id</w:t>
-      </w:r>
-      <w:r>
-        <w:t xml:space="preserve"> </w:t>
-      </w:r>
-      <w:r>
-        <w:t xml:space="preserve">= signed-in user.</w:t>
-      </w:r>
-      <w:r>
-        <w:t xml:space="preserve"> </w:t>
-      </w:r>
-      <w:r>
-        <w:t xml:space="preserve">- The vendor lands in 0022 with the new client visible in their Clients pipeline (Inquiry stage by default) and a 0019 system message in Threads:</w:t>
-      </w:r>
-      <w:r>
-        <w:t xml:space="preserve"> </w:t>
-      </w:r>
-      <w:r>
-        <w:rPr>
-          <w:i/>
-          <w:iCs/>
-        </w:rPr>
-        <w:t xml:space="preserve">“{Couple display name} connected you as their {service_category} for {event_date}.”</w:t>
-      </w:r>
-      <w:r>
-        <w:t xml:space="preserve"> </w:t>
-      </w:r>
-      <w:r>
-        <w:t xml:space="preserve">- Chat unlocks for both sides immediately.</w:t>
-      </w:r>
-    </w:p>
-    <w:p>
-      <w:pPr>
-        <w:pStyle w:val="BodyText"/>
-      </w:pPr>
-      <w:r>
-        <w:t xml:space="preserve">No</w:t>
-      </w:r>
-      <w:r>
-        <w:t xml:space="preserve"> </w:t>
-      </w:r>
-      <w:r>
-        <w:rPr>
-          <w:rStyle w:val="VerbatimChar"/>
-        </w:rPr>
-        <w:t xml:space="preserve">vendor_invites</w:t>
-      </w:r>
-      <w:r>
-        <w:t xml:space="preserve">-driven account creation happens on this branch — the existing vendor row stays as-is.</w:t>
-      </w:r>
-    </w:p>
-    <w:bookmarkEnd w:id="29"/>
-    <w:bookmarkStart w:id="30" w:name="Xfc9b6d86eaf7b0200b3a204cdf5337284f4c30c"/>
-    <w:p>
-      <w:pPr>
-        <w:pStyle w:val="Heading3"/>
-      </w:pPr>
-      <w:r>
-        <w:t xml:space="preserve">Post-signup auto-link logic (default branch only)</w:t>
-      </w:r>
-    </w:p>
-    <w:p>
-      <w:pPr>
-        <w:pStyle w:val="FirstParagraph"/>
-      </w:pPr>
-      <w:r>
-        <w:t xml:space="preserve">At the final step of vendor registration when the registration was reached through a claim link:</w:t>
-      </w:r>
-    </w:p>
-    <w:p>
-      <w:pPr>
-        <w:pStyle w:val="Compact"/>
-        <w:numPr>
-          <w:ilvl w:val="0"/>
-          <w:numId w:val="1016"/>
-        </w:numPr>
-      </w:pPr>
-      <w:r>
-        <w:t xml:space="preserve">The newly-created</w:t>
-      </w:r>
-      <w:r>
-        <w:t xml:space="preserve"> </w:t>
-      </w:r>
-      <w:r>
-        <w:rPr>
-          <w:rStyle w:val="VerbatimChar"/>
-        </w:rPr>
-        <w:t xml:space="preserve">vendors</w:t>
-      </w:r>
-      <w:r>
-        <w:t xml:space="preserve"> </w:t>
-      </w:r>
-      <w:r>
-        <w:t xml:space="preserve">row is written as normal —</w:t>
-      </w:r>
-      <w:r>
-        <w:t xml:space="preserve"> </w:t>
-      </w:r>
-      <w:r>
-        <w:rPr>
-          <w:rStyle w:val="VerbatimChar"/>
-        </w:rPr>
-        <w:t xml:space="preserve">public_visibility='coming_soon'</w:t>
-      </w:r>
-      <w:r>
-        <w:t xml:space="preserve"> </w:t>
-      </w:r>
-      <w:r>
-        <w:t xml:space="preserve">per § 2.1c ·</w:t>
-      </w:r>
-      <w:r>
-        <w:t xml:space="preserve"> </w:t>
-      </w:r>
-      <w:r>
-        <w:rPr>
-          <w:rStyle w:val="VerbatimChar"/>
-        </w:rPr>
-        <w:t xml:space="preserve">logo_r2_key</w:t>
-      </w:r>
-      <w:r>
-        <w:t xml:space="preserve"> </w:t>
-      </w:r>
-      <w:r>
-        <w:t xml:space="preserve">populated per § 2.1b (real or placeholder).</w:t>
-      </w:r>
-    </w:p>
-    <w:p>
-      <w:pPr>
-        <w:pStyle w:val="Compact"/>
-        <w:numPr>
-          <w:ilvl w:val="0"/>
-          <w:numId w:val="1016"/>
-        </w:numPr>
-      </w:pPr>
-      <w:r>
-        <w:rPr>
-          <w:b/>
-          <w:bCs/>
-        </w:rPr>
-        <w:t xml:space="preserve">Auto-link</w:t>
-      </w:r>
-      <w:r>
-        <w:t xml:space="preserve"> </w:t>
-      </w:r>
-      <w:r>
-        <w:t xml:space="preserve">in a single transaction:</w:t>
       </w:r>
     </w:p>
     <w:p>
@@ -7822,22 +8023,19 @@
         <w:rPr>
           <w:rStyle w:val="VerbatimChar"/>
         </w:rPr>
-        <w:t xml:space="preserve">event_vendor_relationships.marketplace_vendor_id</w:t>
-      </w:r>
-      <w:r>
-        <w:t xml:space="preserve"> </w:t>
-      </w:r>
-      <w:r>
-        <w:t xml:space="preserve">← new</w:t>
-      </w:r>
-      <w:r>
-        <w:t xml:space="preserve"> </w:t>
-      </w:r>
-      <w:r>
-        <w:rPr>
-          <w:rStyle w:val="VerbatimChar"/>
-        </w:rPr>
-        <w:t xml:space="preserve">vendor_id</w:t>
+        <w:t xml:space="preserve">vendor_invites.status='declined'</w:t>
+      </w:r>
+      <w:r>
+        <w:t xml:space="preserve">,</w:t>
+      </w:r>
+      <w:r>
+        <w:t xml:space="preserve"> </w:t>
+      </w:r>
+      <w:r>
+        <w:rPr>
+          <w:rStyle w:val="VerbatimChar"/>
+        </w:rPr>
+        <w:t xml:space="preserve">vendor_invites.declined_at=now()</w:t>
       </w:r>
     </w:p>
     <w:p>
@@ -7849,25 +8047,16 @@
         </w:numPr>
       </w:pPr>
       <w:r>
-        <w:rPr>
-          <w:rStyle w:val="VerbatimChar"/>
-        </w:rPr>
-        <w:t xml:space="preserve">vendor_invites.claimed_vendor_id</w:t>
-      </w:r>
-      <w:r>
-        <w:t xml:space="preserve"> </w:t>
-      </w:r>
-      <w:r>
-        <w:t xml:space="preserve">← new</w:t>
-      </w:r>
-      <w:r>
-        <w:t xml:space="preserve"> </w:t>
-      </w:r>
-      <w:r>
-        <w:rPr>
-          <w:rStyle w:val="VerbatimChar"/>
-        </w:rPr>
-        <w:t xml:space="preserve">vendor_id</w:t>
+        <w:t xml:space="preserve">Couple’s relationship row pill flips to</w:t>
+      </w:r>
+      <w:r>
+        <w:t xml:space="preserve"> </w:t>
+      </w:r>
+      <w:r>
+        <w:rPr>
+          <w:rStyle w:val="VerbatimChar"/>
+        </w:rPr>
+        <w:t xml:space="preserve">Declined the invite</w:t>
       </w:r>
     </w:p>
     <w:p>
@@ -7879,25 +8068,7 @@
         </w:numPr>
       </w:pPr>
       <w:r>
-        <w:rPr>
-          <w:rStyle w:val="VerbatimChar"/>
-        </w:rPr>
-        <w:t xml:space="preserve">vendor_invites.claimed_by_user_id</w:t>
-      </w:r>
-      <w:r>
-        <w:t xml:space="preserve"> </w:t>
-      </w:r>
-      <w:r>
-        <w:t xml:space="preserve">← new vendor owner’s</w:t>
-      </w:r>
-      <w:r>
-        <w:t xml:space="preserve"> </w:t>
-      </w:r>
-      <w:r>
-        <w:rPr>
-          <w:rStyle w:val="VerbatimChar"/>
-        </w:rPr>
-        <w:t xml:space="preserve">user_id</w:t>
+        <w:t xml:space="preserve">No vendor account is created</w:t>
       </w:r>
     </w:p>
     <w:p>
@@ -7909,25 +8080,406 @@
         </w:numPr>
       </w:pPr>
       <w:r>
-        <w:rPr>
-          <w:rStyle w:val="VerbatimChar"/>
-        </w:rPr>
-        <w:t xml:space="preserve">vendor_invites.claimed_at</w:t>
-      </w:r>
-      <w:r>
-        <w:t xml:space="preserve"> </w:t>
-      </w:r>
-      <w:r>
-        <w:t xml:space="preserve">←</w:t>
-      </w:r>
-      <w:r>
-        <w:t xml:space="preserve"> </w:t>
-      </w:r>
-      <w:r>
-        <w:rPr>
-          <w:rStyle w:val="VerbatimChar"/>
-        </w:rPr>
-        <w:t xml:space="preserve">now()</w:t>
+        <w:t xml:space="preserve">Per the 0006 rules, the couple may re-invite the same email immediately.</w:t>
+      </w:r>
+    </w:p>
+    <w:bookmarkEnd w:id="29"/>
+    <w:bookmarkStart w:id="30" w:name="X7176b4fd0df554abcbb682bc7af1abbbc977dec"/>
+    <w:p>
+      <w:pPr>
+        <w:pStyle w:val="Heading3"/>
+      </w:pPr>
+      <w:r>
+        <w:t xml:space="preserve">Page surface (Already-have-an-account branch)</w:t>
+      </w:r>
+    </w:p>
+    <w:p>
+      <w:pPr>
+        <w:pStyle w:val="FirstParagraph"/>
+      </w:pPr>
+      <w:r>
+        <w:t xml:space="preserve">When the email on the invite matches an existing</w:t>
+      </w:r>
+      <w:r>
+        <w:t xml:space="preserve"> </w:t>
+      </w:r>
+      <w:r>
+        <w:rPr>
+          <w:rStyle w:val="VerbatimChar"/>
+        </w:rPr>
+        <w:t xml:space="preserve">users.email</w:t>
+      </w:r>
+      <w:r>
+        <w:t xml:space="preserve"> </w:t>
+      </w:r>
+      <w:r>
+        <w:t xml:space="preserve">who owns a</w:t>
+      </w:r>
+      <w:r>
+        <w:t xml:space="preserve"> </w:t>
+      </w:r>
+      <w:r>
+        <w:rPr>
+          <w:rStyle w:val="VerbatimChar"/>
+        </w:rPr>
+        <w:t xml:space="preserve">vendors</w:t>
+      </w:r>
+      <w:r>
+        <w:t xml:space="preserve"> </w:t>
+      </w:r>
+      <w:r>
+        <w:t xml:space="preserve">row, the claim page surface changes:</w:t>
+      </w:r>
+    </w:p>
+    <w:p>
+      <w:pPr>
+        <w:pStyle w:val="BodyText"/>
+      </w:pPr>
+      <w:r>
+        <w:rPr>
+          <w:b/>
+          <w:bCs/>
+        </w:rPr>
+        <w:t xml:space="preserve">Hero block.</w:t>
+      </w:r>
+      <w:r>
+        <w:t xml:space="preserve"> </w:t>
+      </w:r>
+      <w:r>
+        <w:t xml:space="preserve">-</w:t>
+      </w:r>
+      <w:r>
+        <w:t xml:space="preserve"> </w:t>
+      </w:r>
+      <w:r>
+        <w:t xml:space="preserve">“You’re already on Setnayan as</w:t>
+      </w:r>
+      <w:r>
+        <w:t xml:space="preserve"> </w:t>
+      </w:r>
+      <w:r>
+        <w:rPr>
+          <w:b/>
+          <w:bCs/>
+        </w:rPr>
+        <w:t xml:space="preserve">{Existing Business Name}</w:t>
+      </w:r>
+      <w:r>
+        <w:t xml:space="preserve">.”</w:t>
+      </w:r>
+      <w:r>
+        <w:t xml:space="preserve"> </w:t>
+      </w:r>
+      <w:r>
+        <w:t xml:space="preserve">- Sub:</w:t>
+      </w:r>
+      <w:r>
+        <w:t xml:space="preserve"> </w:t>
+      </w:r>
+      <w:r>
+        <w:t xml:space="preserve">“</w:t>
+      </w:r>
+      <w:r>
+        <w:rPr>
+          <w:b/>
+          <w:bCs/>
+        </w:rPr>
+        <w:t xml:space="preserve">{Couple display name}</w:t>
+      </w:r>
+      <w:r>
+        <w:t xml:space="preserve"> </w:t>
+      </w:r>
+      <w:r>
+        <w:t xml:space="preserve">wants to connect their wedding ({event_date}) to your existing profile.”</w:t>
+      </w:r>
+    </w:p>
+    <w:p>
+      <w:pPr>
+        <w:pStyle w:val="BodyText"/>
+      </w:pPr>
+      <w:r>
+        <w:rPr>
+          <w:b/>
+          <w:bCs/>
+        </w:rPr>
+        <w:t xml:space="preserve">Single CTA: Sign in &amp; connect</w:t>
+      </w:r>
+      <w:r>
+        <w:t xml:space="preserve"> </w:t>
+      </w:r>
+      <w:r>
+        <w:t xml:space="preserve">→ standard sign-in flow with</w:t>
+      </w:r>
+      <w:r>
+        <w:t xml:space="preserve"> </w:t>
+      </w:r>
+      <w:r>
+        <w:rPr>
+          <w:rStyle w:val="VerbatimChar"/>
+        </w:rPr>
+        <w:t xml:space="preserve">claim_token</w:t>
+      </w:r>
+      <w:r>
+        <w:t xml:space="preserve"> </w:t>
+      </w:r>
+      <w:r>
+        <w:t xml:space="preserve">carried through. On successful sign-in:</w:t>
+      </w:r>
+      <w:r>
+        <w:t xml:space="preserve"> </w:t>
+      </w:r>
+      <w:r>
+        <w:t xml:space="preserve">- The existing</w:t>
+      </w:r>
+      <w:r>
+        <w:t xml:space="preserve"> </w:t>
+      </w:r>
+      <w:r>
+        <w:rPr>
+          <w:rStyle w:val="VerbatimChar"/>
+        </w:rPr>
+        <w:t xml:space="preserve">vendor_id</w:t>
+      </w:r>
+      <w:r>
+        <w:t xml:space="preserve"> </w:t>
+      </w:r>
+      <w:r>
+        <w:t xml:space="preserve">is written to</w:t>
+      </w:r>
+      <w:r>
+        <w:t xml:space="preserve"> </w:t>
+      </w:r>
+      <w:r>
+        <w:rPr>
+          <w:rStyle w:val="VerbatimChar"/>
+        </w:rPr>
+        <w:t xml:space="preserve">event_vendor_relationships.marketplace_vendor_id</w:t>
+      </w:r>
+      <w:r>
+        <w:t xml:space="preserve"> </w:t>
+      </w:r>
+      <w:r>
+        <w:t xml:space="preserve">for the originating relationship.</w:t>
+      </w:r>
+      <w:r>
+        <w:t xml:space="preserve"> </w:t>
+      </w:r>
+      <w:r>
+        <w:t xml:space="preserve">-</w:t>
+      </w:r>
+      <w:r>
+        <w:t xml:space="preserve"> </w:t>
+      </w:r>
+      <w:r>
+        <w:rPr>
+          <w:rStyle w:val="VerbatimChar"/>
+        </w:rPr>
+        <w:t xml:space="preserve">vendor_follows</w:t>
+      </w:r>
+      <w:r>
+        <w:t xml:space="preserve"> </w:t>
+      </w:r>
+      <w:r>
+        <w:t xml:space="preserve">row inserted in the same transaction for the couple + existing vendor profile (per 0019 § Booking-implies-follow auto-insert).</w:t>
+      </w:r>
+      <w:r>
+        <w:t xml:space="preserve"> </w:t>
+      </w:r>
+      <w:r>
+        <w:t xml:space="preserve">-</w:t>
+      </w:r>
+      <w:r>
+        <w:t xml:space="preserve"> </w:t>
+      </w:r>
+      <w:r>
+        <w:rPr>
+          <w:rStyle w:val="VerbatimChar"/>
+        </w:rPr>
+        <w:t xml:space="preserve">vendor_invites.status='claimed'</w:t>
+      </w:r>
+      <w:r>
+        <w:t xml:space="preserve">,</w:t>
+      </w:r>
+      <w:r>
+        <w:t xml:space="preserve"> </w:t>
+      </w:r>
+      <w:r>
+        <w:rPr>
+          <w:rStyle w:val="VerbatimChar"/>
+        </w:rPr>
+        <w:t xml:space="preserve">vendor_invites.claimed_vendor_id</w:t>
+      </w:r>
+      <w:r>
+        <w:t xml:space="preserve"> </w:t>
+      </w:r>
+      <w:r>
+        <w:t xml:space="preserve">= existing vendor_id,</w:t>
+      </w:r>
+      <w:r>
+        <w:t xml:space="preserve"> </w:t>
+      </w:r>
+      <w:r>
+        <w:rPr>
+          <w:rStyle w:val="VerbatimChar"/>
+        </w:rPr>
+        <w:t xml:space="preserve">vendor_invites.claimed_at = now()</w:t>
+      </w:r>
+      <w:r>
+        <w:t xml:space="preserve">,</w:t>
+      </w:r>
+      <w:r>
+        <w:t xml:space="preserve"> </w:t>
+      </w:r>
+      <w:r>
+        <w:rPr>
+          <w:rStyle w:val="VerbatimChar"/>
+        </w:rPr>
+        <w:t xml:space="preserve">vendor_invites.claimed_by_user_id</w:t>
+      </w:r>
+      <w:r>
+        <w:t xml:space="preserve"> </w:t>
+      </w:r>
+      <w:r>
+        <w:t xml:space="preserve">= signed-in user.</w:t>
+      </w:r>
+      <w:r>
+        <w:t xml:space="preserve"> </w:t>
+      </w:r>
+      <w:r>
+        <w:t xml:space="preserve">- The vendor lands in 0022 with the new client visible in their Clients pipeline (Inquiry stage by default) and a 0019 system message in Threads:</w:t>
+      </w:r>
+      <w:r>
+        <w:t xml:space="preserve"> </w:t>
+      </w:r>
+      <w:r>
+        <w:rPr>
+          <w:i/>
+          <w:iCs/>
+        </w:rPr>
+        <w:t xml:space="preserve">“{Couple display name} connected you as their {service_category} for {event_date}.”</w:t>
+      </w:r>
+      <w:r>
+        <w:t xml:space="preserve"> </w:t>
+      </w:r>
+      <w:r>
+        <w:t xml:space="preserve">- Chat unlocks for both sides immediately.</w:t>
+      </w:r>
+    </w:p>
+    <w:p>
+      <w:pPr>
+        <w:pStyle w:val="BodyText"/>
+      </w:pPr>
+      <w:r>
+        <w:t xml:space="preserve">No</w:t>
+      </w:r>
+      <w:r>
+        <w:t xml:space="preserve"> </w:t>
+      </w:r>
+      <w:r>
+        <w:rPr>
+          <w:rStyle w:val="VerbatimChar"/>
+        </w:rPr>
+        <w:t xml:space="preserve">vendor_invites</w:t>
+      </w:r>
+      <w:r>
+        <w:t xml:space="preserve">-driven account creation happens on this branch — the existing vendor row stays as-is.</w:t>
+      </w:r>
+    </w:p>
+    <w:bookmarkEnd w:id="30"/>
+    <w:bookmarkStart w:id="31" w:name="Xfc9b6d86eaf7b0200b3a204cdf5337284f4c30c"/>
+    <w:p>
+      <w:pPr>
+        <w:pStyle w:val="Heading3"/>
+      </w:pPr>
+      <w:r>
+        <w:t xml:space="preserve">Post-signup auto-link logic (default branch only)</w:t>
+      </w:r>
+    </w:p>
+    <w:p>
+      <w:pPr>
+        <w:pStyle w:val="FirstParagraph"/>
+      </w:pPr>
+      <w:r>
+        <w:t xml:space="preserve">At the final step of vendor registration when the registration was reached through a claim link:</w:t>
+      </w:r>
+    </w:p>
+    <w:p>
+      <w:pPr>
+        <w:pStyle w:val="Compact"/>
+        <w:numPr>
+          <w:ilvl w:val="0"/>
+          <w:numId w:val="1018"/>
+        </w:numPr>
+      </w:pPr>
+      <w:r>
+        <w:t xml:space="preserve">The newly-created</w:t>
+      </w:r>
+      <w:r>
+        <w:t xml:space="preserve"> </w:t>
+      </w:r>
+      <w:r>
+        <w:rPr>
+          <w:rStyle w:val="VerbatimChar"/>
+        </w:rPr>
+        <w:t xml:space="preserve">vendors</w:t>
+      </w:r>
+      <w:r>
+        <w:t xml:space="preserve"> </w:t>
+      </w:r>
+      <w:r>
+        <w:t xml:space="preserve">row is written as normal —</w:t>
+      </w:r>
+      <w:r>
+        <w:t xml:space="preserve"> </w:t>
+      </w:r>
+      <w:r>
+        <w:rPr>
+          <w:rStyle w:val="VerbatimChar"/>
+        </w:rPr>
+        <w:t xml:space="preserve">public_visibility='coming_soon'</w:t>
+      </w:r>
+      <w:r>
+        <w:t xml:space="preserve"> </w:t>
+      </w:r>
+      <w:r>
+        <w:t xml:space="preserve">per § 2.1c ·</w:t>
+      </w:r>
+      <w:r>
+        <w:t xml:space="preserve"> </w:t>
+      </w:r>
+      <w:r>
+        <w:rPr>
+          <w:rStyle w:val="VerbatimChar"/>
+        </w:rPr>
+        <w:t xml:space="preserve">logo_r2_key</w:t>
+      </w:r>
+      <w:r>
+        <w:t xml:space="preserve"> </w:t>
+      </w:r>
+      <w:r>
+        <w:t xml:space="preserve">populated per § 2.1b (real or placeholder).</w:t>
+      </w:r>
+    </w:p>
+    <w:p>
+      <w:pPr>
+        <w:pStyle w:val="Compact"/>
+        <w:numPr>
+          <w:ilvl w:val="0"/>
+          <w:numId w:val="1018"/>
+        </w:numPr>
+      </w:pPr>
+      <w:r>
+        <w:rPr>
+          <w:b/>
+          <w:bCs/>
+        </w:rPr>
+        <w:t xml:space="preserve">Auto-link</w:t>
+      </w:r>
+      <w:r>
+        <w:t xml:space="preserve"> </w:t>
+      </w:r>
+      <w:r>
+        <w:t xml:space="preserve">in a single transaction:</w:t>
       </w:r>
     </w:p>
     <w:p>
@@ -7935,29 +8487,29 @@
         <w:pStyle w:val="Compact"/>
         <w:numPr>
           <w:ilvl w:val="1"/>
-          <w:numId w:val="1017"/>
+          <w:numId w:val="1019"/>
         </w:numPr>
       </w:pPr>
       <w:r>
         <w:rPr>
           <w:rStyle w:val="VerbatimChar"/>
         </w:rPr>
-        <w:t xml:space="preserve">vendor_invites.status</w:t>
-      </w:r>
-      <w:r>
-        <w:t xml:space="preserve"> </w:t>
-      </w:r>
-      <w:r>
-        <w:t xml:space="preserve">←</w:t>
-      </w:r>
-      <w:r>
-        <w:t xml:space="preserve"> </w:t>
-      </w:r>
-      <w:r>
-        <w:rPr>
-          <w:rStyle w:val="VerbatimChar"/>
-        </w:rPr>
-        <w:t xml:space="preserve">'claimed'</w:t>
+        <w:t xml:space="preserve">event_vendor_relationships.marketplace_vendor_id</w:t>
+      </w:r>
+      <w:r>
+        <w:t xml:space="preserve"> </w:t>
+      </w:r>
+      <w:r>
+        <w:t xml:space="preserve">← new</w:t>
+      </w:r>
+      <w:r>
+        <w:t xml:space="preserve"> </w:t>
+      </w:r>
+      <w:r>
+        <w:rPr>
+          <w:rStyle w:val="VerbatimChar"/>
+        </w:rPr>
+        <w:t xml:space="preserve">vendor_id</w:t>
       </w:r>
     </w:p>
     <w:p>
@@ -7965,7 +8517,127 @@
         <w:pStyle w:val="Compact"/>
         <w:numPr>
           <w:ilvl w:val="1"/>
-          <w:numId w:val="1017"/>
+          <w:numId w:val="1019"/>
+        </w:numPr>
+      </w:pPr>
+      <w:r>
+        <w:rPr>
+          <w:rStyle w:val="VerbatimChar"/>
+        </w:rPr>
+        <w:t xml:space="preserve">vendor_invites.claimed_vendor_id</w:t>
+      </w:r>
+      <w:r>
+        <w:t xml:space="preserve"> </w:t>
+      </w:r>
+      <w:r>
+        <w:t xml:space="preserve">← new</w:t>
+      </w:r>
+      <w:r>
+        <w:t xml:space="preserve"> </w:t>
+      </w:r>
+      <w:r>
+        <w:rPr>
+          <w:rStyle w:val="VerbatimChar"/>
+        </w:rPr>
+        <w:t xml:space="preserve">vendor_id</w:t>
+      </w:r>
+    </w:p>
+    <w:p>
+      <w:pPr>
+        <w:pStyle w:val="Compact"/>
+        <w:numPr>
+          <w:ilvl w:val="1"/>
+          <w:numId w:val="1019"/>
+        </w:numPr>
+      </w:pPr>
+      <w:r>
+        <w:rPr>
+          <w:rStyle w:val="VerbatimChar"/>
+        </w:rPr>
+        <w:t xml:space="preserve">vendor_invites.claimed_by_user_id</w:t>
+      </w:r>
+      <w:r>
+        <w:t xml:space="preserve"> </w:t>
+      </w:r>
+      <w:r>
+        <w:t xml:space="preserve">← new vendor owner’s</w:t>
+      </w:r>
+      <w:r>
+        <w:t xml:space="preserve"> </w:t>
+      </w:r>
+      <w:r>
+        <w:rPr>
+          <w:rStyle w:val="VerbatimChar"/>
+        </w:rPr>
+        <w:t xml:space="preserve">user_id</w:t>
+      </w:r>
+    </w:p>
+    <w:p>
+      <w:pPr>
+        <w:pStyle w:val="Compact"/>
+        <w:numPr>
+          <w:ilvl w:val="1"/>
+          <w:numId w:val="1019"/>
+        </w:numPr>
+      </w:pPr>
+      <w:r>
+        <w:rPr>
+          <w:rStyle w:val="VerbatimChar"/>
+        </w:rPr>
+        <w:t xml:space="preserve">vendor_invites.claimed_at</w:t>
+      </w:r>
+      <w:r>
+        <w:t xml:space="preserve"> </w:t>
+      </w:r>
+      <w:r>
+        <w:t xml:space="preserve">←</w:t>
+      </w:r>
+      <w:r>
+        <w:t xml:space="preserve"> </w:t>
+      </w:r>
+      <w:r>
+        <w:rPr>
+          <w:rStyle w:val="VerbatimChar"/>
+        </w:rPr>
+        <w:t xml:space="preserve">now()</w:t>
+      </w:r>
+    </w:p>
+    <w:p>
+      <w:pPr>
+        <w:pStyle w:val="Compact"/>
+        <w:numPr>
+          <w:ilvl w:val="1"/>
+          <w:numId w:val="1019"/>
+        </w:numPr>
+      </w:pPr>
+      <w:r>
+        <w:rPr>
+          <w:rStyle w:val="VerbatimChar"/>
+        </w:rPr>
+        <w:t xml:space="preserve">vendor_invites.status</w:t>
+      </w:r>
+      <w:r>
+        <w:t xml:space="preserve"> </w:t>
+      </w:r>
+      <w:r>
+        <w:t xml:space="preserve">←</w:t>
+      </w:r>
+      <w:r>
+        <w:t xml:space="preserve"> </w:t>
+      </w:r>
+      <w:r>
+        <w:rPr>
+          <w:rStyle w:val="VerbatimChar"/>
+        </w:rPr>
+        <w:t xml:space="preserve">'claimed'</w:t>
+      </w:r>
+    </w:p>
+    <w:p>
+      <w:pPr>
+        <w:pStyle w:val="Compact"/>
+        <w:numPr>
+          <w:ilvl w:val="1"/>
+          <w:numId w:val="1019"/>
         </w:numPr>
       </w:pPr>
       <w:r>
@@ -8047,7 +8719,7 @@
         <w:pStyle w:val="Compact"/>
         <w:numPr>
           <w:ilvl w:val="0"/>
-          <w:numId w:val="1016"/>
+          <w:numId w:val="1018"/>
         </w:numPr>
       </w:pPr>
       <w:r>
@@ -8069,7 +8741,7 @@
         <w:pStyle w:val="Compact"/>
         <w:numPr>
           <w:ilvl w:val="0"/>
-          <w:numId w:val="1016"/>
+          <w:numId w:val="1018"/>
         </w:numPr>
       </w:pPr>
       <w:r>
@@ -8092,8 +8764,8 @@
         <w:t xml:space="preserve">negotiated state — package, inclusions, milestones, meetings, contracts — that the couple had entered while the vendor was off-platform.</w:t>
       </w:r>
     </w:p>
-    <w:bookmarkEnd w:id="30"/>
-    <w:bookmarkStart w:id="31" w:name="failure-modes"/>
+    <w:bookmarkEnd w:id="31"/>
+    <w:bookmarkStart w:id="32" w:name="failure-modes"/>
     <w:p>
       <w:pPr>
         <w:pStyle w:val="Heading3"/>
@@ -8518,8 +9190,8 @@
         </w:tc>
       </w:tr>
     </w:tbl>
-    <w:bookmarkEnd w:id="31"/>
-    <w:bookmarkStart w:id="32" w:name="verification-payout-and-pro-implications"/>
+    <w:bookmarkEnd w:id="32"/>
+    <w:bookmarkStart w:id="33" w:name="verification-payout-and-pro-implications"/>
     <w:p>
       <w:pPr>
         <w:pStyle w:val="Heading3"/>
@@ -8599,8 +9271,8 @@
         <w:t xml:space="preserve">row for audit / attribution but does not change any verification, payout, or marketplace status.</w:t>
       </w:r>
     </w:p>
-    <w:bookmarkEnd w:id="32"/>
-    <w:bookmarkStart w:id="33" w:name="email-template-transactional"/>
+    <w:bookmarkEnd w:id="33"/>
+    <w:bookmarkStart w:id="34" w:name="email-template-transactional"/>
     <w:p>
       <w:pPr>
         <w:pStyle w:val="Heading3"/>
@@ -8637,7 +9309,7 @@
         <w:pStyle w:val="Compact"/>
         <w:numPr>
           <w:ilvl w:val="0"/>
-          <w:numId w:val="1018"/>
+          <w:numId w:val="1020"/>
         </w:numPr>
       </w:pPr>
       <w:r>
@@ -8668,7 +9340,7 @@
         <w:pStyle w:val="Compact"/>
         <w:numPr>
           <w:ilvl w:val="0"/>
-          <w:numId w:val="1018"/>
+          <w:numId w:val="1020"/>
         </w:numPr>
       </w:pPr>
       <w:r>
@@ -8693,7 +9365,7 @@
         <w:pStyle w:val="Compact"/>
         <w:numPr>
           <w:ilvl w:val="0"/>
-          <w:numId w:val="1018"/>
+          <w:numId w:val="1020"/>
         </w:numPr>
       </w:pPr>
       <w:r>
@@ -8709,7 +9381,7 @@
         <w:pStyle w:val="Compact"/>
         <w:numPr>
           <w:ilvl w:val="1"/>
-          <w:numId w:val="1019"/>
+          <w:numId w:val="1021"/>
         </w:numPr>
       </w:pPr>
       <w:r>
@@ -8731,7 +9403,7 @@
         <w:pStyle w:val="Compact"/>
         <w:numPr>
           <w:ilvl w:val="1"/>
-          <w:numId w:val="1019"/>
+          <w:numId w:val="1021"/>
         </w:numPr>
       </w:pPr>
       <w:r>
@@ -8753,7 +9425,7 @@
         <w:pStyle w:val="Compact"/>
         <w:numPr>
           <w:ilvl w:val="1"/>
-          <w:numId w:val="1019"/>
+          <w:numId w:val="1021"/>
         </w:numPr>
       </w:pPr>
       <w:r>
@@ -8775,7 +9447,7 @@
         <w:pStyle w:val="Compact"/>
         <w:numPr>
           <w:ilvl w:val="1"/>
-          <w:numId w:val="1019"/>
+          <w:numId w:val="1021"/>
         </w:numPr>
       </w:pPr>
       <w:r>
@@ -8812,7 +9484,7 @@
         <w:pStyle w:val="Compact"/>
         <w:numPr>
           <w:ilvl w:val="1"/>
-          <w:numId w:val="1019"/>
+          <w:numId w:val="1021"/>
         </w:numPr>
       </w:pPr>
       <w:r>
@@ -8850,9 +9522,9 @@
         </w:pict>
       </w:r>
     </w:p>
-    <w:bookmarkEnd w:id="33"/>
     <w:bookmarkEnd w:id="34"/>
-    <w:bookmarkStart w:id="35" w:name="pro-subscription-locked-weekly-model"/>
+    <w:bookmarkEnd w:id="35"/>
+    <w:bookmarkStart w:id="36" w:name="pro-subscription-locked-weekly-model"/>
     <w:p>
       <w:pPr>
         <w:pStyle w:val="Heading2"/>
@@ -9668,8 +10340,8 @@
         </w:pict>
       </w:r>
     </w:p>
-    <w:bookmarkEnd w:id="35"/>
-    <w:bookmarkStart w:id="36" w:name="Xd264a0affc7446f6f13635fd6f92c1be79733e8"/>
+    <w:bookmarkEnd w:id="36"/>
+    <w:bookmarkStart w:id="37" w:name="Xd264a0affc7446f6f13635fd6f92c1be79733e8"/>
     <w:p>
       <w:pPr>
         <w:pStyle w:val="Heading2"/>
@@ -9827,8 +10499,8 @@
         </w:pict>
       </w:r>
     </w:p>
-    <w:bookmarkEnd w:id="36"/>
-    <w:bookmarkStart w:id="37" w:name="Xb383536f5b215e1a6ea0ed0d0dc60c966910700"/>
+    <w:bookmarkEnd w:id="37"/>
+    <w:bookmarkStart w:id="38" w:name="Xb383536f5b215e1a6ea0ed0d0dc60c966910700"/>
     <w:p>
       <w:pPr>
         <w:pStyle w:val="Heading2"/>
@@ -9893,8 +10565,8 @@
         </w:pict>
       </w:r>
     </w:p>
-    <w:bookmarkEnd w:id="37"/>
-    <w:bookmarkStart w:id="38" w:name="X3f446e683ec15c093c98e88e17c08a7b828fea9"/>
+    <w:bookmarkEnd w:id="38"/>
+    <w:bookmarkStart w:id="39" w:name="X3f446e683ec15c093c98e88e17c08a7b828fea9"/>
     <w:p>
       <w:pPr>
         <w:pStyle w:val="Heading2"/>
@@ -10158,8 +10830,8 @@
         <w:t xml:space="preserve">}</w:t>
       </w:r>
     </w:p>
-    <w:bookmarkEnd w:id="38"/>
-    <w:bookmarkStart w:id="39" w:name="b.-calendar-mobile-view-rules"/>
+    <w:bookmarkEnd w:id="39"/>
+    <w:bookmarkStart w:id="40" w:name="b.-calendar-mobile-view-rules"/>
     <w:p>
       <w:pPr>
         <w:pStyle w:val="Heading2"/>
@@ -10173,7 +10845,7 @@
         <w:pStyle w:val="Compact"/>
         <w:numPr>
           <w:ilvl w:val="0"/>
-          <w:numId w:val="1020"/>
+          <w:numId w:val="1022"/>
         </w:numPr>
       </w:pPr>
       <w:r>
@@ -10195,7 +10867,7 @@
         <w:pStyle w:val="Compact"/>
         <w:numPr>
           <w:ilvl w:val="0"/>
-          <w:numId w:val="1020"/>
+          <w:numId w:val="1022"/>
         </w:numPr>
       </w:pPr>
       <w:r>
@@ -10217,7 +10889,7 @@
         <w:pStyle w:val="Compact"/>
         <w:numPr>
           <w:ilvl w:val="0"/>
-          <w:numId w:val="1020"/>
+          <w:numId w:val="1022"/>
         </w:numPr>
       </w:pPr>
       <w:r>
@@ -10239,8 +10911,8 @@
         </w:pict>
       </w:r>
     </w:p>
-    <w:bookmarkEnd w:id="39"/>
-    <w:bookmarkStart w:id="40" w:name="c.-agent-attribution-on-every-booking"/>
+    <w:bookmarkEnd w:id="40"/>
+    <w:bookmarkStart w:id="41" w:name="c.-agent-attribution-on-every-booking"/>
     <w:p>
       <w:pPr>
         <w:pStyle w:val="Heading2"/>
@@ -10289,8 +10961,8 @@
         </w:pict>
       </w:r>
     </w:p>
-    <w:bookmarkEnd w:id="40"/>
-    <w:bookmarkStart w:id="41" w:name="Xd00bb0f48f5b67697e3de3e187d14fc62b542b1"/>
+    <w:bookmarkEnd w:id="41"/>
+    <w:bookmarkStart w:id="42" w:name="Xd00bb0f48f5b67697e3de3e187d14fc62b542b1"/>
     <w:p>
       <w:pPr>
         <w:pStyle w:val="Heading2"/>
@@ -10639,7 +11311,7 @@
         <w:pStyle w:val="Compact"/>
         <w:numPr>
           <w:ilvl w:val="0"/>
-          <w:numId w:val="1021"/>
+          <w:numId w:val="1023"/>
         </w:numPr>
       </w:pPr>
       <w:r>
@@ -10651,7 +11323,7 @@
         <w:pStyle w:val="Compact"/>
         <w:numPr>
           <w:ilvl w:val="0"/>
-          <w:numId w:val="1021"/>
+          <w:numId w:val="1023"/>
         </w:numPr>
       </w:pPr>
       <w:r>
@@ -10663,7 +11335,7 @@
         <w:pStyle w:val="Compact"/>
         <w:numPr>
           <w:ilvl w:val="0"/>
-          <w:numId w:val="1021"/>
+          <w:numId w:val="1023"/>
         </w:numPr>
       </w:pPr>
       <w:r>
@@ -10705,7 +11377,7 @@
         <w:pStyle w:val="Compact"/>
         <w:numPr>
           <w:ilvl w:val="0"/>
-          <w:numId w:val="1021"/>
+          <w:numId w:val="1023"/>
         </w:numPr>
       </w:pPr>
       <w:r>
@@ -10769,8 +11441,8 @@
         </w:pict>
       </w:r>
     </w:p>
-    <w:bookmarkEnd w:id="41"/>
-    <w:bookmarkStart w:id="44" w:name="Xc0c3b0e677f2ed9419f7b0e5b27d1cc843fdb54"/>
+    <w:bookmarkEnd w:id="42"/>
+    <w:bookmarkStart w:id="45" w:name="Xc0c3b0e677f2ed9419f7b0e5b27d1cc843fdb54"/>
     <w:p>
       <w:pPr>
         <w:pStyle w:val="Heading2"/>
@@ -10800,7 +11472,7 @@
         <w:t xml:space="preserve">, replacing the original single ₱1,499/week Sponsored Boost SKU:</w:t>
       </w:r>
     </w:p>
-    <w:bookmarkStart w:id="42" w:name="Xe66d5c482ebf934dae7d85a9ee422e743771e77"/>
+    <w:bookmarkStart w:id="43" w:name="Xe66d5c482ebf934dae7d85a9ee422e743771e77"/>
     <w:p>
       <w:pPr>
         <w:pStyle w:val="Heading3"/>
@@ -11035,7 +11707,7 @@
         <w:pStyle w:val="Compact"/>
         <w:numPr>
           <w:ilvl w:val="0"/>
-          <w:numId w:val="1022"/>
+          <w:numId w:val="1024"/>
         </w:numPr>
       </w:pPr>
       <w:r>
@@ -11047,7 +11719,7 @@
         <w:pStyle w:val="Compact"/>
         <w:numPr>
           <w:ilvl w:val="0"/>
-          <w:numId w:val="1022"/>
+          <w:numId w:val="1024"/>
         </w:numPr>
       </w:pPr>
       <w:r>
@@ -11071,7 +11743,7 @@
         <w:pStyle w:val="Compact"/>
         <w:numPr>
           <w:ilvl w:val="0"/>
-          <w:numId w:val="1022"/>
+          <w:numId w:val="1024"/>
         </w:numPr>
       </w:pPr>
       <w:r>
@@ -11083,15 +11755,15 @@
         <w:pStyle w:val="Compact"/>
         <w:numPr>
           <w:ilvl w:val="0"/>
-          <w:numId w:val="1022"/>
+          <w:numId w:val="1024"/>
         </w:numPr>
       </w:pPr>
       <w:r>
         <w:t xml:space="preserve">Auto-renews weekly unless paused</w:t>
       </w:r>
     </w:p>
-    <w:bookmarkEnd w:id="42"/>
-    <w:bookmarkStart w:id="43" w:name="X5f0451bb277dc320be359cc30db29e809d514c3"/>
+    <w:bookmarkEnd w:id="43"/>
+    <w:bookmarkStart w:id="44" w:name="X5f0451bb277dc320be359cc30db29e809d514c3"/>
     <w:p>
       <w:pPr>
         <w:pStyle w:val="Heading3"/>
@@ -11276,7 +11948,7 @@
         <w:pStyle w:val="Compact"/>
         <w:numPr>
           <w:ilvl w:val="0"/>
-          <w:numId w:val="1023"/>
+          <w:numId w:val="1025"/>
         </w:numPr>
       </w:pPr>
       <w:r>
@@ -11288,7 +11960,7 @@
         <w:pStyle w:val="Compact"/>
         <w:numPr>
           <w:ilvl w:val="0"/>
-          <w:numId w:val="1023"/>
+          <w:numId w:val="1025"/>
         </w:numPr>
       </w:pPr>
       <w:r>
@@ -11300,7 +11972,7 @@
         <w:pStyle w:val="Compact"/>
         <w:numPr>
           <w:ilvl w:val="0"/>
-          <w:numId w:val="1023"/>
+          <w:numId w:val="1025"/>
         </w:numPr>
       </w:pPr>
       <w:r>
@@ -11330,7 +12002,7 @@
         <w:pStyle w:val="Compact"/>
         <w:numPr>
           <w:ilvl w:val="0"/>
-          <w:numId w:val="1023"/>
+          <w:numId w:val="1025"/>
         </w:numPr>
       </w:pPr>
       <w:r>
@@ -11418,7 +12090,7 @@
         <w:pStyle w:val="Compact"/>
         <w:numPr>
           <w:ilvl w:val="0"/>
-          <w:numId w:val="1024"/>
+          <w:numId w:val="1026"/>
         </w:numPr>
       </w:pPr>
       <w:r>
@@ -11430,7 +12102,7 @@
         <w:pStyle w:val="Compact"/>
         <w:numPr>
           <w:ilvl w:val="0"/>
-          <w:numId w:val="1024"/>
+          <w:numId w:val="1026"/>
         </w:numPr>
       </w:pPr>
       <w:r>
@@ -11454,7 +12126,7 @@
         <w:pStyle w:val="Compact"/>
         <w:numPr>
           <w:ilvl w:val="0"/>
-          <w:numId w:val="1024"/>
+          <w:numId w:val="1026"/>
         </w:numPr>
       </w:pPr>
       <w:r>
@@ -11894,9 +12566,9 @@
         </w:pict>
       </w:r>
     </w:p>
-    <w:bookmarkEnd w:id="43"/>
     <w:bookmarkEnd w:id="44"/>
-    <w:bookmarkStart w:id="52" w:name="Xf4bbeca8e88d1500fb06239bf3eb045107d3add"/>
+    <w:bookmarkEnd w:id="45"/>
+    <w:bookmarkStart w:id="53" w:name="Xf4bbeca8e88d1500fb06239bf3eb045107d3add"/>
     <w:p>
       <w:pPr>
         <w:pStyle w:val="Heading2"/>
@@ -11913,7 +12585,7 @@
         <w:t xml:space="preserve">Two rules govern how money actually moves between couple and vendor.</w:t>
       </w:r>
     </w:p>
-    <w:bookmarkStart w:id="45" w:name="X837dc5b9e7509b11347cbac77e02e40543febdb"/>
+    <w:bookmarkStart w:id="46" w:name="X837dc5b9e7509b11347cbac77e02e40543febdb"/>
     <w:p>
       <w:pPr>
         <w:pStyle w:val="Heading3"/>
@@ -12022,8 +12694,8 @@
         <w:t xml:space="preserve">After the contract is signed, the final price is locked. Changing it requires both parties to re-sign a new contract.</w:t>
       </w:r>
     </w:p>
-    <w:bookmarkEnd w:id="45"/>
-    <w:bookmarkStart w:id="46" w:name="Xef2810129e611adab9988c95d02d7a704d51aff"/>
+    <w:bookmarkEnd w:id="46"/>
+    <w:bookmarkStart w:id="47" w:name="Xef2810129e611adab9988c95d02d7a704d51aff"/>
     <w:p>
       <w:pPr>
         <w:pStyle w:val="Heading3"/>
@@ -12337,7 +13009,7 @@
         <w:pStyle w:val="Compact"/>
         <w:numPr>
           <w:ilvl w:val="0"/>
-          <w:numId w:val="1025"/>
+          <w:numId w:val="1027"/>
         </w:numPr>
       </w:pPr>
       <w:r>
@@ -12349,7 +13021,7 @@
         <w:pStyle w:val="Compact"/>
         <w:numPr>
           <w:ilvl w:val="0"/>
-          <w:numId w:val="1025"/>
+          <w:numId w:val="1027"/>
         </w:numPr>
       </w:pPr>
       <w:r>
@@ -12361,7 +13033,7 @@
         <w:pStyle w:val="Compact"/>
         <w:numPr>
           <w:ilvl w:val="0"/>
-          <w:numId w:val="1025"/>
+          <w:numId w:val="1027"/>
         </w:numPr>
       </w:pPr>
       <w:r>
@@ -12373,7 +13045,7 @@
         <w:pStyle w:val="Compact"/>
         <w:numPr>
           <w:ilvl w:val="0"/>
-          <w:numId w:val="1025"/>
+          <w:numId w:val="1027"/>
         </w:numPr>
       </w:pPr>
       <w:r>
@@ -12521,8 +13193,8 @@
         <w:t xml:space="preserve">Logged in admin audit trail. Tracks the informal claim cases that will inform the V1.5 Guarantee pricing + reserve sizing.</w:t>
       </w:r>
     </w:p>
-    <w:bookmarkEnd w:id="46"/>
-    <w:bookmarkStart w:id="47" w:name="X9bff8c867ca220d7013c060f0a349b47d67e289"/>
+    <w:bookmarkEnd w:id="47"/>
+    <w:bookmarkStart w:id="48" w:name="X9bff8c867ca220d7013c060f0a349b47d67e289"/>
     <w:p>
       <w:pPr>
         <w:pStyle w:val="Heading3"/>
@@ -12560,7 +13232,7 @@
         <w:pStyle w:val="Compact"/>
         <w:numPr>
           <w:ilvl w:val="0"/>
-          <w:numId w:val="1026"/>
+          <w:numId w:val="1028"/>
         </w:numPr>
       </w:pPr>
       <w:r>
@@ -12598,7 +13270,7 @@
         <w:pStyle w:val="Compact"/>
         <w:numPr>
           <w:ilvl w:val="0"/>
-          <w:numId w:val="1026"/>
+          <w:numId w:val="1028"/>
         </w:numPr>
       </w:pPr>
       <w:r>
@@ -12620,7 +13292,7 @@
         <w:pStyle w:val="Compact"/>
         <w:numPr>
           <w:ilvl w:val="0"/>
-          <w:numId w:val="1026"/>
+          <w:numId w:val="1028"/>
         </w:numPr>
       </w:pPr>
       <w:r>
@@ -12642,7 +13314,7 @@
         <w:pStyle w:val="Compact"/>
         <w:numPr>
           <w:ilvl w:val="0"/>
-          <w:numId w:val="1026"/>
+          <w:numId w:val="1028"/>
         </w:numPr>
       </w:pPr>
       <w:r>
@@ -12664,7 +13336,7 @@
         <w:pStyle w:val="Compact"/>
         <w:numPr>
           <w:ilvl w:val="0"/>
-          <w:numId w:val="1026"/>
+          <w:numId w:val="1028"/>
         </w:numPr>
       </w:pPr>
       <w:r>
@@ -12699,8 +13371,8 @@
         <w:t xml:space="preserve">Covers (i) PH VAT ≈ 0.5% effective, (ii) gateway fees ~2.5%, (iii) reconciliation + customer-support cost ~1%, (iv) Guarantee reserve fund (set aside for breach payouts) ~1%. High enough to support actual refunds without bleeding margin; low enough that couples view the protection as cheap insurance on a high-stakes purchase.</w:t>
       </w:r>
     </w:p>
-    <w:bookmarkEnd w:id="47"/>
-    <w:bookmarkStart w:id="48" w:name="Xe06dd885216d0192e2c4405ba1078917fd9419a"/>
+    <w:bookmarkEnd w:id="48"/>
+    <w:bookmarkStart w:id="49" w:name="Xe06dd885216d0192e2c4405ba1078917fd9419a"/>
     <w:p>
       <w:pPr>
         <w:pStyle w:val="Heading3"/>
@@ -12746,8 +13418,8 @@
         <w:t xml:space="preserve">for the active model.</w:t>
       </w:r>
     </w:p>
-    <w:bookmarkEnd w:id="48"/>
-    <w:bookmarkStart w:id="49" w:name="rule-5-force-majeure-carve-out"/>
+    <w:bookmarkEnd w:id="49"/>
+    <w:bookmarkStart w:id="50" w:name="rule-5-force-majeure-carve-out"/>
     <w:p>
       <w:pPr>
         <w:pStyle w:val="Heading3"/>
@@ -12820,8 +13492,8 @@
         <w:t xml:space="preserve">triggers the reliability deduction.</w:t>
       </w:r>
     </w:p>
-    <w:bookmarkEnd w:id="49"/>
-    <w:bookmarkStart w:id="50" w:name="X012ec0c1835c3dea7c5659c8b0e192acc5bdcc4"/>
+    <w:bookmarkEnd w:id="50"/>
+    <w:bookmarkStart w:id="51" w:name="X012ec0c1835c3dea7c5659c8b0e192acc5bdcc4"/>
     <w:p>
       <w:pPr>
         <w:pStyle w:val="Heading3"/>
@@ -13107,8 +13779,8 @@
         <w:t xml:space="preserve">Couple-only review on the stage progression: if the vendor self-reported stage 4 but didn't actually arrive, the couple raises a dispute and Setnayan mediation rolls the stage back. The combination of vendor self-report + couple review + Setnayan mediation gives objective evidence to settle refund claims.</w:t>
       </w:r>
     </w:p>
-    <w:bookmarkEnd w:id="50"/>
-    <w:bookmarkStart w:id="51" w:name="X14578abca22c4841673dcf744884409fc14ebd2"/>
+    <w:bookmarkEnd w:id="51"/>
+    <w:bookmarkStart w:id="52" w:name="X14578abca22c4841673dcf744884409fc14ebd2"/>
     <w:p>
       <w:pPr>
         <w:pStyle w:val="Heading3"/>
@@ -13366,9 +14038,9 @@
         </w:pict>
       </w:r>
     </w:p>
-    <w:bookmarkEnd w:id="51"/>
     <w:bookmarkEnd w:id="52"/>
-    <w:bookmarkStart w:id="57" w:name="X1b81a714177968d602bdf43250e8089c3eea797"/>
+    <w:bookmarkEnd w:id="53"/>
+    <w:bookmarkStart w:id="58" w:name="X1b81a714177968d602bdf43250e8089c3eea797"/>
     <w:p>
       <w:pPr>
         <w:pStyle w:val="Heading2"/>
@@ -13385,7 +14057,7 @@
         <w:t xml:space="preserve">Three distinct ways vendors plug into Setnayan, each with a different revenue model:</w:t>
       </w:r>
     </w:p>
-    <w:bookmarkStart w:id="53" w:name="Xe93e0425e0d9039b085542792f470cebb0e7ec6"/>
+    <w:bookmarkStart w:id="54" w:name="Xe93e0425e0d9039b085542792f470cebb0e7ec6"/>
     <w:p>
       <w:pPr>
         <w:pStyle w:val="Heading3"/>
@@ -13407,7 +14079,7 @@
         <w:pStyle w:val="Compact"/>
         <w:numPr>
           <w:ilvl w:val="0"/>
-          <w:numId w:val="1027"/>
+          <w:numId w:val="1029"/>
         </w:numPr>
       </w:pPr>
       <w:r>
@@ -13429,7 +14101,7 @@
         <w:pStyle w:val="Compact"/>
         <w:numPr>
           <w:ilvl w:val="0"/>
-          <w:numId w:val="1027"/>
+          <w:numId w:val="1029"/>
         </w:numPr>
       </w:pPr>
       <w:r>
@@ -13451,7 +14123,7 @@
         <w:pStyle w:val="Compact"/>
         <w:numPr>
           <w:ilvl w:val="0"/>
-          <w:numId w:val="1027"/>
+          <w:numId w:val="1029"/>
         </w:numPr>
       </w:pPr>
       <w:r>
@@ -13473,7 +14145,7 @@
         <w:pStyle w:val="Compact"/>
         <w:numPr>
           <w:ilvl w:val="0"/>
-          <w:numId w:val="1027"/>
+          <w:numId w:val="1029"/>
         </w:numPr>
       </w:pPr>
       <w:r>
@@ -13495,7 +14167,7 @@
         <w:pStyle w:val="Compact"/>
         <w:numPr>
           <w:ilvl w:val="0"/>
-          <w:numId w:val="1027"/>
+          <w:numId w:val="1029"/>
         </w:numPr>
       </w:pPr>
       <w:r>
@@ -13599,8 +14271,8 @@
         <w:t xml:space="preserve">)</w:t>
       </w:r>
     </w:p>
-    <w:bookmarkEnd w:id="53"/>
-    <w:bookmarkStart w:id="54" w:name="Xaf931c5630169b86805193ceb03e7edd47a219a"/>
+    <w:bookmarkEnd w:id="54"/>
+    <w:bookmarkStart w:id="55" w:name="Xaf931c5630169b86805193ceb03e7edd47a219a"/>
     <w:p>
       <w:pPr>
         <w:pStyle w:val="Heading3"/>
@@ -13931,8 +14603,8 @@
         <w:t xml:space="preserve">)</w:t>
       </w:r>
     </w:p>
-    <w:bookmarkEnd w:id="54"/>
-    <w:bookmarkStart w:id="55" w:name="c.-pro-included-benefits"/>
+    <w:bookmarkEnd w:id="55"/>
+    <w:bookmarkStart w:id="56" w:name="c.-pro-included-benefits"/>
     <w:p>
       <w:pPr>
         <w:pStyle w:val="Heading3"/>
@@ -14022,8 +14694,8 @@
         <w:t xml:space="preserve">- Plus future inclusions as Pro evolves</w:t>
       </w:r>
     </w:p>
-    <w:bookmarkEnd w:id="55"/>
-    <w:bookmarkStart w:id="56" w:name="cross-category-summary"/>
+    <w:bookmarkEnd w:id="56"/>
+    <w:bookmarkStart w:id="57" w:name="cross-category-summary"/>
     <w:p>
       <w:pPr>
         <w:pStyle w:val="Heading3"/>
@@ -14260,9 +14932,9 @@
         </w:pict>
       </w:r>
     </w:p>
-    <w:bookmarkEnd w:id="56"/>
     <w:bookmarkEnd w:id="57"/>
-    <w:bookmarkStart w:id="58" w:name="Xd46906442edde2cd81d2d61acd1b1b7e0e9cea7"/>
+    <w:bookmarkEnd w:id="58"/>
+    <w:bookmarkStart w:id="59" w:name="Xd46906442edde2cd81d2d61acd1b1b7e0e9cea7"/>
     <w:p>
       <w:pPr>
         <w:pStyle w:val="Heading2"/>
@@ -14416,8 +15088,8 @@
         </w:pict>
       </w:r>
     </w:p>
-    <w:bookmarkEnd w:id="58"/>
-    <w:bookmarkStart w:id="59" w:name="cross-iteration-handoffs"/>
+    <w:bookmarkEnd w:id="59"/>
+    <w:bookmarkStart w:id="60" w:name="cross-iteration-handoffs"/>
     <w:p>
       <w:pPr>
         <w:pStyle w:val="Heading2"/>
@@ -14431,7 +15103,7 @@
         <w:pStyle w:val="Compact"/>
         <w:numPr>
           <w:ilvl w:val="0"/>
-          <w:numId w:val="1028"/>
+          <w:numId w:val="1030"/>
         </w:numPr>
       </w:pPr>
       <w:r>
@@ -14453,7 +15125,7 @@
         <w:pStyle w:val="Compact"/>
         <w:numPr>
           <w:ilvl w:val="0"/>
-          <w:numId w:val="1028"/>
+          <w:numId w:val="1030"/>
         </w:numPr>
       </w:pPr>
       <w:r>
@@ -14490,7 +15162,7 @@
         <w:pStyle w:val="Compact"/>
         <w:numPr>
           <w:ilvl w:val="0"/>
-          <w:numId w:val="1028"/>
+          <w:numId w:val="1030"/>
         </w:numPr>
       </w:pPr>
       <w:r>
@@ -14512,7 +15184,7 @@
         <w:pStyle w:val="Compact"/>
         <w:numPr>
           <w:ilvl w:val="0"/>
-          <w:numId w:val="1028"/>
+          <w:numId w:val="1030"/>
         </w:numPr>
       </w:pPr>
       <w:r>
@@ -14534,7 +15206,7 @@
         <w:pStyle w:val="Compact"/>
         <w:numPr>
           <w:ilvl w:val="0"/>
-          <w:numId w:val="1028"/>
+          <w:numId w:val="1030"/>
         </w:numPr>
       </w:pPr>
       <w:r>
@@ -14558,8 +15230,8 @@
         </w:pict>
       </w:r>
     </w:p>
-    <w:bookmarkEnd w:id="59"/>
-    <w:bookmarkStart w:id="60" w:name="Xd4881637e7acba4a4ba0743ec8ee3c62da9c61c"/>
+    <w:bookmarkEnd w:id="60"/>
+    <w:bookmarkStart w:id="61" w:name="Xd4881637e7acba4a4ba0743ec8ee3c62da9c61c"/>
     <w:p>
       <w:pPr>
         <w:pStyle w:val="Heading2"/>
@@ -15112,8 +15784,8 @@
         </w:pict>
       </w:r>
     </w:p>
-    <w:bookmarkEnd w:id="60"/>
-    <w:bookmarkStart w:id="71" w:name="Xf8496184cc3da5533cc9c53e28eafe5ce2d77ec"/>
+    <w:bookmarkEnd w:id="61"/>
+    <w:bookmarkStart w:id="72" w:name="Xf8496184cc3da5533cc9c53e28eafe5ce2d77ec"/>
     <w:p>
       <w:pPr>
         <w:pStyle w:val="Heading2"/>
@@ -15139,7 +15811,7 @@
         <w:t xml:space="preserve">). Vendors hold per-service Specialized Pro Tools subscriptions / render-pack credits on top of their universal Free / Pro / Max vendor tier (§ 3). The two tier systems are independent — a Free Vendor can subscribe to Professional Mood Board; a Pro Vendor can stay on Free Mood Board.</w:t>
       </w:r>
     </w:p>
-    <w:bookmarkStart w:id="61" w:name="pro-tools-surface-in-vendor-dashboard"/>
+    <w:bookmarkStart w:id="62" w:name="pro-tools-surface-in-vendor-dashboard"/>
     <w:p>
       <w:pPr>
         <w:pStyle w:val="Heading3"/>
@@ -15307,8 +15979,8 @@
         </w:tc>
       </w:tr>
     </w:tbl>
-    <w:bookmarkEnd w:id="61"/>
-    <w:bookmarkStart w:id="66" w:name="X0f5563068e15eede94caf427dadf7009cc6ae86"/>
+    <w:bookmarkEnd w:id="62"/>
+    <w:bookmarkStart w:id="67" w:name="X0f5563068e15eede94caf427dadf7009cc6ae86"/>
     <w:p>
       <w:pPr>
         <w:pStyle w:val="Heading3"/>
@@ -15327,7 +15999,7 @@
       <w:r>
         <w:t xml:space="preserve"> </w:t>
       </w:r>
-      <w:hyperlink r:id="rId62">
+      <w:hyperlink r:id="rId63">
         <w:r>
           <w:rPr>
             <w:rStyle w:val="Hyperlink"/>
@@ -15344,7 +16016,7 @@
         <w:pStyle w:val="Compact"/>
         <w:numPr>
           <w:ilvl w:val="0"/>
-          <w:numId w:val="1029"/>
+          <w:numId w:val="1031"/>
         </w:numPr>
       </w:pPr>
       <w:r>
@@ -15375,7 +16047,7 @@
         <w:pStyle w:val="Compact"/>
         <w:numPr>
           <w:ilvl w:val="0"/>
-          <w:numId w:val="1029"/>
+          <w:numId w:val="1031"/>
         </w:numPr>
       </w:pPr>
       <w:r>
@@ -15394,7 +16066,7 @@
       <w:r>
         <w:t xml:space="preserve"> </w:t>
       </w:r>
-      <w:hyperlink r:id="rId63">
+      <w:hyperlink r:id="rId64">
         <w:r>
           <w:rPr>
             <w:rStyle w:val="Hyperlink"/>
@@ -15414,7 +16086,7 @@
         <w:pStyle w:val="Compact"/>
         <w:numPr>
           <w:ilvl w:val="0"/>
-          <w:numId w:val="1029"/>
+          <w:numId w:val="1031"/>
         </w:numPr>
       </w:pPr>
       <w:r>
@@ -15436,7 +16108,7 @@
         <w:pStyle w:val="Compact"/>
         <w:numPr>
           <w:ilvl w:val="0"/>
-          <w:numId w:val="1029"/>
+          <w:numId w:val="1031"/>
         </w:numPr>
       </w:pPr>
       <w:r>
@@ -15455,7 +16127,7 @@
       <w:r>
         <w:t xml:space="preserve"> </w:t>
       </w:r>
-      <w:hyperlink r:id="rId64">
+      <w:hyperlink r:id="rId65">
         <w:r>
           <w:rPr>
             <w:rStyle w:val="Hyperlink"/>
@@ -15477,7 +16149,7 @@
       <w:r>
         <w:t xml:space="preserve"> </w:t>
       </w:r>
-      <w:hyperlink r:id="rId65">
+      <w:hyperlink r:id="rId66">
         <w:r>
           <w:rPr>
             <w:rStyle w:val="Hyperlink"/>
@@ -15504,8 +16176,8 @@
         <w:t xml:space="preserve">badge on the stylist’s card — signals to couples that this stylist can generate AI-composited scene visualizations of their wedding (per host access pattern from the 2026-05-22 lock — hosts reach renders by hiring a stylist who holds Mood Board credits).</w:t>
       </w:r>
     </w:p>
-    <w:bookmarkEnd w:id="66"/>
-    <w:bookmarkStart w:id="68" w:name="Xb73185af4a5b9c4edc2296f9ca6509a210167dc"/>
+    <w:bookmarkEnd w:id="67"/>
+    <w:bookmarkStart w:id="69" w:name="Xb73185af4a5b9c4edc2296f9ca6509a210167dc"/>
     <w:p>
       <w:pPr>
         <w:pStyle w:val="Heading3"/>
@@ -16266,7 +16938,7 @@
       <w:r>
         <w:t xml:space="preserve"> </w:t>
       </w:r>
-      <w:hyperlink r:id="rId67">
+      <w:hyperlink r:id="rId68">
         <w:r>
           <w:rPr>
             <w:rStyle w:val="Hyperlink"/>
@@ -16290,8 +16962,8 @@
         <w:t xml:space="preserve">in the pricing sheet. Final pricing TBD per SKU — pure-code SKUs likely settle in ₱499-₱999/wk range, AI SKUs in ₱1,999-₱2,999/wk range with bundled allowance + overage packs.</w:t>
       </w:r>
     </w:p>
-    <w:bookmarkEnd w:id="68"/>
-    <w:bookmarkStart w:id="70" w:name="engineering-pending"/>
+    <w:bookmarkEnd w:id="69"/>
+    <w:bookmarkStart w:id="71" w:name="engineering-pending"/>
     <w:p>
       <w:pPr>
         <w:pStyle w:val="Heading3"/>
@@ -16305,7 +16977,7 @@
         <w:pStyle w:val="Compact"/>
         <w:numPr>
           <w:ilvl w:val="0"/>
-          <w:numId w:val="1030"/>
+          <w:numId w:val="1032"/>
         </w:numPr>
       </w:pPr>
       <w:r>
@@ -16329,7 +17001,7 @@
         <w:pStyle w:val="Compact"/>
         <w:numPr>
           <w:ilvl w:val="0"/>
-          <w:numId w:val="1030"/>
+          <w:numId w:val="1032"/>
         </w:numPr>
       </w:pPr>
       <w:r>
@@ -16356,7 +17028,7 @@
         <w:pStyle w:val="Compact"/>
         <w:numPr>
           <w:ilvl w:val="0"/>
-          <w:numId w:val="1030"/>
+          <w:numId w:val="1032"/>
         </w:numPr>
       </w:pPr>
       <w:r>
@@ -16365,7 +17037,7 @@
       <w:r>
         <w:t xml:space="preserve"> </w:t>
       </w:r>
-      <w:hyperlink r:id="rId63">
+      <w:hyperlink r:id="rId64">
         <w:r>
           <w:rPr>
             <w:rStyle w:val="Hyperlink"/>
@@ -16379,7 +17051,7 @@
         <w:pStyle w:val="Compact"/>
         <w:numPr>
           <w:ilvl w:val="0"/>
-          <w:numId w:val="1030"/>
+          <w:numId w:val="1032"/>
         </w:numPr>
       </w:pPr>
       <w:r>
@@ -16391,7 +17063,7 @@
         <w:pStyle w:val="Compact"/>
         <w:numPr>
           <w:ilvl w:val="0"/>
-          <w:numId w:val="1030"/>
+          <w:numId w:val="1032"/>
         </w:numPr>
       </w:pPr>
       <w:r>
@@ -16420,7 +17092,7 @@
       <w:r>
         <w:t xml:space="preserve"> </w:t>
       </w:r>
-      <w:hyperlink r:id="rId69">
+      <w:hyperlink r:id="rId70">
         <w:r>
           <w:rPr>
             <w:rStyle w:val="Hyperlink"/>
@@ -16439,9 +17111,9 @@
         </w:pict>
       </w:r>
     </w:p>
-    <w:bookmarkEnd w:id="70"/>
     <w:bookmarkEnd w:id="71"/>
-    <w:bookmarkStart w:id="72" w:name="companions-and-next-steps"/>
+    <w:bookmarkEnd w:id="72"/>
+    <w:bookmarkStart w:id="73" w:name="companions-and-next-steps"/>
     <w:p>
       <w:pPr>
         <w:pStyle w:val="Heading2"/>
@@ -16455,7 +17127,7 @@
         <w:pStyle w:val="Compact"/>
         <w:numPr>
           <w:ilvl w:val="0"/>
-          <w:numId w:val="1031"/>
+          <w:numId w:val="1033"/>
         </w:numPr>
       </w:pPr>
       <w:r>
@@ -16476,7 +17148,7 @@
         <w:pStyle w:val="Compact"/>
         <w:numPr>
           <w:ilvl w:val="0"/>
-          <w:numId w:val="1031"/>
+          <w:numId w:val="1033"/>
         </w:numPr>
       </w:pPr>
       <w:r>
@@ -16497,7 +17169,7 @@
         <w:pStyle w:val="Compact"/>
         <w:numPr>
           <w:ilvl w:val="0"/>
-          <w:numId w:val="1031"/>
+          <w:numId w:val="1033"/>
         </w:numPr>
       </w:pPr>
       <w:r>
@@ -16525,7 +17197,7 @@
         <w:pStyle w:val="Compact"/>
         <w:numPr>
           <w:ilvl w:val="0"/>
-          <w:numId w:val="1031"/>
+          <w:numId w:val="1033"/>
         </w:numPr>
       </w:pPr>
       <w:r>
@@ -16548,8 +17220,8 @@
         <w:t xml:space="preserve">(drafted) — Save-the-Date Maker — 30 head-turning templates, customer uploads 3-8 video clips, render in 3 formats, ₱49 per render.</w:t>
       </w:r>
     </w:p>
-    <w:bookmarkEnd w:id="72"/>
     <w:bookmarkEnd w:id="73"/>
+    <w:bookmarkEnd w:id="74"/>
     <w:sectPr>
       <w:footnotePr>
         <w:numRestart w:val="eachSect"/>
@@ -16888,6 +17560,9 @@
     <w:abstractNumId w:val="991"/>
   </w:num>
   <w:num w:numId="1004">
+    <w:abstractNumId w:val="991"/>
+  </w:num>
+  <w:num w:numId="1005">
     <w:abstractNumId w:val="99411"/>
     <w:lvlOverride w:ilvl="0">
       <w:startOverride w:val="1"/>
@@ -16917,9 +17592,6 @@
       <w:startOverride w:val="1"/>
     </w:lvlOverride>
   </w:num>
-  <w:num w:numId="1005">
-    <w:abstractNumId w:val="991"/>
-  </w:num>
   <w:num w:numId="1006">
     <w:abstractNumId w:val="991"/>
   </w:num>
@@ -16936,34 +17608,7 @@
     <w:abstractNumId w:val="991"/>
   </w:num>
   <w:num w:numId="1011">
-    <w:abstractNumId w:val="99411"/>
-    <w:lvlOverride w:ilvl="0">
-      <w:startOverride w:val="1"/>
-    </w:lvlOverride>
-    <w:lvlOverride w:ilvl="1">
-      <w:startOverride w:val="1"/>
-    </w:lvlOverride>
-    <w:lvlOverride w:ilvl="2">
-      <w:startOverride w:val="1"/>
-    </w:lvlOverride>
-    <w:lvlOverride w:ilvl="3">
-      <w:startOverride w:val="1"/>
-    </w:lvlOverride>
-    <w:lvlOverride w:ilvl="4">
-      <w:startOverride w:val="1"/>
-    </w:lvlOverride>
-    <w:lvlOverride w:ilvl="5">
-      <w:startOverride w:val="1"/>
-    </w:lvlOverride>
-    <w:lvlOverride w:ilvl="6">
-      <w:startOverride w:val="1"/>
-    </w:lvlOverride>
-    <w:lvlOverride w:ilvl="7">
-      <w:startOverride w:val="1"/>
-    </w:lvlOverride>
-    <w:lvlOverride w:ilvl="8">
-      <w:startOverride w:val="1"/>
-    </w:lvlOverride>
+    <w:abstractNumId w:val="991"/>
   </w:num>
   <w:num w:numId="1012">
     <w:abstractNumId w:val="991"/>
@@ -17002,9 +17647,6 @@
     <w:abstractNumId w:val="991"/>
   </w:num>
   <w:num w:numId="1015">
-    <w:abstractNumId w:val="991"/>
-  </w:num>
-  <w:num w:numId="1016">
     <w:abstractNumId w:val="99411"/>
     <w:lvlOverride w:ilvl="0">
       <w:startOverride w:val="1"/>
@@ -17034,19 +17676,13 @@
       <w:startOverride w:val="1"/>
     </w:lvlOverride>
   </w:num>
+  <w:num w:numId="1016">
+    <w:abstractNumId w:val="991"/>
+  </w:num>
   <w:num w:numId="1017">
     <w:abstractNumId w:val="991"/>
   </w:num>
   <w:num w:numId="1018">
-    <w:abstractNumId w:val="991"/>
-  </w:num>
-  <w:num w:numId="1019">
-    <w:abstractNumId w:val="991"/>
-  </w:num>
-  <w:num w:numId="1020">
-    <w:abstractNumId w:val="991"/>
-  </w:num>
-  <w:num w:numId="1021">
     <w:abstractNumId w:val="99411"/>
     <w:lvlOverride w:ilvl="0">
       <w:startOverride w:val="1"/>
@@ -17076,11 +17712,47 @@
       <w:startOverride w:val="1"/>
     </w:lvlOverride>
   </w:num>
+  <w:num w:numId="1019">
+    <w:abstractNumId w:val="991"/>
+  </w:num>
+  <w:num w:numId="1020">
+    <w:abstractNumId w:val="991"/>
+  </w:num>
+  <w:num w:numId="1021">
+    <w:abstractNumId w:val="991"/>
+  </w:num>
   <w:num w:numId="1022">
     <w:abstractNumId w:val="991"/>
   </w:num>
   <w:num w:numId="1023">
-    <w:abstractNumId w:val="991"/>
+    <w:abstractNumId w:val="99411"/>
+    <w:lvlOverride w:ilvl="0">
+      <w:startOverride w:val="1"/>
+    </w:lvlOverride>
+    <w:lvlOverride w:ilvl="1">
+      <w:startOverride w:val="1"/>
+    </w:lvlOverride>
+    <w:lvlOverride w:ilvl="2">
+      <w:startOverride w:val="1"/>
+    </w:lvlOverride>
+    <w:lvlOverride w:ilvl="3">
+      <w:startOverride w:val="1"/>
+    </w:lvlOverride>
+    <w:lvlOverride w:ilvl="4">
+      <w:startOverride w:val="1"/>
+    </w:lvlOverride>
+    <w:lvlOverride w:ilvl="5">
+      <w:startOverride w:val="1"/>
+    </w:lvlOverride>
+    <w:lvlOverride w:ilvl="6">
+      <w:startOverride w:val="1"/>
+    </w:lvlOverride>
+    <w:lvlOverride w:ilvl="7">
+      <w:startOverride w:val="1"/>
+    </w:lvlOverride>
+    <w:lvlOverride w:ilvl="8">
+      <w:startOverride w:val="1"/>
+    </w:lvlOverride>
   </w:num>
   <w:num w:numId="1024">
     <w:abstractNumId w:val="991"/>
@@ -17104,6 +17776,12 @@
     <w:abstractNumId w:val="991"/>
   </w:num>
   <w:num w:numId="1031">
+    <w:abstractNumId w:val="991"/>
+  </w:num>
+  <w:num w:numId="1032">
+    <w:abstractNumId w:val="991"/>
+  </w:num>
+  <w:num w:numId="1033">
     <w:abstractNumId w:val="991"/>
   </w:num>
 </w:numbering>

--- a/0022_vendor_dashboard/0022_vendor_dashboard.docx
+++ b/0022_vendor_dashboard/0022_vendor_dashboard.docx
@@ -2,7 +2,7 @@
 <file path=word/document.xml><?xml version="1.0" encoding="utf-8"?>
 <w:document xmlns:w="http://schemas.openxmlformats.org/wordprocessingml/2006/main" xmlns:m="http://schemas.openxmlformats.org/officeDocument/2006/math" xmlns:r="http://schemas.openxmlformats.org/officeDocument/2006/relationships" xmlns:o="urn:schemas-microsoft-com:office:office" xmlns:v="urn:schemas-microsoft-com:vml" xmlns:w10="urn:schemas-microsoft-com:office:word" xmlns:a="http://schemas.openxmlformats.org/drawingml/2006/main" xmlns:pic="http://schemas.openxmlformats.org/drawingml/2006/picture" xmlns:wp="http://schemas.openxmlformats.org/drawingml/2006/wordprocessingDrawing">
   <w:body>
-    <w:bookmarkStart w:id="74" w:name="Xafe8a010b541a7ceb55337d04c0f7dc192e4d32"/>
+    <w:bookmarkStart w:id="75" w:name="Xafe8a010b541a7ceb55337d04c0f7dc192e4d32"/>
     <w:p>
       <w:pPr>
         <w:pStyle w:val="Heading1"/>
@@ -597,7 +597,7 @@
       </w:r>
     </w:p>
     <w:bookmarkEnd w:id="9"/>
-    <w:bookmarkStart w:id="27" w:name="vendor-data-model-v1"/>
+    <w:bookmarkStart w:id="28" w:name="vendor-data-model-v1"/>
     <w:p>
       <w:pPr>
         <w:pStyle w:val="Heading2"/>
@@ -1623,7 +1623,7 @@
       </w:r>
     </w:p>
     <w:bookmarkEnd w:id="12"/>
-    <w:bookmarkStart w:id="14" w:name="X15aaa645a2422f164c02aea834ca23e8a95916d"/>
+    <w:bookmarkStart w:id="15" w:name="X15aaa645a2422f164c02aea834ca23e8a95916d"/>
     <w:p>
       <w:pPr>
         <w:pStyle w:val="Heading3"/>
@@ -1759,6 +1759,176 @@
           <w:b/>
           <w:bCs/>
         </w:rPr>
+        <w:t xml:space="preserve">The promise behind this flow —</w:t>
+      </w:r>
+      <w:r>
+        <w:rPr>
+          <w:b/>
+          <w:bCs/>
+        </w:rPr>
+        <w:t xml:space="preserve"> </w:t>
+      </w:r>
+      <w:r>
+        <w:rPr>
+          <w:b/>
+          <w:bCs/>
+        </w:rPr>
+        <w:t xml:space="preserve">“There’s always a place for what you do.”</w:t>
+      </w:r>
+      <w:r>
+        <w:t xml:space="preserve"> </w:t>
+      </w:r>
+      <w:r>
+        <w:t xml:space="preserve">A vendor whose offering we haven’t listed is never dropped into a generic</w:t>
+      </w:r>
+      <w:r>
+        <w:t xml:space="preserve"> </w:t>
+      </w:r>
+      <w:r>
+        <w:t xml:space="preserve">“Other”</w:t>
+      </w:r>
+      <w:r>
+        <w:t xml:space="preserve"> </w:t>
+      </w:r>
+      <w:r>
+        <w:t xml:space="preserve">bucket — there is no such tile (the 2026-05-30 shrink keeps a tile only for a real shopping decision; see</w:t>
+      </w:r>
+      <w:r>
+        <w:t xml:space="preserve"> </w:t>
+      </w:r>
+      <w:hyperlink r:id="rId13">
+        <w:r>
+          <w:rPr>
+            <w:rStyle w:val="Hyperlink"/>
+          </w:rPr>
+          <w:t xml:space="preserve">Vendor_Taxonomy_Shrink_2026-05-30.md</w:t>
+        </w:r>
+      </w:hyperlink>
+      <w:r>
+        <w:t xml:space="preserve">). Their service goes live on their own page immediately, then earns a real home in the directory. The service-editor affordance reads:</w:t>
+      </w:r>
+    </w:p>
+    <w:p>
+      <w:pPr>
+        <w:pStyle w:val="BlockText"/>
+      </w:pPr>
+      <w:r>
+        <w:rPr>
+          <w:b/>
+          <w:bCs/>
+        </w:rPr>
+        <w:t xml:space="preserve">Don’t see your exact service?</w:t>
+      </w:r>
+      <w:r>
+        <w:t xml:space="preserve"> </w:t>
+      </w:r>
+      <w:r>
+        <w:t xml:space="preserve">Add it. It’s live on your profile right away — and our team gives it a permanent place in the directory, with you credited as its first vendor.</w:t>
+      </w:r>
+    </w:p>
+    <w:p>
+      <w:pPr>
+        <w:pStyle w:val="FirstParagraph"/>
+      </w:pPr>
+      <w:r>
+        <w:t xml:space="preserve">Honest about the mechanism, not over-promised:</w:t>
+      </w:r>
+      <w:r>
+        <w:t xml:space="preserve"> </w:t>
+      </w:r>
+      <w:r>
+        <w:t xml:space="preserve">“Other”</w:t>
+      </w:r>
+      <w:r>
+        <w:t xml:space="preserve"> </w:t>
+      </w:r>
+      <w:r>
+        <w:t xml:space="preserve">is a</w:t>
+      </w:r>
+      <w:r>
+        <w:t xml:space="preserve"> </w:t>
+      </w:r>
+      <w:r>
+        <w:rPr>
+          <w:b/>
+          <w:bCs/>
+        </w:rPr>
+        <w:t xml:space="preserve">doorway, not a destination</w:t>
+      </w:r>
+      <w:r>
+        <w:t xml:space="preserve"> </w:t>
+      </w:r>
+      <w:r>
+        <w:t xml:space="preserve">(the open-text on-ramp per</w:t>
+      </w:r>
+      <w:r>
+        <w:t xml:space="preserve"> </w:t>
+      </w:r>
+      <w:hyperlink r:id="rId14">
+        <w:r>
+          <w:rPr>
+            <w:rStyle w:val="Hyperlink"/>
+          </w:rPr>
+          <w:t xml:space="preserve">0044</w:t>
+        </w:r>
+      </w:hyperlink>
+      <w:r>
+        <w:t xml:space="preserve"> </w:t>
+      </w:r>
+      <w:r>
+        <w:t xml:space="preserve">Open Q#3), and a genuinely-new public node is</w:t>
+      </w:r>
+      <w:r>
+        <w:t xml:space="preserve"> </w:t>
+      </w:r>
+      <w:r>
+        <w:rPr>
+          <w:b/>
+          <w:bCs/>
+        </w:rPr>
+        <w:t xml:space="preserve">admin-gated</w:t>
+      </w:r>
+      <w:r>
+        <w:t xml:space="preserve"> </w:t>
+      </w:r>
+      <w:r>
+        <w:t xml:space="preserve">—</w:t>
+      </w:r>
+      <w:r>
+        <w:t xml:space="preserve"> </w:t>
+      </w:r>
+      <w:r>
+        <w:rPr>
+          <w:i/>
+          <w:iCs/>
+        </w:rPr>
+        <w:t xml:space="preserve">map-to-existing</w:t>
+      </w:r>
+      <w:r>
+        <w:t xml:space="preserve"> </w:t>
+      </w:r>
+      <w:r>
+        <w:t xml:space="preserve">is a valid, common outcome, so a new tile is curated in, not granted on demand. See DECISION_LOG 2026-06-03</w:t>
+      </w:r>
+      <w:r>
+        <w:t xml:space="preserve"> </w:t>
+      </w:r>
+      <w:r>
+        <w:t xml:space="preserve">“🌿 Vendor promise”</w:t>
+      </w:r>
+      <w:r>
+        <w:t xml:space="preserve">.</w:t>
+      </w:r>
+    </w:p>
+    <w:p>
+      <w:pPr>
+        <w:pStyle w:val="BodyText"/>
+      </w:pPr>
+      <w:r>
+        <w:rPr>
+          <w:b/>
+          <w:bCs/>
+        </w:rPr>
         <w:t xml:space="preserve">Flow:</w:t>
       </w:r>
     </w:p>
@@ -1997,7 +2167,45 @@
         <w:t xml:space="preserve">credit</w:t>
       </w:r>
       <w:r>
-        <w:t xml:space="preserve">, and it auto-appears in the onboarding picker, couple browse, and filters.</w:t>
+        <w:t xml:space="preserve">, and it auto-appears in the onboarding picker, couple browse, and filters. The vendor is notified:</w:t>
+      </w:r>
+      <w:r>
+        <w:t xml:space="preserve"> </w:t>
+      </w:r>
+      <w:r>
+        <w:rPr>
+          <w:i/>
+          <w:iCs/>
+        </w:rPr>
+        <w:t xml:space="preserve">“Good news —</w:t>
+      </w:r>
+      <w:r>
+        <w:rPr>
+          <w:i/>
+          <w:iCs/>
+        </w:rPr>
+        <w:t xml:space="preserve"> </w:t>
+      </w:r>
+      <w:r>
+        <w:rPr>
+          <w:i/>
+          <w:iCs/>
+        </w:rPr>
+        <w:t xml:space="preserve">‘{service}’</w:t>
+      </w:r>
+      <w:r>
+        <w:rPr>
+          <w:i/>
+          <w:iCs/>
+        </w:rPr>
+        <w:t xml:space="preserve"> </w:t>
+      </w:r>
+      <w:r>
+        <w:rPr>
+          <w:i/>
+          <w:iCs/>
+        </w:rPr>
+        <w:t xml:space="preserve">now has its own place in the Setnayan directory, and you’re the first vendor in it.”</w:t>
       </w:r>
     </w:p>
     <w:p>
@@ -2262,8 +2470,8 @@
         </w:pict>
       </w:r>
     </w:p>
-    <w:bookmarkEnd w:id="14"/>
-    <w:bookmarkStart w:id="15" w:name="X1e5fb8635d4b072a084140d01688799cea83193"/>
+    <w:bookmarkEnd w:id="15"/>
+    <w:bookmarkStart w:id="16" w:name="X1e5fb8635d4b072a084140d01688799cea83193"/>
     <w:p>
       <w:pPr>
         <w:pStyle w:val="Heading3"/>
@@ -2845,8 +3053,8 @@
         </w:pict>
       </w:r>
     </w:p>
-    <w:bookmarkEnd w:id="15"/>
-    <w:bookmarkStart w:id="16" w:name="X67338651e33aa3a1b824f9e9f9f4bfb5957f65b"/>
+    <w:bookmarkEnd w:id="16"/>
+    <w:bookmarkStart w:id="17" w:name="X67338651e33aa3a1b824f9e9f9f4bfb5957f65b"/>
     <w:p>
       <w:pPr>
         <w:pStyle w:val="Heading3"/>
@@ -3230,8 +3438,8 @@
         <w:t xml:space="preserve">.</w:t>
       </w:r>
     </w:p>
-    <w:bookmarkEnd w:id="16"/>
-    <w:bookmarkStart w:id="17" w:name="Xfdfeb7bdf03cafa258f6cc5505d5a10efa7f64a"/>
+    <w:bookmarkEnd w:id="17"/>
+    <w:bookmarkStart w:id="18" w:name="Xfdfeb7bdf03cafa258f6cc5505d5a10efa7f64a"/>
     <w:p>
       <w:pPr>
         <w:pStyle w:val="Heading3"/>
@@ -3471,8 +3679,8 @@
         <w:t xml:space="preserve">as the meal count, ensuring crew aren’t under-quoted.</w:t>
       </w:r>
     </w:p>
-    <w:bookmarkEnd w:id="17"/>
-    <w:bookmarkStart w:id="18" w:name="calendar-mechanism"/>
+    <w:bookmarkEnd w:id="18"/>
+    <w:bookmarkStart w:id="19" w:name="calendar-mechanism"/>
     <w:p>
       <w:pPr>
         <w:pStyle w:val="Heading3"/>
@@ -3578,8 +3786,8 @@
         <w:t xml:space="preserve">, that date is unavailable on the matching service’s calendar (and on the master calendar). Booked dates show as colored blocks.</w:t>
       </w:r>
     </w:p>
-    <w:bookmarkEnd w:id="18"/>
-    <w:bookmarkStart w:id="19" w:name="X2abe0e7566c2d189ebe32ad785e528614e0782d"/>
+    <w:bookmarkEnd w:id="19"/>
+    <w:bookmarkStart w:id="20" w:name="X2abe0e7566c2d189ebe32ad785e528614e0782d"/>
     <w:p>
       <w:pPr>
         <w:pStyle w:val="Heading3"/>
@@ -5105,8 +5313,8 @@
         <w:t xml:space="preserve">defaults. Full-day legacy blocks remain valid (00:00-23:59 timestamps already snap to the 30-minute boundary). No data loss.</w:t>
       </w:r>
     </w:p>
-    <w:bookmarkEnd w:id="19"/>
-    <w:bookmarkStart w:id="20" w:name="Xc64ec5b83d6f800ba3460b05c8199abc119a009"/>
+    <w:bookmarkEnd w:id="20"/>
+    <w:bookmarkStart w:id="21" w:name="Xc64ec5b83d6f800ba3460b05c8199abc119a009"/>
     <w:p>
       <w:pPr>
         <w:pStyle w:val="Heading3"/>
@@ -5430,8 +5638,8 @@
         <w:t xml:space="preserve">) — vendor success drives platform revenue via Setnayan Pay 5%, so the helper layer stays free regardless of vendor tier.</w:t>
       </w:r>
     </w:p>
-    <w:bookmarkEnd w:id="20"/>
-    <w:bookmarkStart w:id="21" w:name="Xea9a063694c648920608c10e66074f6be9303cb"/>
+    <w:bookmarkEnd w:id="21"/>
+    <w:bookmarkStart w:id="22" w:name="Xea9a063694c648920608c10e66074f6be9303cb"/>
     <w:p>
       <w:pPr>
         <w:pStyle w:val="Heading3"/>
@@ -5710,8 +5918,8 @@
         <w:t xml:space="preserve">Strong driver of Pro Weekly adoption among coordinators specifically.</w:t>
       </w:r>
     </w:p>
-    <w:bookmarkEnd w:id="21"/>
-    <w:bookmarkStart w:id="22" w:name="client-pipeline"/>
+    <w:bookmarkEnd w:id="22"/>
+    <w:bookmarkStart w:id="23" w:name="client-pipeline"/>
     <w:p>
       <w:pPr>
         <w:pStyle w:val="Heading3"/>
@@ -6024,8 +6232,8 @@
         <w:t xml:space="preserve">(held without commitment).</w:t>
       </w:r>
     </w:p>
-    <w:bookmarkEnd w:id="22"/>
-    <w:bookmarkStart w:id="23" w:name="X5dfb33718669374e28d405c08d389b96829b5cb"/>
+    <w:bookmarkEnd w:id="23"/>
+    <w:bookmarkStart w:id="24" w:name="X5dfb33718669374e28d405c08d389b96829b5cb"/>
     <w:p>
       <w:pPr>
         <w:pStyle w:val="Heading3"/>
@@ -6451,8 +6659,8 @@
         <w:t xml:space="preserve">). The toggle-ON path is for ops visibility — the vendor admin wants to see total bookings including their own team for capacity planning or internal review. The dual display means there’s never a hidden gap between what the vendor sees in their backend and what the public sees.</w:t>
       </w:r>
     </w:p>
-    <w:bookmarkEnd w:id="23"/>
-    <w:bookmarkStart w:id="24" w:name="plan-proposal-builder"/>
+    <w:bookmarkEnd w:id="24"/>
+    <w:bookmarkStart w:id="25" w:name="plan-proposal-builder"/>
     <w:p>
       <w:pPr>
         <w:pStyle w:val="Heading3"/>
@@ -6537,8 +6745,8 @@
         <w:t xml:space="preserve">.</w:t>
       </w:r>
     </w:p>
-    <w:bookmarkEnd w:id="24"/>
-    <w:bookmarkStart w:id="25" w:name="team-agents"/>
+    <w:bookmarkEnd w:id="25"/>
+    <w:bookmarkStart w:id="26" w:name="team-agents"/>
     <w:p>
       <w:pPr>
         <w:pStyle w:val="Heading3"/>
@@ -6677,8 +6885,8 @@
         <w:t xml:space="preserve">lets owners scope agents to specific services.</w:t>
       </w:r>
     </w:p>
-    <w:bookmarkEnd w:id="25"/>
-    <w:bookmarkStart w:id="26" w:name="X69bff61527b7b7cb6732986d8f06757b984f51d"/>
+    <w:bookmarkEnd w:id="26"/>
+    <w:bookmarkStart w:id="27" w:name="X69bff61527b7b7cb6732986d8f06757b984f51d"/>
     <w:p>
       <w:pPr>
         <w:pStyle w:val="Heading3"/>
@@ -7346,9 +7554,9 @@
         </w:pict>
       </w:r>
     </w:p>
-    <w:bookmarkEnd w:id="26"/>
     <w:bookmarkEnd w:id="27"/>
-    <w:bookmarkStart w:id="35" w:name="Xddc7d004c6c855567596430458a41822a41c218"/>
+    <w:bookmarkEnd w:id="28"/>
+    <w:bookmarkStart w:id="36" w:name="Xddc7d004c6c855567596430458a41822a41c218"/>
     <w:p>
       <w:pPr>
         <w:pStyle w:val="Heading2"/>
@@ -7410,7 +7618,7 @@
         <w:t xml:space="preserve">This section covers only the vendor-side public claim landing page and the post-signup auto-link logic.</w:t>
       </w:r>
     </w:p>
-    <w:bookmarkStart w:id="28" w:name="route"/>
+    <w:bookmarkStart w:id="29" w:name="route"/>
     <w:p>
       <w:pPr>
         <w:pStyle w:val="Heading3"/>
@@ -7541,8 +7749,8 @@
         <w:t xml:space="preserve">The token is an unguessable URL-safe nonce (~32 chars) generated when the couple sends the invite. There is no rate-limit or guess protection beyond the token’s entropy — the volume of brute-force attempts required to enumerate one valid token is computationally infeasible.</w:t>
       </w:r>
     </w:p>
-    <w:bookmarkEnd w:id="28"/>
-    <w:bookmarkStart w:id="29" w:name="page-surface-default-branch-new-vendor"/>
+    <w:bookmarkEnd w:id="29"/>
+    <w:bookmarkStart w:id="30" w:name="page-surface-default-branch-new-vendor"/>
     <w:p>
       <w:pPr>
         <w:pStyle w:val="Heading3"/>
@@ -8083,8 +8291,8 @@
         <w:t xml:space="preserve">Per the 0006 rules, the couple may re-invite the same email immediately.</w:t>
       </w:r>
     </w:p>
-    <w:bookmarkEnd w:id="29"/>
-    <w:bookmarkStart w:id="30" w:name="X7176b4fd0df554abcbb682bc7af1abbbc977dec"/>
+    <w:bookmarkEnd w:id="30"/>
+    <w:bookmarkStart w:id="31" w:name="X7176b4fd0df554abcbb682bc7af1abbbc977dec"/>
     <w:p>
       <w:pPr>
         <w:pStyle w:val="Heading3"/>
@@ -8385,8 +8593,8 @@
         <w:t xml:space="preserve">-driven account creation happens on this branch — the existing vendor row stays as-is.</w:t>
       </w:r>
     </w:p>
-    <w:bookmarkEnd w:id="30"/>
-    <w:bookmarkStart w:id="31" w:name="Xfc9b6d86eaf7b0200b3a204cdf5337284f4c30c"/>
+    <w:bookmarkEnd w:id="31"/>
+    <w:bookmarkStart w:id="32" w:name="Xfc9b6d86eaf7b0200b3a204cdf5337284f4c30c"/>
     <w:p>
       <w:pPr>
         <w:pStyle w:val="Heading3"/>
@@ -8764,8 +8972,8 @@
         <w:t xml:space="preserve">negotiated state — package, inclusions, milestones, meetings, contracts — that the couple had entered while the vendor was off-platform.</w:t>
       </w:r>
     </w:p>
-    <w:bookmarkEnd w:id="31"/>
-    <w:bookmarkStart w:id="32" w:name="failure-modes"/>
+    <w:bookmarkEnd w:id="32"/>
+    <w:bookmarkStart w:id="33" w:name="failure-modes"/>
     <w:p>
       <w:pPr>
         <w:pStyle w:val="Heading3"/>
@@ -9190,8 +9398,8 @@
         </w:tc>
       </w:tr>
     </w:tbl>
-    <w:bookmarkEnd w:id="32"/>
-    <w:bookmarkStart w:id="33" w:name="verification-payout-and-pro-implications"/>
+    <w:bookmarkEnd w:id="33"/>
+    <w:bookmarkStart w:id="34" w:name="verification-payout-and-pro-implications"/>
     <w:p>
       <w:pPr>
         <w:pStyle w:val="Heading3"/>
@@ -9271,8 +9479,8 @@
         <w:t xml:space="preserve">row for audit / attribution but does not change any verification, payout, or marketplace status.</w:t>
       </w:r>
     </w:p>
-    <w:bookmarkEnd w:id="33"/>
-    <w:bookmarkStart w:id="34" w:name="email-template-transactional"/>
+    <w:bookmarkEnd w:id="34"/>
+    <w:bookmarkStart w:id="35" w:name="email-template-transactional"/>
     <w:p>
       <w:pPr>
         <w:pStyle w:val="Heading3"/>
@@ -9522,9 +9730,9 @@
         </w:pict>
       </w:r>
     </w:p>
-    <w:bookmarkEnd w:id="34"/>
     <w:bookmarkEnd w:id="35"/>
-    <w:bookmarkStart w:id="36" w:name="pro-subscription-locked-weekly-model"/>
+    <w:bookmarkEnd w:id="36"/>
+    <w:bookmarkStart w:id="37" w:name="pro-subscription-locked-weekly-model"/>
     <w:p>
       <w:pPr>
         <w:pStyle w:val="Heading2"/>
@@ -10340,8 +10548,8 @@
         </w:pict>
       </w:r>
     </w:p>
-    <w:bookmarkEnd w:id="36"/>
-    <w:bookmarkStart w:id="37" w:name="Xd264a0affc7446f6f13635fd6f92c1be79733e8"/>
+    <w:bookmarkEnd w:id="37"/>
+    <w:bookmarkStart w:id="38" w:name="Xd264a0affc7446f6f13635fd6f92c1be79733e8"/>
     <w:p>
       <w:pPr>
         <w:pStyle w:val="Heading2"/>
@@ -10499,8 +10707,8 @@
         </w:pict>
       </w:r>
     </w:p>
-    <w:bookmarkEnd w:id="37"/>
-    <w:bookmarkStart w:id="38" w:name="Xb383536f5b215e1a6ea0ed0d0dc60c966910700"/>
+    <w:bookmarkEnd w:id="38"/>
+    <w:bookmarkStart w:id="39" w:name="Xb383536f5b215e1a6ea0ed0d0dc60c966910700"/>
     <w:p>
       <w:pPr>
         <w:pStyle w:val="Heading2"/>
@@ -10565,8 +10773,8 @@
         </w:pict>
       </w:r>
     </w:p>
-    <w:bookmarkEnd w:id="38"/>
-    <w:bookmarkStart w:id="39" w:name="X3f446e683ec15c093c98e88e17c08a7b828fea9"/>
+    <w:bookmarkEnd w:id="39"/>
+    <w:bookmarkStart w:id="40" w:name="X3f446e683ec15c093c98e88e17c08a7b828fea9"/>
     <w:p>
       <w:pPr>
         <w:pStyle w:val="Heading2"/>
@@ -10830,8 +11038,8 @@
         <w:t xml:space="preserve">}</w:t>
       </w:r>
     </w:p>
-    <w:bookmarkEnd w:id="39"/>
-    <w:bookmarkStart w:id="40" w:name="b.-calendar-mobile-view-rules"/>
+    <w:bookmarkEnd w:id="40"/>
+    <w:bookmarkStart w:id="41" w:name="b.-calendar-mobile-view-rules"/>
     <w:p>
       <w:pPr>
         <w:pStyle w:val="Heading2"/>
@@ -10911,8 +11119,8 @@
         </w:pict>
       </w:r>
     </w:p>
-    <w:bookmarkEnd w:id="40"/>
-    <w:bookmarkStart w:id="41" w:name="c.-agent-attribution-on-every-booking"/>
+    <w:bookmarkEnd w:id="41"/>
+    <w:bookmarkStart w:id="42" w:name="c.-agent-attribution-on-every-booking"/>
     <w:p>
       <w:pPr>
         <w:pStyle w:val="Heading2"/>
@@ -10961,8 +11169,8 @@
         </w:pict>
       </w:r>
     </w:p>
-    <w:bookmarkEnd w:id="41"/>
-    <w:bookmarkStart w:id="42" w:name="Xd00bb0f48f5b67697e3de3e187d14fc62b542b1"/>
+    <w:bookmarkEnd w:id="42"/>
+    <w:bookmarkStart w:id="43" w:name="Xd00bb0f48f5b67697e3de3e187d14fc62b542b1"/>
     <w:p>
       <w:pPr>
         <w:pStyle w:val="Heading2"/>
@@ -11441,8 +11649,8 @@
         </w:pict>
       </w:r>
     </w:p>
-    <w:bookmarkEnd w:id="42"/>
-    <w:bookmarkStart w:id="45" w:name="Xc0c3b0e677f2ed9419f7b0e5b27d1cc843fdb54"/>
+    <w:bookmarkEnd w:id="43"/>
+    <w:bookmarkStart w:id="46" w:name="Xc0c3b0e677f2ed9419f7b0e5b27d1cc843fdb54"/>
     <w:p>
       <w:pPr>
         <w:pStyle w:val="Heading2"/>
@@ -11472,7 +11680,7 @@
         <w:t xml:space="preserve">, replacing the original single ₱1,499/week Sponsored Boost SKU:</w:t>
       </w:r>
     </w:p>
-    <w:bookmarkStart w:id="43" w:name="Xe66d5c482ebf934dae7d85a9ee422e743771e77"/>
+    <w:bookmarkStart w:id="44" w:name="Xe66d5c482ebf934dae7d85a9ee422e743771e77"/>
     <w:p>
       <w:pPr>
         <w:pStyle w:val="Heading3"/>
@@ -11762,8 +11970,8 @@
         <w:t xml:space="preserve">Auto-renews weekly unless paused</w:t>
       </w:r>
     </w:p>
-    <w:bookmarkEnd w:id="43"/>
-    <w:bookmarkStart w:id="44" w:name="X5f0451bb277dc320be359cc30db29e809d514c3"/>
+    <w:bookmarkEnd w:id="44"/>
+    <w:bookmarkStart w:id="45" w:name="X5f0451bb277dc320be359cc30db29e809d514c3"/>
     <w:p>
       <w:pPr>
         <w:pStyle w:val="Heading3"/>
@@ -12566,9 +12774,9 @@
         </w:pict>
       </w:r>
     </w:p>
-    <w:bookmarkEnd w:id="44"/>
     <w:bookmarkEnd w:id="45"/>
-    <w:bookmarkStart w:id="53" w:name="Xf4bbeca8e88d1500fb06239bf3eb045107d3add"/>
+    <w:bookmarkEnd w:id="46"/>
+    <w:bookmarkStart w:id="54" w:name="Xf4bbeca8e88d1500fb06239bf3eb045107d3add"/>
     <w:p>
       <w:pPr>
         <w:pStyle w:val="Heading2"/>
@@ -12585,7 +12793,7 @@
         <w:t xml:space="preserve">Two rules govern how money actually moves between couple and vendor.</w:t>
       </w:r>
     </w:p>
-    <w:bookmarkStart w:id="46" w:name="X837dc5b9e7509b11347cbac77e02e40543febdb"/>
+    <w:bookmarkStart w:id="47" w:name="X837dc5b9e7509b11347cbac77e02e40543febdb"/>
     <w:p>
       <w:pPr>
         <w:pStyle w:val="Heading3"/>
@@ -12694,8 +12902,8 @@
         <w:t xml:space="preserve">After the contract is signed, the final price is locked. Changing it requires both parties to re-sign a new contract.</w:t>
       </w:r>
     </w:p>
-    <w:bookmarkEnd w:id="46"/>
-    <w:bookmarkStart w:id="47" w:name="Xef2810129e611adab9988c95d02d7a704d51aff"/>
+    <w:bookmarkEnd w:id="47"/>
+    <w:bookmarkStart w:id="48" w:name="Xef2810129e611adab9988c95d02d7a704d51aff"/>
     <w:p>
       <w:pPr>
         <w:pStyle w:val="Heading3"/>
@@ -13193,8 +13401,8 @@
         <w:t xml:space="preserve">Logged in admin audit trail. Tracks the informal claim cases that will inform the V1.5 Guarantee pricing + reserve sizing.</w:t>
       </w:r>
     </w:p>
-    <w:bookmarkEnd w:id="47"/>
-    <w:bookmarkStart w:id="48" w:name="X9bff8c867ca220d7013c060f0a349b47d67e289"/>
+    <w:bookmarkEnd w:id="48"/>
+    <w:bookmarkStart w:id="49" w:name="X9bff8c867ca220d7013c060f0a349b47d67e289"/>
     <w:p>
       <w:pPr>
         <w:pStyle w:val="Heading3"/>
@@ -13371,8 +13579,8 @@
         <w:t xml:space="preserve">Covers (i) PH VAT ≈ 0.5% effective, (ii) gateway fees ~2.5%, (iii) reconciliation + customer-support cost ~1%, (iv) Guarantee reserve fund (set aside for breach payouts) ~1%. High enough to support actual refunds without bleeding margin; low enough that couples view the protection as cheap insurance on a high-stakes purchase.</w:t>
       </w:r>
     </w:p>
-    <w:bookmarkEnd w:id="48"/>
-    <w:bookmarkStart w:id="49" w:name="Xe06dd885216d0192e2c4405ba1078917fd9419a"/>
+    <w:bookmarkEnd w:id="49"/>
+    <w:bookmarkStart w:id="50" w:name="Xe06dd885216d0192e2c4405ba1078917fd9419a"/>
     <w:p>
       <w:pPr>
         <w:pStyle w:val="Heading3"/>
@@ -13418,8 +13626,8 @@
         <w:t xml:space="preserve">for the active model.</w:t>
       </w:r>
     </w:p>
-    <w:bookmarkEnd w:id="49"/>
-    <w:bookmarkStart w:id="50" w:name="rule-5-force-majeure-carve-out"/>
+    <w:bookmarkEnd w:id="50"/>
+    <w:bookmarkStart w:id="51" w:name="rule-5-force-majeure-carve-out"/>
     <w:p>
       <w:pPr>
         <w:pStyle w:val="Heading3"/>
@@ -13492,8 +13700,8 @@
         <w:t xml:space="preserve">triggers the reliability deduction.</w:t>
       </w:r>
     </w:p>
-    <w:bookmarkEnd w:id="50"/>
-    <w:bookmarkStart w:id="51" w:name="X012ec0c1835c3dea7c5659c8b0e192acc5bdcc4"/>
+    <w:bookmarkEnd w:id="51"/>
+    <w:bookmarkStart w:id="52" w:name="X012ec0c1835c3dea7c5659c8b0e192acc5bdcc4"/>
     <w:p>
       <w:pPr>
         <w:pStyle w:val="Heading3"/>
@@ -13779,8 +13987,8 @@
         <w:t xml:space="preserve">Couple-only review on the stage progression: if the vendor self-reported stage 4 but didn't actually arrive, the couple raises a dispute and Setnayan mediation rolls the stage back. The combination of vendor self-report + couple review + Setnayan mediation gives objective evidence to settle refund claims.</w:t>
       </w:r>
     </w:p>
-    <w:bookmarkEnd w:id="51"/>
-    <w:bookmarkStart w:id="52" w:name="X14578abca22c4841673dcf744884409fc14ebd2"/>
+    <w:bookmarkEnd w:id="52"/>
+    <w:bookmarkStart w:id="53" w:name="X14578abca22c4841673dcf744884409fc14ebd2"/>
     <w:p>
       <w:pPr>
         <w:pStyle w:val="Heading3"/>
@@ -14038,9 +14246,9 @@
         </w:pict>
       </w:r>
     </w:p>
-    <w:bookmarkEnd w:id="52"/>
     <w:bookmarkEnd w:id="53"/>
-    <w:bookmarkStart w:id="58" w:name="X1b81a714177968d602bdf43250e8089c3eea797"/>
+    <w:bookmarkEnd w:id="54"/>
+    <w:bookmarkStart w:id="59" w:name="X1b81a714177968d602bdf43250e8089c3eea797"/>
     <w:p>
       <w:pPr>
         <w:pStyle w:val="Heading2"/>
@@ -14057,7 +14265,7 @@
         <w:t xml:space="preserve">Three distinct ways vendors plug into Setnayan, each with a different revenue model:</w:t>
       </w:r>
     </w:p>
-    <w:bookmarkStart w:id="54" w:name="Xe93e0425e0d9039b085542792f470cebb0e7ec6"/>
+    <w:bookmarkStart w:id="55" w:name="Xe93e0425e0d9039b085542792f470cebb0e7ec6"/>
     <w:p>
       <w:pPr>
         <w:pStyle w:val="Heading3"/>
@@ -14271,8 +14479,8 @@
         <w:t xml:space="preserve">)</w:t>
       </w:r>
     </w:p>
-    <w:bookmarkEnd w:id="54"/>
-    <w:bookmarkStart w:id="55" w:name="Xaf931c5630169b86805193ceb03e7edd47a219a"/>
+    <w:bookmarkEnd w:id="55"/>
+    <w:bookmarkStart w:id="56" w:name="Xaf931c5630169b86805193ceb03e7edd47a219a"/>
     <w:p>
       <w:pPr>
         <w:pStyle w:val="Heading3"/>
@@ -14603,8 +14811,8 @@
         <w:t xml:space="preserve">)</w:t>
       </w:r>
     </w:p>
-    <w:bookmarkEnd w:id="55"/>
-    <w:bookmarkStart w:id="56" w:name="c.-pro-included-benefits"/>
+    <w:bookmarkEnd w:id="56"/>
+    <w:bookmarkStart w:id="57" w:name="c.-pro-included-benefits"/>
     <w:p>
       <w:pPr>
         <w:pStyle w:val="Heading3"/>
@@ -14694,8 +14902,8 @@
         <w:t xml:space="preserve">- Plus future inclusions as Pro evolves</w:t>
       </w:r>
     </w:p>
-    <w:bookmarkEnd w:id="56"/>
-    <w:bookmarkStart w:id="57" w:name="cross-category-summary"/>
+    <w:bookmarkEnd w:id="57"/>
+    <w:bookmarkStart w:id="58" w:name="cross-category-summary"/>
     <w:p>
       <w:pPr>
         <w:pStyle w:val="Heading3"/>
@@ -14932,9 +15140,9 @@
         </w:pict>
       </w:r>
     </w:p>
-    <w:bookmarkEnd w:id="57"/>
     <w:bookmarkEnd w:id="58"/>
-    <w:bookmarkStart w:id="59" w:name="Xd46906442edde2cd81d2d61acd1b1b7e0e9cea7"/>
+    <w:bookmarkEnd w:id="59"/>
+    <w:bookmarkStart w:id="60" w:name="Xd46906442edde2cd81d2d61acd1b1b7e0e9cea7"/>
     <w:p>
       <w:pPr>
         <w:pStyle w:val="Heading2"/>
@@ -15088,8 +15296,8 @@
         </w:pict>
       </w:r>
     </w:p>
-    <w:bookmarkEnd w:id="59"/>
-    <w:bookmarkStart w:id="60" w:name="cross-iteration-handoffs"/>
+    <w:bookmarkEnd w:id="60"/>
+    <w:bookmarkStart w:id="61" w:name="cross-iteration-handoffs"/>
     <w:p>
       <w:pPr>
         <w:pStyle w:val="Heading2"/>
@@ -15230,8 +15438,8 @@
         </w:pict>
       </w:r>
     </w:p>
-    <w:bookmarkEnd w:id="60"/>
-    <w:bookmarkStart w:id="61" w:name="Xd4881637e7acba4a4ba0743ec8ee3c62da9c61c"/>
+    <w:bookmarkEnd w:id="61"/>
+    <w:bookmarkStart w:id="62" w:name="Xd4881637e7acba4a4ba0743ec8ee3c62da9c61c"/>
     <w:p>
       <w:pPr>
         <w:pStyle w:val="Heading2"/>
@@ -15784,8 +15992,8 @@
         </w:pict>
       </w:r>
     </w:p>
-    <w:bookmarkEnd w:id="61"/>
-    <w:bookmarkStart w:id="72" w:name="Xf8496184cc3da5533cc9c53e28eafe5ce2d77ec"/>
+    <w:bookmarkEnd w:id="62"/>
+    <w:bookmarkStart w:id="73" w:name="Xf8496184cc3da5533cc9c53e28eafe5ce2d77ec"/>
     <w:p>
       <w:pPr>
         <w:pStyle w:val="Heading2"/>
@@ -15811,7 +16019,7 @@
         <w:t xml:space="preserve">). Vendors hold per-service Specialized Pro Tools subscriptions / render-pack credits on top of their universal Free / Pro / Max vendor tier (§ 3). The two tier systems are independent — a Free Vendor can subscribe to Professional Mood Board; a Pro Vendor can stay on Free Mood Board.</w:t>
       </w:r>
     </w:p>
-    <w:bookmarkStart w:id="62" w:name="pro-tools-surface-in-vendor-dashboard"/>
+    <w:bookmarkStart w:id="63" w:name="pro-tools-surface-in-vendor-dashboard"/>
     <w:p>
       <w:pPr>
         <w:pStyle w:val="Heading3"/>
@@ -15979,8 +16187,8 @@
         </w:tc>
       </w:tr>
     </w:tbl>
-    <w:bookmarkEnd w:id="62"/>
-    <w:bookmarkStart w:id="67" w:name="X0f5563068e15eede94caf427dadf7009cc6ae86"/>
+    <w:bookmarkEnd w:id="63"/>
+    <w:bookmarkStart w:id="68" w:name="X0f5563068e15eede94caf427dadf7009cc6ae86"/>
     <w:p>
       <w:pPr>
         <w:pStyle w:val="Heading3"/>
@@ -15999,7 +16207,7 @@
       <w:r>
         <w:t xml:space="preserve"> </w:t>
       </w:r>
-      <w:hyperlink r:id="rId63">
+      <w:hyperlink r:id="rId64">
         <w:r>
           <w:rPr>
             <w:rStyle w:val="Hyperlink"/>
@@ -16066,7 +16274,7 @@
       <w:r>
         <w:t xml:space="preserve"> </w:t>
       </w:r>
-      <w:hyperlink r:id="rId64">
+      <w:hyperlink r:id="rId65">
         <w:r>
           <w:rPr>
             <w:rStyle w:val="Hyperlink"/>
@@ -16127,7 +16335,7 @@
       <w:r>
         <w:t xml:space="preserve"> </w:t>
       </w:r>
-      <w:hyperlink r:id="rId65">
+      <w:hyperlink r:id="rId66">
         <w:r>
           <w:rPr>
             <w:rStyle w:val="Hyperlink"/>
@@ -16149,7 +16357,7 @@
       <w:r>
         <w:t xml:space="preserve"> </w:t>
       </w:r>
-      <w:hyperlink r:id="rId66">
+      <w:hyperlink r:id="rId67">
         <w:r>
           <w:rPr>
             <w:rStyle w:val="Hyperlink"/>
@@ -16176,8 +16384,8 @@
         <w:t xml:space="preserve">badge on the stylist’s card — signals to couples that this stylist can generate AI-composited scene visualizations of their wedding (per host access pattern from the 2026-05-22 lock — hosts reach renders by hiring a stylist who holds Mood Board credits).</w:t>
       </w:r>
     </w:p>
-    <w:bookmarkEnd w:id="67"/>
-    <w:bookmarkStart w:id="69" w:name="Xb73185af4a5b9c4edc2296f9ca6509a210167dc"/>
+    <w:bookmarkEnd w:id="68"/>
+    <w:bookmarkStart w:id="70" w:name="Xb73185af4a5b9c4edc2296f9ca6509a210167dc"/>
     <w:p>
       <w:pPr>
         <w:pStyle w:val="Heading3"/>
@@ -16938,7 +17146,7 @@
       <w:r>
         <w:t xml:space="preserve"> </w:t>
       </w:r>
-      <w:hyperlink r:id="rId68">
+      <w:hyperlink r:id="rId69">
         <w:r>
           <w:rPr>
             <w:rStyle w:val="Hyperlink"/>
@@ -16962,8 +17170,8 @@
         <w:t xml:space="preserve">in the pricing sheet. Final pricing TBD per SKU — pure-code SKUs likely settle in ₱499-₱999/wk range, AI SKUs in ₱1,999-₱2,999/wk range with bundled allowance + overage packs.</w:t>
       </w:r>
     </w:p>
-    <w:bookmarkEnd w:id="69"/>
-    <w:bookmarkStart w:id="71" w:name="engineering-pending"/>
+    <w:bookmarkEnd w:id="70"/>
+    <w:bookmarkStart w:id="72" w:name="engineering-pending"/>
     <w:p>
       <w:pPr>
         <w:pStyle w:val="Heading3"/>
@@ -17037,7 +17245,7 @@
       <w:r>
         <w:t xml:space="preserve"> </w:t>
       </w:r>
-      <w:hyperlink r:id="rId64">
+      <w:hyperlink r:id="rId65">
         <w:r>
           <w:rPr>
             <w:rStyle w:val="Hyperlink"/>
@@ -17092,7 +17300,7 @@
       <w:r>
         <w:t xml:space="preserve"> </w:t>
       </w:r>
-      <w:hyperlink r:id="rId70">
+      <w:hyperlink r:id="rId71">
         <w:r>
           <w:rPr>
             <w:rStyle w:val="Hyperlink"/>
@@ -17111,9 +17319,9 @@
         </w:pict>
       </w:r>
     </w:p>
-    <w:bookmarkEnd w:id="71"/>
     <w:bookmarkEnd w:id="72"/>
-    <w:bookmarkStart w:id="73" w:name="companions-and-next-steps"/>
+    <w:bookmarkEnd w:id="73"/>
+    <w:bookmarkStart w:id="74" w:name="companions-and-next-steps"/>
     <w:p>
       <w:pPr>
         <w:pStyle w:val="Heading2"/>
@@ -17220,8 +17428,8 @@
         <w:t xml:space="preserve">(drafted) — Save-the-Date Maker — 30 head-turning templates, customer uploads 3-8 video clips, render in 3 formats, ₱49 per render.</w:t>
       </w:r>
     </w:p>
-    <w:bookmarkEnd w:id="73"/>
     <w:bookmarkEnd w:id="74"/>
+    <w:bookmarkEnd w:id="75"/>
     <w:sectPr>
       <w:footnotePr>
         <w:numRestart w:val="eachSect"/>

--- a/0022_vendor_dashboard/0022_vendor_dashboard.docx
+++ b/0022_vendor_dashboard/0022_vendor_dashboard.docx
@@ -2,7 +2,7 @@
 <file path=word/document.xml><?xml version="1.0" encoding="utf-8"?>
 <w:document xmlns:w="http://schemas.openxmlformats.org/wordprocessingml/2006/main" xmlns:m="http://schemas.openxmlformats.org/officeDocument/2006/math" xmlns:r="http://schemas.openxmlformats.org/officeDocument/2006/relationships" xmlns:o="urn:schemas-microsoft-com:office:office" xmlns:v="urn:schemas-microsoft-com:vml" xmlns:w10="urn:schemas-microsoft-com:office:word" xmlns:a="http://schemas.openxmlformats.org/drawingml/2006/main" xmlns:pic="http://schemas.openxmlformats.org/drawingml/2006/picture" xmlns:wp="http://schemas.openxmlformats.org/drawingml/2006/wordprocessingDrawing">
   <w:body>
-    <w:bookmarkStart w:id="75" w:name="Xafe8a010b541a7ceb55337d04c0f7dc192e4d32"/>
+    <w:bookmarkStart w:id="76" w:name="Xafe8a010b541a7ceb55337d04c0f7dc192e4d32"/>
     <w:p>
       <w:pPr>
         <w:pStyle w:val="Heading1"/>
@@ -15297,13 +15297,87 @@
       </w:r>
     </w:p>
     <w:bookmarkEnd w:id="60"/>
-    <w:bookmarkStart w:id="61" w:name="cross-iteration-handoffs"/>
+    <w:bookmarkStart w:id="61" w:name="X7b2b41d44105dffbc4eecbdd7dbb41b194e286d"/>
     <w:p>
       <w:pPr>
         <w:pStyle w:val="Heading2"/>
       </w:pPr>
       <w:r>
-        <w:t xml:space="preserve">8. Cross-iteration handoffs</w:t>
+        <w:t xml:space="preserve">Public profile (vendor-controlled ·</w:t>
+      </w:r>
+      <w:r>
+        <w:t xml:space="preserve"> </w:t>
+      </w:r>
+      <w:r>
+        <w:rPr>
+          <w:rStyle w:val="VerbatimChar"/>
+        </w:rPr>
+        <w:t xml:space="preserve">/v/[slug]</w:t>
+      </w:r>
+      <w:r>
+        <w:t xml:space="preserve">) — added 2026-06-04</w:t>
+      </w:r>
+    </w:p>
+    <w:p>
+      <w:pPr>
+        <w:pStyle w:val="FirstParagraph"/>
+      </w:pPr>
+      <w:r>
+        <w:rPr>
+          <w:b/>
+          <w:bCs/>
+        </w:rPr>
+        <w:t xml:space="preserve">Locked (Cowork 2026-06-04 · resolves SEO-pending item #2, vendor side):</w:t>
+      </w:r>
+      <w:r>
+        <w:t xml:space="preserve"> </w:t>
+      </w:r>
+      <w:r>
+        <w:t xml:space="preserve">the vendor’s</w:t>
+      </w:r>
+      <w:r>
+        <w:t xml:space="preserve"> </w:t>
+      </w:r>
+      <w:r>
+        <w:rPr>
+          <w:b/>
+          <w:bCs/>
+        </w:rPr>
+        <w:t xml:space="preserve">public SEO profile</w:t>
+      </w:r>
+      <w:r>
+        <w:t xml:space="preserve"> </w:t>
+      </w:r>
+      <w:r>
+        <w:t xml:space="preserve">at</w:t>
+      </w:r>
+      <w:r>
+        <w:t xml:space="preserve"> </w:t>
+      </w:r>
+      <w:r>
+        <w:rPr>
+          <w:rStyle w:val="VerbatimChar"/>
+        </w:rPr>
+        <w:t xml:space="preserve">/v/[slug]</w:t>
+      </w:r>
+      <w:r>
+        <w:t xml:space="preserve"> </w:t>
+      </w:r>
+      <w:r>
+        <w:t xml:space="preserve">(spec’d in 0006 § Public vendor profile) is</w:t>
+      </w:r>
+      <w:r>
+        <w:t xml:space="preserve"> </w:t>
+      </w:r>
+      <w:r>
+        <w:rPr>
+          <w:b/>
+          <w:bCs/>
+        </w:rPr>
+        <w:t xml:space="preserve">authored and visibility-controlled from this dashboard</w:t>
+      </w:r>
+      <w:r>
+        <w:t xml:space="preserve">.</w:t>
       </w:r>
     </w:p>
     <w:p>
@@ -15315,17 +15389,7 @@
         </w:numPr>
       </w:pPr>
       <w:r>
-        <w:rPr>
-          <w:b/>
-          <w:bCs/>
-        </w:rPr>
-        <w:t xml:space="preserve">0006 Vendors</w:t>
-      </w:r>
-      <w:r>
-        <w:t xml:space="preserve"> </w:t>
-      </w:r>
-      <w:r>
-        <w:t xml:space="preserve">— extends the couple-side vendor profile with the vendor’s own authoring surface here.</w:t>
+        <w:t xml:space="preserve">Vendor edits the indexable fields here: public bio, services + packages, portfolio photos, coverage city/area, slug (URL &amp; Slug tab, 0025).</w:t>
       </w:r>
     </w:p>
     <w:p>
@@ -15337,32 +15401,7 @@
         </w:numPr>
       </w:pPr>
       <w:r>
-        <w:rPr>
-          <w:b/>
-          <w:bCs/>
-        </w:rPr>
-        <w:t xml:space="preserve">0019 Communications</w:t>
-      </w:r>
-      <w:r>
-        <w:t xml:space="preserve"> </w:t>
-      </w:r>
-      <w:r>
-        <w:t xml:space="preserve">— chat threads + file sharing + coordinator-join live there; this surface just renders them.</w:t>
-      </w:r>
-      <w:r>
-        <w:t xml:space="preserve"> </w:t>
-      </w:r>
-      <w:r>
-        <w:rPr>
-          <w:strike/>
-        </w:rPr>
-        <w:t xml:space="preserve">Video meetings</w:t>
-      </w:r>
-      <w:r>
-        <w:t xml:space="preserve"> </w:t>
-      </w:r>
-      <w:r>
-        <w:t xml:space="preserve">retired 2026-05-16 — external tools (Google Meet / Zoom / Messenger / WhatsApp) used instead.</w:t>
+        <w:t xml:space="preserve">Profile-completeness nudge surfaces in Home (a thin/empty profile won’t rank — Playbook §5.3 depth minimums).</w:t>
       </w:r>
     </w:p>
     <w:p>
@@ -15374,17 +15413,7 @@
         </w:numPr>
       </w:pPr>
       <w:r>
-        <w:rPr>
-          <w:b/>
-          <w:bCs/>
-        </w:rPr>
-        <w:t xml:space="preserve">0007 Budget</w:t>
-      </w:r>
-      <w:r>
-        <w:t xml:space="preserve"> </w:t>
-      </w:r>
-      <w:r>
-        <w:t xml:space="preserve">— when a client pays the vendor, the milestone flows back into the couple’s budget; vendor sees their own payment register here.</w:t>
+        <w:t xml:space="preserve">Visibility tier (Free/Verified name-masking → reveals on first chat reply; Pro+ always visible) governs what the public profile exposes — see the vendor hybrid-anonymity lock + 0006.</w:t>
       </w:r>
     </w:p>
     <w:p>
@@ -15396,17 +15425,17 @@
         </w:numPr>
       </w:pPr>
       <w:r>
-        <w:rPr>
-          <w:b/>
-          <w:bCs/>
-        </w:rPr>
-        <w:t xml:space="preserve">0020 Interaction Prototype</w:t>
-      </w:r>
-      <w:r>
-        <w:t xml:space="preserve"> </w:t>
-      </w:r>
-      <w:r>
-        <w:t xml:space="preserve">— Phase 1 covers vendor onboarding (0022 expands the post-verification view).</w:t>
+        <w:t xml:space="preserve">Schema + title/meta + indexability are the 0006/Playbook §4.4/§5.2 responsibility; this surface only authors the content.</w:t>
+      </w:r>
+    </w:p>
+    <w:bookmarkEnd w:id="61"/>
+    <w:bookmarkStart w:id="62" w:name="cross-iteration-handoffs"/>
+    <w:p>
+      <w:pPr>
+        <w:pStyle w:val="Heading2"/>
+      </w:pPr>
+      <w:r>
+        <w:t xml:space="preserve">8. Cross-iteration handoffs</w:t>
       </w:r>
     </w:p>
     <w:p>
@@ -15414,7 +15443,110 @@
         <w:pStyle w:val="Compact"/>
         <w:numPr>
           <w:ilvl w:val="0"/>
-          <w:numId w:val="1030"/>
+          <w:numId w:val="1031"/>
+        </w:numPr>
+      </w:pPr>
+      <w:r>
+        <w:rPr>
+          <w:b/>
+          <w:bCs/>
+        </w:rPr>
+        <w:t xml:space="preserve">0006 Vendors</w:t>
+      </w:r>
+      <w:r>
+        <w:t xml:space="preserve"> </w:t>
+      </w:r>
+      <w:r>
+        <w:t xml:space="preserve">— extends the couple-side vendor profile with the vendor’s own authoring surface here.</w:t>
+      </w:r>
+    </w:p>
+    <w:p>
+      <w:pPr>
+        <w:pStyle w:val="Compact"/>
+        <w:numPr>
+          <w:ilvl w:val="0"/>
+          <w:numId w:val="1031"/>
+        </w:numPr>
+      </w:pPr>
+      <w:r>
+        <w:rPr>
+          <w:b/>
+          <w:bCs/>
+        </w:rPr>
+        <w:t xml:space="preserve">0019 Communications</w:t>
+      </w:r>
+      <w:r>
+        <w:t xml:space="preserve"> </w:t>
+      </w:r>
+      <w:r>
+        <w:t xml:space="preserve">— chat threads + file sharing + coordinator-join live there; this surface just renders them.</w:t>
+      </w:r>
+      <w:r>
+        <w:t xml:space="preserve"> </w:t>
+      </w:r>
+      <w:r>
+        <w:rPr>
+          <w:strike/>
+        </w:rPr>
+        <w:t xml:space="preserve">Video meetings</w:t>
+      </w:r>
+      <w:r>
+        <w:t xml:space="preserve"> </w:t>
+      </w:r>
+      <w:r>
+        <w:t xml:space="preserve">retired 2026-05-16 — external tools (Google Meet / Zoom / Messenger / WhatsApp) used instead.</w:t>
+      </w:r>
+    </w:p>
+    <w:p>
+      <w:pPr>
+        <w:pStyle w:val="Compact"/>
+        <w:numPr>
+          <w:ilvl w:val="0"/>
+          <w:numId w:val="1031"/>
+        </w:numPr>
+      </w:pPr>
+      <w:r>
+        <w:rPr>
+          <w:b/>
+          <w:bCs/>
+        </w:rPr>
+        <w:t xml:space="preserve">0007 Budget</w:t>
+      </w:r>
+      <w:r>
+        <w:t xml:space="preserve"> </w:t>
+      </w:r>
+      <w:r>
+        <w:t xml:space="preserve">— when a client pays the vendor, the milestone flows back into the couple’s budget; vendor sees their own payment register here.</w:t>
+      </w:r>
+    </w:p>
+    <w:p>
+      <w:pPr>
+        <w:pStyle w:val="Compact"/>
+        <w:numPr>
+          <w:ilvl w:val="0"/>
+          <w:numId w:val="1031"/>
+        </w:numPr>
+      </w:pPr>
+      <w:r>
+        <w:rPr>
+          <w:b/>
+          <w:bCs/>
+        </w:rPr>
+        <w:t xml:space="preserve">0020 Interaction Prototype</w:t>
+      </w:r>
+      <w:r>
+        <w:t xml:space="preserve"> </w:t>
+      </w:r>
+      <w:r>
+        <w:t xml:space="preserve">— Phase 1 covers vendor onboarding (0022 expands the post-verification view).</w:t>
+      </w:r>
+    </w:p>
+    <w:p>
+      <w:pPr>
+        <w:pStyle w:val="Compact"/>
+        <w:numPr>
+          <w:ilvl w:val="0"/>
+          <w:numId w:val="1031"/>
         </w:numPr>
       </w:pPr>
       <w:r>
@@ -15438,8 +15570,8 @@
         </w:pict>
       </w:r>
     </w:p>
-    <w:bookmarkEnd w:id="61"/>
-    <w:bookmarkStart w:id="62" w:name="Xd4881637e7acba4a4ba0743ec8ee3c62da9c61c"/>
+    <w:bookmarkEnd w:id="62"/>
+    <w:bookmarkStart w:id="63" w:name="Xd4881637e7acba4a4ba0743ec8ee3c62da9c61c"/>
     <w:p>
       <w:pPr>
         <w:pStyle w:val="Heading2"/>
@@ -15992,8 +16124,8 @@
         </w:pict>
       </w:r>
     </w:p>
-    <w:bookmarkEnd w:id="62"/>
-    <w:bookmarkStart w:id="73" w:name="Xf8496184cc3da5533cc9c53e28eafe5ce2d77ec"/>
+    <w:bookmarkEnd w:id="63"/>
+    <w:bookmarkStart w:id="74" w:name="Xf8496184cc3da5533cc9c53e28eafe5ce2d77ec"/>
     <w:p>
       <w:pPr>
         <w:pStyle w:val="Heading2"/>
@@ -16019,7 +16151,7 @@
         <w:t xml:space="preserve">). Vendors hold per-service Specialized Pro Tools subscriptions / render-pack credits on top of their universal Free / Pro / Max vendor tier (§ 3). The two tier systems are independent — a Free Vendor can subscribe to Professional Mood Board; a Pro Vendor can stay on Free Mood Board.</w:t>
       </w:r>
     </w:p>
-    <w:bookmarkStart w:id="63" w:name="pro-tools-surface-in-vendor-dashboard"/>
+    <w:bookmarkStart w:id="64" w:name="pro-tools-surface-in-vendor-dashboard"/>
     <w:p>
       <w:pPr>
         <w:pStyle w:val="Heading3"/>
@@ -16187,8 +16319,8 @@
         </w:tc>
       </w:tr>
     </w:tbl>
-    <w:bookmarkEnd w:id="63"/>
-    <w:bookmarkStart w:id="68" w:name="X0f5563068e15eede94caf427dadf7009cc6ae86"/>
+    <w:bookmarkEnd w:id="64"/>
+    <w:bookmarkStart w:id="69" w:name="X0f5563068e15eede94caf427dadf7009cc6ae86"/>
     <w:p>
       <w:pPr>
         <w:pStyle w:val="Heading3"/>
@@ -16207,7 +16339,7 @@
       <w:r>
         <w:t xml:space="preserve"> </w:t>
       </w:r>
-      <w:hyperlink r:id="rId64">
+      <w:hyperlink r:id="rId65">
         <w:r>
           <w:rPr>
             <w:rStyle w:val="Hyperlink"/>
@@ -16224,7 +16356,7 @@
         <w:pStyle w:val="Compact"/>
         <w:numPr>
           <w:ilvl w:val="0"/>
-          <w:numId w:val="1031"/>
+          <w:numId w:val="1032"/>
         </w:numPr>
       </w:pPr>
       <w:r>
@@ -16255,7 +16387,7 @@
         <w:pStyle w:val="Compact"/>
         <w:numPr>
           <w:ilvl w:val="0"/>
-          <w:numId w:val="1031"/>
+          <w:numId w:val="1032"/>
         </w:numPr>
       </w:pPr>
       <w:r>
@@ -16274,7 +16406,7 @@
       <w:r>
         <w:t xml:space="preserve"> </w:t>
       </w:r>
-      <w:hyperlink r:id="rId65">
+      <w:hyperlink r:id="rId66">
         <w:r>
           <w:rPr>
             <w:rStyle w:val="Hyperlink"/>
@@ -16294,7 +16426,7 @@
         <w:pStyle w:val="Compact"/>
         <w:numPr>
           <w:ilvl w:val="0"/>
-          <w:numId w:val="1031"/>
+          <w:numId w:val="1032"/>
         </w:numPr>
       </w:pPr>
       <w:r>
@@ -16316,7 +16448,7 @@
         <w:pStyle w:val="Compact"/>
         <w:numPr>
           <w:ilvl w:val="0"/>
-          <w:numId w:val="1031"/>
+          <w:numId w:val="1032"/>
         </w:numPr>
       </w:pPr>
       <w:r>
@@ -16335,7 +16467,7 @@
       <w:r>
         <w:t xml:space="preserve"> </w:t>
       </w:r>
-      <w:hyperlink r:id="rId66">
+      <w:hyperlink r:id="rId67">
         <w:r>
           <w:rPr>
             <w:rStyle w:val="Hyperlink"/>
@@ -16357,7 +16489,7 @@
       <w:r>
         <w:t xml:space="preserve"> </w:t>
       </w:r>
-      <w:hyperlink r:id="rId67">
+      <w:hyperlink r:id="rId68">
         <w:r>
           <w:rPr>
             <w:rStyle w:val="Hyperlink"/>
@@ -16384,8 +16516,8 @@
         <w:t xml:space="preserve">badge on the stylist’s card — signals to couples that this stylist can generate AI-composited scene visualizations of their wedding (per host access pattern from the 2026-05-22 lock — hosts reach renders by hiring a stylist who holds Mood Board credits).</w:t>
       </w:r>
     </w:p>
-    <w:bookmarkEnd w:id="68"/>
-    <w:bookmarkStart w:id="70" w:name="Xb73185af4a5b9c4edc2296f9ca6509a210167dc"/>
+    <w:bookmarkEnd w:id="69"/>
+    <w:bookmarkStart w:id="71" w:name="Xb73185af4a5b9c4edc2296f9ca6509a210167dc"/>
     <w:p>
       <w:pPr>
         <w:pStyle w:val="Heading3"/>
@@ -17146,7 +17278,7 @@
       <w:r>
         <w:t xml:space="preserve"> </w:t>
       </w:r>
-      <w:hyperlink r:id="rId69">
+      <w:hyperlink r:id="rId70">
         <w:r>
           <w:rPr>
             <w:rStyle w:val="Hyperlink"/>
@@ -17170,8 +17302,8 @@
         <w:t xml:space="preserve">in the pricing sheet. Final pricing TBD per SKU — pure-code SKUs likely settle in ₱499-₱999/wk range, AI SKUs in ₱1,999-₱2,999/wk range with bundled allowance + overage packs.</w:t>
       </w:r>
     </w:p>
-    <w:bookmarkEnd w:id="70"/>
-    <w:bookmarkStart w:id="72" w:name="engineering-pending"/>
+    <w:bookmarkEnd w:id="71"/>
+    <w:bookmarkStart w:id="73" w:name="engineering-pending"/>
     <w:p>
       <w:pPr>
         <w:pStyle w:val="Heading3"/>
@@ -17185,7 +17317,7 @@
         <w:pStyle w:val="Compact"/>
         <w:numPr>
           <w:ilvl w:val="0"/>
-          <w:numId w:val="1032"/>
+          <w:numId w:val="1033"/>
         </w:numPr>
       </w:pPr>
       <w:r>
@@ -17209,7 +17341,7 @@
         <w:pStyle w:val="Compact"/>
         <w:numPr>
           <w:ilvl w:val="0"/>
-          <w:numId w:val="1032"/>
+          <w:numId w:val="1033"/>
         </w:numPr>
       </w:pPr>
       <w:r>
@@ -17236,7 +17368,7 @@
         <w:pStyle w:val="Compact"/>
         <w:numPr>
           <w:ilvl w:val="0"/>
-          <w:numId w:val="1032"/>
+          <w:numId w:val="1033"/>
         </w:numPr>
       </w:pPr>
       <w:r>
@@ -17245,7 +17377,7 @@
       <w:r>
         <w:t xml:space="preserve"> </w:t>
       </w:r>
-      <w:hyperlink r:id="rId65">
+      <w:hyperlink r:id="rId66">
         <w:r>
           <w:rPr>
             <w:rStyle w:val="Hyperlink"/>
@@ -17259,7 +17391,7 @@
         <w:pStyle w:val="Compact"/>
         <w:numPr>
           <w:ilvl w:val="0"/>
-          <w:numId w:val="1032"/>
+          <w:numId w:val="1033"/>
         </w:numPr>
       </w:pPr>
       <w:r>
@@ -17271,7 +17403,7 @@
         <w:pStyle w:val="Compact"/>
         <w:numPr>
           <w:ilvl w:val="0"/>
-          <w:numId w:val="1032"/>
+          <w:numId w:val="1033"/>
         </w:numPr>
       </w:pPr>
       <w:r>
@@ -17300,7 +17432,7 @@
       <w:r>
         <w:t xml:space="preserve"> </w:t>
       </w:r>
-      <w:hyperlink r:id="rId71">
+      <w:hyperlink r:id="rId72">
         <w:r>
           <w:rPr>
             <w:rStyle w:val="Hyperlink"/>
@@ -17319,9 +17451,9 @@
         </w:pict>
       </w:r>
     </w:p>
-    <w:bookmarkEnd w:id="72"/>
     <w:bookmarkEnd w:id="73"/>
-    <w:bookmarkStart w:id="74" w:name="companions-and-next-steps"/>
+    <w:bookmarkEnd w:id="74"/>
+    <w:bookmarkStart w:id="75" w:name="companions-and-next-steps"/>
     <w:p>
       <w:pPr>
         <w:pStyle w:val="Heading2"/>
@@ -17335,7 +17467,7 @@
         <w:pStyle w:val="Compact"/>
         <w:numPr>
           <w:ilvl w:val="0"/>
-          <w:numId w:val="1033"/>
+          <w:numId w:val="1034"/>
         </w:numPr>
       </w:pPr>
       <w:r>
@@ -17356,7 +17488,7 @@
         <w:pStyle w:val="Compact"/>
         <w:numPr>
           <w:ilvl w:val="0"/>
-          <w:numId w:val="1033"/>
+          <w:numId w:val="1034"/>
         </w:numPr>
       </w:pPr>
       <w:r>
@@ -17377,7 +17509,7 @@
         <w:pStyle w:val="Compact"/>
         <w:numPr>
           <w:ilvl w:val="0"/>
-          <w:numId w:val="1033"/>
+          <w:numId w:val="1034"/>
         </w:numPr>
       </w:pPr>
       <w:r>
@@ -17405,7 +17537,7 @@
         <w:pStyle w:val="Compact"/>
         <w:numPr>
           <w:ilvl w:val="0"/>
-          <w:numId w:val="1033"/>
+          <w:numId w:val="1034"/>
         </w:numPr>
       </w:pPr>
       <w:r>
@@ -17428,8 +17560,8 @@
         <w:t xml:space="preserve">(drafted) — Save-the-Date Maker — 30 head-turning templates, customer uploads 3-8 video clips, render in 3 formats, ₱49 per render.</w:t>
       </w:r>
     </w:p>
-    <w:bookmarkEnd w:id="74"/>
     <w:bookmarkEnd w:id="75"/>
+    <w:bookmarkEnd w:id="76"/>
     <w:sectPr>
       <w:footnotePr>
         <w:numRestart w:val="eachSect"/>
@@ -17990,6 +18122,9 @@
     <w:abstractNumId w:val="991"/>
   </w:num>
   <w:num w:numId="1033">
+    <w:abstractNumId w:val="991"/>
+  </w:num>
+  <w:num w:numId="1034">
     <w:abstractNumId w:val="991"/>
   </w:num>
 </w:numbering>

--- a/0022_vendor_dashboard/0022_vendor_dashboard.docx
+++ b/0022_vendor_dashboard/0022_vendor_dashboard.docx
@@ -2,7 +2,7 @@
 <file path=word/document.xml><?xml version="1.0" encoding="utf-8"?>
 <w:document xmlns:w="http://schemas.openxmlformats.org/wordprocessingml/2006/main" xmlns:m="http://schemas.openxmlformats.org/officeDocument/2006/math" xmlns:r="http://schemas.openxmlformats.org/officeDocument/2006/relationships" xmlns:o="urn:schemas-microsoft-com:office:office" xmlns:v="urn:schemas-microsoft-com:vml" xmlns:w10="urn:schemas-microsoft-com:office:word" xmlns:a="http://schemas.openxmlformats.org/drawingml/2006/main" xmlns:pic="http://schemas.openxmlformats.org/drawingml/2006/picture" xmlns:wp="http://schemas.openxmlformats.org/drawingml/2006/wordprocessingDrawing">
   <w:body>
-    <w:bookmarkStart w:id="76" w:name="Xafe8a010b541a7ceb55337d04c0f7dc192e4d32"/>
+    <w:bookmarkStart w:id="78" w:name="Xafe8a010b541a7ceb55337d04c0f7dc192e4d32"/>
     <w:p>
       <w:pPr>
         <w:pStyle w:val="Heading1"/>
@@ -110,7 +110,190 @@
         </w:pict>
       </w:r>
     </w:p>
-    <w:bookmarkStart w:id="9" w:name="the-6-vendor-surfaces"/>
+    <w:p>
+      <w:pPr>
+        <w:pStyle w:val="BlockText"/>
+      </w:pPr>
+      <w:r>
+        <w:rPr>
+          <w:b/>
+          <w:bCs/>
+        </w:rPr>
+        <w:t xml:space="preserve">AMENDMENT 2026-06-05 (owner-locked) — vendor reviews · free portfolio website · unified calendar · outside-event sync.</w:t>
+      </w:r>
+      <w:r>
+        <w:t xml:space="preserve"> </w:t>
+      </w:r>
+      <w:r>
+        <w:t xml:space="preserve">Net-new vendor mechanics landed this session; canonical spec =</w:t>
+      </w:r>
+      <w:r>
+        <w:t xml:space="preserve"> </w:t>
+      </w:r>
+      <w:hyperlink r:id="rId9">
+        <w:r>
+          <w:rPr>
+            <w:rStyle w:val="VerbatimChar"/>
+          </w:rPr>
+          <w:t xml:space="preserve">Vendor_Value_Proposition_and_Reviews_2026-06-05.md</w:t>
+        </w:r>
+      </w:hyperlink>
+      <w:r>
+        <w:t xml:space="preserve"> </w:t>
+      </w:r>
+      <w:r>
+        <w:t xml:space="preserve">Parts C1/C3/C4/C5. In brief: (1)</w:t>
+      </w:r>
+      <w:r>
+        <w:t xml:space="preserve"> </w:t>
+      </w:r>
+      <w:r>
+        <w:rPr>
+          <w:b/>
+          <w:bCs/>
+        </w:rPr>
+        <w:t xml:space="preserve">event-bound reviews</w:t>
+      </w:r>
+      <w:r>
+        <w:t xml:space="preserve"> </w:t>
+      </w:r>
+      <w:r>
+        <w:t xml:space="preserve">— in-app events earn up to</w:t>
+      </w:r>
+      <w:r>
+        <w:t xml:space="preserve"> </w:t>
+      </w:r>
+      <w:r>
+        <w:rPr>
+          <w:b/>
+          <w:bCs/>
+        </w:rPr>
+        <w:t xml:space="preserve">250+ guest-level reviews</w:t>
+      </w:r>
+      <w:r>
+        <w:t xml:space="preserve"> </w:t>
+      </w:r>
+      <w:r>
+        <w:t xml:space="preserve">(one per verified guest), synced outside events earn</w:t>
+      </w:r>
+      <w:r>
+        <w:t xml:space="preserve"> </w:t>
+      </w:r>
+      <w:r>
+        <w:rPr>
+          <w:b/>
+          <w:bCs/>
+        </w:rPr>
+        <w:t xml:space="preserve">exactly 1</w:t>
+      </w:r>
+      <w:r>
+        <w:t xml:space="preserve">; (2) the</w:t>
+      </w:r>
+      <w:r>
+        <w:t xml:space="preserve"> </w:t>
+      </w:r>
+      <w:r>
+        <w:rPr>
+          <w:b/>
+          <w:bCs/>
+        </w:rPr>
+        <w:t xml:space="preserve">free vendor website</w:t>
+      </w:r>
+      <w:r>
+        <w:t xml:space="preserve"> </w:t>
+      </w:r>
+      <w:r>
+        <w:t xml:space="preserve">(surface 6 / § 2.1) becomes a</w:t>
+      </w:r>
+      <w:r>
+        <w:t xml:space="preserve"> </w:t>
+      </w:r>
+      <w:r>
+        <w:rPr>
+          <w:b/>
+          <w:bCs/>
+        </w:rPr>
+        <w:t xml:space="preserve">compile-all-events portfolio</w:t>
+      </w:r>
+      <w:r>
+        <w:t xml:space="preserve"> </w:t>
+      </w:r>
+      <w:r>
+        <w:t xml:space="preserve">auto-populated from in-app + synced events — MUST honor hybrid-anonymity (anonymize-until-reveal for Free/Verified, or public named portfolio = Pro+); (3) the</w:t>
+      </w:r>
+      <w:r>
+        <w:t xml:space="preserve"> </w:t>
+      </w:r>
+      <w:r>
+        <w:rPr>
+          <w:b/>
+          <w:bCs/>
+        </w:rPr>
+        <w:t xml:space="preserve">Calendar</w:t>
+      </w:r>
+      <w:r>
+        <w:t xml:space="preserve"> </w:t>
+      </w:r>
+      <w:r>
+        <w:t xml:space="preserve">(surface 3) is the org-level shared anti-double-book schedule, EXTENDED so vendors register their</w:t>
+      </w:r>
+      <w:r>
+        <w:t xml:space="preserve"> </w:t>
+      </w:r>
+      <w:r>
+        <w:rPr>
+          <w:b/>
+          <w:bCs/>
+        </w:rPr>
+        <w:t xml:space="preserve">own off-platform events</w:t>
+      </w:r>
+      <w:r>
+        <w:t xml:space="preserve"> </w:t>
+      </w:r>
+      <w:r>
+        <w:t xml:space="preserve">(no manual typing; 1 booked/day); (4)</w:t>
+      </w:r>
+      <w:r>
+        <w:t xml:space="preserve"> </w:t>
+      </w:r>
+      <w:r>
+        <w:rPr>
+          <w:b/>
+          <w:bCs/>
+        </w:rPr>
+        <w:t xml:space="preserve">sync an outside event for 1 token (₱100)</w:t>
+      </w:r>
+      <w:r>
+        <w:t xml:space="preserve"> </w:t>
+      </w:r>
+      <w:r>
+        <w:t xml:space="preserve">→ adds it to stats + portfolio + 1 review + a calendar block. Reputation</w:t>
+      </w:r>
+      <w:r>
+        <w:t xml:space="preserve"> </w:t>
+      </w:r>
+      <w:r>
+        <w:rPr>
+          <w:b/>
+          <w:bCs/>
+        </w:rPr>
+        <w:t xml:space="preserve">flywheel</w:t>
+      </w:r>
+      <w:r>
+        <w:t xml:space="preserve"> </w:t>
+      </w:r>
+      <w:r>
+        <w:t xml:space="preserve">(tenure → more weddings → more reviews) is the retention promise.</w:t>
+      </w:r>
+    </w:p>
+    <w:p>
+      <w:r>
+        <w:pict>
+          <v:rect style="width:0;height:1.5pt" o:hralign="center" o:hrstd="t" o:hr="t"/>
+        </w:pict>
+      </w:r>
+    </w:p>
+    <w:bookmarkStart w:id="10" w:name="the-6-vendor-surfaces"/>
     <w:p>
       <w:pPr>
         <w:pStyle w:val="Heading2"/>
@@ -596,8 +779,8 @@
         </w:pict>
       </w:r>
     </w:p>
-    <w:bookmarkEnd w:id="9"/>
-    <w:bookmarkStart w:id="28" w:name="vendor-data-model-v1"/>
+    <w:bookmarkEnd w:id="10"/>
+    <w:bookmarkStart w:id="29" w:name="vendor-data-model-v1"/>
     <w:p>
       <w:pPr>
         <w:pStyle w:val="Heading2"/>
@@ -606,7 +789,7 @@
         <w:t xml:space="preserve">2. Vendor data model (V1)</w:t>
       </w:r>
     </w:p>
-    <w:bookmarkStart w:id="11" w:name="the-vendor-record"/>
+    <w:bookmarkStart w:id="12" w:name="the-vendor-record"/>
     <w:p>
       <w:pPr>
         <w:pStyle w:val="Heading3"/>
@@ -846,7 +1029,7 @@
       <w:r>
         <w:t xml:space="preserve"> </w:t>
       </w:r>
-      <w:hyperlink r:id="rId10">
+      <w:hyperlink r:id="rId11">
         <w:r>
           <w:rPr>
             <w:rStyle w:val="Hyperlink"/>
@@ -858,8 +1041,8 @@
         <w:t xml:space="preserve">.</w:t>
       </w:r>
     </w:p>
-    <w:bookmarkEnd w:id="11"/>
-    <w:bookmarkStart w:id="12" w:name="X8d34b562cb7a18caead06239fdd7333b3d74310"/>
+    <w:bookmarkEnd w:id="12"/>
+    <w:bookmarkStart w:id="13" w:name="X8d34b562cb7a18caead06239fdd7333b3d74310"/>
     <w:p>
       <w:pPr>
         <w:pStyle w:val="Heading3"/>
@@ -1622,8 +1805,8 @@
         <w:t xml:space="preserve">The vendor’s logo is the customer’s primary visual handle on the vendor across every Setnayan surface. Per § 3.10 of the Vendor Agreement and the 0019 chat identity masking rule, the customer never sees the individual sender’s profile photo on vendor-side messages — they see the logo. A vendor without a logo would leave the customer staring at a default avatar placeholder on every chat bubble, which (a) breaks brand consistency, (b) downgrades the vendor’s perceived professionalism, (c) is visually indistinguishable from a vendor who hasn’t been verified yet. Making logo upload mandatory at registration removes that failure mode.</w:t>
       </w:r>
     </w:p>
-    <w:bookmarkEnd w:id="12"/>
-    <w:bookmarkStart w:id="15" w:name="X15aaa645a2422f164c02aea834ca23e8a95916d"/>
+    <w:bookmarkEnd w:id="13"/>
+    <w:bookmarkStart w:id="16" w:name="X15aaa645a2422f164c02aea834ca23e8a95916d"/>
     <w:p>
       <w:pPr>
         <w:pStyle w:val="Heading3"/>
@@ -1658,7 +1841,7 @@
       <w:r>
         <w:t xml:space="preserve"> </w:t>
       </w:r>
-      <w:hyperlink r:id="rId13">
+      <w:hyperlink r:id="rId14">
         <w:r>
           <w:rPr>
             <w:rStyle w:val="Hyperlink"/>
@@ -1796,7 +1979,7 @@
       <w:r>
         <w:t xml:space="preserve"> </w:t>
       </w:r>
-      <w:hyperlink r:id="rId13">
+      <w:hyperlink r:id="rId14">
         <w:r>
           <w:rPr>
             <w:rStyle w:val="Hyperlink"/>
@@ -1864,7 +2047,7 @@
       <w:r>
         <w:t xml:space="preserve"> </w:t>
       </w:r>
-      <w:hyperlink r:id="rId14">
+      <w:hyperlink r:id="rId15">
         <w:r>
           <w:rPr>
             <w:rStyle w:val="Hyperlink"/>
@@ -2470,8 +2653,8 @@
         </w:pict>
       </w:r>
     </w:p>
-    <w:bookmarkEnd w:id="15"/>
-    <w:bookmarkStart w:id="16" w:name="X1e5fb8635d4b072a084140d01688799cea83193"/>
+    <w:bookmarkEnd w:id="16"/>
+    <w:bookmarkStart w:id="17" w:name="X1e5fb8635d4b072a084140d01688799cea83193"/>
     <w:p>
       <w:pPr>
         <w:pStyle w:val="Heading3"/>
@@ -3053,8 +3236,8 @@
         </w:pict>
       </w:r>
     </w:p>
-    <w:bookmarkEnd w:id="16"/>
-    <w:bookmarkStart w:id="17" w:name="X67338651e33aa3a1b824f9e9f9f4bfb5957f65b"/>
+    <w:bookmarkEnd w:id="17"/>
+    <w:bookmarkStart w:id="18" w:name="X67338651e33aa3a1b824f9e9f9f4bfb5957f65b"/>
     <w:p>
       <w:pPr>
         <w:pStyle w:val="Heading3"/>
@@ -3438,8 +3621,8 @@
         <w:t xml:space="preserve">.</w:t>
       </w:r>
     </w:p>
-    <w:bookmarkEnd w:id="17"/>
-    <w:bookmarkStart w:id="18" w:name="Xfdfeb7bdf03cafa258f6cc5505d5a10efa7f64a"/>
+    <w:bookmarkEnd w:id="18"/>
+    <w:bookmarkStart w:id="19" w:name="Xfdfeb7bdf03cafa258f6cc5505d5a10efa7f64a"/>
     <w:p>
       <w:pPr>
         <w:pStyle w:val="Heading3"/>
@@ -3679,8 +3862,8 @@
         <w:t xml:space="preserve">as the meal count, ensuring crew aren’t under-quoted.</w:t>
       </w:r>
     </w:p>
-    <w:bookmarkEnd w:id="18"/>
-    <w:bookmarkStart w:id="19" w:name="calendar-mechanism"/>
+    <w:bookmarkEnd w:id="19"/>
+    <w:bookmarkStart w:id="20" w:name="calendar-mechanism"/>
     <w:p>
       <w:pPr>
         <w:pStyle w:val="Heading3"/>
@@ -3786,8 +3969,8 @@
         <w:t xml:space="preserve">, that date is unavailable on the matching service’s calendar (and on the master calendar). Booked dates show as colored blocks.</w:t>
       </w:r>
     </w:p>
-    <w:bookmarkEnd w:id="19"/>
-    <w:bookmarkStart w:id="20" w:name="X2abe0e7566c2d189ebe32ad785e528614e0782d"/>
+    <w:bookmarkEnd w:id="20"/>
+    <w:bookmarkStart w:id="21" w:name="X2abe0e7566c2d189ebe32ad785e528614e0782d"/>
     <w:p>
       <w:pPr>
         <w:pStyle w:val="Heading3"/>
@@ -5313,8 +5496,8 @@
         <w:t xml:space="preserve">defaults. Full-day legacy blocks remain valid (00:00-23:59 timestamps already snap to the 30-minute boundary). No data loss.</w:t>
       </w:r>
     </w:p>
-    <w:bookmarkEnd w:id="20"/>
-    <w:bookmarkStart w:id="21" w:name="Xc64ec5b83d6f800ba3460b05c8199abc119a009"/>
+    <w:bookmarkEnd w:id="21"/>
+    <w:bookmarkStart w:id="22" w:name="Xc64ec5b83d6f800ba3460b05c8199abc119a009"/>
     <w:p>
       <w:pPr>
         <w:pStyle w:val="Heading3"/>
@@ -5638,8 +5821,8 @@
         <w:t xml:space="preserve">) — vendor success drives platform revenue via Setnayan Pay 5%, so the helper layer stays free regardless of vendor tier.</w:t>
       </w:r>
     </w:p>
-    <w:bookmarkEnd w:id="21"/>
-    <w:bookmarkStart w:id="22" w:name="Xea9a063694c648920608c10e66074f6be9303cb"/>
+    <w:bookmarkEnd w:id="22"/>
+    <w:bookmarkStart w:id="23" w:name="Xea9a063694c648920608c10e66074f6be9303cb"/>
     <w:p>
       <w:pPr>
         <w:pStyle w:val="Heading3"/>
@@ -5918,8 +6101,8 @@
         <w:t xml:space="preserve">Strong driver of Pro Weekly adoption among coordinators specifically.</w:t>
       </w:r>
     </w:p>
-    <w:bookmarkEnd w:id="22"/>
-    <w:bookmarkStart w:id="23" w:name="client-pipeline"/>
+    <w:bookmarkEnd w:id="23"/>
+    <w:bookmarkStart w:id="24" w:name="client-pipeline"/>
     <w:p>
       <w:pPr>
         <w:pStyle w:val="Heading3"/>
@@ -6232,8 +6415,8 @@
         <w:t xml:space="preserve">(held without commitment).</w:t>
       </w:r>
     </w:p>
-    <w:bookmarkEnd w:id="23"/>
-    <w:bookmarkStart w:id="24" w:name="X5dfb33718669374e28d405c08d389b96829b5cb"/>
+    <w:bookmarkEnd w:id="24"/>
+    <w:bookmarkStart w:id="25" w:name="X5dfb33718669374e28d405c08d389b96829b5cb"/>
     <w:p>
       <w:pPr>
         <w:pStyle w:val="Heading3"/>
@@ -6659,8 +6842,8 @@
         <w:t xml:space="preserve">). The toggle-ON path is for ops visibility — the vendor admin wants to see total bookings including their own team for capacity planning or internal review. The dual display means there’s never a hidden gap between what the vendor sees in their backend and what the public sees.</w:t>
       </w:r>
     </w:p>
-    <w:bookmarkEnd w:id="24"/>
-    <w:bookmarkStart w:id="25" w:name="plan-proposal-builder"/>
+    <w:bookmarkEnd w:id="25"/>
+    <w:bookmarkStart w:id="26" w:name="plan-proposal-builder"/>
     <w:p>
       <w:pPr>
         <w:pStyle w:val="Heading3"/>
@@ -6745,8 +6928,8 @@
         <w:t xml:space="preserve">.</w:t>
       </w:r>
     </w:p>
-    <w:bookmarkEnd w:id="25"/>
-    <w:bookmarkStart w:id="26" w:name="team-agents"/>
+    <w:bookmarkEnd w:id="26"/>
+    <w:bookmarkStart w:id="27" w:name="team-agents"/>
     <w:p>
       <w:pPr>
         <w:pStyle w:val="Heading3"/>
@@ -6885,8 +7068,8 @@
         <w:t xml:space="preserve">lets owners scope agents to specific services.</w:t>
       </w:r>
     </w:p>
-    <w:bookmarkEnd w:id="26"/>
-    <w:bookmarkStart w:id="27" w:name="X69bff61527b7b7cb6732986d8f06757b984f51d"/>
+    <w:bookmarkEnd w:id="27"/>
+    <w:bookmarkStart w:id="28" w:name="X69bff61527b7b7cb6732986d8f06757b984f51d"/>
     <w:p>
       <w:pPr>
         <w:pStyle w:val="Heading3"/>
@@ -7554,9 +7737,9 @@
         </w:pict>
       </w:r>
     </w:p>
-    <w:bookmarkEnd w:id="27"/>
     <w:bookmarkEnd w:id="28"/>
-    <w:bookmarkStart w:id="36" w:name="Xddc7d004c6c855567596430458a41822a41c218"/>
+    <w:bookmarkEnd w:id="29"/>
+    <w:bookmarkStart w:id="37" w:name="Xddc7d004c6c855567596430458a41822a41c218"/>
     <w:p>
       <w:pPr>
         <w:pStyle w:val="Heading2"/>
@@ -7618,7 +7801,7 @@
         <w:t xml:space="preserve">This section covers only the vendor-side public claim landing page and the post-signup auto-link logic.</w:t>
       </w:r>
     </w:p>
-    <w:bookmarkStart w:id="29" w:name="route"/>
+    <w:bookmarkStart w:id="30" w:name="route"/>
     <w:p>
       <w:pPr>
         <w:pStyle w:val="Heading3"/>
@@ -7749,8 +7932,8 @@
         <w:t xml:space="preserve">The token is an unguessable URL-safe nonce (~32 chars) generated when the couple sends the invite. There is no rate-limit or guess protection beyond the token’s entropy — the volume of brute-force attempts required to enumerate one valid token is computationally infeasible.</w:t>
       </w:r>
     </w:p>
-    <w:bookmarkEnd w:id="29"/>
-    <w:bookmarkStart w:id="30" w:name="page-surface-default-branch-new-vendor"/>
+    <w:bookmarkEnd w:id="30"/>
+    <w:bookmarkStart w:id="31" w:name="page-surface-default-branch-new-vendor"/>
     <w:p>
       <w:pPr>
         <w:pStyle w:val="Heading3"/>
@@ -8291,8 +8474,8 @@
         <w:t xml:space="preserve">Per the 0006 rules, the couple may re-invite the same email immediately.</w:t>
       </w:r>
     </w:p>
-    <w:bookmarkEnd w:id="30"/>
-    <w:bookmarkStart w:id="31" w:name="X7176b4fd0df554abcbb682bc7af1abbbc977dec"/>
+    <w:bookmarkEnd w:id="31"/>
+    <w:bookmarkStart w:id="32" w:name="X7176b4fd0df554abcbb682bc7af1abbbc977dec"/>
     <w:p>
       <w:pPr>
         <w:pStyle w:val="Heading3"/>
@@ -8593,8 +8776,8 @@
         <w:t xml:space="preserve">-driven account creation happens on this branch — the existing vendor row stays as-is.</w:t>
       </w:r>
     </w:p>
-    <w:bookmarkEnd w:id="31"/>
-    <w:bookmarkStart w:id="32" w:name="Xfc9b6d86eaf7b0200b3a204cdf5337284f4c30c"/>
+    <w:bookmarkEnd w:id="32"/>
+    <w:bookmarkStart w:id="33" w:name="Xfc9b6d86eaf7b0200b3a204cdf5337284f4c30c"/>
     <w:p>
       <w:pPr>
         <w:pStyle w:val="Heading3"/>
@@ -8972,8 +9155,8 @@
         <w:t xml:space="preserve">negotiated state — package, inclusions, milestones, meetings, contracts — that the couple had entered while the vendor was off-platform.</w:t>
       </w:r>
     </w:p>
-    <w:bookmarkEnd w:id="32"/>
-    <w:bookmarkStart w:id="33" w:name="failure-modes"/>
+    <w:bookmarkEnd w:id="33"/>
+    <w:bookmarkStart w:id="34" w:name="failure-modes"/>
     <w:p>
       <w:pPr>
         <w:pStyle w:val="Heading3"/>
@@ -9398,8 +9581,8 @@
         </w:tc>
       </w:tr>
     </w:tbl>
-    <w:bookmarkEnd w:id="33"/>
-    <w:bookmarkStart w:id="34" w:name="verification-payout-and-pro-implications"/>
+    <w:bookmarkEnd w:id="34"/>
+    <w:bookmarkStart w:id="35" w:name="verification-payout-and-pro-implications"/>
     <w:p>
       <w:pPr>
         <w:pStyle w:val="Heading3"/>
@@ -9479,8 +9662,8 @@
         <w:t xml:space="preserve">row for audit / attribution but does not change any verification, payout, or marketplace status.</w:t>
       </w:r>
     </w:p>
-    <w:bookmarkEnd w:id="34"/>
-    <w:bookmarkStart w:id="35" w:name="email-template-transactional"/>
+    <w:bookmarkEnd w:id="35"/>
+    <w:bookmarkStart w:id="36" w:name="email-template-transactional"/>
     <w:p>
       <w:pPr>
         <w:pStyle w:val="Heading3"/>
@@ -9730,9 +9913,9 @@
         </w:pict>
       </w:r>
     </w:p>
-    <w:bookmarkEnd w:id="35"/>
     <w:bookmarkEnd w:id="36"/>
-    <w:bookmarkStart w:id="37" w:name="pro-subscription-locked-weekly-model"/>
+    <w:bookmarkEnd w:id="37"/>
+    <w:bookmarkStart w:id="38" w:name="pro-subscription-locked-weekly-model"/>
     <w:p>
       <w:pPr>
         <w:pStyle w:val="Heading2"/>
@@ -10548,8 +10731,8 @@
         </w:pict>
       </w:r>
     </w:p>
-    <w:bookmarkEnd w:id="37"/>
-    <w:bookmarkStart w:id="38" w:name="Xd264a0affc7446f6f13635fd6f92c1be79733e8"/>
+    <w:bookmarkEnd w:id="38"/>
+    <w:bookmarkStart w:id="39" w:name="Xd264a0affc7446f6f13635fd6f92c1be79733e8"/>
     <w:p>
       <w:pPr>
         <w:pStyle w:val="Heading2"/>
@@ -10707,8 +10890,8 @@
         </w:pict>
       </w:r>
     </w:p>
-    <w:bookmarkEnd w:id="38"/>
-    <w:bookmarkStart w:id="39" w:name="Xb383536f5b215e1a6ea0ed0d0dc60c966910700"/>
+    <w:bookmarkEnd w:id="39"/>
+    <w:bookmarkStart w:id="40" w:name="Xb383536f5b215e1a6ea0ed0d0dc60c966910700"/>
     <w:p>
       <w:pPr>
         <w:pStyle w:val="Heading2"/>
@@ -10773,8 +10956,8 @@
         </w:pict>
       </w:r>
     </w:p>
-    <w:bookmarkEnd w:id="39"/>
-    <w:bookmarkStart w:id="40" w:name="X3f446e683ec15c093c98e88e17c08a7b828fea9"/>
+    <w:bookmarkEnd w:id="40"/>
+    <w:bookmarkStart w:id="41" w:name="X3f446e683ec15c093c98e88e17c08a7b828fea9"/>
     <w:p>
       <w:pPr>
         <w:pStyle w:val="Heading2"/>
@@ -11038,8 +11221,8 @@
         <w:t xml:space="preserve">}</w:t>
       </w:r>
     </w:p>
-    <w:bookmarkEnd w:id="40"/>
-    <w:bookmarkStart w:id="41" w:name="b.-calendar-mobile-view-rules"/>
+    <w:bookmarkEnd w:id="41"/>
+    <w:bookmarkStart w:id="42" w:name="b.-calendar-mobile-view-rules"/>
     <w:p>
       <w:pPr>
         <w:pStyle w:val="Heading2"/>
@@ -11119,8 +11302,8 @@
         </w:pict>
       </w:r>
     </w:p>
-    <w:bookmarkEnd w:id="41"/>
-    <w:bookmarkStart w:id="42" w:name="c.-agent-attribution-on-every-booking"/>
+    <w:bookmarkEnd w:id="42"/>
+    <w:bookmarkStart w:id="43" w:name="c.-agent-attribution-on-every-booking"/>
     <w:p>
       <w:pPr>
         <w:pStyle w:val="Heading2"/>
@@ -11169,8 +11352,8 @@
         </w:pict>
       </w:r>
     </w:p>
-    <w:bookmarkEnd w:id="42"/>
-    <w:bookmarkStart w:id="43" w:name="Xd00bb0f48f5b67697e3de3e187d14fc62b542b1"/>
+    <w:bookmarkEnd w:id="43"/>
+    <w:bookmarkStart w:id="44" w:name="Xd00bb0f48f5b67697e3de3e187d14fc62b542b1"/>
     <w:p>
       <w:pPr>
         <w:pStyle w:val="Heading2"/>
@@ -11649,8 +11832,8 @@
         </w:pict>
       </w:r>
     </w:p>
-    <w:bookmarkEnd w:id="43"/>
-    <w:bookmarkStart w:id="46" w:name="Xc0c3b0e677f2ed9419f7b0e5b27d1cc843fdb54"/>
+    <w:bookmarkEnd w:id="44"/>
+    <w:bookmarkStart w:id="47" w:name="Xc0c3b0e677f2ed9419f7b0e5b27d1cc843fdb54"/>
     <w:p>
       <w:pPr>
         <w:pStyle w:val="Heading2"/>
@@ -11680,7 +11863,7 @@
         <w:t xml:space="preserve">, replacing the original single ₱1,499/week Sponsored Boost SKU:</w:t>
       </w:r>
     </w:p>
-    <w:bookmarkStart w:id="44" w:name="Xe66d5c482ebf934dae7d85a9ee422e743771e77"/>
+    <w:bookmarkStart w:id="45" w:name="Xe66d5c482ebf934dae7d85a9ee422e743771e77"/>
     <w:p>
       <w:pPr>
         <w:pStyle w:val="Heading3"/>
@@ -11970,8 +12153,8 @@
         <w:t xml:space="preserve">Auto-renews weekly unless paused</w:t>
       </w:r>
     </w:p>
-    <w:bookmarkEnd w:id="44"/>
-    <w:bookmarkStart w:id="45" w:name="X5f0451bb277dc320be359cc30db29e809d514c3"/>
+    <w:bookmarkEnd w:id="45"/>
+    <w:bookmarkStart w:id="46" w:name="X5f0451bb277dc320be359cc30db29e809d514c3"/>
     <w:p>
       <w:pPr>
         <w:pStyle w:val="Heading3"/>
@@ -12774,9 +12957,9 @@
         </w:pict>
       </w:r>
     </w:p>
-    <w:bookmarkEnd w:id="45"/>
     <w:bookmarkEnd w:id="46"/>
-    <w:bookmarkStart w:id="54" w:name="Xf4bbeca8e88d1500fb06239bf3eb045107d3add"/>
+    <w:bookmarkEnd w:id="47"/>
+    <w:bookmarkStart w:id="55" w:name="Xf4bbeca8e88d1500fb06239bf3eb045107d3add"/>
     <w:p>
       <w:pPr>
         <w:pStyle w:val="Heading2"/>
@@ -12793,7 +12976,7 @@
         <w:t xml:space="preserve">Two rules govern how money actually moves between couple and vendor.</w:t>
       </w:r>
     </w:p>
-    <w:bookmarkStart w:id="47" w:name="X837dc5b9e7509b11347cbac77e02e40543febdb"/>
+    <w:bookmarkStart w:id="48" w:name="X837dc5b9e7509b11347cbac77e02e40543febdb"/>
     <w:p>
       <w:pPr>
         <w:pStyle w:val="Heading3"/>
@@ -12902,8 +13085,8 @@
         <w:t xml:space="preserve">After the contract is signed, the final price is locked. Changing it requires both parties to re-sign a new contract.</w:t>
       </w:r>
     </w:p>
-    <w:bookmarkEnd w:id="47"/>
-    <w:bookmarkStart w:id="48" w:name="Xef2810129e611adab9988c95d02d7a704d51aff"/>
+    <w:bookmarkEnd w:id="48"/>
+    <w:bookmarkStart w:id="49" w:name="Xef2810129e611adab9988c95d02d7a704d51aff"/>
     <w:p>
       <w:pPr>
         <w:pStyle w:val="Heading3"/>
@@ -13401,8 +13584,8 @@
         <w:t xml:space="preserve">Logged in admin audit trail. Tracks the informal claim cases that will inform the V1.5 Guarantee pricing + reserve sizing.</w:t>
       </w:r>
     </w:p>
-    <w:bookmarkEnd w:id="48"/>
-    <w:bookmarkStart w:id="49" w:name="X9bff8c867ca220d7013c060f0a349b47d67e289"/>
+    <w:bookmarkEnd w:id="49"/>
+    <w:bookmarkStart w:id="50" w:name="X9bff8c867ca220d7013c060f0a349b47d67e289"/>
     <w:p>
       <w:pPr>
         <w:pStyle w:val="Heading3"/>
@@ -13579,8 +13762,8 @@
         <w:t xml:space="preserve">Covers (i) PH VAT ≈ 0.5% effective, (ii) gateway fees ~2.5%, (iii) reconciliation + customer-support cost ~1%, (iv) Guarantee reserve fund (set aside for breach payouts) ~1%. High enough to support actual refunds without bleeding margin; low enough that couples view the protection as cheap insurance on a high-stakes purchase.</w:t>
       </w:r>
     </w:p>
-    <w:bookmarkEnd w:id="49"/>
-    <w:bookmarkStart w:id="50" w:name="Xe06dd885216d0192e2c4405ba1078917fd9419a"/>
+    <w:bookmarkEnd w:id="50"/>
+    <w:bookmarkStart w:id="51" w:name="Xe06dd885216d0192e2c4405ba1078917fd9419a"/>
     <w:p>
       <w:pPr>
         <w:pStyle w:val="Heading3"/>
@@ -13626,8 +13809,8 @@
         <w:t xml:space="preserve">for the active model.</w:t>
       </w:r>
     </w:p>
-    <w:bookmarkEnd w:id="50"/>
-    <w:bookmarkStart w:id="51" w:name="rule-5-force-majeure-carve-out"/>
+    <w:bookmarkEnd w:id="51"/>
+    <w:bookmarkStart w:id="52" w:name="rule-5-force-majeure-carve-out"/>
     <w:p>
       <w:pPr>
         <w:pStyle w:val="Heading3"/>
@@ -13700,8 +13883,8 @@
         <w:t xml:space="preserve">triggers the reliability deduction.</w:t>
       </w:r>
     </w:p>
-    <w:bookmarkEnd w:id="51"/>
-    <w:bookmarkStart w:id="52" w:name="X012ec0c1835c3dea7c5659c8b0e192acc5bdcc4"/>
+    <w:bookmarkEnd w:id="52"/>
+    <w:bookmarkStart w:id="53" w:name="X012ec0c1835c3dea7c5659c8b0e192acc5bdcc4"/>
     <w:p>
       <w:pPr>
         <w:pStyle w:val="Heading3"/>
@@ -13987,8 +14170,8 @@
         <w:t xml:space="preserve">Couple-only review on the stage progression: if the vendor self-reported stage 4 but didn't actually arrive, the couple raises a dispute and Setnayan mediation rolls the stage back. The combination of vendor self-report + couple review + Setnayan mediation gives objective evidence to settle refund claims.</w:t>
       </w:r>
     </w:p>
-    <w:bookmarkEnd w:id="52"/>
-    <w:bookmarkStart w:id="53" w:name="X14578abca22c4841673dcf744884409fc14ebd2"/>
+    <w:bookmarkEnd w:id="53"/>
+    <w:bookmarkStart w:id="54" w:name="X14578abca22c4841673dcf744884409fc14ebd2"/>
     <w:p>
       <w:pPr>
         <w:pStyle w:val="Heading3"/>
@@ -14246,9 +14429,9 @@
         </w:pict>
       </w:r>
     </w:p>
-    <w:bookmarkEnd w:id="53"/>
     <w:bookmarkEnd w:id="54"/>
-    <w:bookmarkStart w:id="59" w:name="X1b81a714177968d602bdf43250e8089c3eea797"/>
+    <w:bookmarkEnd w:id="55"/>
+    <w:bookmarkStart w:id="60" w:name="X1b81a714177968d602bdf43250e8089c3eea797"/>
     <w:p>
       <w:pPr>
         <w:pStyle w:val="Heading2"/>
@@ -14265,7 +14448,7 @@
         <w:t xml:space="preserve">Three distinct ways vendors plug into Setnayan, each with a different revenue model:</w:t>
       </w:r>
     </w:p>
-    <w:bookmarkStart w:id="55" w:name="Xe93e0425e0d9039b085542792f470cebb0e7ec6"/>
+    <w:bookmarkStart w:id="56" w:name="Xe93e0425e0d9039b085542792f470cebb0e7ec6"/>
     <w:p>
       <w:pPr>
         <w:pStyle w:val="Heading3"/>
@@ -14479,8 +14662,8 @@
         <w:t xml:space="preserve">)</w:t>
       </w:r>
     </w:p>
-    <w:bookmarkEnd w:id="55"/>
-    <w:bookmarkStart w:id="56" w:name="Xaf931c5630169b86805193ceb03e7edd47a219a"/>
+    <w:bookmarkEnd w:id="56"/>
+    <w:bookmarkStart w:id="57" w:name="Xaf931c5630169b86805193ceb03e7edd47a219a"/>
     <w:p>
       <w:pPr>
         <w:pStyle w:val="Heading3"/>
@@ -14811,8 +14994,8 @@
         <w:t xml:space="preserve">)</w:t>
       </w:r>
     </w:p>
-    <w:bookmarkEnd w:id="56"/>
-    <w:bookmarkStart w:id="57" w:name="c.-pro-included-benefits"/>
+    <w:bookmarkEnd w:id="57"/>
+    <w:bookmarkStart w:id="58" w:name="c.-pro-included-benefits"/>
     <w:p>
       <w:pPr>
         <w:pStyle w:val="Heading3"/>
@@ -14902,8 +15085,8 @@
         <w:t xml:space="preserve">- Plus future inclusions as Pro evolves</w:t>
       </w:r>
     </w:p>
-    <w:bookmarkEnd w:id="57"/>
-    <w:bookmarkStart w:id="58" w:name="cross-category-summary"/>
+    <w:bookmarkEnd w:id="58"/>
+    <w:bookmarkStart w:id="59" w:name="cross-category-summary"/>
     <w:p>
       <w:pPr>
         <w:pStyle w:val="Heading3"/>
@@ -15140,9 +15323,9 @@
         </w:pict>
       </w:r>
     </w:p>
-    <w:bookmarkEnd w:id="58"/>
     <w:bookmarkEnd w:id="59"/>
-    <w:bookmarkStart w:id="60" w:name="Xd46906442edde2cd81d2d61acd1b1b7e0e9cea7"/>
+    <w:bookmarkEnd w:id="60"/>
+    <w:bookmarkStart w:id="61" w:name="Xd46906442edde2cd81d2d61acd1b1b7e0e9cea7"/>
     <w:p>
       <w:pPr>
         <w:pStyle w:val="Heading2"/>
@@ -15296,8 +15479,8 @@
         </w:pict>
       </w:r>
     </w:p>
-    <w:bookmarkEnd w:id="60"/>
-    <w:bookmarkStart w:id="61" w:name="X7b2b41d44105dffbc4eecbdd7dbb41b194e286d"/>
+    <w:bookmarkEnd w:id="61"/>
+    <w:bookmarkStart w:id="62" w:name="X7b2b41d44105dffbc4eecbdd7dbb41b194e286d"/>
     <w:p>
       <w:pPr>
         <w:pStyle w:val="Heading2"/>
@@ -15428,8 +15611,8 @@
         <w:t xml:space="preserve">Schema + title/meta + indexability are the 0006/Playbook §4.4/§5.2 responsibility; this surface only authors the content.</w:t>
       </w:r>
     </w:p>
-    <w:bookmarkEnd w:id="61"/>
-    <w:bookmarkStart w:id="62" w:name="cross-iteration-handoffs"/>
+    <w:bookmarkEnd w:id="62"/>
+    <w:bookmarkStart w:id="63" w:name="cross-iteration-handoffs"/>
     <w:p>
       <w:pPr>
         <w:pStyle w:val="Heading2"/>
@@ -15570,8 +15753,8 @@
         </w:pict>
       </w:r>
     </w:p>
-    <w:bookmarkEnd w:id="62"/>
-    <w:bookmarkStart w:id="63" w:name="Xd4881637e7acba4a4ba0743ec8ee3c62da9c61c"/>
+    <w:bookmarkEnd w:id="63"/>
+    <w:bookmarkStart w:id="64" w:name="Xd4881637e7acba4a4ba0743ec8ee3c62da9c61c"/>
     <w:p>
       <w:pPr>
         <w:pStyle w:val="Heading2"/>
@@ -16124,8 +16307,8 @@
         </w:pict>
       </w:r>
     </w:p>
-    <w:bookmarkEnd w:id="63"/>
-    <w:bookmarkStart w:id="74" w:name="Xf8496184cc3da5533cc9c53e28eafe5ce2d77ec"/>
+    <w:bookmarkEnd w:id="64"/>
+    <w:bookmarkStart w:id="75" w:name="Xf8496184cc3da5533cc9c53e28eafe5ce2d77ec"/>
     <w:p>
       <w:pPr>
         <w:pStyle w:val="Heading2"/>
@@ -16151,7 +16334,7 @@
         <w:t xml:space="preserve">). Vendors hold per-service Specialized Pro Tools subscriptions / render-pack credits on top of their universal Free / Pro / Max vendor tier (§ 3). The two tier systems are independent — a Free Vendor can subscribe to Professional Mood Board; a Pro Vendor can stay on Free Mood Board.</w:t>
       </w:r>
     </w:p>
-    <w:bookmarkStart w:id="64" w:name="pro-tools-surface-in-vendor-dashboard"/>
+    <w:bookmarkStart w:id="65" w:name="pro-tools-surface-in-vendor-dashboard"/>
     <w:p>
       <w:pPr>
         <w:pStyle w:val="Heading3"/>
@@ -16319,8 +16502,8 @@
         </w:tc>
       </w:tr>
     </w:tbl>
-    <w:bookmarkEnd w:id="64"/>
-    <w:bookmarkStart w:id="69" w:name="X0f5563068e15eede94caf427dadf7009cc6ae86"/>
+    <w:bookmarkEnd w:id="65"/>
+    <w:bookmarkStart w:id="70" w:name="X0f5563068e15eede94caf427dadf7009cc6ae86"/>
     <w:p>
       <w:pPr>
         <w:pStyle w:val="Heading3"/>
@@ -16339,7 +16522,7 @@
       <w:r>
         <w:t xml:space="preserve"> </w:t>
       </w:r>
-      <w:hyperlink r:id="rId65">
+      <w:hyperlink r:id="rId66">
         <w:r>
           <w:rPr>
             <w:rStyle w:val="Hyperlink"/>
@@ -16406,7 +16589,7 @@
       <w:r>
         <w:t xml:space="preserve"> </w:t>
       </w:r>
-      <w:hyperlink r:id="rId66">
+      <w:hyperlink r:id="rId67">
         <w:r>
           <w:rPr>
             <w:rStyle w:val="Hyperlink"/>
@@ -16467,7 +16650,7 @@
       <w:r>
         <w:t xml:space="preserve"> </w:t>
       </w:r>
-      <w:hyperlink r:id="rId67">
+      <w:hyperlink r:id="rId68">
         <w:r>
           <w:rPr>
             <w:rStyle w:val="Hyperlink"/>
@@ -16489,7 +16672,7 @@
       <w:r>
         <w:t xml:space="preserve"> </w:t>
       </w:r>
-      <w:hyperlink r:id="rId68">
+      <w:hyperlink r:id="rId69">
         <w:r>
           <w:rPr>
             <w:rStyle w:val="Hyperlink"/>
@@ -16516,8 +16699,8 @@
         <w:t xml:space="preserve">badge on the stylist’s card — signals to couples that this stylist can generate AI-composited scene visualizations of their wedding (per host access pattern from the 2026-05-22 lock — hosts reach renders by hiring a stylist who holds Mood Board credits).</w:t>
       </w:r>
     </w:p>
-    <w:bookmarkEnd w:id="69"/>
-    <w:bookmarkStart w:id="71" w:name="Xb73185af4a5b9c4edc2296f9ca6509a210167dc"/>
+    <w:bookmarkEnd w:id="70"/>
+    <w:bookmarkStart w:id="72" w:name="Xb73185af4a5b9c4edc2296f9ca6509a210167dc"/>
     <w:p>
       <w:pPr>
         <w:pStyle w:val="Heading3"/>
@@ -17278,7 +17461,7 @@
       <w:r>
         <w:t xml:space="preserve"> </w:t>
       </w:r>
-      <w:hyperlink r:id="rId70">
+      <w:hyperlink r:id="rId71">
         <w:r>
           <w:rPr>
             <w:rStyle w:val="Hyperlink"/>
@@ -17302,8 +17485,8 @@
         <w:t xml:space="preserve">in the pricing sheet. Final pricing TBD per SKU — pure-code SKUs likely settle in ₱499-₱999/wk range, AI SKUs in ₱1,999-₱2,999/wk range with bundled allowance + overage packs.</w:t>
       </w:r>
     </w:p>
-    <w:bookmarkEnd w:id="71"/>
-    <w:bookmarkStart w:id="73" w:name="engineering-pending"/>
+    <w:bookmarkEnd w:id="72"/>
+    <w:bookmarkStart w:id="74" w:name="engineering-pending"/>
     <w:p>
       <w:pPr>
         <w:pStyle w:val="Heading3"/>
@@ -17377,7 +17560,7 @@
       <w:r>
         <w:t xml:space="preserve"> </w:t>
       </w:r>
-      <w:hyperlink r:id="rId66">
+      <w:hyperlink r:id="rId67">
         <w:r>
           <w:rPr>
             <w:rStyle w:val="Hyperlink"/>
@@ -17432,7 +17615,7 @@
       <w:r>
         <w:t xml:space="preserve"> </w:t>
       </w:r>
-      <w:hyperlink r:id="rId72">
+      <w:hyperlink r:id="rId73">
         <w:r>
           <w:rPr>
             <w:rStyle w:val="Hyperlink"/>
@@ -17451,9 +17634,9 @@
         </w:pict>
       </w:r>
     </w:p>
-    <w:bookmarkEnd w:id="73"/>
     <w:bookmarkEnd w:id="74"/>
-    <w:bookmarkStart w:id="75" w:name="companions-and-next-steps"/>
+    <w:bookmarkEnd w:id="75"/>
+    <w:bookmarkStart w:id="76" w:name="companions-and-next-steps"/>
     <w:p>
       <w:pPr>
         <w:pStyle w:val="Heading2"/>
@@ -17560,8 +17743,123 @@
         <w:t xml:space="preserve">(drafted) — Save-the-Date Maker — 30 head-turning templates, customer uploads 3-8 video clips, render in 3 formats, ₱49 per render.</w:t>
       </w:r>
     </w:p>
-    <w:bookmarkEnd w:id="75"/>
+    <w:p>
+      <w:r>
+        <w:pict>
+          <v:rect style="width:0;height:1.5pt" o:hralign="center" o:hrstd="t" o:hr="t"/>
+        </w:pict>
+      </w:r>
+    </w:p>
     <w:bookmarkEnd w:id="76"/>
+    <w:bookmarkStart w:id="77" w:name="X94618a135aaf54a05e5245049a4ea876c9f9b19"/>
+    <w:p>
+      <w:pPr>
+        <w:pStyle w:val="Heading2"/>
+      </w:pPr>
+      <w:r>
+        <w:t xml:space="preserve">Payment Options surface —</w:t>
+      </w:r>
+      <w:r>
+        <w:t xml:space="preserve"> </w:t>
+      </w:r>
+      <w:r>
+        <w:t xml:space="preserve">“How clients pay you”</w:t>
+      </w:r>
+      <w:r>
+        <w:t xml:space="preserve"> </w:t>
+      </w:r>
+      <w:r>
+        <w:t xml:space="preserve">(added 2026-06-04)</w:t>
+      </w:r>
+    </w:p>
+    <w:p>
+      <w:pPr>
+        <w:pStyle w:val="BlockText"/>
+      </w:pPr>
+      <w:r>
+        <w:t xml:space="preserve">Shipped 2026-06-04 (PR #969). A Money-group surface at</w:t>
+      </w:r>
+      <w:r>
+        <w:t xml:space="preserve"> </w:t>
+      </w:r>
+      <w:r>
+        <w:rPr>
+          <w:rStyle w:val="VerbatimChar"/>
+        </w:rPr>
+        <w:t xml:space="preserve">/vendor-dashboard/payment-options</w:t>
+      </w:r>
+      <w:r>
+        <w:t xml:space="preserve"> </w:t>
+      </w:r>
+      <w:r>
+        <w:t xml:space="preserve">where the vendor publishes their own payment destinations (bank/e-wallet details, an uploaded QR, or a payment link) so couples pay them directly, off-platform. Canonical spec + schema:</w:t>
+      </w:r>
+      <w:r>
+        <w:t xml:space="preserve"> </w:t>
+      </w:r>
+      <w:r>
+        <w:rPr>
+          <w:b/>
+          <w:bCs/>
+        </w:rPr>
+        <w:t xml:space="preserve">0034 -&gt;</w:t>
+      </w:r>
+      <w:r>
+        <w:rPr>
+          <w:b/>
+          <w:bCs/>
+        </w:rPr>
+        <w:t xml:space="preserve"> </w:t>
+      </w:r>
+      <w:r>
+        <w:rPr>
+          <w:b/>
+          <w:bCs/>
+        </w:rPr>
+        <w:t xml:space="preserve">“Vendor Payment Options — off-platform direct rail”</w:t>
+      </w:r>
+      <w:r>
+        <w:t xml:space="preserve">.</w:t>
+      </w:r>
+    </w:p>
+    <w:p>
+      <w:pPr>
+        <w:pStyle w:val="BlockText"/>
+      </w:pPr>
+      <w:r>
+        <w:t xml:space="preserve">Vendor-side specifics: add / delete / set-primary / show-hide each method; a type picker; QR upload to R2; live link domain classification (allowlist green / unknown-domain</w:t>
+      </w:r>
+      <w:r>
+        <w:t xml:space="preserve"> </w:t>
+      </w:r>
+      <w:r>
+        <w:t xml:space="preserve">“pending review”</w:t>
+      </w:r>
+      <w:r>
+        <w:t xml:space="preserve"> </w:t>
+      </w:r>
+      <w:r>
+        <w:t xml:space="preserve">/ shortener blocked).</w:t>
+      </w:r>
+      <w:r>
+        <w:t xml:space="preserve"> </w:t>
+      </w:r>
+      <w:r>
+        <w:rPr>
+          <w:b/>
+          <w:bCs/>
+        </w:rPr>
+        <w:t xml:space="preserve">Payment links are gated to Pro &amp; Enterprise</w:t>
+      </w:r>
+      <w:r>
+        <w:t xml:space="preserve"> </w:t>
+      </w:r>
+      <w:r>
+        <w:t xml:space="preserve">vendors (active paid subscription) — Free/Verified vendors see an upgrade upsell; QR + bank stay open to all tiers. RLS: a vendor owns only their own rows.</w:t>
+      </w:r>
+    </w:p>
+    <w:bookmarkEnd w:id="77"/>
+    <w:bookmarkEnd w:id="78"/>
     <w:sectPr>
       <w:footnotePr>
         <w:numRestart w:val="eachSect"/>
